--- a/docs/sistema de detecção de anomalias.docx
+++ b/docs/sistema de detecção de anomalias.docx
@@ -1,6 +1,6 @@
 
 <file path=word/document.xml><?xml version="1.0" encoding="utf-8"?>
-<w:document xmlns:wpc="http://schemas.microsoft.com/office/word/2010/wordprocessingCanvas" xmlns:cx="http://schemas.microsoft.com/office/drawing/2014/chartex" xmlns:cx1="http://schemas.microsoft.com/office/drawing/2015/9/8/chartex" xmlns:cx2="http://schemas.microsoft.com/office/drawing/2015/10/21/chartex" xmlns:cx3="http://schemas.microsoft.com/office/drawing/2016/5/9/chartex" xmlns:cx4="http://schemas.microsoft.com/office/drawing/2016/5/10/chartex" xmlns:cx5="http://schemas.microsoft.com/office/drawing/2016/5/11/chartex" xmlns:cx6="http://schemas.microsoft.com/office/drawing/2016/5/12/chartex" xmlns:cx7="http://schemas.microsoft.com/office/drawing/2016/5/13/chartex" xmlns:cx8="http://schemas.microsoft.com/office/drawing/2016/5/14/chartex" xmlns:mc="http://schemas.openxmlformats.org/markup-compatibility/2006" xmlns:aink="http://schemas.microsoft.com/office/drawing/2016/ink" xmlns:am3d="http://schemas.microsoft.com/office/drawing/2017/model3d" xmlns:o="urn:schemas-microsoft-com:office:office" xmlns:oel="http://schemas.microsoft.com/office/2019/extlst" xmlns:r="http://schemas.openxmlformats.org/officeDocument/2006/relationships" xmlns:m="http://schemas.openxmlformats.org/officeDocument/2006/math" xmlns:v="urn:schemas-microsoft-com:vml" xmlns:wp14="http://schemas.microsoft.com/office/word/2010/wordprocessingDrawing" xmlns:wp="http://schemas.openxmlformats.org/drawingml/2006/wordprocessingDrawing" xmlns:w10="urn:schemas-microsoft-com:office:word" xmlns:w="http://schemas.openxmlformats.org/wordprocessingml/2006/main" xmlns:w14="http://schemas.microsoft.com/office/word/2010/wordml" xmlns:w15="http://schemas.microsoft.com/office/word/2012/wordml" xmlns:w16cex="http://schemas.microsoft.com/office/word/2018/wordml/cex" xmlns:w16cid="http://schemas.microsoft.com/office/word/2016/wordml/cid" xmlns:w16="http://schemas.microsoft.com/office/word/2018/wordml" xmlns:w16sdtdh="http://schemas.microsoft.com/office/word/2020/wordml/sdtdatahash" xmlns:w16se="http://schemas.microsoft.com/office/word/2015/wordml/symex" xmlns:wpg="http://schemas.microsoft.com/office/word/2010/wordprocessingGroup" xmlns:wpi="http://schemas.microsoft.com/office/word/2010/wordprocessingInk" xmlns:wne="http://schemas.microsoft.com/office/word/2006/wordml" xmlns:wps="http://schemas.microsoft.com/office/word/2010/wordprocessingShape" mc:Ignorable="w14 w15 w16se w16cid w16 w16cex w16sdtdh wp14">
+<w:document xmlns:wpc="http://schemas.microsoft.com/office/word/2010/wordprocessingCanvas" xmlns:cx="http://schemas.microsoft.com/office/drawing/2014/chartex" xmlns:cx1="http://schemas.microsoft.com/office/drawing/2015/9/8/chartex" xmlns:cx2="http://schemas.microsoft.com/office/drawing/2015/10/21/chartex" xmlns:cx3="http://schemas.microsoft.com/office/drawing/2016/5/9/chartex" xmlns:cx4="http://schemas.microsoft.com/office/drawing/2016/5/10/chartex" xmlns:cx5="http://schemas.microsoft.com/office/drawing/2016/5/11/chartex" xmlns:cx6="http://schemas.microsoft.com/office/drawing/2016/5/12/chartex" xmlns:cx7="http://schemas.microsoft.com/office/drawing/2016/5/13/chartex" xmlns:cx8="http://schemas.microsoft.com/office/drawing/2016/5/14/chartex" xmlns:mc="http://schemas.openxmlformats.org/markup-compatibility/2006" xmlns:aink="http://schemas.microsoft.com/office/drawing/2016/ink" xmlns:am3d="http://schemas.microsoft.com/office/drawing/2017/model3d" xmlns:o="urn:schemas-microsoft-com:office:office" xmlns:oel="http://schemas.microsoft.com/office/2019/extlst" xmlns:r="http://schemas.openxmlformats.org/officeDocument/2006/relationships" xmlns:m="http://schemas.openxmlformats.org/officeDocument/2006/math" xmlns:v="urn:schemas-microsoft-com:vml" xmlns:wp14="http://schemas.microsoft.com/office/word/2010/wordprocessingDrawing" xmlns:wp="http://schemas.openxmlformats.org/drawingml/2006/wordprocessingDrawing" xmlns:w10="urn:schemas-microsoft-com:office:word" xmlns:w="http://schemas.openxmlformats.org/wordprocessingml/2006/main" xmlns:w14="http://schemas.microsoft.com/office/word/2010/wordml" xmlns:w15="http://schemas.microsoft.com/office/word/2012/wordml" xmlns:w16cex="http://schemas.microsoft.com/office/word/2018/wordml/cex" xmlns:w16cid="http://schemas.microsoft.com/office/word/2016/wordml/cid" xmlns:w16="http://schemas.microsoft.com/office/word/2018/wordml" xmlns:w16du="http://schemas.microsoft.com/office/word/2023/wordml/word16du" xmlns:w16sdtdh="http://schemas.microsoft.com/office/word/2020/wordml/sdtdatahash" xmlns:w16sdtfl="http://schemas.microsoft.com/office/word/2024/wordml/sdtformatlock" xmlns:w16se="http://schemas.microsoft.com/office/word/2015/wordml/symex" xmlns:wpg="http://schemas.microsoft.com/office/word/2010/wordprocessingGroup" xmlns:wpi="http://schemas.microsoft.com/office/word/2010/wordprocessingInk" xmlns:wne="http://schemas.microsoft.com/office/word/2006/wordml" xmlns:wps="http://schemas.microsoft.com/office/word/2010/wordprocessingShape" mc:Ignorable="w14 w15 w16se w16cid w16 w16cex w16sdtdh w16sdtfl w16du wp14">
   <w:body>
     <w:p>
       <w:pPr>
@@ -192,23 +192,13 @@
           <w:rFonts w:ascii="Arial" w:hAnsi="Arial" w:cs="Arial"/>
         </w:rPr>
       </w:pPr>
-      <w:proofErr w:type="spellStart"/>
       <w:r>
         <w:rPr>
           <w:rFonts w:ascii="Arial" w:hAnsi="Arial" w:cs="Arial"/>
           <w:b/>
           <w:bCs/>
         </w:rPr>
-        <w:t>Luis</w:t>
-      </w:r>
-      <w:proofErr w:type="spellEnd"/>
-      <w:r>
-        <w:rPr>
-          <w:rFonts w:ascii="Arial" w:hAnsi="Arial" w:cs="Arial"/>
-          <w:b/>
-          <w:bCs/>
-        </w:rPr>
-        <w:t xml:space="preserve"> Felipe Nassif</w:t>
+        <w:t>Luis Felipe Nassif</w:t>
       </w:r>
       <w:r>
         <w:rPr>
@@ -588,23 +578,13 @@
           <w:rFonts w:ascii="Arial" w:hAnsi="Arial" w:cs="Arial"/>
         </w:rPr>
       </w:pPr>
-      <w:proofErr w:type="spellStart"/>
       <w:r>
         <w:rPr>
           <w:rFonts w:ascii="Arial" w:hAnsi="Arial" w:cs="Arial"/>
           <w:b/>
           <w:bCs/>
         </w:rPr>
-        <w:t>Luis</w:t>
-      </w:r>
-      <w:proofErr w:type="spellEnd"/>
-      <w:r>
-        <w:rPr>
-          <w:rFonts w:ascii="Arial" w:hAnsi="Arial" w:cs="Arial"/>
-          <w:b/>
-          <w:bCs/>
-        </w:rPr>
-        <w:t xml:space="preserve"> Felipe Nassif </w:t>
+        <w:t xml:space="preserve">Luis Felipe Nassif </w:t>
       </w:r>
       <w:r>
         <w:rPr>
@@ -738,7 +718,7 @@
         <w:rPr>
           <w:rFonts w:ascii="Arial" w:hAnsi="Arial" w:cs="Arial"/>
         </w:rPr>
-        <w:t xml:space="preserve">Trabalho de </w:t>
+        <w:t xml:space="preserve">Trabalho </w:t>
       </w:r>
       <w:r>
         <w:rPr>
@@ -872,7 +852,13 @@
     <w:sdt>
       <w:sdtPr>
         <w:rPr>
-          <w:rFonts w:ascii="Arial" w:hAnsi="Arial" w:cs="Arial"/>
+          <w:rFonts w:ascii="Arial" w:eastAsiaTheme="minorHAnsi" w:hAnsi="Arial" w:cs="Arial"/>
+          <w:color w:val="auto"/>
+          <w:kern w:val="2"/>
+          <w:sz w:val="24"/>
+          <w:szCs w:val="24"/>
+          <w:lang w:eastAsia="en-US"/>
+          <w14:ligatures w14:val="standardContextual"/>
         </w:rPr>
         <w:id w:val="-2063940661"/>
         <w:docPartObj>
@@ -882,15 +868,8 @@
       </w:sdtPr>
       <w:sdtEndPr>
         <w:rPr>
-          <w:rFonts w:eastAsiaTheme="minorHAnsi"/>
           <w:b/>
           <w:bCs/>
-          <w:color w:val="auto"/>
-          <w:kern w:val="2"/>
-          <w:sz w:val="24"/>
-          <w:szCs w:val="24"/>
-          <w:lang w:eastAsia="en-US"/>
-          <w14:ligatures w14:val="standardContextual"/>
         </w:rPr>
       </w:sdtEndPr>
       <w:sdtContent>
@@ -3593,6 +3572,7 @@
     <w:p>
       <w:pPr>
         <w:spacing w:before="100" w:beforeAutospacing="1" w:after="100" w:afterAutospacing="1" w:line="240" w:lineRule="auto"/>
+        <w:ind w:firstLine="708"/>
         <w:rPr>
           <w:rFonts w:ascii="Arial" w:eastAsia="Times New Roman" w:hAnsi="Arial" w:cs="Arial"/>
           <w:kern w:val="0"/>
@@ -4076,7 +4056,7 @@
           <w:lang w:eastAsia="pt-BR"/>
           <w14:ligatures w14:val="none"/>
         </w:rPr>
-        <w:t>Neste projeto, o Arduino é utilizado como sistema embarcado responsável pela leitura dos sensores MQ2, MQ7 e DHT22, pelo tratamento básico de valores inválidos e pelo envio estruturado das informações via comunicação serial. Por se tratar de uma plataforma amplamente difundida, com vasta documentação e bibliotecas disponíveis, o Arduino facilita o desenvolvimento de protótipos funcionais de forma rápida e acessível.</w:t>
+        <w:t>Neste projeto, o Arduino é utilizado como sistema embarcado responsável pela leitura dos sensores, tratamento básico de valores inválidos e pelo envio estruturado das informações via comunicação serial. Por se tratar de uma plataforma amplamente difundida, com vasta documentação e bibliotecas disponíveis, o Arduino facilita o desenvolvimento de protótipos funcionais de forma rápida e acessível.</w:t>
       </w:r>
     </w:p>
     <w:p>
@@ -4118,7 +4098,7 @@
     <w:p>
       <w:pPr>
         <w:spacing w:before="100" w:beforeAutospacing="1" w:after="100" w:afterAutospacing="1" w:line="240" w:lineRule="auto"/>
-        <w:ind w:firstLine="360"/>
+        <w:ind w:firstLine="708"/>
         <w:rPr>
           <w:rFonts w:ascii="Arial" w:eastAsia="Times New Roman" w:hAnsi="Arial" w:cs="Arial"/>
           <w:kern w:val="0"/>
@@ -4244,7 +4224,7 @@
     <w:p>
       <w:pPr>
         <w:spacing w:before="100" w:beforeAutospacing="1" w:after="100" w:afterAutospacing="1" w:line="240" w:lineRule="auto"/>
-        <w:ind w:firstLine="360"/>
+        <w:ind w:firstLine="708"/>
         <w:rPr>
           <w:rFonts w:ascii="Arial" w:eastAsia="Times New Roman" w:hAnsi="Arial" w:cs="Arial"/>
           <w:kern w:val="0"/>
@@ -4322,7 +4302,7 @@
     <w:p>
       <w:pPr>
         <w:spacing w:before="100" w:beforeAutospacing="1" w:after="100" w:afterAutospacing="1" w:line="240" w:lineRule="auto"/>
-        <w:ind w:firstLine="360"/>
+        <w:ind w:firstLine="708"/>
         <w:rPr>
           <w:rFonts w:ascii="Arial" w:eastAsia="Times New Roman" w:hAnsi="Arial" w:cs="Arial"/>
           <w:kern w:val="0"/>
@@ -4362,7 +4342,7 @@
           <w14:ligatures w14:val="none"/>
         </w:rPr>
         <w:lastRenderedPageBreak/>
-        <w:t>Ler periodicamente as saídas dos sensores MQ2, MQ7 e DHT22;</w:t>
+        <w:t>Ler periodicamente as saídas dos sensores;</w:t>
       </w:r>
     </w:p>
     <w:p>
@@ -4745,6 +4725,193 @@
     <w:p>
       <w:pPr>
         <w:spacing w:before="100" w:beforeAutospacing="1" w:after="100" w:afterAutospacing="1" w:line="240" w:lineRule="auto"/>
+        <w:rPr>
+          <w:rFonts w:ascii="Arial" w:eastAsia="Times New Roman" w:hAnsi="Arial" w:cs="Arial"/>
+          <w:kern w:val="0"/>
+          <w:lang w:eastAsia="pt-BR"/>
+          <w14:ligatures w14:val="none"/>
+        </w:rPr>
+      </w:pPr>
+      <w:r>
+        <w:rPr>
+          <w:rFonts w:ascii="Arial" w:eastAsia="Times New Roman" w:hAnsi="Arial" w:cs="Arial"/>
+          <w:b/>
+          <w:bCs/>
+          <w:kern w:val="0"/>
+          <w:lang w:eastAsia="pt-BR"/>
+          <w14:ligatures w14:val="none"/>
+        </w:rPr>
+        <w:t xml:space="preserve">3.7 </w:t>
+      </w:r>
+      <w:proofErr w:type="spellStart"/>
+      <w:r>
+        <w:rPr>
+          <w:rFonts w:ascii="Arial" w:eastAsia="Times New Roman" w:hAnsi="Arial" w:cs="Arial"/>
+          <w:kern w:val="0"/>
+          <w:lang w:eastAsia="pt-BR"/>
+          <w14:ligatures w14:val="none"/>
+        </w:rPr>
+        <w:t>Isolation</w:t>
+      </w:r>
+      <w:proofErr w:type="spellEnd"/>
+      <w:r>
+        <w:rPr>
+          <w:rFonts w:ascii="Arial" w:eastAsia="Times New Roman" w:hAnsi="Arial" w:cs="Arial"/>
+          <w:kern w:val="0"/>
+          <w:lang w:eastAsia="pt-BR"/>
+          <w14:ligatures w14:val="none"/>
+        </w:rPr>
+        <w:t xml:space="preserve"> Forest</w:t>
+      </w:r>
+    </w:p>
+    <w:p>
+      <w:pPr>
+        <w:spacing w:before="100" w:beforeAutospacing="1" w:after="100" w:afterAutospacing="1" w:line="240" w:lineRule="auto"/>
+        <w:ind w:firstLine="708"/>
+        <w:rPr>
+          <w:rFonts w:ascii="Arial" w:eastAsia="Times New Roman" w:hAnsi="Arial" w:cs="Arial"/>
+          <w:kern w:val="0"/>
+          <w:lang w:eastAsia="pt-BR"/>
+          <w14:ligatures w14:val="none"/>
+        </w:rPr>
+      </w:pPr>
+      <w:r>
+        <w:rPr>
+          <w:rFonts w:ascii="Arial" w:eastAsia="Times New Roman" w:hAnsi="Arial" w:cs="Arial"/>
+          <w:kern w:val="0"/>
+          <w:lang w:eastAsia="pt-BR"/>
+          <w14:ligatures w14:val="none"/>
+        </w:rPr>
+        <w:t xml:space="preserve">O </w:t>
+      </w:r>
+      <w:proofErr w:type="spellStart"/>
+      <w:r>
+        <w:rPr>
+          <w:rFonts w:ascii="Arial" w:eastAsia="Times New Roman" w:hAnsi="Arial" w:cs="Arial"/>
+          <w:kern w:val="0"/>
+          <w:lang w:eastAsia="pt-BR"/>
+          <w14:ligatures w14:val="none"/>
+        </w:rPr>
+        <w:t>Isolation</w:t>
+      </w:r>
+      <w:proofErr w:type="spellEnd"/>
+      <w:r>
+        <w:rPr>
+          <w:rFonts w:ascii="Arial" w:eastAsia="Times New Roman" w:hAnsi="Arial" w:cs="Arial"/>
+          <w:kern w:val="0"/>
+          <w:lang w:eastAsia="pt-BR"/>
+          <w14:ligatures w14:val="none"/>
+        </w:rPr>
+        <w:t xml:space="preserve"> Forest é um algoritmo de aprendizado de máquina amplamente utilizado para detecção de anomalias em conjuntos de dados multidimensionais. Diferentemente de métodos tradicionais que modelam explicitamente o comportamento normal dos dados, o </w:t>
+      </w:r>
+      <w:proofErr w:type="spellStart"/>
+      <w:r>
+        <w:rPr>
+          <w:rFonts w:ascii="Arial" w:eastAsia="Times New Roman" w:hAnsi="Arial" w:cs="Arial"/>
+          <w:kern w:val="0"/>
+          <w:lang w:eastAsia="pt-BR"/>
+          <w14:ligatures w14:val="none"/>
+        </w:rPr>
+        <w:t>Isolation</w:t>
+      </w:r>
+      <w:proofErr w:type="spellEnd"/>
+      <w:r>
+        <w:rPr>
+          <w:rFonts w:ascii="Arial" w:eastAsia="Times New Roman" w:hAnsi="Arial" w:cs="Arial"/>
+          <w:kern w:val="0"/>
+          <w:lang w:eastAsia="pt-BR"/>
+          <w14:ligatures w14:val="none"/>
+        </w:rPr>
+        <w:t xml:space="preserve"> Forest baseia-</w:t>
+      </w:r>
+      <w:r>
+        <w:rPr>
+          <w:rFonts w:ascii="Arial" w:eastAsia="Times New Roman" w:hAnsi="Arial" w:cs="Arial"/>
+          <w:kern w:val="0"/>
+          <w:lang w:eastAsia="pt-BR"/>
+          <w14:ligatures w14:val="none"/>
+        </w:rPr>
+        <w:lastRenderedPageBreak/>
+        <w:t>se no princípio de que anomalias são observações raras e, portanto, mais fáceis de isolar do restante do conjunto.</w:t>
+      </w:r>
+    </w:p>
+    <w:p>
+      <w:pPr>
+        <w:spacing w:before="100" w:beforeAutospacing="1" w:after="100" w:afterAutospacing="1" w:line="240" w:lineRule="auto"/>
+        <w:ind w:firstLine="708"/>
+        <w:rPr>
+          <w:rFonts w:ascii="Arial" w:eastAsia="Times New Roman" w:hAnsi="Arial" w:cs="Arial"/>
+          <w:kern w:val="0"/>
+          <w:lang w:eastAsia="pt-BR"/>
+          <w14:ligatures w14:val="none"/>
+        </w:rPr>
+      </w:pPr>
+      <w:r>
+        <w:rPr>
+          <w:rFonts w:ascii="Arial" w:eastAsia="Times New Roman" w:hAnsi="Arial" w:cs="Arial"/>
+          <w:kern w:val="0"/>
+          <w:lang w:eastAsia="pt-BR"/>
+          <w14:ligatures w14:val="none"/>
+        </w:rPr>
+        <w:t>O algoritmo funciona por meio da construção de múltiplas árvores de decisão aleatórias, conhecidas como árvores de isolamento. Em cada árvore, os dados são particionados recursivamente por meio da seleção aleatória de uma variável e de um ponto de corte dentro do intervalo dessa variável. Como as anomalias tendem a apresentar valores extremos ou combinações incomuns de atributos, elas geralmente são isoladas em menos divisões quando comparadas às observações normais. Dessa forma, o comprimento médio do caminho necessário para isolar uma amostra torna-se uma métrica para determinar seu grau de anormalidade.</w:t>
+      </w:r>
+    </w:p>
+    <w:p>
+      <w:pPr>
+        <w:spacing w:before="100" w:beforeAutospacing="1" w:after="100" w:afterAutospacing="1" w:line="240" w:lineRule="auto"/>
+        <w:ind w:firstLine="708"/>
+        <w:rPr>
+          <w:rFonts w:ascii="Arial" w:eastAsia="Times New Roman" w:hAnsi="Arial" w:cs="Arial"/>
+          <w:kern w:val="0"/>
+          <w:lang w:eastAsia="pt-BR"/>
+          <w14:ligatures w14:val="none"/>
+        </w:rPr>
+      </w:pPr>
+      <w:r>
+        <w:rPr>
+          <w:rFonts w:ascii="Arial" w:eastAsia="Times New Roman" w:hAnsi="Arial" w:cs="Arial"/>
+          <w:kern w:val="0"/>
+          <w:lang w:eastAsia="pt-BR"/>
+          <w14:ligatures w14:val="none"/>
+        </w:rPr>
+        <w:t xml:space="preserve">Uma das principais vantagens do </w:t>
+      </w:r>
+      <w:proofErr w:type="spellStart"/>
+      <w:r>
+        <w:rPr>
+          <w:rFonts w:ascii="Arial" w:eastAsia="Times New Roman" w:hAnsi="Arial" w:cs="Arial"/>
+          <w:kern w:val="0"/>
+          <w:lang w:eastAsia="pt-BR"/>
+          <w14:ligatures w14:val="none"/>
+        </w:rPr>
+        <w:t>Isolation</w:t>
+      </w:r>
+      <w:proofErr w:type="spellEnd"/>
+      <w:r>
+        <w:rPr>
+          <w:rFonts w:ascii="Arial" w:eastAsia="Times New Roman" w:hAnsi="Arial" w:cs="Arial"/>
+          <w:kern w:val="0"/>
+          <w:lang w:eastAsia="pt-BR"/>
+          <w14:ligatures w14:val="none"/>
+        </w:rPr>
+        <w:t xml:space="preserve"> Forest é sua eficiência computacional, especialmente em grandes volumes de dados, além de não exigir rotulagem prévia das amostras. Isso o torna particularmente adequado para cenários reais em que eventos anômalos são raros e difíceis de catalogar previamente.</w:t>
+      </w:r>
+    </w:p>
+    <w:p>
+      <w:pPr>
+        <w:spacing w:before="100" w:beforeAutospacing="1" w:after="100" w:afterAutospacing="1" w:line="240" w:lineRule="auto"/>
+        <w:ind w:firstLine="708"/>
+        <w:rPr>
+          <w:rFonts w:ascii="Arial" w:eastAsia="Times New Roman" w:hAnsi="Arial" w:cs="Arial"/>
+          <w:kern w:val="0"/>
+          <w:lang w:eastAsia="pt-BR"/>
+          <w14:ligatures w14:val="none"/>
+        </w:rPr>
+      </w:pPr>
+    </w:p>
+    <w:p>
+      <w:pPr>
+        <w:spacing w:before="100" w:beforeAutospacing="1" w:after="100" w:afterAutospacing="1" w:line="240" w:lineRule="auto"/>
         <w:outlineLvl w:val="1"/>
         <w:rPr>
           <w:rFonts w:ascii="Arial" w:eastAsia="Times New Roman" w:hAnsi="Arial" w:cs="Arial"/>
@@ -4813,7 +4980,6 @@
           <w:lang w:eastAsia="pt-BR"/>
           <w14:ligatures w14:val="none"/>
         </w:rPr>
-        <w:lastRenderedPageBreak/>
         <w:t xml:space="preserve">4.1 </w:t>
       </w:r>
       <w:r>
@@ -5043,6 +5209,17 @@
     </w:p>
     <w:p>
       <w:pPr>
+        <w:spacing w:before="100" w:beforeAutospacing="1" w:after="100" w:afterAutospacing="1" w:line="240" w:lineRule="auto"/>
+        <w:rPr>
+          <w:rFonts w:ascii="Arial" w:eastAsia="Times New Roman" w:hAnsi="Arial" w:cs="Arial"/>
+          <w:kern w:val="0"/>
+          <w:lang w:eastAsia="pt-BR"/>
+          <w14:ligatures w14:val="none"/>
+        </w:rPr>
+      </w:pPr>
+    </w:p>
+    <w:p>
+      <w:pPr>
         <w:numPr>
           <w:ilvl w:val="0"/>
           <w:numId w:val="8"/>
@@ -5064,6 +5241,7 @@
           <w:lang w:eastAsia="pt-BR"/>
           <w14:ligatures w14:val="none"/>
         </w:rPr>
+        <w:lastRenderedPageBreak/>
         <w:t>Hardware</w:t>
       </w:r>
     </w:p>
@@ -5225,6 +5403,32 @@
     <w:p>
       <w:pPr>
         <w:numPr>
+          <w:ilvl w:val="0"/>
+          <w:numId w:val="8"/>
+        </w:numPr>
+        <w:spacing w:before="100" w:beforeAutospacing="1" w:after="100" w:afterAutospacing="1" w:line="240" w:lineRule="auto"/>
+        <w:rPr>
+          <w:rFonts w:ascii="Arial" w:eastAsia="Times New Roman" w:hAnsi="Arial" w:cs="Arial"/>
+          <w:kern w:val="0"/>
+          <w:lang w:eastAsia="pt-BR"/>
+          <w14:ligatures w14:val="none"/>
+        </w:rPr>
+      </w:pPr>
+      <w:r>
+        <w:rPr>
+          <w:rFonts w:ascii="Arial" w:eastAsia="Times New Roman" w:hAnsi="Arial" w:cs="Arial"/>
+          <w:b/>
+          <w:bCs/>
+          <w:kern w:val="0"/>
+          <w:lang w:eastAsia="pt-BR"/>
+          <w14:ligatures w14:val="none"/>
+        </w:rPr>
+        <w:t>Software</w:t>
+      </w:r>
+    </w:p>
+    <w:p>
+      <w:pPr>
+        <w:numPr>
           <w:ilvl w:val="1"/>
           <w:numId w:val="8"/>
         </w:numPr>
@@ -5243,7 +5447,167 @@
           <w:lang w:eastAsia="pt-BR"/>
           <w14:ligatures w14:val="none"/>
         </w:rPr>
-        <w:t>Protoboard, jumpers e resistores.</w:t>
+        <w:t>Linguagem C/C++ para programação do Arduino;</w:t>
+      </w:r>
+    </w:p>
+    <w:p>
+      <w:pPr>
+        <w:numPr>
+          <w:ilvl w:val="1"/>
+          <w:numId w:val="8"/>
+        </w:numPr>
+        <w:spacing w:before="100" w:beforeAutospacing="1" w:after="100" w:afterAutospacing="1" w:line="240" w:lineRule="auto"/>
+        <w:rPr>
+          <w:rFonts w:ascii="Arial" w:eastAsia="Times New Roman" w:hAnsi="Arial" w:cs="Arial"/>
+          <w:kern w:val="0"/>
+          <w:lang w:eastAsia="pt-BR"/>
+          <w14:ligatures w14:val="none"/>
+        </w:rPr>
+      </w:pPr>
+      <w:r>
+        <w:rPr>
+          <w:rFonts w:ascii="Arial" w:eastAsia="Times New Roman" w:hAnsi="Arial" w:cs="Arial"/>
+          <w:kern w:val="0"/>
+          <w:lang w:eastAsia="pt-BR"/>
+          <w14:ligatures w14:val="none"/>
+        </w:rPr>
+        <w:t>Linguagem Python para desenvolvimento da aplicação principal;</w:t>
+      </w:r>
+    </w:p>
+    <w:p>
+      <w:pPr>
+        <w:numPr>
+          <w:ilvl w:val="1"/>
+          <w:numId w:val="8"/>
+        </w:numPr>
+        <w:spacing w:before="100" w:beforeAutospacing="1" w:after="100" w:afterAutospacing="1" w:line="240" w:lineRule="auto"/>
+        <w:rPr>
+          <w:rFonts w:ascii="Arial" w:eastAsia="Times New Roman" w:hAnsi="Arial" w:cs="Arial"/>
+          <w:kern w:val="0"/>
+          <w:lang w:eastAsia="pt-BR"/>
+          <w14:ligatures w14:val="none"/>
+        </w:rPr>
+      </w:pPr>
+      <w:r>
+        <w:rPr>
+          <w:rFonts w:ascii="Arial" w:eastAsia="Times New Roman" w:hAnsi="Arial" w:cs="Arial"/>
+          <w:kern w:val="0"/>
+          <w:lang w:eastAsia="pt-BR"/>
+          <w14:ligatures w14:val="none"/>
+        </w:rPr>
+        <w:t xml:space="preserve">Biblioteca de comunicação serial (como </w:t>
+      </w:r>
+      <w:proofErr w:type="spellStart"/>
+      <w:r>
+        <w:rPr>
+          <w:rFonts w:ascii="Arial" w:eastAsia="Times New Roman" w:hAnsi="Arial" w:cs="Arial"/>
+          <w:kern w:val="0"/>
+          <w:sz w:val="20"/>
+          <w:szCs w:val="20"/>
+          <w:lang w:eastAsia="pt-BR"/>
+          <w14:ligatures w14:val="none"/>
+        </w:rPr>
+        <w:t>pyserial</w:t>
+      </w:r>
+      <w:proofErr w:type="spellEnd"/>
+      <w:r>
+        <w:rPr>
+          <w:rFonts w:ascii="Arial" w:eastAsia="Times New Roman" w:hAnsi="Arial" w:cs="Arial"/>
+          <w:kern w:val="0"/>
+          <w:lang w:eastAsia="pt-BR"/>
+          <w14:ligatures w14:val="none"/>
+        </w:rPr>
+        <w:t>);</w:t>
+      </w:r>
+    </w:p>
+    <w:p>
+      <w:pPr>
+        <w:numPr>
+          <w:ilvl w:val="1"/>
+          <w:numId w:val="8"/>
+        </w:numPr>
+        <w:spacing w:before="100" w:beforeAutospacing="1" w:after="100" w:afterAutospacing="1" w:line="240" w:lineRule="auto"/>
+        <w:rPr>
+          <w:rFonts w:ascii="Arial" w:eastAsia="Times New Roman" w:hAnsi="Arial" w:cs="Arial"/>
+          <w:kern w:val="0"/>
+          <w:lang w:eastAsia="pt-BR"/>
+          <w14:ligatures w14:val="none"/>
+        </w:rPr>
+      </w:pPr>
+      <w:r>
+        <w:rPr>
+          <w:rFonts w:ascii="Arial" w:eastAsia="Times New Roman" w:hAnsi="Arial" w:cs="Arial"/>
+          <w:kern w:val="0"/>
+          <w:lang w:eastAsia="pt-BR"/>
+          <w14:ligatures w14:val="none"/>
+        </w:rPr>
+        <w:t xml:space="preserve">Biblioteca </w:t>
+      </w:r>
+      <w:proofErr w:type="spellStart"/>
+      <w:r>
+        <w:rPr>
+          <w:rFonts w:ascii="Arial" w:eastAsia="Times New Roman" w:hAnsi="Arial" w:cs="Arial"/>
+          <w:kern w:val="0"/>
+          <w:sz w:val="20"/>
+          <w:szCs w:val="20"/>
+          <w:lang w:eastAsia="pt-BR"/>
+          <w14:ligatures w14:val="none"/>
+        </w:rPr>
+        <w:t>joblib</w:t>
+      </w:r>
+      <w:proofErr w:type="spellEnd"/>
+      <w:r>
+        <w:rPr>
+          <w:rFonts w:ascii="Arial" w:eastAsia="Times New Roman" w:hAnsi="Arial" w:cs="Arial"/>
+          <w:kern w:val="0"/>
+          <w:lang w:eastAsia="pt-BR"/>
+          <w14:ligatures w14:val="none"/>
+        </w:rPr>
+        <w:t xml:space="preserve"> para carregamento do modelo de Machine Learning e do </w:t>
+      </w:r>
+      <w:proofErr w:type="spellStart"/>
+      <w:r>
+        <w:rPr>
+          <w:rFonts w:ascii="Arial" w:eastAsia="Times New Roman" w:hAnsi="Arial" w:cs="Arial"/>
+          <w:kern w:val="0"/>
+          <w:lang w:eastAsia="pt-BR"/>
+          <w14:ligatures w14:val="none"/>
+        </w:rPr>
+        <w:t>scaler</w:t>
+      </w:r>
+      <w:proofErr w:type="spellEnd"/>
+      <w:r>
+        <w:rPr>
+          <w:rFonts w:ascii="Arial" w:eastAsia="Times New Roman" w:hAnsi="Arial" w:cs="Arial"/>
+          <w:kern w:val="0"/>
+          <w:lang w:eastAsia="pt-BR"/>
+          <w14:ligatures w14:val="none"/>
+        </w:rPr>
+        <w:t>;</w:t>
+      </w:r>
+    </w:p>
+    <w:p>
+      <w:pPr>
+        <w:numPr>
+          <w:ilvl w:val="1"/>
+          <w:numId w:val="8"/>
+        </w:numPr>
+        <w:spacing w:before="100" w:beforeAutospacing="1" w:after="100" w:afterAutospacing="1" w:line="240" w:lineRule="auto"/>
+        <w:rPr>
+          <w:rFonts w:ascii="Arial" w:eastAsia="Times New Roman" w:hAnsi="Arial" w:cs="Arial"/>
+          <w:kern w:val="0"/>
+          <w:lang w:eastAsia="pt-BR"/>
+          <w14:ligatures w14:val="none"/>
+        </w:rPr>
+      </w:pPr>
+      <w:r>
+        <w:rPr>
+          <w:rFonts w:ascii="Arial" w:eastAsia="Times New Roman" w:hAnsi="Arial" w:cs="Arial"/>
+          <w:kern w:val="0"/>
+          <w:lang w:eastAsia="pt-BR"/>
+          <w14:ligatures w14:val="none"/>
+        </w:rPr>
+        <w:t>Ferramentas de versionamento com Git.</w:t>
       </w:r>
     </w:p>
     <w:p>
@@ -5269,7 +5633,7 @@
           <w:lang w:eastAsia="pt-BR"/>
           <w14:ligatures w14:val="none"/>
         </w:rPr>
-        <w:t>Software</w:t>
+        <w:t>Modelo de Machine Learning</w:t>
       </w:r>
     </w:p>
     <w:p>
@@ -5293,7 +5657,36 @@
           <w:lang w:eastAsia="pt-BR"/>
           <w14:ligatures w14:val="none"/>
         </w:rPr>
-        <w:t>Linguagem C/C++ para programação do Arduino;</w:t>
+        <w:t>Algoritmo de detecção de anomalias treinado previamente (</w:t>
+      </w:r>
+      <w:proofErr w:type="spellStart"/>
+      <w:r>
+        <w:rPr>
+          <w:rFonts w:ascii="Arial" w:eastAsia="Times New Roman" w:hAnsi="Arial" w:cs="Arial"/>
+          <w:kern w:val="0"/>
+          <w:lang w:eastAsia="pt-BR"/>
+          <w14:ligatures w14:val="none"/>
+        </w:rPr>
+        <w:t>Isolation</w:t>
+      </w:r>
+      <w:proofErr w:type="spellEnd"/>
+      <w:r>
+        <w:rPr>
+          <w:rFonts w:ascii="Arial" w:eastAsia="Times New Roman" w:hAnsi="Arial" w:cs="Arial"/>
+          <w:kern w:val="0"/>
+          <w:lang w:eastAsia="pt-BR"/>
+          <w14:ligatures w14:val="none"/>
+        </w:rPr>
+        <w:t xml:space="preserve"> Forest</w:t>
+      </w:r>
+      <w:r>
+        <w:rPr>
+          <w:rFonts w:ascii="Arial" w:eastAsia="Times New Roman" w:hAnsi="Arial" w:cs="Arial"/>
+          <w:kern w:val="0"/>
+          <w:lang w:eastAsia="pt-BR"/>
+          <w14:ligatures w14:val="none"/>
+        </w:rPr>
+        <w:t>);</w:t>
       </w:r>
     </w:p>
     <w:p>
@@ -5310,50 +5703,15 @@
           <w14:ligatures w14:val="none"/>
         </w:rPr>
       </w:pPr>
-      <w:r>
-        <w:rPr>
-          <w:rFonts w:ascii="Arial" w:eastAsia="Times New Roman" w:hAnsi="Arial" w:cs="Arial"/>
-          <w:kern w:val="0"/>
-          <w:lang w:eastAsia="pt-BR"/>
-          <w14:ligatures w14:val="none"/>
-        </w:rPr>
-        <w:t>Linguagem Python para desenvolvimento da aplicação principal;</w:t>
-      </w:r>
-    </w:p>
-    <w:p>
-      <w:pPr>
-        <w:numPr>
-          <w:ilvl w:val="1"/>
-          <w:numId w:val="8"/>
-        </w:numPr>
-        <w:spacing w:before="100" w:beforeAutospacing="1" w:after="100" w:afterAutospacing="1" w:line="240" w:lineRule="auto"/>
-        <w:rPr>
-          <w:rFonts w:ascii="Arial" w:eastAsia="Times New Roman" w:hAnsi="Arial" w:cs="Arial"/>
-          <w:kern w:val="0"/>
-          <w:lang w:eastAsia="pt-BR"/>
-          <w14:ligatures w14:val="none"/>
-        </w:rPr>
-      </w:pPr>
-      <w:r>
-        <w:rPr>
-          <w:rFonts w:ascii="Arial" w:eastAsia="Times New Roman" w:hAnsi="Arial" w:cs="Arial"/>
-          <w:kern w:val="0"/>
-          <w:lang w:eastAsia="pt-BR"/>
-          <w14:ligatures w14:val="none"/>
-        </w:rPr>
-        <w:t xml:space="preserve">Biblioteca de comunicação serial (como </w:t>
-      </w:r>
       <w:proofErr w:type="spellStart"/>
       <w:r>
         <w:rPr>
           <w:rFonts w:ascii="Arial" w:eastAsia="Times New Roman" w:hAnsi="Arial" w:cs="Arial"/>
           <w:kern w:val="0"/>
-          <w:sz w:val="20"/>
-          <w:szCs w:val="20"/>
-          <w:lang w:eastAsia="pt-BR"/>
-          <w14:ligatures w14:val="none"/>
-        </w:rPr>
-        <w:t>pyserial</w:t>
+          <w:lang w:eastAsia="pt-BR"/>
+          <w14:ligatures w14:val="none"/>
+        </w:rPr>
+        <w:t>Scaler</w:t>
       </w:r>
       <w:proofErr w:type="spellEnd"/>
       <w:r>
@@ -5363,182 +5721,7 @@
           <w:lang w:eastAsia="pt-BR"/>
           <w14:ligatures w14:val="none"/>
         </w:rPr>
-        <w:t>);</w:t>
-      </w:r>
-    </w:p>
-    <w:p>
-      <w:pPr>
-        <w:numPr>
-          <w:ilvl w:val="1"/>
-          <w:numId w:val="8"/>
-        </w:numPr>
-        <w:spacing w:before="100" w:beforeAutospacing="1" w:after="100" w:afterAutospacing="1" w:line="240" w:lineRule="auto"/>
-        <w:rPr>
-          <w:rFonts w:ascii="Arial" w:eastAsia="Times New Roman" w:hAnsi="Arial" w:cs="Arial"/>
-          <w:kern w:val="0"/>
-          <w:lang w:eastAsia="pt-BR"/>
-          <w14:ligatures w14:val="none"/>
-        </w:rPr>
-      </w:pPr>
-      <w:r>
-        <w:rPr>
-          <w:rFonts w:ascii="Arial" w:eastAsia="Times New Roman" w:hAnsi="Arial" w:cs="Arial"/>
-          <w:kern w:val="0"/>
-          <w:lang w:eastAsia="pt-BR"/>
-          <w14:ligatures w14:val="none"/>
-        </w:rPr>
-        <w:t xml:space="preserve">Biblioteca </w:t>
-      </w:r>
-      <w:proofErr w:type="spellStart"/>
-      <w:r>
-        <w:rPr>
-          <w:rFonts w:ascii="Arial" w:eastAsia="Times New Roman" w:hAnsi="Arial" w:cs="Arial"/>
-          <w:kern w:val="0"/>
-          <w:sz w:val="20"/>
-          <w:szCs w:val="20"/>
-          <w:lang w:eastAsia="pt-BR"/>
-          <w14:ligatures w14:val="none"/>
-        </w:rPr>
-        <w:t>joblib</w:t>
-      </w:r>
-      <w:proofErr w:type="spellEnd"/>
-      <w:r>
-        <w:rPr>
-          <w:rFonts w:ascii="Arial" w:eastAsia="Times New Roman" w:hAnsi="Arial" w:cs="Arial"/>
-          <w:kern w:val="0"/>
-          <w:lang w:eastAsia="pt-BR"/>
-          <w14:ligatures w14:val="none"/>
-        </w:rPr>
-        <w:t xml:space="preserve"> para carregamento do modelo de Machine Learning e do </w:t>
-      </w:r>
-      <w:proofErr w:type="spellStart"/>
-      <w:r>
-        <w:rPr>
-          <w:rFonts w:ascii="Arial" w:eastAsia="Times New Roman" w:hAnsi="Arial" w:cs="Arial"/>
-          <w:kern w:val="0"/>
-          <w:lang w:eastAsia="pt-BR"/>
-          <w14:ligatures w14:val="none"/>
-        </w:rPr>
-        <w:t>scaler</w:t>
-      </w:r>
-      <w:proofErr w:type="spellEnd"/>
-      <w:r>
-        <w:rPr>
-          <w:rFonts w:ascii="Arial" w:eastAsia="Times New Roman" w:hAnsi="Arial" w:cs="Arial"/>
-          <w:kern w:val="0"/>
-          <w:lang w:eastAsia="pt-BR"/>
-          <w14:ligatures w14:val="none"/>
-        </w:rPr>
-        <w:t>;</w:t>
-      </w:r>
-    </w:p>
-    <w:p>
-      <w:pPr>
-        <w:numPr>
-          <w:ilvl w:val="1"/>
-          <w:numId w:val="8"/>
-        </w:numPr>
-        <w:spacing w:before="100" w:beforeAutospacing="1" w:after="100" w:afterAutospacing="1" w:line="240" w:lineRule="auto"/>
-        <w:rPr>
-          <w:rFonts w:ascii="Arial" w:eastAsia="Times New Roman" w:hAnsi="Arial" w:cs="Arial"/>
-          <w:kern w:val="0"/>
-          <w:lang w:eastAsia="pt-BR"/>
-          <w14:ligatures w14:val="none"/>
-        </w:rPr>
-      </w:pPr>
-      <w:r>
-        <w:rPr>
-          <w:rFonts w:ascii="Arial" w:eastAsia="Times New Roman" w:hAnsi="Arial" w:cs="Arial"/>
-          <w:kern w:val="0"/>
-          <w:lang w:eastAsia="pt-BR"/>
-          <w14:ligatures w14:val="none"/>
-        </w:rPr>
-        <w:t>Ferramentas de versionamento com Git.</w:t>
-      </w:r>
-    </w:p>
-    <w:p>
-      <w:pPr>
-        <w:numPr>
-          <w:ilvl w:val="0"/>
-          <w:numId w:val="8"/>
-        </w:numPr>
-        <w:spacing w:before="100" w:beforeAutospacing="1" w:after="100" w:afterAutospacing="1" w:line="240" w:lineRule="auto"/>
-        <w:rPr>
-          <w:rFonts w:ascii="Arial" w:eastAsia="Times New Roman" w:hAnsi="Arial" w:cs="Arial"/>
-          <w:kern w:val="0"/>
-          <w:lang w:eastAsia="pt-BR"/>
-          <w14:ligatures w14:val="none"/>
-        </w:rPr>
-      </w:pPr>
-      <w:r>
-        <w:rPr>
-          <w:rFonts w:ascii="Arial" w:eastAsia="Times New Roman" w:hAnsi="Arial" w:cs="Arial"/>
-          <w:b/>
-          <w:bCs/>
-          <w:kern w:val="0"/>
-          <w:lang w:eastAsia="pt-BR"/>
-          <w14:ligatures w14:val="none"/>
-        </w:rPr>
-        <w:t>Modelo de Machine Learning</w:t>
-      </w:r>
-    </w:p>
-    <w:p>
-      <w:pPr>
-        <w:numPr>
-          <w:ilvl w:val="1"/>
-          <w:numId w:val="8"/>
-        </w:numPr>
-        <w:spacing w:before="100" w:beforeAutospacing="1" w:after="100" w:afterAutospacing="1" w:line="240" w:lineRule="auto"/>
-        <w:rPr>
-          <w:rFonts w:ascii="Arial" w:eastAsia="Times New Roman" w:hAnsi="Arial" w:cs="Arial"/>
-          <w:kern w:val="0"/>
-          <w:lang w:eastAsia="pt-BR"/>
-          <w14:ligatures w14:val="none"/>
-        </w:rPr>
-      </w:pPr>
-      <w:r>
-        <w:rPr>
-          <w:rFonts w:ascii="Arial" w:eastAsia="Times New Roman" w:hAnsi="Arial" w:cs="Arial"/>
-          <w:kern w:val="0"/>
-          <w:lang w:eastAsia="pt-BR"/>
-          <w14:ligatures w14:val="none"/>
-        </w:rPr>
-        <w:t>Algoritmo de detecção de anomalias treinado previamente (por exemplo, um modelo baseado em florestas de isolamento ou técnica similar);</w:t>
-      </w:r>
-    </w:p>
-    <w:p>
-      <w:pPr>
-        <w:numPr>
-          <w:ilvl w:val="1"/>
-          <w:numId w:val="8"/>
-        </w:numPr>
-        <w:spacing w:before="100" w:beforeAutospacing="1" w:after="100" w:afterAutospacing="1" w:line="240" w:lineRule="auto"/>
-        <w:rPr>
-          <w:rFonts w:ascii="Arial" w:eastAsia="Times New Roman" w:hAnsi="Arial" w:cs="Arial"/>
-          <w:kern w:val="0"/>
-          <w:lang w:eastAsia="pt-BR"/>
-          <w14:ligatures w14:val="none"/>
-        </w:rPr>
-      </w:pPr>
-      <w:proofErr w:type="spellStart"/>
-      <w:r>
-        <w:rPr>
-          <w:rFonts w:ascii="Arial" w:eastAsia="Times New Roman" w:hAnsi="Arial" w:cs="Arial"/>
-          <w:kern w:val="0"/>
-          <w:lang w:eastAsia="pt-BR"/>
-          <w14:ligatures w14:val="none"/>
-        </w:rPr>
-        <w:t>Scaler</w:t>
-      </w:r>
-      <w:proofErr w:type="spellEnd"/>
-      <w:r>
-        <w:rPr>
-          <w:rFonts w:ascii="Arial" w:eastAsia="Times New Roman" w:hAnsi="Arial" w:cs="Arial"/>
-          <w:kern w:val="0"/>
-          <w:lang w:eastAsia="pt-BR"/>
-          <w14:ligatures w14:val="none"/>
-        </w:rPr>
-        <w:t xml:space="preserve"> para padronização dos dados (por exemplo, </w:t>
+        <w:t xml:space="preserve"> para padronização dos dados (</w:t>
       </w:r>
       <w:proofErr w:type="spellStart"/>
       <w:r>
@@ -5665,7 +5848,6 @@
           <w:lang w:eastAsia="pt-BR"/>
           <w14:ligatures w14:val="none"/>
         </w:rPr>
-        <w:lastRenderedPageBreak/>
         <w:t>Organização dos dados em uma mensagem contendo identificador e valores de cada sensor;</w:t>
       </w:r>
     </w:p>
@@ -5716,25 +5898,41 @@
         </w:rPr>
         <w:t xml:space="preserve">Recepção da </w:t>
       </w:r>
-      <w:proofErr w:type="spellStart"/>
-      <w:r>
-        <w:rPr>
-          <w:rFonts w:ascii="Arial" w:eastAsia="Times New Roman" w:hAnsi="Arial" w:cs="Arial"/>
-          <w:kern w:val="0"/>
-          <w:lang w:eastAsia="pt-BR"/>
-          <w14:ligatures w14:val="none"/>
-        </w:rPr>
-        <w:t>string</w:t>
-      </w:r>
-      <w:proofErr w:type="spellEnd"/>
-      <w:r>
-        <w:rPr>
-          <w:rFonts w:ascii="Arial" w:eastAsia="Times New Roman" w:hAnsi="Arial" w:cs="Arial"/>
-          <w:kern w:val="0"/>
-          <w:lang w:eastAsia="pt-BR"/>
-          <w14:ligatures w14:val="none"/>
-        </w:rPr>
-        <w:t xml:space="preserve"> pela aplicação em Python e conversão para estrutura de dados (por exemplo, dicionário ou vetor numérico);</w:t>
+      <w:r>
+        <w:rPr>
+          <w:rFonts w:ascii="Arial" w:eastAsia="Times New Roman" w:hAnsi="Arial" w:cs="Arial"/>
+          <w:kern w:val="0"/>
+          <w:lang w:eastAsia="pt-BR"/>
+          <w14:ligatures w14:val="none"/>
+        </w:rPr>
+        <w:t>mensagem</w:t>
+      </w:r>
+      <w:r>
+        <w:rPr>
+          <w:rFonts w:ascii="Arial" w:eastAsia="Times New Roman" w:hAnsi="Arial" w:cs="Arial"/>
+          <w:kern w:val="0"/>
+          <w:lang w:eastAsia="pt-BR"/>
+          <w14:ligatures w14:val="none"/>
+        </w:rPr>
+        <w:t xml:space="preserve"> pela aplicação em Python e conversão para estrutura de dados</w:t>
+      </w:r>
+      <w:r>
+        <w:rPr>
+          <w:rFonts w:ascii="Arial" w:eastAsia="Times New Roman" w:hAnsi="Arial" w:cs="Arial"/>
+          <w:kern w:val="0"/>
+          <w:lang w:eastAsia="pt-BR"/>
+          <w14:ligatures w14:val="none"/>
+        </w:rPr>
+        <w:t xml:space="preserve"> padronizados</w:t>
+      </w:r>
+      <w:r>
+        <w:rPr>
+          <w:rFonts w:ascii="Arial" w:eastAsia="Times New Roman" w:hAnsi="Arial" w:cs="Arial"/>
+          <w:kern w:val="0"/>
+          <w:lang w:eastAsia="pt-BR"/>
+          <w14:ligatures w14:val="none"/>
+        </w:rPr>
+        <w:t>;</w:t>
       </w:r>
     </w:p>
     <w:p>
@@ -5994,6 +6192,7 @@
           <w:lang w:eastAsia="pt-BR"/>
           <w14:ligatures w14:val="none"/>
         </w:rPr>
+        <w:lastRenderedPageBreak/>
         <w:t>Camada de aquisição de dados (hardware)</w:t>
       </w:r>
       <w:r>
@@ -6386,7 +6585,6 @@
           <w:lang w:eastAsia="pt-BR"/>
           <w14:ligatures w14:val="none"/>
         </w:rPr>
-        <w:lastRenderedPageBreak/>
         <w:t>A aplicação em Python foi projetada para atuar como intermediária entre o hardware e o modelo de Machine Learning. Entre as principais funções, destacam-se:</w:t>
       </w:r>
     </w:p>
@@ -6459,7 +6657,7 @@
           <w:lang w:eastAsia="pt-BR"/>
           <w14:ligatures w14:val="none"/>
         </w:rPr>
-        <w:t>Filtrar mensagens não relacionadas às leituras (por exemplo, mensagens de log ou depuração do Arduino);</w:t>
+        <w:t>Filtrar mensagens não relacionadas às leituras (mensagens de log ou depuração do Arduino);</w:t>
       </w:r>
     </w:p>
     <w:p>
@@ -6527,7 +6725,7 @@
           <w:lang w:eastAsia="pt-BR"/>
           <w14:ligatures w14:val="none"/>
         </w:rPr>
-        <w:t xml:space="preserve">Validar a presença dos campos obrigatórios (por exemplo, </w:t>
+        <w:t>Validar a presença dos campos obrigatórios (</w:t>
       </w:r>
       <w:r>
         <w:rPr>
@@ -6808,6 +7006,7 @@
           <w:lang w:eastAsia="pt-BR"/>
           <w14:ligatures w14:val="none"/>
         </w:rPr>
+        <w:lastRenderedPageBreak/>
         <w:t>A manutenção de buffers e médias móveis é essencial para reduzir a sensibilidade do sistema a variações momentâneas e leituras isoladas atípicas, contribuindo para a redução de falsos positivos.</w:t>
       </w:r>
     </w:p>
@@ -6843,7 +7042,7 @@
           <w:lang w:eastAsia="pt-BR"/>
           <w14:ligatures w14:val="none"/>
         </w:rPr>
-        <w:t>Camada de inteligência (modelo de Machine Learning)</w:t>
+        <w:t xml:space="preserve">Camada de inteligência </w:t>
       </w:r>
       <w:bookmarkEnd w:id="19"/>
     </w:p>
@@ -7147,17 +7346,7 @@
           <w:lang w:eastAsia="pt-BR"/>
           <w14:ligatures w14:val="none"/>
         </w:rPr>
-        <w:t xml:space="preserve">O mecanismo de alerta físico é acionado sempre que uma anomalia é confirmada pela camada de inteligência. Nesse caso, a aplicação em Python </w:t>
-      </w:r>
-      <w:r>
-        <w:rPr>
-          <w:rFonts w:ascii="Arial" w:eastAsia="Times New Roman" w:hAnsi="Arial" w:cs="Arial"/>
-          <w:kern w:val="0"/>
-          <w:lang w:eastAsia="pt-BR"/>
-          <w14:ligatures w14:val="none"/>
-        </w:rPr>
-        <w:lastRenderedPageBreak/>
-        <w:t xml:space="preserve">envia um comando pela porta serial para o Arduino, informando a necessidade de ativar o LED e o </w:t>
+        <w:t xml:space="preserve">O mecanismo de alerta físico é acionado sempre que uma anomalia é confirmada pela camada de inteligência. Nesse caso, a aplicação em Python envia um comando pela porta serial para o Arduino, informando a necessidade de ativar o LED e o </w:t>
       </w:r>
       <w:proofErr w:type="spellStart"/>
       <w:r>
@@ -7315,7 +7504,7 @@
     <w:p>
       <w:pPr>
         <w:spacing w:before="100" w:beforeAutospacing="1" w:after="100" w:afterAutospacing="1" w:line="240" w:lineRule="auto"/>
-        <w:ind w:firstLine="360"/>
+        <w:ind w:firstLine="708"/>
         <w:rPr>
           <w:rFonts w:ascii="Arial" w:eastAsia="Times New Roman" w:hAnsi="Arial" w:cs="Arial"/>
           <w:kern w:val="0"/>
@@ -7358,7 +7547,11 @@
         </w:rPr>
       </w:pPr>
       <w:bookmarkStart w:id="21" w:name="_Toc222344282"/>
-      <w:r>
+    </w:p>
+    <w:p>
+      <w:pPr>
+        <w:spacing w:before="100" w:beforeAutospacing="1" w:after="100" w:afterAutospacing="1" w:line="240" w:lineRule="auto"/>
+        <w:outlineLvl w:val="1"/>
         <w:rPr>
           <w:rFonts w:ascii="Arial" w:eastAsia="Times New Roman" w:hAnsi="Arial" w:cs="Arial"/>
           <w:b/>
@@ -7367,6 +7560,31 @@
           <w:lang w:eastAsia="pt-BR"/>
           <w14:ligatures w14:val="none"/>
         </w:rPr>
+      </w:pPr>
+    </w:p>
+    <w:p>
+      <w:pPr>
+        <w:spacing w:before="100" w:beforeAutospacing="1" w:after="100" w:afterAutospacing="1" w:line="240" w:lineRule="auto"/>
+        <w:outlineLvl w:val="1"/>
+        <w:rPr>
+          <w:rFonts w:ascii="Arial" w:eastAsia="Times New Roman" w:hAnsi="Arial" w:cs="Arial"/>
+          <w:b/>
+          <w:bCs/>
+          <w:kern w:val="0"/>
+          <w:lang w:eastAsia="pt-BR"/>
+          <w14:ligatures w14:val="none"/>
+        </w:rPr>
+      </w:pPr>
+      <w:r>
+        <w:rPr>
+          <w:rFonts w:ascii="Arial" w:eastAsia="Times New Roman" w:hAnsi="Arial" w:cs="Arial"/>
+          <w:b/>
+          <w:bCs/>
+          <w:kern w:val="0"/>
+          <w:lang w:eastAsia="pt-BR"/>
+          <w14:ligatures w14:val="none"/>
+        </w:rPr>
+        <w:lastRenderedPageBreak/>
         <w:t>6 RESULTADOS E DISCUSSÃO</w:t>
       </w:r>
       <w:bookmarkEnd w:id="21"/>
@@ -7534,8 +7752,109 @@
           <w:lang w:eastAsia="pt-BR"/>
           <w14:ligatures w14:val="none"/>
         </w:rPr>
-        <w:t xml:space="preserve">De forma geral, os resultados demonstram a viabilidade da integração entre sensores físicos, sistemas embarcados e técnicas de aprendizado de </w:t>
-      </w:r>
+        <w:t>De forma geral, os resultados demonstram a viabilidade da integração entre sensores físicos, sistemas embarcados e técnicas de aprendizado de máquina para monitoramento ambiental inteligente. O sistema apresentou desempenho funcional adequado ao escopo proposto, evidenciando a aplicabilidade prática da solução desenvolvida em ambientes que exigem monitoramento contínuo de variáveis críticas.</w:t>
+      </w:r>
+    </w:p>
+    <w:p>
+      <w:pPr>
+        <w:spacing w:before="100" w:beforeAutospacing="1" w:after="100" w:afterAutospacing="1" w:line="240" w:lineRule="auto"/>
+        <w:outlineLvl w:val="1"/>
+        <w:rPr>
+          <w:rFonts w:ascii="Arial" w:eastAsia="Times New Roman" w:hAnsi="Arial" w:cs="Arial"/>
+          <w:b/>
+          <w:bCs/>
+          <w:kern w:val="0"/>
+          <w:lang w:eastAsia="pt-BR"/>
+          <w14:ligatures w14:val="none"/>
+        </w:rPr>
+      </w:pPr>
+      <w:bookmarkStart w:id="22" w:name="_Toc222344283"/>
+      <w:r>
+        <w:rPr>
+          <w:rFonts w:ascii="Arial" w:eastAsia="Times New Roman" w:hAnsi="Arial" w:cs="Arial"/>
+          <w:b/>
+          <w:bCs/>
+          <w:kern w:val="0"/>
+          <w:lang w:eastAsia="pt-BR"/>
+          <w14:ligatures w14:val="none"/>
+        </w:rPr>
+        <w:t>7 DESAFIOS ENFRENTADOS E LIMITAÇÕES</w:t>
+      </w:r>
+      <w:bookmarkEnd w:id="22"/>
+    </w:p>
+    <w:p>
+      <w:pPr>
+        <w:spacing w:before="100" w:beforeAutospacing="1" w:after="100" w:afterAutospacing="1" w:line="240" w:lineRule="auto"/>
+        <w:ind w:firstLine="708"/>
+        <w:rPr>
+          <w:rFonts w:ascii="Arial" w:eastAsia="Times New Roman" w:hAnsi="Arial" w:cs="Arial"/>
+          <w:kern w:val="0"/>
+          <w:lang w:eastAsia="pt-BR"/>
+          <w14:ligatures w14:val="none"/>
+        </w:rPr>
+      </w:pPr>
+      <w:r>
+        <w:rPr>
+          <w:rFonts w:ascii="Arial" w:eastAsia="Times New Roman" w:hAnsi="Arial" w:cs="Arial"/>
+          <w:kern w:val="0"/>
+          <w:lang w:eastAsia="pt-BR"/>
+          <w14:ligatures w14:val="none"/>
+        </w:rPr>
+        <w:t>Durante o desenvolvimento do projeto, foram identificados e enfrentados diversos desafios técnicos.</w:t>
+      </w:r>
+    </w:p>
+    <w:p>
+      <w:pPr>
+        <w:spacing w:before="100" w:beforeAutospacing="1" w:after="100" w:afterAutospacing="1" w:line="240" w:lineRule="auto"/>
+        <w:ind w:firstLine="708"/>
+        <w:rPr>
+          <w:rFonts w:ascii="Arial" w:eastAsia="Times New Roman" w:hAnsi="Arial" w:cs="Arial"/>
+          <w:kern w:val="0"/>
+          <w:lang w:eastAsia="pt-BR"/>
+          <w14:ligatures w14:val="none"/>
+        </w:rPr>
+      </w:pPr>
+      <w:r>
+        <w:rPr>
+          <w:rFonts w:ascii="Arial" w:eastAsia="Times New Roman" w:hAnsi="Arial" w:cs="Arial"/>
+          <w:kern w:val="0"/>
+          <w:lang w:eastAsia="pt-BR"/>
+          <w14:ligatures w14:val="none"/>
+        </w:rPr>
+        <w:t xml:space="preserve">Um dos primeiros desafios esteve relacionado à comunicação serial. Inicialmente, ocorreram problemas de sincronização entre as mensagens enviadas pelo Arduino e a leitura realizada pela aplicação em Python, resultando em recepção de trechos incompletos ou mistura de mensagens. Esse problema foi mitigado com a padronização do formato da mensagem e a implementação de verificações mais rigorosas na etapa de </w:t>
+      </w:r>
+      <w:proofErr w:type="spellStart"/>
+      <w:r>
+        <w:rPr>
+          <w:rFonts w:ascii="Arial" w:eastAsia="Times New Roman" w:hAnsi="Arial" w:cs="Arial"/>
+          <w:kern w:val="0"/>
+          <w:lang w:eastAsia="pt-BR"/>
+          <w14:ligatures w14:val="none"/>
+        </w:rPr>
+        <w:t>parsing</w:t>
+      </w:r>
+      <w:proofErr w:type="spellEnd"/>
+      <w:r>
+        <w:rPr>
+          <w:rFonts w:ascii="Arial" w:eastAsia="Times New Roman" w:hAnsi="Arial" w:cs="Arial"/>
+          <w:kern w:val="0"/>
+          <w:lang w:eastAsia="pt-BR"/>
+          <w14:ligatures w14:val="none"/>
+        </w:rPr>
+        <w:t>, garantindo que apenas linhas completas fossem consideradas válidas.</w:t>
+      </w:r>
+    </w:p>
+    <w:p>
+      <w:pPr>
+        <w:spacing w:before="100" w:beforeAutospacing="1" w:after="100" w:afterAutospacing="1" w:line="240" w:lineRule="auto"/>
+        <w:ind w:firstLine="708"/>
+        <w:rPr>
+          <w:rFonts w:ascii="Arial" w:eastAsia="Times New Roman" w:hAnsi="Arial" w:cs="Arial"/>
+          <w:kern w:val="0"/>
+          <w:lang w:eastAsia="pt-BR"/>
+          <w14:ligatures w14:val="none"/>
+        </w:rPr>
+      </w:pPr>
       <w:r>
         <w:rPr>
           <w:rFonts w:ascii="Arial" w:eastAsia="Times New Roman" w:hAnsi="Arial" w:cs="Arial"/>
@@ -7544,35 +7863,8 @@
           <w14:ligatures w14:val="none"/>
         </w:rPr>
         <w:lastRenderedPageBreak/>
-        <w:t>máquina para monitoramento ambiental inteligente. O sistema apresentou desempenho funcional adequado ao escopo proposto, evidenciando a aplicabilidade prática da solução desenvolvida em ambientes que exigem monitoramento contínuo de variáveis críticas.</w:t>
-      </w:r>
-    </w:p>
-    <w:p>
-      <w:pPr>
-        <w:spacing w:before="100" w:beforeAutospacing="1" w:after="100" w:afterAutospacing="1" w:line="240" w:lineRule="auto"/>
-        <w:outlineLvl w:val="1"/>
-        <w:rPr>
-          <w:rFonts w:ascii="Arial" w:eastAsia="Times New Roman" w:hAnsi="Arial" w:cs="Arial"/>
-          <w:b/>
-          <w:bCs/>
-          <w:kern w:val="0"/>
-          <w:lang w:eastAsia="pt-BR"/>
-          <w14:ligatures w14:val="none"/>
-        </w:rPr>
-      </w:pPr>
-      <w:bookmarkStart w:id="22" w:name="_Toc222344283"/>
-      <w:r>
-        <w:rPr>
-          <w:rFonts w:ascii="Arial" w:eastAsia="Times New Roman" w:hAnsi="Arial" w:cs="Arial"/>
-          <w:b/>
-          <w:bCs/>
-          <w:kern w:val="0"/>
-          <w:lang w:eastAsia="pt-BR"/>
-          <w14:ligatures w14:val="none"/>
-        </w:rPr>
-        <w:t>7 DESAFIOS ENFRENTADOS E LIMITAÇÕES</w:t>
-      </w:r>
-      <w:bookmarkEnd w:id="22"/>
+        <w:t>Outro desafio importante foi a consistência entre a ordem das variáveis utilizadas no treinamento do modelo e aquela empregada durante a execução do sistema em tempo real. Em versões iniciais, a ordem incorreta de montagem do vetor de entrada causou predições inconsistentes. Esse problema foi resolvido com a definição explícita de uma lista de sensores na ordem correta e a construção do vetor com base nessa referência.</w:t>
+      </w:r>
     </w:p>
     <w:p>
       <w:pPr>
@@ -7592,90 +7884,16 @@
           <w:lang w:eastAsia="pt-BR"/>
           <w14:ligatures w14:val="none"/>
         </w:rPr>
-        <w:t>Durante o desenvolvimento do projeto, foram identificados e enfrentados diversos desafios técnicos.</w:t>
-      </w:r>
-    </w:p>
-    <w:p>
-      <w:pPr>
-        <w:spacing w:before="100" w:beforeAutospacing="1" w:after="100" w:afterAutospacing="1" w:line="240" w:lineRule="auto"/>
-        <w:ind w:firstLine="708"/>
-        <w:rPr>
-          <w:rFonts w:ascii="Arial" w:eastAsia="Times New Roman" w:hAnsi="Arial" w:cs="Arial"/>
-          <w:kern w:val="0"/>
-          <w:lang w:eastAsia="pt-BR"/>
-          <w14:ligatures w14:val="none"/>
-        </w:rPr>
-      </w:pPr>
-      <w:r>
-        <w:rPr>
-          <w:rFonts w:ascii="Arial" w:eastAsia="Times New Roman" w:hAnsi="Arial" w:cs="Arial"/>
-          <w:kern w:val="0"/>
-          <w:lang w:eastAsia="pt-BR"/>
-          <w14:ligatures w14:val="none"/>
-        </w:rPr>
-        <w:t xml:space="preserve">Um dos primeiros desafios esteve relacionado à comunicação serial. Inicialmente, ocorreram problemas de sincronização entre as mensagens enviadas pelo Arduino e a leitura realizada pela aplicação em Python, resultando em recepção de trechos incompletos ou mistura de mensagens. Esse problema foi mitigado com a padronização do formato da mensagem e a implementação de verificações mais rigorosas na etapa de </w:t>
-      </w:r>
-      <w:proofErr w:type="spellStart"/>
-      <w:r>
-        <w:rPr>
-          <w:rFonts w:ascii="Arial" w:eastAsia="Times New Roman" w:hAnsi="Arial" w:cs="Arial"/>
-          <w:kern w:val="0"/>
-          <w:lang w:eastAsia="pt-BR"/>
-          <w14:ligatures w14:val="none"/>
-        </w:rPr>
-        <w:t>parsing</w:t>
-      </w:r>
-      <w:proofErr w:type="spellEnd"/>
-      <w:r>
-        <w:rPr>
-          <w:rFonts w:ascii="Arial" w:eastAsia="Times New Roman" w:hAnsi="Arial" w:cs="Arial"/>
-          <w:kern w:val="0"/>
-          <w:lang w:eastAsia="pt-BR"/>
-          <w14:ligatures w14:val="none"/>
-        </w:rPr>
-        <w:t>, garantindo que apenas linhas completas fossem consideradas válidas.</w:t>
-      </w:r>
-    </w:p>
-    <w:p>
-      <w:pPr>
-        <w:spacing w:before="100" w:beforeAutospacing="1" w:after="100" w:afterAutospacing="1" w:line="240" w:lineRule="auto"/>
-        <w:ind w:firstLine="708"/>
-        <w:rPr>
-          <w:rFonts w:ascii="Arial" w:eastAsia="Times New Roman" w:hAnsi="Arial" w:cs="Arial"/>
-          <w:kern w:val="0"/>
-          <w:lang w:eastAsia="pt-BR"/>
-          <w14:ligatures w14:val="none"/>
-        </w:rPr>
-      </w:pPr>
-      <w:r>
-        <w:rPr>
-          <w:rFonts w:ascii="Arial" w:eastAsia="Times New Roman" w:hAnsi="Arial" w:cs="Arial"/>
-          <w:kern w:val="0"/>
-          <w:lang w:eastAsia="pt-BR"/>
-          <w14:ligatures w14:val="none"/>
-        </w:rPr>
-        <w:t>Outro desafio importante foi a consistência entre a ordem das variáveis utilizadas no treinamento do modelo e aquela empregada durante a execução do sistema em tempo real. Em versões iniciais, a ordem incorreta de montagem do vetor de entrada causou predições inconsistentes. Esse problema foi resolvido com a definição explícita de uma lista de sensores na ordem correta e a construção do vetor com base nessa referência.</w:t>
-      </w:r>
-    </w:p>
-    <w:p>
-      <w:pPr>
-        <w:spacing w:before="100" w:beforeAutospacing="1" w:after="100" w:afterAutospacing="1" w:line="240" w:lineRule="auto"/>
-        <w:ind w:firstLine="708"/>
-        <w:rPr>
-          <w:rFonts w:ascii="Arial" w:eastAsia="Times New Roman" w:hAnsi="Arial" w:cs="Arial"/>
-          <w:kern w:val="0"/>
-          <w:lang w:eastAsia="pt-BR"/>
-          <w14:ligatures w14:val="none"/>
-        </w:rPr>
-      </w:pPr>
-      <w:r>
-        <w:rPr>
-          <w:rFonts w:ascii="Arial" w:eastAsia="Times New Roman" w:hAnsi="Arial" w:cs="Arial"/>
-          <w:kern w:val="0"/>
-          <w:lang w:eastAsia="pt-BR"/>
-          <w14:ligatures w14:val="none"/>
-        </w:rPr>
-        <w:t>O tratamento de leituras inválidas do sensor DHT22 também se mostrou necessário, uma vez que o sensor pode eventualmente retornar valores não numéricos. A ausência desse tratamento impactava na conversão dos dados em Python e na padronização dos valores. A solução adotada foi descartar leituras inválidas ou repetir a última medição válida, conforme o comportamento desejado.</w:t>
+        <w:t>O tratamento de leituras inválidas do sensor DHT22 também se mostrou necessário, uma vez que o sensor pode eventualmente retornar valores não numéricos. A ausência desse tratamento impactava na conversão dos dados em Python e na padronização dos valores. A solução adotada foi descartar leituras inválidas</w:t>
+      </w:r>
+      <w:r>
+        <w:rPr>
+          <w:rFonts w:ascii="Arial" w:eastAsia="Times New Roman" w:hAnsi="Arial" w:cs="Arial"/>
+          <w:kern w:val="0"/>
+          <w:lang w:eastAsia="pt-BR"/>
+          <w14:ligatures w14:val="none"/>
+        </w:rPr>
+        <w:t>.</w:t>
       </w:r>
     </w:p>
     <w:p>
@@ -7782,7 +8000,6 @@
           <w:lang w:eastAsia="pt-BR"/>
           <w14:ligatures w14:val="none"/>
         </w:rPr>
-        <w:lastRenderedPageBreak/>
         <w:t>Base de treinamento relativamente pequena;</w:t>
       </w:r>
     </w:p>
@@ -7969,6 +8186,7 @@
           <w:lang w:eastAsia="pt-BR"/>
           <w14:ligatures w14:val="none"/>
         </w:rPr>
+        <w:lastRenderedPageBreak/>
         <w:t>Outra linha de evolução diz respeito ao armazenamento dos dados em banco de dados, seja local ou em nuvem. Com isso, seria possível realizar análises históricas mais aprofundadas, comparar períodos distintos, verificar tendências e treinar novos modelos com maior quantidade de informações.</w:t>
       </w:r>
     </w:p>
@@ -8088,6 +8306,7 @@
     <w:p>
       <w:pPr>
         <w:spacing w:before="100" w:beforeAutospacing="1" w:after="100" w:afterAutospacing="1" w:line="240" w:lineRule="auto"/>
+        <w:ind w:firstLine="708"/>
         <w:rPr>
           <w:rFonts w:ascii="Arial" w:eastAsia="Times New Roman" w:hAnsi="Arial" w:cs="Arial"/>
           <w:kern w:val="0"/>
@@ -8150,17 +8369,7 @@
           <w:lang w:eastAsia="pt-BR"/>
           <w14:ligatures w14:val="none"/>
         </w:rPr>
-        <w:t xml:space="preserve">O desenvolvimento do Sistema de Detecção de Anomalias para Monitoramento Ambiental permitiu integrar, em um único projeto, conceitos de Internet das Coisas, sistemas embarcados, comunicação serial, processamento de dados e técnicas de aprendizado de máquina. A solução proposta demonstrou ser capaz de monitorar variáveis ambientais em tempo real e </w:t>
-      </w:r>
-      <w:r>
-        <w:rPr>
-          <w:rFonts w:ascii="Arial" w:eastAsia="Times New Roman" w:hAnsi="Arial" w:cs="Arial"/>
-          <w:kern w:val="0"/>
-          <w:lang w:eastAsia="pt-BR"/>
-          <w14:ligatures w14:val="none"/>
-        </w:rPr>
-        <w:lastRenderedPageBreak/>
-        <w:t>identificar situações potencialmente anormais, acionando alerta físico quando necessário.</w:t>
+        <w:t>O desenvolvimento do Sistema de Detecção de Anomalias para Monitoramento Ambiental permitiu integrar, em um único projeto, conceitos de Internet das Coisas, sistemas embarcados, comunicação serial, processamento de dados e técnicas de aprendizado de máquina. A solução proposta demonstrou ser capaz de monitorar variáveis ambientais em tempo real e identificar situações potencialmente anormais, acionando alerta físico quando necessário.</w:t>
       </w:r>
     </w:p>
     <w:p>
@@ -8207,27 +8416,6 @@
     </w:p>
     <w:p>
       <w:pPr>
-        <w:spacing w:before="100" w:beforeAutospacing="1" w:after="100" w:afterAutospacing="1" w:line="240" w:lineRule="auto"/>
-        <w:ind w:firstLine="708"/>
-        <w:rPr>
-          <w:rFonts w:ascii="Arial" w:eastAsia="Times New Roman" w:hAnsi="Arial" w:cs="Arial"/>
-          <w:kern w:val="0"/>
-          <w:lang w:eastAsia="pt-BR"/>
-          <w14:ligatures w14:val="none"/>
-        </w:rPr>
-      </w:pPr>
-      <w:r>
-        <w:rPr>
-          <w:rFonts w:ascii="Arial" w:eastAsia="Times New Roman" w:hAnsi="Arial" w:cs="Arial"/>
-          <w:kern w:val="0"/>
-          <w:lang w:eastAsia="pt-BR"/>
-          <w14:ligatures w14:val="none"/>
-        </w:rPr>
-        <w:t>Além de atender às exigências da Atividade Prática Supervisionada, o trabalho contribuiu para o desenvolvimento de competências técnicas dos integrantes do grupo, especialmente nas áreas de integração hardware–software, tratamento de dados e aplicação prática de modelos de inteligência artificial. Como continuidade, são recomendadas as melhorias e extensões descritas na seção de trabalhos futuros, com vistas à evolução do sistema para um nível mais próximo de aplicação profissional.</w:t>
-      </w:r>
-    </w:p>
-    <w:p>
-      <w:pPr>
         <w:spacing w:after="0" w:line="240" w:lineRule="auto"/>
         <w:rPr>
           <w:rFonts w:ascii="Arial" w:eastAsia="Times New Roman" w:hAnsi="Arial" w:cs="Arial"/>
@@ -8272,248 +8460,6 @@
     </w:p>
     <w:p>
       <w:pPr>
-        <w:spacing w:after="0" w:line="240" w:lineRule="auto"/>
-        <w:rPr>
-          <w:rFonts w:ascii="Arial" w:eastAsia="Times New Roman" w:hAnsi="Arial" w:cs="Arial"/>
-          <w:kern w:val="0"/>
-          <w:lang w:eastAsia="pt-BR"/>
-          <w14:ligatures w14:val="none"/>
-        </w:rPr>
-      </w:pPr>
-    </w:p>
-    <w:p>
-      <w:pPr>
-        <w:spacing w:after="0" w:line="240" w:lineRule="auto"/>
-        <w:rPr>
-          <w:rFonts w:ascii="Arial" w:eastAsia="Times New Roman" w:hAnsi="Arial" w:cs="Arial"/>
-          <w:kern w:val="0"/>
-          <w:lang w:eastAsia="pt-BR"/>
-          <w14:ligatures w14:val="none"/>
-        </w:rPr>
-      </w:pPr>
-    </w:p>
-    <w:p>
-      <w:pPr>
-        <w:spacing w:after="0" w:line="240" w:lineRule="auto"/>
-        <w:rPr>
-          <w:rFonts w:ascii="Arial" w:eastAsia="Times New Roman" w:hAnsi="Arial" w:cs="Arial"/>
-          <w:kern w:val="0"/>
-          <w:lang w:eastAsia="pt-BR"/>
-          <w14:ligatures w14:val="none"/>
-        </w:rPr>
-      </w:pPr>
-    </w:p>
-    <w:p>
-      <w:pPr>
-        <w:spacing w:after="0" w:line="240" w:lineRule="auto"/>
-        <w:rPr>
-          <w:rFonts w:ascii="Arial" w:eastAsia="Times New Roman" w:hAnsi="Arial" w:cs="Arial"/>
-          <w:kern w:val="0"/>
-          <w:lang w:eastAsia="pt-BR"/>
-          <w14:ligatures w14:val="none"/>
-        </w:rPr>
-      </w:pPr>
-    </w:p>
-    <w:p>
-      <w:pPr>
-        <w:spacing w:after="0" w:line="240" w:lineRule="auto"/>
-        <w:rPr>
-          <w:rFonts w:ascii="Arial" w:eastAsia="Times New Roman" w:hAnsi="Arial" w:cs="Arial"/>
-          <w:kern w:val="0"/>
-          <w:lang w:eastAsia="pt-BR"/>
-          <w14:ligatures w14:val="none"/>
-        </w:rPr>
-      </w:pPr>
-    </w:p>
-    <w:p>
-      <w:pPr>
-        <w:spacing w:after="0" w:line="240" w:lineRule="auto"/>
-        <w:rPr>
-          <w:rFonts w:ascii="Arial" w:eastAsia="Times New Roman" w:hAnsi="Arial" w:cs="Arial"/>
-          <w:kern w:val="0"/>
-          <w:lang w:eastAsia="pt-BR"/>
-          <w14:ligatures w14:val="none"/>
-        </w:rPr>
-      </w:pPr>
-    </w:p>
-    <w:p>
-      <w:pPr>
-        <w:spacing w:after="0" w:line="240" w:lineRule="auto"/>
-        <w:rPr>
-          <w:rFonts w:ascii="Arial" w:eastAsia="Times New Roman" w:hAnsi="Arial" w:cs="Arial"/>
-          <w:kern w:val="0"/>
-          <w:lang w:eastAsia="pt-BR"/>
-          <w14:ligatures w14:val="none"/>
-        </w:rPr>
-      </w:pPr>
-    </w:p>
-    <w:p>
-      <w:pPr>
-        <w:spacing w:after="0" w:line="240" w:lineRule="auto"/>
-        <w:rPr>
-          <w:rFonts w:ascii="Arial" w:eastAsia="Times New Roman" w:hAnsi="Arial" w:cs="Arial"/>
-          <w:kern w:val="0"/>
-          <w:lang w:eastAsia="pt-BR"/>
-          <w14:ligatures w14:val="none"/>
-        </w:rPr>
-      </w:pPr>
-    </w:p>
-    <w:p>
-      <w:pPr>
-        <w:spacing w:after="0" w:line="240" w:lineRule="auto"/>
-        <w:rPr>
-          <w:rFonts w:ascii="Arial" w:eastAsia="Times New Roman" w:hAnsi="Arial" w:cs="Arial"/>
-          <w:kern w:val="0"/>
-          <w:lang w:eastAsia="pt-BR"/>
-          <w14:ligatures w14:val="none"/>
-        </w:rPr>
-      </w:pPr>
-    </w:p>
-    <w:p>
-      <w:pPr>
-        <w:spacing w:after="0" w:line="240" w:lineRule="auto"/>
-        <w:rPr>
-          <w:rFonts w:ascii="Arial" w:eastAsia="Times New Roman" w:hAnsi="Arial" w:cs="Arial"/>
-          <w:kern w:val="0"/>
-          <w:lang w:eastAsia="pt-BR"/>
-          <w14:ligatures w14:val="none"/>
-        </w:rPr>
-      </w:pPr>
-    </w:p>
-    <w:p>
-      <w:pPr>
-        <w:spacing w:after="0" w:line="240" w:lineRule="auto"/>
-        <w:rPr>
-          <w:rFonts w:ascii="Arial" w:eastAsia="Times New Roman" w:hAnsi="Arial" w:cs="Arial"/>
-          <w:kern w:val="0"/>
-          <w:lang w:eastAsia="pt-BR"/>
-          <w14:ligatures w14:val="none"/>
-        </w:rPr>
-      </w:pPr>
-    </w:p>
-    <w:p>
-      <w:pPr>
-        <w:spacing w:after="0" w:line="240" w:lineRule="auto"/>
-        <w:rPr>
-          <w:rFonts w:ascii="Arial" w:eastAsia="Times New Roman" w:hAnsi="Arial" w:cs="Arial"/>
-          <w:kern w:val="0"/>
-          <w:lang w:eastAsia="pt-BR"/>
-          <w14:ligatures w14:val="none"/>
-        </w:rPr>
-      </w:pPr>
-    </w:p>
-    <w:p>
-      <w:pPr>
-        <w:spacing w:after="0" w:line="240" w:lineRule="auto"/>
-        <w:rPr>
-          <w:rFonts w:ascii="Arial" w:eastAsia="Times New Roman" w:hAnsi="Arial" w:cs="Arial"/>
-          <w:kern w:val="0"/>
-          <w:lang w:eastAsia="pt-BR"/>
-          <w14:ligatures w14:val="none"/>
-        </w:rPr>
-      </w:pPr>
-    </w:p>
-    <w:p>
-      <w:pPr>
-        <w:spacing w:after="0" w:line="240" w:lineRule="auto"/>
-        <w:rPr>
-          <w:rFonts w:ascii="Arial" w:eastAsia="Times New Roman" w:hAnsi="Arial" w:cs="Arial"/>
-          <w:kern w:val="0"/>
-          <w:lang w:eastAsia="pt-BR"/>
-          <w14:ligatures w14:val="none"/>
-        </w:rPr>
-      </w:pPr>
-    </w:p>
-    <w:p>
-      <w:pPr>
-        <w:spacing w:after="0" w:line="240" w:lineRule="auto"/>
-        <w:rPr>
-          <w:rFonts w:ascii="Arial" w:eastAsia="Times New Roman" w:hAnsi="Arial" w:cs="Arial"/>
-          <w:kern w:val="0"/>
-          <w:lang w:eastAsia="pt-BR"/>
-          <w14:ligatures w14:val="none"/>
-        </w:rPr>
-      </w:pPr>
-    </w:p>
-    <w:p>
-      <w:pPr>
-        <w:spacing w:after="0" w:line="240" w:lineRule="auto"/>
-        <w:rPr>
-          <w:rFonts w:ascii="Arial" w:eastAsia="Times New Roman" w:hAnsi="Arial" w:cs="Arial"/>
-          <w:kern w:val="0"/>
-          <w:lang w:eastAsia="pt-BR"/>
-          <w14:ligatures w14:val="none"/>
-        </w:rPr>
-      </w:pPr>
-    </w:p>
-    <w:p>
-      <w:pPr>
-        <w:spacing w:after="0" w:line="240" w:lineRule="auto"/>
-        <w:rPr>
-          <w:rFonts w:ascii="Arial" w:eastAsia="Times New Roman" w:hAnsi="Arial" w:cs="Arial"/>
-          <w:kern w:val="0"/>
-          <w:lang w:eastAsia="pt-BR"/>
-          <w14:ligatures w14:val="none"/>
-        </w:rPr>
-      </w:pPr>
-    </w:p>
-    <w:p>
-      <w:pPr>
-        <w:spacing w:after="0" w:line="240" w:lineRule="auto"/>
-        <w:rPr>
-          <w:rFonts w:ascii="Arial" w:eastAsia="Times New Roman" w:hAnsi="Arial" w:cs="Arial"/>
-          <w:kern w:val="0"/>
-          <w:lang w:eastAsia="pt-BR"/>
-          <w14:ligatures w14:val="none"/>
-        </w:rPr>
-      </w:pPr>
-    </w:p>
-    <w:p>
-      <w:pPr>
-        <w:spacing w:after="0" w:line="240" w:lineRule="auto"/>
-        <w:rPr>
-          <w:rFonts w:ascii="Arial" w:eastAsia="Times New Roman" w:hAnsi="Arial" w:cs="Arial"/>
-          <w:kern w:val="0"/>
-          <w:lang w:eastAsia="pt-BR"/>
-          <w14:ligatures w14:val="none"/>
-        </w:rPr>
-      </w:pPr>
-    </w:p>
-    <w:p>
-      <w:pPr>
-        <w:spacing w:after="0" w:line="240" w:lineRule="auto"/>
-        <w:rPr>
-          <w:rFonts w:ascii="Arial" w:eastAsia="Times New Roman" w:hAnsi="Arial" w:cs="Arial"/>
-          <w:kern w:val="0"/>
-          <w:lang w:eastAsia="pt-BR"/>
-          <w14:ligatures w14:val="none"/>
-        </w:rPr>
-      </w:pPr>
-    </w:p>
-    <w:p>
-      <w:pPr>
-        <w:spacing w:after="0" w:line="240" w:lineRule="auto"/>
-        <w:rPr>
-          <w:rFonts w:ascii="Arial" w:eastAsia="Times New Roman" w:hAnsi="Arial" w:cs="Arial"/>
-          <w:kern w:val="0"/>
-          <w:lang w:eastAsia="pt-BR"/>
-          <w14:ligatures w14:val="none"/>
-        </w:rPr>
-      </w:pPr>
-    </w:p>
-    <w:p>
-      <w:pPr>
-        <w:spacing w:after="0" w:line="240" w:lineRule="auto"/>
-        <w:rPr>
-          <w:rFonts w:ascii="Arial" w:eastAsia="Times New Roman" w:hAnsi="Arial" w:cs="Arial"/>
-          <w:kern w:val="0"/>
-          <w:lang w:eastAsia="pt-BR"/>
-          <w14:ligatures w14:val="none"/>
-        </w:rPr>
-      </w:pPr>
-    </w:p>
-    <w:p>
-      <w:pPr>
         <w:spacing w:before="100" w:beforeAutospacing="1" w:after="100" w:afterAutospacing="1" w:line="240" w:lineRule="auto"/>
         <w:outlineLvl w:val="1"/>
         <w:rPr>
@@ -8535,7 +8481,6 @@
           <w:lang w:eastAsia="pt-BR"/>
           <w14:ligatures w14:val="none"/>
         </w:rPr>
-        <w:lastRenderedPageBreak/>
         <w:t>REFERÊNCIAS</w:t>
       </w:r>
       <w:bookmarkEnd w:id="25"/>
@@ -8543,51 +8488,45 @@
     <w:p>
       <w:pPr>
         <w:spacing w:before="100" w:beforeAutospacing="1" w:after="100" w:afterAutospacing="1" w:line="240" w:lineRule="auto"/>
-        <w:rPr>
-          <w:rFonts w:ascii="Arial" w:eastAsia="Times New Roman" w:hAnsi="Arial" w:cs="Arial"/>
-          <w:kern w:val="0"/>
-          <w:lang w:eastAsia="pt-BR"/>
-          <w14:ligatures w14:val="none"/>
-        </w:rPr>
-      </w:pPr>
-      <w:r>
-        <w:rPr>
-          <w:rFonts w:ascii="Arial" w:eastAsia="Times New Roman" w:hAnsi="Arial" w:cs="Arial"/>
-          <w:kern w:val="0"/>
-          <w:lang w:eastAsia="pt-BR"/>
-          <w14:ligatures w14:val="none"/>
-        </w:rPr>
-        <w:t>(Exemplos genéricos – ajuste conforme as fontes que vocês realmente usaram.)</w:t>
-      </w:r>
-    </w:p>
-    <w:p>
-      <w:pPr>
-        <w:spacing w:before="100" w:beforeAutospacing="1" w:after="100" w:afterAutospacing="1" w:line="240" w:lineRule="auto"/>
-        <w:rPr>
-          <w:rFonts w:ascii="Arial" w:eastAsia="Times New Roman" w:hAnsi="Arial" w:cs="Arial"/>
-          <w:kern w:val="0"/>
-          <w:lang w:eastAsia="pt-BR"/>
-          <w14:ligatures w14:val="none"/>
-        </w:rPr>
-      </w:pPr>
-      <w:r>
-        <w:rPr>
-          <w:rFonts w:ascii="Arial" w:eastAsia="Times New Roman" w:hAnsi="Arial" w:cs="Arial"/>
-          <w:kern w:val="0"/>
-          <w:lang w:eastAsia="pt-BR"/>
-          <w14:ligatures w14:val="none"/>
-        </w:rPr>
-        <w:t xml:space="preserve">ALPAYDIN, </w:t>
+        <w:jc w:val="both"/>
+        <w:rPr>
+          <w:rFonts w:ascii="Arial" w:eastAsia="Times New Roman" w:hAnsi="Arial" w:cs="Arial"/>
+          <w:kern w:val="0"/>
+          <w:lang w:eastAsia="pt-BR"/>
+          <w14:ligatures w14:val="none"/>
+        </w:rPr>
+      </w:pPr>
+      <w:r>
+        <w:rPr>
+          <w:rFonts w:ascii="Arial" w:eastAsia="Times New Roman" w:hAnsi="Arial" w:cs="Arial"/>
+          <w:kern w:val="0"/>
+          <w:lang w:eastAsia="pt-BR"/>
+          <w14:ligatures w14:val="none"/>
+        </w:rPr>
+        <w:t xml:space="preserve">ARDUINO. </w:t>
+      </w:r>
+      <w:r>
+        <w:rPr>
+          <w:rFonts w:ascii="Arial" w:eastAsia="Times New Roman" w:hAnsi="Arial" w:cs="Arial"/>
+          <w:b/>
+          <w:bCs/>
+          <w:kern w:val="0"/>
+          <w:lang w:eastAsia="pt-BR"/>
+          <w14:ligatures w14:val="none"/>
+        </w:rPr>
+        <w:t xml:space="preserve">Arduino </w:t>
       </w:r>
       <w:proofErr w:type="spellStart"/>
       <w:r>
         <w:rPr>
           <w:rFonts w:ascii="Arial" w:eastAsia="Times New Roman" w:hAnsi="Arial" w:cs="Arial"/>
-          <w:kern w:val="0"/>
-          <w:lang w:eastAsia="pt-BR"/>
-          <w14:ligatures w14:val="none"/>
-        </w:rPr>
-        <w:t>Ethem</w:t>
+          <w:b/>
+          <w:bCs/>
+          <w:kern w:val="0"/>
+          <w:lang w:eastAsia="pt-BR"/>
+          <w14:ligatures w14:val="none"/>
+        </w:rPr>
+        <w:t>Documentation</w:t>
       </w:r>
       <w:proofErr w:type="spellEnd"/>
       <w:r>
@@ -8597,7 +8536,142 @@
           <w:lang w:eastAsia="pt-BR"/>
           <w14:ligatures w14:val="none"/>
         </w:rPr>
-        <w:t xml:space="preserve">. </w:t>
+        <w:t xml:space="preserve">. Disponível em: </w:t>
+      </w:r>
+      <w:r>
+        <w:rPr>
+          <w:color w:val="000000" w:themeColor="text1"/>
+        </w:rPr>
+        <w:fldChar w:fldCharType="begin"/>
+      </w:r>
+      <w:r>
+        <w:rPr>
+          <w:color w:val="000000" w:themeColor="text1"/>
+        </w:rPr>
+        <w:instrText>HYPERLINK "https://docs.arduino.cc/" \t "_new"</w:instrText>
+      </w:r>
+      <w:r>
+        <w:rPr>
+          <w:color w:val="000000" w:themeColor="text1"/>
+        </w:rPr>
+      </w:r>
+      <w:r>
+        <w:rPr>
+          <w:color w:val="000000" w:themeColor="text1"/>
+        </w:rPr>
+        <w:fldChar w:fldCharType="separate"/>
+      </w:r>
+      <w:r>
+        <w:rPr>
+          <w:rFonts w:ascii="Arial" w:eastAsia="Times New Roman" w:hAnsi="Arial" w:cs="Arial"/>
+          <w:color w:val="000000" w:themeColor="text1"/>
+          <w:kern w:val="0"/>
+          <w:u w:val="single"/>
+          <w:lang w:eastAsia="pt-BR"/>
+          <w14:ligatures w14:val="none"/>
+        </w:rPr>
+        <w:t>https://docs.arduino.cc/</w:t>
+      </w:r>
+      <w:r>
+        <w:rPr>
+          <w:color w:val="000000" w:themeColor="text1"/>
+        </w:rPr>
+        <w:fldChar w:fldCharType="end"/>
+      </w:r>
+      <w:r>
+        <w:rPr>
+          <w:rFonts w:ascii="Arial" w:eastAsia="Times New Roman" w:hAnsi="Arial" w:cs="Arial"/>
+          <w:kern w:val="0"/>
+          <w:lang w:eastAsia="pt-BR"/>
+          <w14:ligatures w14:val="none"/>
+        </w:rPr>
+        <w:t>. Acesso em: 10 fev. 2026.</w:t>
+      </w:r>
+    </w:p>
+    <w:p>
+      <w:pPr>
+        <w:spacing w:before="100" w:beforeAutospacing="1" w:after="100" w:afterAutospacing="1" w:line="240" w:lineRule="auto"/>
+        <w:jc w:val="both"/>
+        <w:rPr>
+          <w:rFonts w:ascii="Arial" w:eastAsia="Times New Roman" w:hAnsi="Arial" w:cs="Arial"/>
+          <w:kern w:val="0"/>
+          <w:lang w:eastAsia="pt-BR"/>
+          <w14:ligatures w14:val="none"/>
+        </w:rPr>
+      </w:pPr>
+      <w:r>
+        <w:rPr>
+          <w:rFonts w:ascii="Arial" w:eastAsia="Times New Roman" w:hAnsi="Arial" w:cs="Arial"/>
+          <w:kern w:val="0"/>
+          <w:lang w:eastAsia="pt-BR"/>
+          <w14:ligatures w14:val="none"/>
+        </w:rPr>
+        <w:t>C</w:t>
+      </w:r>
+      <w:r>
+        <w:rPr>
+          <w:rFonts w:ascii="Arial" w:eastAsia="Times New Roman" w:hAnsi="Arial" w:cs="Arial"/>
+          <w:kern w:val="0"/>
+          <w:lang w:eastAsia="pt-BR"/>
+          <w14:ligatures w14:val="none"/>
+        </w:rPr>
+        <w:t>avalcante</w:t>
+      </w:r>
+      <w:r>
+        <w:rPr>
+          <w:rFonts w:ascii="Arial" w:eastAsia="Times New Roman" w:hAnsi="Arial" w:cs="Arial"/>
+          <w:kern w:val="0"/>
+          <w:lang w:eastAsia="pt-BR"/>
+          <w14:ligatures w14:val="none"/>
+        </w:rPr>
+        <w:t>, Anderson Rodrigues; M</w:t>
+      </w:r>
+      <w:r>
+        <w:rPr>
+          <w:rFonts w:ascii="Arial" w:eastAsia="Times New Roman" w:hAnsi="Arial" w:cs="Arial"/>
+          <w:kern w:val="0"/>
+          <w:lang w:eastAsia="pt-BR"/>
+          <w14:ligatures w14:val="none"/>
+        </w:rPr>
+        <w:t>edeiros</w:t>
+      </w:r>
+      <w:r>
+        <w:rPr>
+          <w:rFonts w:ascii="Arial" w:eastAsia="Times New Roman" w:hAnsi="Arial" w:cs="Arial"/>
+          <w:kern w:val="0"/>
+          <w:lang w:eastAsia="pt-BR"/>
+          <w14:ligatures w14:val="none"/>
+        </w:rPr>
+        <w:t>, Victor Wanderley Costa de; G</w:t>
+      </w:r>
+      <w:r>
+        <w:rPr>
+          <w:rFonts w:ascii="Arial" w:eastAsia="Times New Roman" w:hAnsi="Arial" w:cs="Arial"/>
+          <w:kern w:val="0"/>
+          <w:lang w:eastAsia="pt-BR"/>
+          <w14:ligatures w14:val="none"/>
+        </w:rPr>
+        <w:t>onçalves</w:t>
+      </w:r>
+      <w:r>
+        <w:rPr>
+          <w:rFonts w:ascii="Arial" w:eastAsia="Times New Roman" w:hAnsi="Arial" w:cs="Arial"/>
+          <w:kern w:val="0"/>
+          <w:lang w:eastAsia="pt-BR"/>
+          <w14:ligatures w14:val="none"/>
+        </w:rPr>
+        <w:t xml:space="preserve">, Glauco Estácio. </w:t>
+      </w:r>
+      <w:r>
+        <w:rPr>
+          <w:rFonts w:ascii="Arial" w:eastAsia="Times New Roman" w:hAnsi="Arial" w:cs="Arial"/>
+          <w:b/>
+          <w:bCs/>
+          <w:kern w:val="0"/>
+          <w:lang w:eastAsia="pt-BR"/>
+          <w14:ligatures w14:val="none"/>
+        </w:rPr>
+        <w:t xml:space="preserve">Detecção de anomalias em dados meteorológicos do Sertão de Pernambuco utilizando </w:t>
       </w:r>
       <w:proofErr w:type="spellStart"/>
       <w:r>
@@ -8609,7 +8683,7 @@
           <w:lang w:eastAsia="pt-BR"/>
           <w14:ligatures w14:val="none"/>
         </w:rPr>
-        <w:t>Introduction</w:t>
+        <w:t>Isolation</w:t>
       </w:r>
       <w:proofErr w:type="spellEnd"/>
       <w:r>
@@ -8621,6 +8695,142 @@
           <w:lang w:eastAsia="pt-BR"/>
           <w14:ligatures w14:val="none"/>
         </w:rPr>
+        <w:t xml:space="preserve"> Forest e DBSCAN</w:t>
+      </w:r>
+      <w:r>
+        <w:rPr>
+          <w:rFonts w:ascii="Arial" w:eastAsia="Times New Roman" w:hAnsi="Arial" w:cs="Arial"/>
+          <w:kern w:val="0"/>
+          <w:lang w:eastAsia="pt-BR"/>
+          <w14:ligatures w14:val="none"/>
+        </w:rPr>
+        <w:t xml:space="preserve">. In: WORKSHOP DE COMPUTAÇÃO APLICADA À GESTÃO DO MEIO AMBIENTE E RECURSOS NATURAIS (WCAMA), 2023. </w:t>
+      </w:r>
+    </w:p>
+    <w:p>
+      <w:pPr>
+        <w:spacing w:before="100" w:beforeAutospacing="1" w:after="100" w:afterAutospacing="1" w:line="240" w:lineRule="auto"/>
+        <w:jc w:val="both"/>
+        <w:rPr>
+          <w:rFonts w:ascii="Arial" w:eastAsia="Times New Roman" w:hAnsi="Arial" w:cs="Arial"/>
+          <w:kern w:val="0"/>
+          <w:lang w:eastAsia="pt-BR"/>
+          <w14:ligatures w14:val="none"/>
+        </w:rPr>
+      </w:pPr>
+      <w:proofErr w:type="spellStart"/>
+      <w:r>
+        <w:rPr>
+          <w:rFonts w:ascii="Arial" w:eastAsia="Times New Roman" w:hAnsi="Arial" w:cs="Arial"/>
+          <w:kern w:val="0"/>
+          <w:lang w:eastAsia="pt-BR"/>
+          <w14:ligatures w14:val="none"/>
+        </w:rPr>
+        <w:t>Gubbi</w:t>
+      </w:r>
+      <w:proofErr w:type="spellEnd"/>
+      <w:r>
+        <w:rPr>
+          <w:rFonts w:ascii="Arial" w:eastAsia="Times New Roman" w:hAnsi="Arial" w:cs="Arial"/>
+          <w:kern w:val="0"/>
+          <w:lang w:eastAsia="pt-BR"/>
+          <w14:ligatures w14:val="none"/>
+        </w:rPr>
+        <w:t xml:space="preserve">, J., </w:t>
+      </w:r>
+      <w:proofErr w:type="spellStart"/>
+      <w:r>
+        <w:rPr>
+          <w:rFonts w:ascii="Arial" w:eastAsia="Times New Roman" w:hAnsi="Arial" w:cs="Arial"/>
+          <w:kern w:val="0"/>
+          <w:lang w:eastAsia="pt-BR"/>
+          <w14:ligatures w14:val="none"/>
+        </w:rPr>
+        <w:t>Buyya</w:t>
+      </w:r>
+      <w:proofErr w:type="spellEnd"/>
+      <w:r>
+        <w:rPr>
+          <w:rFonts w:ascii="Arial" w:eastAsia="Times New Roman" w:hAnsi="Arial" w:cs="Arial"/>
+          <w:kern w:val="0"/>
+          <w:lang w:eastAsia="pt-BR"/>
+          <w14:ligatures w14:val="none"/>
+        </w:rPr>
+        <w:t xml:space="preserve">, R., </w:t>
+      </w:r>
+      <w:proofErr w:type="spellStart"/>
+      <w:r>
+        <w:rPr>
+          <w:rFonts w:ascii="Arial" w:eastAsia="Times New Roman" w:hAnsi="Arial" w:cs="Arial"/>
+          <w:kern w:val="0"/>
+          <w:lang w:eastAsia="pt-BR"/>
+          <w14:ligatures w14:val="none"/>
+        </w:rPr>
+        <w:t>Marusic</w:t>
+      </w:r>
+      <w:proofErr w:type="spellEnd"/>
+      <w:r>
+        <w:rPr>
+          <w:rFonts w:ascii="Arial" w:eastAsia="Times New Roman" w:hAnsi="Arial" w:cs="Arial"/>
+          <w:kern w:val="0"/>
+          <w:lang w:eastAsia="pt-BR"/>
+          <w14:ligatures w14:val="none"/>
+        </w:rPr>
+        <w:t xml:space="preserve">, S., &amp; </w:t>
+      </w:r>
+      <w:proofErr w:type="spellStart"/>
+      <w:r>
+        <w:rPr>
+          <w:rFonts w:ascii="Arial" w:eastAsia="Times New Roman" w:hAnsi="Arial" w:cs="Arial"/>
+          <w:kern w:val="0"/>
+          <w:lang w:eastAsia="pt-BR"/>
+          <w14:ligatures w14:val="none"/>
+        </w:rPr>
+        <w:t>Palaniswami</w:t>
+      </w:r>
+      <w:proofErr w:type="spellEnd"/>
+      <w:r>
+        <w:rPr>
+          <w:rFonts w:ascii="Arial" w:eastAsia="Times New Roman" w:hAnsi="Arial" w:cs="Arial"/>
+          <w:kern w:val="0"/>
+          <w:lang w:eastAsia="pt-BR"/>
+          <w14:ligatures w14:val="none"/>
+        </w:rPr>
+        <w:t xml:space="preserve">, M. (2013). </w:t>
+      </w:r>
+      <w:r>
+        <w:rPr>
+          <w:rFonts w:ascii="Arial" w:eastAsia="Times New Roman" w:hAnsi="Arial" w:cs="Arial"/>
+          <w:b/>
+          <w:bCs/>
+          <w:kern w:val="0"/>
+          <w:lang w:eastAsia="pt-BR"/>
+          <w14:ligatures w14:val="none"/>
+        </w:rPr>
+        <w:t xml:space="preserve">Internet </w:t>
+      </w:r>
+      <w:proofErr w:type="spellStart"/>
+      <w:r>
+        <w:rPr>
+          <w:rFonts w:ascii="Arial" w:eastAsia="Times New Roman" w:hAnsi="Arial" w:cs="Arial"/>
+          <w:b/>
+          <w:bCs/>
+          <w:kern w:val="0"/>
+          <w:lang w:eastAsia="pt-BR"/>
+          <w14:ligatures w14:val="none"/>
+        </w:rPr>
+        <w:t>of</w:t>
+      </w:r>
+      <w:proofErr w:type="spellEnd"/>
+      <w:r>
+        <w:rPr>
+          <w:rFonts w:ascii="Arial" w:eastAsia="Times New Roman" w:hAnsi="Arial" w:cs="Arial"/>
+          <w:b/>
+          <w:bCs/>
+          <w:kern w:val="0"/>
+          <w:lang w:eastAsia="pt-BR"/>
+          <w14:ligatures w14:val="none"/>
+        </w:rPr>
         <w:t xml:space="preserve"> </w:t>
       </w:r>
       <w:proofErr w:type="spellStart"/>
@@ -8633,7 +8843,7 @@
           <w:lang w:eastAsia="pt-BR"/>
           <w14:ligatures w14:val="none"/>
         </w:rPr>
-        <w:t>to</w:t>
+        <w:t>Things</w:t>
       </w:r>
       <w:proofErr w:type="spellEnd"/>
       <w:r>
@@ -8645,37 +8855,9 @@
           <w:lang w:eastAsia="pt-BR"/>
           <w14:ligatures w14:val="none"/>
         </w:rPr>
-        <w:t xml:space="preserve"> Machine Learning</w:t>
-      </w:r>
-      <w:r>
-        <w:rPr>
-          <w:rFonts w:ascii="Arial" w:eastAsia="Times New Roman" w:hAnsi="Arial" w:cs="Arial"/>
-          <w:kern w:val="0"/>
-          <w:lang w:eastAsia="pt-BR"/>
-          <w14:ligatures w14:val="none"/>
-        </w:rPr>
-        <w:t>. 4. ed. Cambridge: MIT Press, 2020.</w:t>
-      </w:r>
-    </w:p>
-    <w:p>
-      <w:pPr>
-        <w:spacing w:before="100" w:beforeAutospacing="1" w:after="100" w:afterAutospacing="1" w:line="240" w:lineRule="auto"/>
-        <w:rPr>
-          <w:rFonts w:ascii="Arial" w:eastAsia="Times New Roman" w:hAnsi="Arial" w:cs="Arial"/>
-          <w:kern w:val="0"/>
-          <w:lang w:eastAsia="pt-BR"/>
-          <w14:ligatures w14:val="none"/>
-        </w:rPr>
-      </w:pPr>
-      <w:r>
-        <w:rPr>
-          <w:rFonts w:ascii="Arial" w:eastAsia="Times New Roman" w:hAnsi="Arial" w:cs="Arial"/>
-          <w:kern w:val="0"/>
-          <w:lang w:eastAsia="pt-BR"/>
-          <w14:ligatures w14:val="none"/>
-        </w:rPr>
-        <w:t xml:space="preserve">ARDUINO. </w:t>
-      </w:r>
+        <w:t xml:space="preserve"> (IoT): A </w:t>
+      </w:r>
+      <w:proofErr w:type="spellStart"/>
       <w:r>
         <w:rPr>
           <w:rFonts w:ascii="Arial" w:eastAsia="Times New Roman" w:hAnsi="Arial" w:cs="Arial"/>
@@ -8685,7 +8867,19 @@
           <w:lang w:eastAsia="pt-BR"/>
           <w14:ligatures w14:val="none"/>
         </w:rPr>
-        <w:t xml:space="preserve">Arduino </w:t>
+        <w:t>vision</w:t>
+      </w:r>
+      <w:proofErr w:type="spellEnd"/>
+      <w:r>
+        <w:rPr>
+          <w:rFonts w:ascii="Arial" w:eastAsia="Times New Roman" w:hAnsi="Arial" w:cs="Arial"/>
+          <w:b/>
+          <w:bCs/>
+          <w:kern w:val="0"/>
+          <w:lang w:eastAsia="pt-BR"/>
+          <w14:ligatures w14:val="none"/>
+        </w:rPr>
+        <w:t xml:space="preserve">, </w:t>
       </w:r>
       <w:proofErr w:type="spellStart"/>
       <w:r>
@@ -8697,419 +8891,670 @@
           <w:lang w:eastAsia="pt-BR"/>
           <w14:ligatures w14:val="none"/>
         </w:rPr>
+        <w:t>architectural</w:t>
+      </w:r>
+      <w:proofErr w:type="spellEnd"/>
+      <w:r>
+        <w:rPr>
+          <w:rFonts w:ascii="Arial" w:eastAsia="Times New Roman" w:hAnsi="Arial" w:cs="Arial"/>
+          <w:b/>
+          <w:bCs/>
+          <w:kern w:val="0"/>
+          <w:lang w:eastAsia="pt-BR"/>
+          <w14:ligatures w14:val="none"/>
+        </w:rPr>
+        <w:t xml:space="preserve"> </w:t>
+      </w:r>
+      <w:proofErr w:type="spellStart"/>
+      <w:r>
+        <w:rPr>
+          <w:rFonts w:ascii="Arial" w:eastAsia="Times New Roman" w:hAnsi="Arial" w:cs="Arial"/>
+          <w:b/>
+          <w:bCs/>
+          <w:kern w:val="0"/>
+          <w:lang w:eastAsia="pt-BR"/>
+          <w14:ligatures w14:val="none"/>
+        </w:rPr>
+        <w:t>elements</w:t>
+      </w:r>
+      <w:proofErr w:type="spellEnd"/>
+      <w:r>
+        <w:rPr>
+          <w:rFonts w:ascii="Arial" w:eastAsia="Times New Roman" w:hAnsi="Arial" w:cs="Arial"/>
+          <w:b/>
+          <w:bCs/>
+          <w:kern w:val="0"/>
+          <w:lang w:eastAsia="pt-BR"/>
+          <w14:ligatures w14:val="none"/>
+        </w:rPr>
+        <w:t xml:space="preserve">, </w:t>
+      </w:r>
+      <w:proofErr w:type="spellStart"/>
+      <w:r>
+        <w:rPr>
+          <w:rFonts w:ascii="Arial" w:eastAsia="Times New Roman" w:hAnsi="Arial" w:cs="Arial"/>
+          <w:b/>
+          <w:bCs/>
+          <w:kern w:val="0"/>
+          <w:lang w:eastAsia="pt-BR"/>
+          <w14:ligatures w14:val="none"/>
+        </w:rPr>
+        <w:t>and</w:t>
+      </w:r>
+      <w:proofErr w:type="spellEnd"/>
+      <w:r>
+        <w:rPr>
+          <w:rFonts w:ascii="Arial" w:eastAsia="Times New Roman" w:hAnsi="Arial" w:cs="Arial"/>
+          <w:b/>
+          <w:bCs/>
+          <w:kern w:val="0"/>
+          <w:lang w:eastAsia="pt-BR"/>
+          <w14:ligatures w14:val="none"/>
+        </w:rPr>
+        <w:t xml:space="preserve"> future </w:t>
+      </w:r>
+      <w:proofErr w:type="spellStart"/>
+      <w:r>
+        <w:rPr>
+          <w:rFonts w:ascii="Arial" w:eastAsia="Times New Roman" w:hAnsi="Arial" w:cs="Arial"/>
+          <w:b/>
+          <w:bCs/>
+          <w:kern w:val="0"/>
+          <w:lang w:eastAsia="pt-BR"/>
+          <w14:ligatures w14:val="none"/>
+        </w:rPr>
+        <w:t>directions</w:t>
+      </w:r>
+      <w:proofErr w:type="spellEnd"/>
+      <w:r>
+        <w:rPr>
+          <w:rFonts w:ascii="Arial" w:eastAsia="Times New Roman" w:hAnsi="Arial" w:cs="Arial"/>
+          <w:kern w:val="0"/>
+          <w:lang w:eastAsia="pt-BR"/>
+          <w14:ligatures w14:val="none"/>
+        </w:rPr>
+        <w:t xml:space="preserve">. Future Generation Computer Systems. </w:t>
+      </w:r>
+      <w:hyperlink r:id="rId8" w:history="1">
+        <w:r>
+          <w:rPr>
+            <w:rStyle w:val="Hyperlink"/>
+            <w:rFonts w:ascii="Arial" w:eastAsia="Times New Roman" w:hAnsi="Arial" w:cs="Arial"/>
+            <w:color w:val="000000" w:themeColor="text1"/>
+            <w:kern w:val="0"/>
+            <w:lang w:eastAsia="pt-BR"/>
+            <w14:ligatures w14:val="none"/>
+          </w:rPr>
+          <w:t>https://doi.org/10.1016/j.future.2013.01.010</w:t>
+        </w:r>
+      </w:hyperlink>
+      <w:r>
+        <w:rPr>
+          <w:rFonts w:ascii="Arial" w:eastAsia="Times New Roman" w:hAnsi="Arial" w:cs="Arial"/>
+          <w:kern w:val="0"/>
+          <w:lang w:eastAsia="pt-BR"/>
+          <w14:ligatures w14:val="none"/>
+        </w:rPr>
+        <w:t>.</w:t>
+      </w:r>
+      <w:r>
+        <w:rPr>
+          <w:rFonts w:ascii="Arial" w:eastAsia="Times New Roman" w:hAnsi="Arial" w:cs="Arial"/>
+          <w:kern w:val="0"/>
+          <w:lang w:eastAsia="pt-BR"/>
+          <w14:ligatures w14:val="none"/>
+        </w:rPr>
+        <w:t xml:space="preserve"> Acesso em 31 dez. 2025.</w:t>
+      </w:r>
+    </w:p>
+    <w:p>
+      <w:pPr>
+        <w:spacing w:before="100" w:beforeAutospacing="1" w:after="100" w:afterAutospacing="1" w:line="240" w:lineRule="auto"/>
+        <w:jc w:val="both"/>
+        <w:rPr>
+          <w:rFonts w:ascii="Arial" w:eastAsia="Times New Roman" w:hAnsi="Arial" w:cs="Arial"/>
+          <w:b/>
+          <w:bCs/>
+          <w:kern w:val="0"/>
+          <w:lang w:eastAsia="pt-BR"/>
+          <w14:ligatures w14:val="none"/>
+        </w:rPr>
+      </w:pPr>
+      <w:proofErr w:type="spellStart"/>
+      <w:r>
+        <w:rPr>
+          <w:rFonts w:ascii="Arial" w:eastAsia="Times New Roman" w:hAnsi="Arial" w:cs="Arial"/>
+          <w:kern w:val="0"/>
+          <w:lang w:eastAsia="pt-BR"/>
+          <w14:ligatures w14:val="none"/>
+        </w:rPr>
+        <w:t>Liechti</w:t>
+      </w:r>
+      <w:proofErr w:type="spellEnd"/>
+      <w:r>
+        <w:rPr>
+          <w:rFonts w:ascii="Arial" w:eastAsia="Times New Roman" w:hAnsi="Arial" w:cs="Arial"/>
+          <w:kern w:val="0"/>
+          <w:lang w:eastAsia="pt-BR"/>
+          <w14:ligatures w14:val="none"/>
+        </w:rPr>
+        <w:t>, C. (</w:t>
+      </w:r>
+      <w:proofErr w:type="spellStart"/>
+      <w:r>
+        <w:rPr>
+          <w:rFonts w:ascii="Arial" w:eastAsia="Times New Roman" w:hAnsi="Arial" w:cs="Arial"/>
+          <w:kern w:val="0"/>
+          <w:lang w:eastAsia="pt-BR"/>
+          <w14:ligatures w14:val="none"/>
+        </w:rPr>
+        <w:t>n.d</w:t>
+      </w:r>
+      <w:proofErr w:type="spellEnd"/>
+      <w:r>
+        <w:rPr>
+          <w:rFonts w:ascii="Arial" w:eastAsia="Times New Roman" w:hAnsi="Arial" w:cs="Arial"/>
+          <w:kern w:val="0"/>
+          <w:lang w:eastAsia="pt-BR"/>
+          <w14:ligatures w14:val="none"/>
+        </w:rPr>
+        <w:t xml:space="preserve">.). </w:t>
+      </w:r>
+      <w:proofErr w:type="spellStart"/>
+      <w:r>
+        <w:rPr>
+          <w:rFonts w:ascii="Arial" w:eastAsia="Times New Roman" w:hAnsi="Arial" w:cs="Arial"/>
+          <w:b/>
+          <w:bCs/>
+          <w:kern w:val="0"/>
+          <w:lang w:eastAsia="pt-BR"/>
+          <w14:ligatures w14:val="none"/>
+        </w:rPr>
+        <w:t>pySerial</w:t>
+      </w:r>
+      <w:proofErr w:type="spellEnd"/>
+      <w:r>
+        <w:rPr>
+          <w:rFonts w:ascii="Arial" w:eastAsia="Times New Roman" w:hAnsi="Arial" w:cs="Arial"/>
+          <w:kern w:val="0"/>
+          <w:lang w:eastAsia="pt-BR"/>
+          <w14:ligatures w14:val="none"/>
+        </w:rPr>
+        <w:t>.</w:t>
+      </w:r>
+      <w:r>
+        <w:rPr>
+          <w:rFonts w:ascii="Arial" w:eastAsia="Times New Roman" w:hAnsi="Arial" w:cs="Arial"/>
+          <w:b/>
+          <w:bCs/>
+          <w:kern w:val="0"/>
+          <w:lang w:eastAsia="pt-BR"/>
+          <w14:ligatures w14:val="none"/>
+        </w:rPr>
+        <w:t xml:space="preserve"> </w:t>
+      </w:r>
+      <w:proofErr w:type="spellStart"/>
+      <w:r>
+        <w:rPr>
+          <w:rFonts w:ascii="Arial" w:eastAsia="Times New Roman" w:hAnsi="Arial" w:cs="Arial"/>
+          <w:b/>
+          <w:bCs/>
+          <w:kern w:val="0"/>
+          <w:lang w:eastAsia="pt-BR"/>
+          <w14:ligatures w14:val="none"/>
+        </w:rPr>
         <w:t>Documentation</w:t>
       </w:r>
       <w:proofErr w:type="spellEnd"/>
       <w:r>
         <w:rPr>
           <w:rFonts w:ascii="Arial" w:eastAsia="Times New Roman" w:hAnsi="Arial" w:cs="Arial"/>
+          <w:b/>
+          <w:bCs/>
+          <w:kern w:val="0"/>
+          <w:lang w:eastAsia="pt-BR"/>
+          <w14:ligatures w14:val="none"/>
+        </w:rPr>
+        <w:t xml:space="preserve">: </w:t>
+      </w:r>
+      <w:hyperlink r:id="rId9" w:history="1">
+        <w:r>
+          <w:rPr>
+            <w:rStyle w:val="Hyperlink"/>
+            <w:rFonts w:ascii="Arial" w:eastAsia="Times New Roman" w:hAnsi="Arial" w:cs="Arial"/>
+            <w:color w:val="000000" w:themeColor="text1"/>
+            <w:kern w:val="0"/>
+            <w:lang w:eastAsia="pt-BR"/>
+            <w14:ligatures w14:val="none"/>
+          </w:rPr>
+          <w:t>https://pyserial.readthedocs.io/en/latest/</w:t>
+        </w:r>
+      </w:hyperlink>
+      <w:r>
+        <w:rPr>
+          <w:rFonts w:ascii="Arial" w:eastAsia="Times New Roman" w:hAnsi="Arial" w:cs="Arial"/>
+          <w:kern w:val="0"/>
+          <w:lang w:eastAsia="pt-BR"/>
+          <w14:ligatures w14:val="none"/>
+        </w:rPr>
+        <w:t>. Acesso em 01 jan. 2026.</w:t>
+      </w:r>
+    </w:p>
+    <w:p>
+      <w:pPr>
+        <w:spacing w:before="100" w:beforeAutospacing="1" w:after="100" w:afterAutospacing="1" w:line="240" w:lineRule="auto"/>
+        <w:jc w:val="both"/>
+        <w:rPr>
+          <w:rFonts w:ascii="Arial" w:eastAsia="Times New Roman" w:hAnsi="Arial" w:cs="Arial"/>
+          <w:kern w:val="0"/>
+          <w:lang w:eastAsia="pt-BR"/>
+          <w14:ligatures w14:val="none"/>
+        </w:rPr>
+      </w:pPr>
+      <w:r>
+        <w:rPr>
+          <w:rFonts w:ascii="Arial" w:eastAsia="Times New Roman" w:hAnsi="Arial" w:cs="Arial"/>
+          <w:kern w:val="0"/>
+          <w:lang w:eastAsia="pt-BR"/>
+          <w14:ligatures w14:val="none"/>
+        </w:rPr>
+        <w:t xml:space="preserve">PYTHON SOFTWARE FOUNDATION. </w:t>
+      </w:r>
+      <w:r>
+        <w:rPr>
+          <w:rFonts w:ascii="Arial" w:eastAsia="Times New Roman" w:hAnsi="Arial" w:cs="Arial"/>
+          <w:b/>
+          <w:bCs/>
+          <w:kern w:val="0"/>
+          <w:lang w:eastAsia="pt-BR"/>
+          <w14:ligatures w14:val="none"/>
+        </w:rPr>
+        <w:t xml:space="preserve">Python </w:t>
+      </w:r>
+      <w:proofErr w:type="spellStart"/>
+      <w:r>
+        <w:rPr>
+          <w:rFonts w:ascii="Arial" w:eastAsia="Times New Roman" w:hAnsi="Arial" w:cs="Arial"/>
+          <w:b/>
+          <w:bCs/>
+          <w:kern w:val="0"/>
+          <w:lang w:eastAsia="pt-BR"/>
+          <w14:ligatures w14:val="none"/>
+        </w:rPr>
+        <w:t>Documentation</w:t>
+      </w:r>
+      <w:proofErr w:type="spellEnd"/>
+      <w:r>
+        <w:rPr>
+          <w:rFonts w:ascii="Arial" w:eastAsia="Times New Roman" w:hAnsi="Arial" w:cs="Arial"/>
           <w:kern w:val="0"/>
           <w:lang w:eastAsia="pt-BR"/>
           <w14:ligatures w14:val="none"/>
         </w:rPr>
         <w:t xml:space="preserve">. Disponível em: </w:t>
       </w:r>
-      <w:hyperlink r:id="rId8" w:tgtFrame="_new" w:history="1">
+      <w:r>
+        <w:rPr>
+          <w:color w:val="000000" w:themeColor="text1"/>
+        </w:rPr>
+        <w:fldChar w:fldCharType="begin"/>
+      </w:r>
+      <w:r>
+        <w:rPr>
+          <w:color w:val="000000" w:themeColor="text1"/>
+        </w:rPr>
+        <w:instrText>HYPERLINK "https://docs.python.org/" \t "_new"</w:instrText>
+      </w:r>
+      <w:r>
+        <w:rPr>
+          <w:color w:val="000000" w:themeColor="text1"/>
+        </w:rPr>
+      </w:r>
+      <w:r>
+        <w:rPr>
+          <w:color w:val="000000" w:themeColor="text1"/>
+        </w:rPr>
+        <w:fldChar w:fldCharType="separate"/>
+      </w:r>
+      <w:r>
+        <w:rPr>
+          <w:rFonts w:ascii="Arial" w:eastAsia="Times New Roman" w:hAnsi="Arial" w:cs="Arial"/>
+          <w:color w:val="000000" w:themeColor="text1"/>
+          <w:kern w:val="0"/>
+          <w:u w:val="single"/>
+          <w:lang w:eastAsia="pt-BR"/>
+          <w14:ligatures w14:val="none"/>
+        </w:rPr>
+        <w:t>https://docs.python.org/</w:t>
+      </w:r>
+      <w:r>
+        <w:rPr>
+          <w:color w:val="000000" w:themeColor="text1"/>
+        </w:rPr>
+        <w:fldChar w:fldCharType="end"/>
+      </w:r>
+      <w:r>
+        <w:rPr>
+          <w:rFonts w:ascii="Arial" w:eastAsia="Times New Roman" w:hAnsi="Arial" w:cs="Arial"/>
+          <w:kern w:val="0"/>
+          <w:lang w:eastAsia="pt-BR"/>
+          <w14:ligatures w14:val="none"/>
+        </w:rPr>
+        <w:t xml:space="preserve">. Acesso em: </w:t>
+      </w:r>
+      <w:r>
+        <w:rPr>
+          <w:rFonts w:ascii="Arial" w:eastAsia="Times New Roman" w:hAnsi="Arial" w:cs="Arial"/>
+          <w:kern w:val="0"/>
+          <w:lang w:eastAsia="pt-BR"/>
+          <w14:ligatures w14:val="none"/>
+        </w:rPr>
+        <w:t>12</w:t>
+      </w:r>
+      <w:r>
+        <w:rPr>
+          <w:rFonts w:ascii="Arial" w:eastAsia="Times New Roman" w:hAnsi="Arial" w:cs="Arial"/>
+          <w:kern w:val="0"/>
+          <w:lang w:eastAsia="pt-BR"/>
+          <w14:ligatures w14:val="none"/>
+        </w:rPr>
+        <w:t xml:space="preserve"> fev. 2026.</w:t>
+      </w:r>
+    </w:p>
+    <w:p>
+      <w:pPr>
+        <w:spacing w:before="100" w:beforeAutospacing="1" w:after="100" w:afterAutospacing="1" w:line="240" w:lineRule="auto"/>
+        <w:jc w:val="both"/>
+        <w:rPr>
+          <w:rFonts w:ascii="Arial" w:eastAsia="Times New Roman" w:hAnsi="Arial" w:cs="Arial"/>
+          <w:kern w:val="0"/>
+          <w:lang w:eastAsia="pt-BR"/>
+          <w14:ligatures w14:val="none"/>
+        </w:rPr>
+      </w:pPr>
+      <w:r>
+        <w:rPr>
+          <w:rFonts w:ascii="Arial" w:eastAsia="Times New Roman" w:hAnsi="Arial" w:cs="Arial"/>
+          <w:kern w:val="0"/>
+          <w:lang w:eastAsia="pt-BR"/>
+          <w14:ligatures w14:val="none"/>
+        </w:rPr>
+        <w:t xml:space="preserve">Ribeiro, A. P., Rezende, B. N., </w:t>
+      </w:r>
+      <w:proofErr w:type="spellStart"/>
+      <w:r>
+        <w:rPr>
+          <w:rFonts w:ascii="Arial" w:eastAsia="Times New Roman" w:hAnsi="Arial" w:cs="Arial"/>
+          <w:kern w:val="0"/>
+          <w:lang w:eastAsia="pt-BR"/>
+          <w14:ligatures w14:val="none"/>
+        </w:rPr>
+        <w:t>Menegali</w:t>
+      </w:r>
+      <w:proofErr w:type="spellEnd"/>
+      <w:r>
+        <w:rPr>
+          <w:rFonts w:ascii="Arial" w:eastAsia="Times New Roman" w:hAnsi="Arial" w:cs="Arial"/>
+          <w:kern w:val="0"/>
+          <w:lang w:eastAsia="pt-BR"/>
+          <w14:ligatures w14:val="none"/>
+        </w:rPr>
+        <w:t>, I., &amp; Pereira, S. (2016</w:t>
+      </w:r>
+      <w:r>
+        <w:rPr>
+          <w:rFonts w:ascii="Arial" w:eastAsia="Times New Roman" w:hAnsi="Arial" w:cs="Arial"/>
+          <w:b/>
+          <w:bCs/>
+          <w:kern w:val="0"/>
+          <w:lang w:eastAsia="pt-BR"/>
+          <w14:ligatures w14:val="none"/>
+        </w:rPr>
+        <w:t>). Avaliação de temperatura e umidade utilizando o sensor DHT22 controlado por Arduino</w:t>
+      </w:r>
+      <w:r>
+        <w:rPr>
+          <w:rFonts w:ascii="Arial" w:eastAsia="Times New Roman" w:hAnsi="Arial" w:cs="Arial"/>
+          <w:kern w:val="0"/>
+          <w:lang w:eastAsia="pt-BR"/>
+          <w14:ligatures w14:val="none"/>
+        </w:rPr>
+        <w:t xml:space="preserve"> (CONTECC’2016).</w:t>
+      </w:r>
+      <w:r>
+        <w:rPr>
+          <w:rFonts w:ascii="Arial" w:eastAsia="Times New Roman" w:hAnsi="Arial" w:cs="Arial"/>
+          <w:kern w:val="0"/>
+          <w:lang w:eastAsia="pt-BR"/>
+          <w14:ligatures w14:val="none"/>
+        </w:rPr>
+        <w:t xml:space="preserve"> Acesso em: 28 dez. 2025.</w:t>
+      </w:r>
+    </w:p>
+    <w:p>
+      <w:pPr>
+        <w:spacing w:before="100" w:beforeAutospacing="1" w:after="100" w:afterAutospacing="1" w:line="240" w:lineRule="auto"/>
+        <w:jc w:val="both"/>
+        <w:rPr>
+          <w:rFonts w:ascii="Arial" w:eastAsia="Times New Roman" w:hAnsi="Arial" w:cs="Arial"/>
+          <w:kern w:val="0"/>
+          <w:lang w:eastAsia="pt-BR"/>
+          <w14:ligatures w14:val="none"/>
+        </w:rPr>
+      </w:pPr>
+      <w:r>
+        <w:rPr>
+          <w:rFonts w:ascii="Arial" w:eastAsia="Times New Roman" w:hAnsi="Arial" w:cs="Arial"/>
+          <w:kern w:val="0"/>
+          <w:lang w:eastAsia="pt-BR"/>
+          <w14:ligatures w14:val="none"/>
+        </w:rPr>
+        <w:t xml:space="preserve">SCIKIT-LEARN. </w:t>
+      </w:r>
+      <w:proofErr w:type="spellStart"/>
+      <w:r>
+        <w:rPr>
+          <w:rFonts w:ascii="Arial" w:eastAsia="Times New Roman" w:hAnsi="Arial" w:cs="Arial"/>
+          <w:b/>
+          <w:bCs/>
+          <w:kern w:val="0"/>
+          <w:lang w:eastAsia="pt-BR"/>
+          <w14:ligatures w14:val="none"/>
+        </w:rPr>
+        <w:t>User</w:t>
+      </w:r>
+      <w:proofErr w:type="spellEnd"/>
+      <w:r>
+        <w:rPr>
+          <w:rFonts w:ascii="Arial" w:eastAsia="Times New Roman" w:hAnsi="Arial" w:cs="Arial"/>
+          <w:b/>
+          <w:bCs/>
+          <w:kern w:val="0"/>
+          <w:lang w:eastAsia="pt-BR"/>
+          <w14:ligatures w14:val="none"/>
+        </w:rPr>
+        <w:t xml:space="preserve"> </w:t>
+      </w:r>
+      <w:proofErr w:type="spellStart"/>
+      <w:r>
+        <w:rPr>
+          <w:rFonts w:ascii="Arial" w:eastAsia="Times New Roman" w:hAnsi="Arial" w:cs="Arial"/>
+          <w:b/>
+          <w:bCs/>
+          <w:kern w:val="0"/>
+          <w:lang w:eastAsia="pt-BR"/>
+          <w14:ligatures w14:val="none"/>
+        </w:rPr>
+        <w:t>Guide</w:t>
+      </w:r>
+      <w:proofErr w:type="spellEnd"/>
+      <w:r>
+        <w:rPr>
+          <w:rFonts w:ascii="Arial" w:eastAsia="Times New Roman" w:hAnsi="Arial" w:cs="Arial"/>
+          <w:b/>
+          <w:bCs/>
+          <w:kern w:val="0"/>
+          <w:lang w:eastAsia="pt-BR"/>
+          <w14:ligatures w14:val="none"/>
+        </w:rPr>
+        <w:t xml:space="preserve"> </w:t>
+      </w:r>
+      <w:proofErr w:type="spellStart"/>
+      <w:r>
+        <w:rPr>
+          <w:rFonts w:ascii="Arial" w:eastAsia="Times New Roman" w:hAnsi="Arial" w:cs="Arial"/>
+          <w:b/>
+          <w:bCs/>
+          <w:kern w:val="0"/>
+          <w:lang w:eastAsia="pt-BR"/>
+          <w14:ligatures w14:val="none"/>
+        </w:rPr>
+        <w:t>and</w:t>
+      </w:r>
+      <w:proofErr w:type="spellEnd"/>
+      <w:r>
+        <w:rPr>
+          <w:rFonts w:ascii="Arial" w:eastAsia="Times New Roman" w:hAnsi="Arial" w:cs="Arial"/>
+          <w:b/>
+          <w:bCs/>
+          <w:kern w:val="0"/>
+          <w:lang w:eastAsia="pt-BR"/>
+          <w14:ligatures w14:val="none"/>
+        </w:rPr>
+        <w:t xml:space="preserve"> API </w:t>
+      </w:r>
+      <w:proofErr w:type="spellStart"/>
+      <w:r>
+        <w:rPr>
+          <w:rFonts w:ascii="Arial" w:eastAsia="Times New Roman" w:hAnsi="Arial" w:cs="Arial"/>
+          <w:b/>
+          <w:bCs/>
+          <w:kern w:val="0"/>
+          <w:lang w:eastAsia="pt-BR"/>
+          <w14:ligatures w14:val="none"/>
+        </w:rPr>
+        <w:t>Reference</w:t>
+      </w:r>
+      <w:proofErr w:type="spellEnd"/>
+      <w:r>
+        <w:rPr>
+          <w:rFonts w:ascii="Arial" w:eastAsia="Times New Roman" w:hAnsi="Arial" w:cs="Arial"/>
+          <w:kern w:val="0"/>
+          <w:lang w:eastAsia="pt-BR"/>
+          <w14:ligatures w14:val="none"/>
+        </w:rPr>
+        <w:t xml:space="preserve">. Disponível em: </w:t>
+      </w:r>
+      <w:hyperlink r:id="rId10" w:tgtFrame="_new" w:history="1">
         <w:r>
           <w:rPr>
             <w:rFonts w:ascii="Arial" w:eastAsia="Times New Roman" w:hAnsi="Arial" w:cs="Arial"/>
-            <w:color w:val="0000FF"/>
+            <w:color w:val="000000" w:themeColor="text1"/>
             <w:kern w:val="0"/>
             <w:u w:val="single"/>
             <w:lang w:eastAsia="pt-BR"/>
             <w14:ligatures w14:val="none"/>
           </w:rPr>
-          <w:t>https://docs.arduino.cc/</w:t>
+          <w:t>https</w:t>
         </w:r>
-      </w:hyperlink>
-      <w:r>
-        <w:rPr>
-          <w:rFonts w:ascii="Arial" w:eastAsia="Times New Roman" w:hAnsi="Arial" w:cs="Arial"/>
-          <w:kern w:val="0"/>
-          <w:lang w:eastAsia="pt-BR"/>
-          <w14:ligatures w14:val="none"/>
-        </w:rPr>
-        <w:t>. Acesso em: 10 fev. 2026.</w:t>
-      </w:r>
-    </w:p>
-    <w:p>
-      <w:pPr>
-        <w:spacing w:before="100" w:beforeAutospacing="1" w:after="100" w:afterAutospacing="1" w:line="240" w:lineRule="auto"/>
-        <w:rPr>
-          <w:rFonts w:ascii="Arial" w:eastAsia="Times New Roman" w:hAnsi="Arial" w:cs="Arial"/>
-          <w:kern w:val="0"/>
-          <w:lang w:eastAsia="pt-BR"/>
-          <w14:ligatures w14:val="none"/>
-        </w:rPr>
-      </w:pPr>
-      <w:r>
-        <w:rPr>
-          <w:rFonts w:ascii="Arial" w:eastAsia="Times New Roman" w:hAnsi="Arial" w:cs="Arial"/>
-          <w:kern w:val="0"/>
-          <w:lang w:eastAsia="pt-BR"/>
-          <w14:ligatures w14:val="none"/>
-        </w:rPr>
-        <w:t xml:space="preserve">GOLDSCHMIDT, Roberto; PASSOS, Eduardo. </w:t>
-      </w:r>
-      <w:r>
-        <w:rPr>
-          <w:rFonts w:ascii="Arial" w:eastAsia="Times New Roman" w:hAnsi="Arial" w:cs="Arial"/>
-          <w:b/>
-          <w:bCs/>
-          <w:kern w:val="0"/>
-          <w:lang w:eastAsia="pt-BR"/>
-          <w14:ligatures w14:val="none"/>
-        </w:rPr>
-        <w:t>Sistemas Embarcados: hardware, software e aplicações</w:t>
-      </w:r>
-      <w:r>
-        <w:rPr>
-          <w:rFonts w:ascii="Arial" w:eastAsia="Times New Roman" w:hAnsi="Arial" w:cs="Arial"/>
-          <w:kern w:val="0"/>
-          <w:lang w:eastAsia="pt-BR"/>
-          <w14:ligatures w14:val="none"/>
-        </w:rPr>
-        <w:t>. São Paulo: Editora Érica, 2013.</w:t>
-      </w:r>
-    </w:p>
-    <w:p>
-      <w:pPr>
-        <w:spacing w:before="100" w:beforeAutospacing="1" w:after="100" w:afterAutospacing="1" w:line="240" w:lineRule="auto"/>
-        <w:rPr>
-          <w:rFonts w:ascii="Arial" w:eastAsia="Times New Roman" w:hAnsi="Arial" w:cs="Arial"/>
-          <w:kern w:val="0"/>
-          <w:lang w:eastAsia="pt-BR"/>
-          <w14:ligatures w14:val="none"/>
-        </w:rPr>
-      </w:pPr>
-      <w:r>
-        <w:rPr>
-          <w:rFonts w:ascii="Arial" w:eastAsia="Times New Roman" w:hAnsi="Arial" w:cs="Arial"/>
-          <w:kern w:val="0"/>
-          <w:lang w:eastAsia="pt-BR"/>
-          <w14:ligatures w14:val="none"/>
-        </w:rPr>
-        <w:t xml:space="preserve">HAYKIN, Simon. </w:t>
-      </w:r>
-      <w:r>
-        <w:rPr>
-          <w:rFonts w:ascii="Arial" w:eastAsia="Times New Roman" w:hAnsi="Arial" w:cs="Arial"/>
-          <w:b/>
-          <w:bCs/>
-          <w:kern w:val="0"/>
-          <w:lang w:eastAsia="pt-BR"/>
-          <w14:ligatures w14:val="none"/>
-        </w:rPr>
-        <w:t xml:space="preserve">Neural Networks </w:t>
-      </w:r>
-      <w:proofErr w:type="spellStart"/>
-      <w:r>
-        <w:rPr>
-          <w:rFonts w:ascii="Arial" w:eastAsia="Times New Roman" w:hAnsi="Arial" w:cs="Arial"/>
-          <w:b/>
-          <w:bCs/>
-          <w:kern w:val="0"/>
-          <w:lang w:eastAsia="pt-BR"/>
-          <w14:ligatures w14:val="none"/>
-        </w:rPr>
-        <w:t>and</w:t>
-      </w:r>
-      <w:proofErr w:type="spellEnd"/>
-      <w:r>
-        <w:rPr>
-          <w:rFonts w:ascii="Arial" w:eastAsia="Times New Roman" w:hAnsi="Arial" w:cs="Arial"/>
-          <w:b/>
-          <w:bCs/>
-          <w:kern w:val="0"/>
-          <w:lang w:eastAsia="pt-BR"/>
-          <w14:ligatures w14:val="none"/>
-        </w:rPr>
-        <w:t xml:space="preserve"> Learning </w:t>
-      </w:r>
-      <w:proofErr w:type="spellStart"/>
-      <w:r>
-        <w:rPr>
-          <w:rFonts w:ascii="Arial" w:eastAsia="Times New Roman" w:hAnsi="Arial" w:cs="Arial"/>
-          <w:b/>
-          <w:bCs/>
-          <w:kern w:val="0"/>
-          <w:lang w:eastAsia="pt-BR"/>
-          <w14:ligatures w14:val="none"/>
-        </w:rPr>
-        <w:t>Machines</w:t>
-      </w:r>
-      <w:proofErr w:type="spellEnd"/>
-      <w:r>
-        <w:rPr>
-          <w:rFonts w:ascii="Arial" w:eastAsia="Times New Roman" w:hAnsi="Arial" w:cs="Arial"/>
-          <w:kern w:val="0"/>
-          <w:lang w:eastAsia="pt-BR"/>
-          <w14:ligatures w14:val="none"/>
-        </w:rPr>
-        <w:t>. 3. ed. New Jersey: Pearson, 2009.</w:t>
-      </w:r>
-    </w:p>
-    <w:p>
-      <w:pPr>
-        <w:spacing w:before="100" w:beforeAutospacing="1" w:after="100" w:afterAutospacing="1" w:line="240" w:lineRule="auto"/>
-        <w:rPr>
-          <w:rFonts w:ascii="Arial" w:eastAsia="Times New Roman" w:hAnsi="Arial" w:cs="Arial"/>
-          <w:kern w:val="0"/>
-          <w:lang w:eastAsia="pt-BR"/>
-          <w14:ligatures w14:val="none"/>
-        </w:rPr>
-      </w:pPr>
-      <w:r>
-        <w:rPr>
-          <w:rFonts w:ascii="Arial" w:eastAsia="Times New Roman" w:hAnsi="Arial" w:cs="Arial"/>
-          <w:kern w:val="0"/>
-          <w:lang w:eastAsia="pt-BR"/>
-          <w14:ligatures w14:val="none"/>
-        </w:rPr>
-        <w:t xml:space="preserve">JAIN, Anil; MURTY, </w:t>
-      </w:r>
-      <w:proofErr w:type="spellStart"/>
-      <w:r>
-        <w:rPr>
-          <w:rFonts w:ascii="Arial" w:eastAsia="Times New Roman" w:hAnsi="Arial" w:cs="Arial"/>
-          <w:kern w:val="0"/>
-          <w:lang w:eastAsia="pt-BR"/>
-          <w14:ligatures w14:val="none"/>
-        </w:rPr>
-        <w:t>Narasimha</w:t>
-      </w:r>
-      <w:proofErr w:type="spellEnd"/>
-      <w:r>
-        <w:rPr>
-          <w:rFonts w:ascii="Arial" w:eastAsia="Times New Roman" w:hAnsi="Arial" w:cs="Arial"/>
-          <w:kern w:val="0"/>
-          <w:lang w:eastAsia="pt-BR"/>
-          <w14:ligatures w14:val="none"/>
-        </w:rPr>
-        <w:t xml:space="preserve">; FLYNN, Patrick. Data </w:t>
-      </w:r>
-      <w:proofErr w:type="spellStart"/>
-      <w:r>
-        <w:rPr>
-          <w:rFonts w:ascii="Arial" w:eastAsia="Times New Roman" w:hAnsi="Arial" w:cs="Arial"/>
-          <w:kern w:val="0"/>
-          <w:lang w:eastAsia="pt-BR"/>
-          <w14:ligatures w14:val="none"/>
-        </w:rPr>
-        <w:t>clustering</w:t>
-      </w:r>
-      <w:proofErr w:type="spellEnd"/>
-      <w:r>
-        <w:rPr>
-          <w:rFonts w:ascii="Arial" w:eastAsia="Times New Roman" w:hAnsi="Arial" w:cs="Arial"/>
-          <w:kern w:val="0"/>
-          <w:lang w:eastAsia="pt-BR"/>
-          <w14:ligatures w14:val="none"/>
-        </w:rPr>
-        <w:t xml:space="preserve">: a review. </w:t>
-      </w:r>
-      <w:r>
-        <w:rPr>
-          <w:rFonts w:ascii="Arial" w:eastAsia="Times New Roman" w:hAnsi="Arial" w:cs="Arial"/>
-          <w:i/>
-          <w:iCs/>
-          <w:kern w:val="0"/>
-          <w:lang w:eastAsia="pt-BR"/>
-          <w14:ligatures w14:val="none"/>
-        </w:rPr>
-        <w:t xml:space="preserve">ACM </w:t>
-      </w:r>
-      <w:proofErr w:type="spellStart"/>
-      <w:r>
-        <w:rPr>
-          <w:rFonts w:ascii="Arial" w:eastAsia="Times New Roman" w:hAnsi="Arial" w:cs="Arial"/>
-          <w:i/>
-          <w:iCs/>
-          <w:kern w:val="0"/>
-          <w:lang w:eastAsia="pt-BR"/>
-          <w14:ligatures w14:val="none"/>
-        </w:rPr>
-        <w:t>Computing</w:t>
-      </w:r>
-      <w:proofErr w:type="spellEnd"/>
-      <w:r>
-        <w:rPr>
-          <w:rFonts w:ascii="Arial" w:eastAsia="Times New Roman" w:hAnsi="Arial" w:cs="Arial"/>
-          <w:i/>
-          <w:iCs/>
-          <w:kern w:val="0"/>
-          <w:lang w:eastAsia="pt-BR"/>
-          <w14:ligatures w14:val="none"/>
-        </w:rPr>
-        <w:t xml:space="preserve"> </w:t>
-      </w:r>
-      <w:proofErr w:type="spellStart"/>
-      <w:r>
-        <w:rPr>
-          <w:rFonts w:ascii="Arial" w:eastAsia="Times New Roman" w:hAnsi="Arial" w:cs="Arial"/>
-          <w:i/>
-          <w:iCs/>
-          <w:kern w:val="0"/>
-          <w:lang w:eastAsia="pt-BR"/>
-          <w14:ligatures w14:val="none"/>
-        </w:rPr>
-        <w:t>Surveys</w:t>
-      </w:r>
-      <w:proofErr w:type="spellEnd"/>
-      <w:r>
-        <w:rPr>
-          <w:rFonts w:ascii="Arial" w:eastAsia="Times New Roman" w:hAnsi="Arial" w:cs="Arial"/>
-          <w:kern w:val="0"/>
-          <w:lang w:eastAsia="pt-BR"/>
-          <w14:ligatures w14:val="none"/>
-        </w:rPr>
-        <w:t>, v. 31, n. 3, p. 264–323, 1999.</w:t>
-      </w:r>
-    </w:p>
-    <w:p>
-      <w:pPr>
-        <w:spacing w:before="100" w:beforeAutospacing="1" w:after="100" w:afterAutospacing="1" w:line="240" w:lineRule="auto"/>
-        <w:rPr>
-          <w:rFonts w:ascii="Arial" w:eastAsia="Times New Roman" w:hAnsi="Arial" w:cs="Arial"/>
-          <w:kern w:val="0"/>
-          <w:lang w:eastAsia="pt-BR"/>
-          <w14:ligatures w14:val="none"/>
-        </w:rPr>
-      </w:pPr>
-      <w:r>
-        <w:rPr>
-          <w:rFonts w:ascii="Arial" w:eastAsia="Times New Roman" w:hAnsi="Arial" w:cs="Arial"/>
-          <w:kern w:val="0"/>
-          <w:lang w:eastAsia="pt-BR"/>
-          <w14:ligatures w14:val="none"/>
-        </w:rPr>
-        <w:t xml:space="preserve">MQ GAS SENSORS. </w:t>
-      </w:r>
-      <w:r>
-        <w:rPr>
-          <w:rFonts w:ascii="Arial" w:eastAsia="Times New Roman" w:hAnsi="Arial" w:cs="Arial"/>
-          <w:b/>
-          <w:bCs/>
-          <w:kern w:val="0"/>
-          <w:lang w:eastAsia="pt-BR"/>
-          <w14:ligatures w14:val="none"/>
-        </w:rPr>
-        <w:t xml:space="preserve">Datasheets MQ2 </w:t>
-      </w:r>
-      <w:proofErr w:type="spellStart"/>
-      <w:r>
-        <w:rPr>
-          <w:rFonts w:ascii="Arial" w:eastAsia="Times New Roman" w:hAnsi="Arial" w:cs="Arial"/>
-          <w:b/>
-          <w:bCs/>
-          <w:kern w:val="0"/>
-          <w:lang w:eastAsia="pt-BR"/>
-          <w14:ligatures w14:val="none"/>
-        </w:rPr>
-        <w:t>and</w:t>
-      </w:r>
-      <w:proofErr w:type="spellEnd"/>
-      <w:r>
-        <w:rPr>
-          <w:rFonts w:ascii="Arial" w:eastAsia="Times New Roman" w:hAnsi="Arial" w:cs="Arial"/>
-          <w:b/>
-          <w:bCs/>
-          <w:kern w:val="0"/>
-          <w:lang w:eastAsia="pt-BR"/>
-          <w14:ligatures w14:val="none"/>
-        </w:rPr>
-        <w:t xml:space="preserve"> MQ7</w:t>
-      </w:r>
-      <w:r>
-        <w:rPr>
-          <w:rFonts w:ascii="Arial" w:eastAsia="Times New Roman" w:hAnsi="Arial" w:cs="Arial"/>
-          <w:kern w:val="0"/>
-          <w:lang w:eastAsia="pt-BR"/>
-          <w14:ligatures w14:val="none"/>
-        </w:rPr>
-        <w:t xml:space="preserve">. Henan </w:t>
-      </w:r>
-      <w:proofErr w:type="spellStart"/>
-      <w:r>
-        <w:rPr>
-          <w:rFonts w:ascii="Arial" w:eastAsia="Times New Roman" w:hAnsi="Arial" w:cs="Arial"/>
-          <w:kern w:val="0"/>
-          <w:lang w:eastAsia="pt-BR"/>
-          <w14:ligatures w14:val="none"/>
-        </w:rPr>
-        <w:t>Hanwei</w:t>
-      </w:r>
-      <w:proofErr w:type="spellEnd"/>
-      <w:r>
-        <w:rPr>
-          <w:rFonts w:ascii="Arial" w:eastAsia="Times New Roman" w:hAnsi="Arial" w:cs="Arial"/>
-          <w:kern w:val="0"/>
-          <w:lang w:eastAsia="pt-BR"/>
-          <w14:ligatures w14:val="none"/>
-        </w:rPr>
-        <w:t xml:space="preserve"> </w:t>
-      </w:r>
-      <w:proofErr w:type="spellStart"/>
-      <w:r>
-        <w:rPr>
-          <w:rFonts w:ascii="Arial" w:eastAsia="Times New Roman" w:hAnsi="Arial" w:cs="Arial"/>
-          <w:kern w:val="0"/>
-          <w:lang w:eastAsia="pt-BR"/>
-          <w14:ligatures w14:val="none"/>
-        </w:rPr>
-        <w:t>Electronics</w:t>
-      </w:r>
-      <w:proofErr w:type="spellEnd"/>
-      <w:r>
-        <w:rPr>
-          <w:rFonts w:ascii="Arial" w:eastAsia="Times New Roman" w:hAnsi="Arial" w:cs="Arial"/>
-          <w:kern w:val="0"/>
-          <w:lang w:eastAsia="pt-BR"/>
-          <w14:ligatures w14:val="none"/>
-        </w:rPr>
-        <w:t xml:space="preserve"> Co. Ltd. Disponível em: </w:t>
-      </w:r>
-      <w:hyperlink r:id="rId9" w:tgtFrame="_new" w:history="1">
         <w:r>
           <w:rPr>
             <w:rFonts w:ascii="Arial" w:eastAsia="Times New Roman" w:hAnsi="Arial" w:cs="Arial"/>
-            <w:color w:val="0000FF"/>
+            <w:color w:val="000000" w:themeColor="text1"/>
             <w:kern w:val="0"/>
             <w:u w:val="single"/>
             <w:lang w:eastAsia="pt-BR"/>
             <w14:ligatures w14:val="none"/>
           </w:rPr>
-          <w:t>https://www.hwsensor.com/</w:t>
+          <w:t>://scikit-learn.org/</w:t>
         </w:r>
       </w:hyperlink>
       <w:r>
         <w:rPr>
           <w:rFonts w:ascii="Arial" w:eastAsia="Times New Roman" w:hAnsi="Arial" w:cs="Arial"/>
-          <w:kern w:val="0"/>
-          <w:lang w:eastAsia="pt-BR"/>
-          <w14:ligatures w14:val="none"/>
-        </w:rPr>
-        <w:t>. Acesso em: 10 fev. 2026.</w:t>
-      </w:r>
-    </w:p>
-    <w:p>
-      <w:pPr>
-        <w:spacing w:before="100" w:beforeAutospacing="1" w:after="100" w:afterAutospacing="1" w:line="240" w:lineRule="auto"/>
-        <w:rPr>
-          <w:rFonts w:ascii="Arial" w:eastAsia="Times New Roman" w:hAnsi="Arial" w:cs="Arial"/>
-          <w:kern w:val="0"/>
-          <w:lang w:eastAsia="pt-BR"/>
-          <w14:ligatures w14:val="none"/>
-        </w:rPr>
-      </w:pPr>
-      <w:r>
-        <w:rPr>
-          <w:rFonts w:ascii="Arial" w:eastAsia="Times New Roman" w:hAnsi="Arial" w:cs="Arial"/>
-          <w:kern w:val="0"/>
-          <w:lang w:eastAsia="pt-BR"/>
-          <w14:ligatures w14:val="none"/>
-        </w:rPr>
-        <w:t xml:space="preserve">PYTHON SOFTWARE FOUNDATION. </w:t>
+          <w:color w:val="000000" w:themeColor="text1"/>
+          <w:kern w:val="0"/>
+          <w:lang w:eastAsia="pt-BR"/>
+          <w14:ligatures w14:val="none"/>
+        </w:rPr>
+        <w:t xml:space="preserve">. </w:t>
+      </w:r>
+      <w:r>
+        <w:rPr>
+          <w:rFonts w:ascii="Arial" w:eastAsia="Times New Roman" w:hAnsi="Arial" w:cs="Arial"/>
+          <w:kern w:val="0"/>
+          <w:lang w:eastAsia="pt-BR"/>
+          <w14:ligatures w14:val="none"/>
+        </w:rPr>
+        <w:t xml:space="preserve">Acesso em: </w:t>
+      </w:r>
+      <w:r>
+        <w:rPr>
+          <w:rFonts w:ascii="Arial" w:eastAsia="Times New Roman" w:hAnsi="Arial" w:cs="Arial"/>
+          <w:kern w:val="0"/>
+          <w:lang w:eastAsia="pt-BR"/>
+          <w14:ligatures w14:val="none"/>
+        </w:rPr>
+        <w:t>05</w:t>
+      </w:r>
+      <w:r>
+        <w:rPr>
+          <w:rFonts w:ascii="Arial" w:eastAsia="Times New Roman" w:hAnsi="Arial" w:cs="Arial"/>
+          <w:kern w:val="0"/>
+          <w:lang w:eastAsia="pt-BR"/>
+          <w14:ligatures w14:val="none"/>
+        </w:rPr>
+        <w:t xml:space="preserve"> </w:t>
+      </w:r>
+      <w:r>
+        <w:rPr>
+          <w:rFonts w:ascii="Arial" w:eastAsia="Times New Roman" w:hAnsi="Arial" w:cs="Arial"/>
+          <w:kern w:val="0"/>
+          <w:lang w:eastAsia="pt-BR"/>
+          <w14:ligatures w14:val="none"/>
+        </w:rPr>
+        <w:t>jan</w:t>
+      </w:r>
+      <w:r>
+        <w:rPr>
+          <w:rFonts w:ascii="Arial" w:eastAsia="Times New Roman" w:hAnsi="Arial" w:cs="Arial"/>
+          <w:kern w:val="0"/>
+          <w:lang w:eastAsia="pt-BR"/>
+          <w14:ligatures w14:val="none"/>
+        </w:rPr>
+        <w:t>. 2026.</w:t>
+      </w:r>
+    </w:p>
+    <w:p>
+      <w:pPr>
+        <w:spacing w:before="100" w:beforeAutospacing="1" w:after="100" w:afterAutospacing="1" w:line="240" w:lineRule="auto"/>
+        <w:jc w:val="both"/>
+        <w:rPr>
+          <w:rFonts w:ascii="Arial" w:eastAsia="Times New Roman" w:hAnsi="Arial" w:cs="Arial"/>
+          <w:kern w:val="0"/>
+          <w:lang w:eastAsia="pt-BR"/>
+          <w14:ligatures w14:val="none"/>
+        </w:rPr>
+      </w:pPr>
+      <w:proofErr w:type="spellStart"/>
+      <w:r>
+        <w:rPr>
+          <w:rFonts w:ascii="Arial" w:eastAsia="Times New Roman" w:hAnsi="Arial" w:cs="Arial"/>
+          <w:kern w:val="0"/>
+          <w:lang w:eastAsia="pt-BR"/>
+          <w14:ligatures w14:val="none"/>
+        </w:rPr>
+        <w:t>Strelow</w:t>
+      </w:r>
+      <w:proofErr w:type="spellEnd"/>
+      <w:r>
+        <w:rPr>
+          <w:rFonts w:ascii="Arial" w:eastAsia="Times New Roman" w:hAnsi="Arial" w:cs="Arial"/>
+          <w:kern w:val="0"/>
+          <w:lang w:eastAsia="pt-BR"/>
+          <w14:ligatures w14:val="none"/>
+        </w:rPr>
+        <w:t xml:space="preserve">, F. H., &amp; Mendes, R. S. (2015). </w:t>
       </w:r>
       <w:r>
         <w:rPr>
@@ -9120,174 +9565,70 @@
           <w:lang w:eastAsia="pt-BR"/>
           <w14:ligatures w14:val="none"/>
         </w:rPr>
-        <w:t xml:space="preserve">Python </w:t>
-      </w:r>
-      <w:proofErr w:type="spellStart"/>
-      <w:r>
-        <w:rPr>
-          <w:rFonts w:ascii="Arial" w:eastAsia="Times New Roman" w:hAnsi="Arial" w:cs="Arial"/>
-          <w:b/>
-          <w:bCs/>
-          <w:kern w:val="0"/>
-          <w:lang w:eastAsia="pt-BR"/>
-          <w14:ligatures w14:val="none"/>
-        </w:rPr>
-        <w:t>Documentation</w:t>
-      </w:r>
-      <w:proofErr w:type="spellEnd"/>
-      <w:r>
-        <w:rPr>
-          <w:rFonts w:ascii="Arial" w:eastAsia="Times New Roman" w:hAnsi="Arial" w:cs="Arial"/>
-          <w:kern w:val="0"/>
-          <w:lang w:eastAsia="pt-BR"/>
-          <w14:ligatures w14:val="none"/>
-        </w:rPr>
-        <w:t xml:space="preserve">. Disponível em: </w:t>
-      </w:r>
-      <w:hyperlink r:id="rId10" w:tgtFrame="_new" w:history="1">
-        <w:r>
-          <w:rPr>
-            <w:rFonts w:ascii="Arial" w:eastAsia="Times New Roman" w:hAnsi="Arial" w:cs="Arial"/>
-            <w:color w:val="0000FF"/>
-            <w:kern w:val="0"/>
-            <w:u w:val="single"/>
-            <w:lang w:eastAsia="pt-BR"/>
-            <w14:ligatures w14:val="none"/>
-          </w:rPr>
-          <w:t>https://docs.python.org/</w:t>
-        </w:r>
-      </w:hyperlink>
-      <w:r>
-        <w:rPr>
-          <w:rFonts w:ascii="Arial" w:eastAsia="Times New Roman" w:hAnsi="Arial" w:cs="Arial"/>
-          <w:kern w:val="0"/>
-          <w:lang w:eastAsia="pt-BR"/>
-          <w14:ligatures w14:val="none"/>
-        </w:rPr>
-        <w:t>. Acesso em: 10 fev. 2026.</w:t>
-      </w:r>
-    </w:p>
-    <w:p>
-      <w:pPr>
-        <w:spacing w:before="100" w:beforeAutospacing="1" w:after="100" w:afterAutospacing="1" w:line="240" w:lineRule="auto"/>
-        <w:rPr>
-          <w:rFonts w:ascii="Arial" w:eastAsia="Times New Roman" w:hAnsi="Arial" w:cs="Arial"/>
-          <w:kern w:val="0"/>
-          <w:lang w:eastAsia="pt-BR"/>
-          <w14:ligatures w14:val="none"/>
-        </w:rPr>
-      </w:pPr>
-      <w:r>
-        <w:rPr>
-          <w:rFonts w:ascii="Arial" w:eastAsia="Times New Roman" w:hAnsi="Arial" w:cs="Arial"/>
-          <w:kern w:val="0"/>
-          <w:lang w:eastAsia="pt-BR"/>
-          <w14:ligatures w14:val="none"/>
-        </w:rPr>
-        <w:t xml:space="preserve">SCIKIT-LEARN. </w:t>
-      </w:r>
-      <w:r>
-        <w:rPr>
-          <w:rFonts w:ascii="Arial" w:eastAsia="Times New Roman" w:hAnsi="Arial" w:cs="Arial"/>
-          <w:b/>
-          <w:bCs/>
-          <w:kern w:val="0"/>
-          <w:lang w:eastAsia="pt-BR"/>
-          <w14:ligatures w14:val="none"/>
-        </w:rPr>
-        <w:t xml:space="preserve">User </w:t>
-      </w:r>
-      <w:proofErr w:type="spellStart"/>
-      <w:r>
-        <w:rPr>
-          <w:rFonts w:ascii="Arial" w:eastAsia="Times New Roman" w:hAnsi="Arial" w:cs="Arial"/>
-          <w:b/>
-          <w:bCs/>
-          <w:kern w:val="0"/>
-          <w:lang w:eastAsia="pt-BR"/>
-          <w14:ligatures w14:val="none"/>
-        </w:rPr>
-        <w:t>Guide</w:t>
-      </w:r>
-      <w:proofErr w:type="spellEnd"/>
-      <w:r>
-        <w:rPr>
-          <w:rFonts w:ascii="Arial" w:eastAsia="Times New Roman" w:hAnsi="Arial" w:cs="Arial"/>
-          <w:b/>
-          <w:bCs/>
+        <w:t>Monitoramento de gases por meio de rede de sensores controlados com Arduino</w:t>
+      </w:r>
+      <w:r>
+        <w:rPr>
+          <w:rFonts w:ascii="Arial" w:eastAsia="Times New Roman" w:hAnsi="Arial" w:cs="Arial"/>
           <w:kern w:val="0"/>
           <w:lang w:eastAsia="pt-BR"/>
           <w14:ligatures w14:val="none"/>
         </w:rPr>
         <w:t xml:space="preserve"> </w:t>
       </w:r>
-      <w:proofErr w:type="spellStart"/>
-      <w:r>
-        <w:rPr>
-          <w:rFonts w:ascii="Arial" w:eastAsia="Times New Roman" w:hAnsi="Arial" w:cs="Arial"/>
-          <w:b/>
-          <w:bCs/>
-          <w:kern w:val="0"/>
-          <w:lang w:eastAsia="pt-BR"/>
-          <w14:ligatures w14:val="none"/>
-        </w:rPr>
-        <w:t>and</w:t>
-      </w:r>
-      <w:proofErr w:type="spellEnd"/>
-      <w:r>
-        <w:rPr>
-          <w:rFonts w:ascii="Arial" w:eastAsia="Times New Roman" w:hAnsi="Arial" w:cs="Arial"/>
-          <w:b/>
-          <w:bCs/>
-          <w:kern w:val="0"/>
-          <w:lang w:eastAsia="pt-BR"/>
-          <w14:ligatures w14:val="none"/>
-        </w:rPr>
-        <w:t xml:space="preserve"> API </w:t>
-      </w:r>
-      <w:proofErr w:type="spellStart"/>
-      <w:r>
-        <w:rPr>
-          <w:rFonts w:ascii="Arial" w:eastAsia="Times New Roman" w:hAnsi="Arial" w:cs="Arial"/>
-          <w:b/>
-          <w:bCs/>
-          <w:kern w:val="0"/>
-          <w:lang w:eastAsia="pt-BR"/>
-          <w14:ligatures w14:val="none"/>
-        </w:rPr>
-        <w:t>Reference</w:t>
-      </w:r>
-      <w:proofErr w:type="spellEnd"/>
-      <w:r>
-        <w:rPr>
-          <w:rFonts w:ascii="Arial" w:eastAsia="Times New Roman" w:hAnsi="Arial" w:cs="Arial"/>
-          <w:kern w:val="0"/>
-          <w:lang w:eastAsia="pt-BR"/>
-          <w14:ligatures w14:val="none"/>
-        </w:rPr>
-        <w:t xml:space="preserve">. Disponível em: </w:t>
-      </w:r>
-      <w:hyperlink r:id="rId11" w:tgtFrame="_new" w:history="1">
-        <w:r>
-          <w:rPr>
-            <w:rFonts w:ascii="Arial" w:eastAsia="Times New Roman" w:hAnsi="Arial" w:cs="Arial"/>
-            <w:color w:val="0000FF"/>
-            <w:kern w:val="0"/>
-            <w:u w:val="single"/>
-            <w:lang w:eastAsia="pt-BR"/>
-            <w14:ligatures w14:val="none"/>
-          </w:rPr>
-          <w:t>https://scikit-learn.org/</w:t>
-        </w:r>
-      </w:hyperlink>
-      <w:r>
-        <w:rPr>
-          <w:rFonts w:ascii="Arial" w:eastAsia="Times New Roman" w:hAnsi="Arial" w:cs="Arial"/>
-          <w:kern w:val="0"/>
-          <w:lang w:eastAsia="pt-BR"/>
-          <w14:ligatures w14:val="none"/>
-        </w:rPr>
-        <w:t>. Acesso em: 10 fev. 2026.</w:t>
+      <w:r>
+        <w:rPr>
+          <w:rFonts w:ascii="Arial" w:eastAsia="Times New Roman" w:hAnsi="Arial" w:cs="Arial"/>
+          <w:kern w:val="0"/>
+          <w:lang w:eastAsia="pt-BR"/>
+          <w14:ligatures w14:val="none"/>
+        </w:rPr>
+        <w:t>(</w:t>
+      </w:r>
+      <w:r>
+        <w:rPr>
+          <w:rFonts w:ascii="Arial" w:eastAsia="Times New Roman" w:hAnsi="Arial" w:cs="Arial"/>
+          <w:kern w:val="0"/>
+          <w:lang w:eastAsia="pt-BR"/>
+          <w14:ligatures w14:val="none"/>
+        </w:rPr>
+        <w:t>Universidade Tecnológica Federal do Paraná</w:t>
+      </w:r>
+      <w:r>
+        <w:rPr>
+          <w:rFonts w:ascii="Arial" w:eastAsia="Times New Roman" w:hAnsi="Arial" w:cs="Arial"/>
+          <w:kern w:val="0"/>
+          <w:lang w:eastAsia="pt-BR"/>
+          <w14:ligatures w14:val="none"/>
+        </w:rPr>
+        <w:t>)</w:t>
+      </w:r>
+      <w:r>
+        <w:rPr>
+          <w:rFonts w:ascii="Arial" w:eastAsia="Times New Roman" w:hAnsi="Arial" w:cs="Arial"/>
+          <w:kern w:val="0"/>
+          <w:lang w:eastAsia="pt-BR"/>
+          <w14:ligatures w14:val="none"/>
+        </w:rPr>
+        <w:t>. Medianeira.</w:t>
+      </w:r>
+      <w:r>
+        <w:rPr>
+          <w:rFonts w:ascii="Arial" w:eastAsia="Times New Roman" w:hAnsi="Arial" w:cs="Arial"/>
+          <w:kern w:val="0"/>
+          <w:lang w:eastAsia="pt-BR"/>
+          <w14:ligatures w14:val="none"/>
+        </w:rPr>
+        <w:t xml:space="preserve"> A</w:t>
+      </w:r>
+      <w:r>
+        <w:rPr>
+          <w:rFonts w:ascii="Arial" w:eastAsia="Times New Roman" w:hAnsi="Arial" w:cs="Arial"/>
+          <w:kern w:val="0"/>
+          <w:lang w:eastAsia="pt-BR"/>
+          <w14:ligatures w14:val="none"/>
+        </w:rPr>
+        <w:t>cesso em: 18 jan. 2025.</w:t>
       </w:r>
     </w:p>
     <w:p>
@@ -9298,7 +9639,7 @@
       </w:pPr>
     </w:p>
     <w:sectPr>
-      <w:headerReference w:type="default" r:id="rId12"/>
+      <w:headerReference w:type="default" r:id="rId11"/>
       <w:pgSz w:w="11906" w:h="16838"/>
       <w:pgMar w:top="1417" w:right="1701" w:bottom="1417" w:left="1701" w:header="454" w:footer="708" w:gutter="0"/>
       <w:cols w:space="708"/>
@@ -9309,7 +9650,7 @@
 </file>
 
 <file path=word/endnotes.xml><?xml version="1.0" encoding="utf-8"?>
-<w:endnotes xmlns:wpc="http://schemas.microsoft.com/office/word/2010/wordprocessingCanvas" xmlns:cx="http://schemas.microsoft.com/office/drawing/2014/chartex" xmlns:cx1="http://schemas.microsoft.com/office/drawing/2015/9/8/chartex" xmlns:cx2="http://schemas.microsoft.com/office/drawing/2015/10/21/chartex" xmlns:cx3="http://schemas.microsoft.com/office/drawing/2016/5/9/chartex" xmlns:cx4="http://schemas.microsoft.com/office/drawing/2016/5/10/chartex" xmlns:cx5="http://schemas.microsoft.com/office/drawing/2016/5/11/chartex" xmlns:cx6="http://schemas.microsoft.com/office/drawing/2016/5/12/chartex" xmlns:cx7="http://schemas.microsoft.com/office/drawing/2016/5/13/chartex" xmlns:cx8="http://schemas.microsoft.com/office/drawing/2016/5/14/chartex" xmlns:mc="http://schemas.openxmlformats.org/markup-compatibility/2006" xmlns:aink="http://schemas.microsoft.com/office/drawing/2016/ink" xmlns:am3d="http://schemas.microsoft.com/office/drawing/2017/model3d" xmlns:o="urn:schemas-microsoft-com:office:office" xmlns:oel="http://schemas.microsoft.com/office/2019/extlst" xmlns:r="http://schemas.openxmlformats.org/officeDocument/2006/relationships" xmlns:m="http://schemas.openxmlformats.org/officeDocument/2006/math" xmlns:v="urn:schemas-microsoft-com:vml" xmlns:wp14="http://schemas.microsoft.com/office/word/2010/wordprocessingDrawing" xmlns:wp="http://schemas.openxmlformats.org/drawingml/2006/wordprocessingDrawing" xmlns:w10="urn:schemas-microsoft-com:office:word" xmlns:w="http://schemas.openxmlformats.org/wordprocessingml/2006/main" xmlns:w14="http://schemas.microsoft.com/office/word/2010/wordml" xmlns:w15="http://schemas.microsoft.com/office/word/2012/wordml" xmlns:w16cex="http://schemas.microsoft.com/office/word/2018/wordml/cex" xmlns:w16cid="http://schemas.microsoft.com/office/word/2016/wordml/cid" xmlns:w16="http://schemas.microsoft.com/office/word/2018/wordml" xmlns:w16sdtdh="http://schemas.microsoft.com/office/word/2020/wordml/sdtdatahash" xmlns:w16se="http://schemas.microsoft.com/office/word/2015/wordml/symex" xmlns:wpg="http://schemas.microsoft.com/office/word/2010/wordprocessingGroup" xmlns:wpi="http://schemas.microsoft.com/office/word/2010/wordprocessingInk" xmlns:wne="http://schemas.microsoft.com/office/word/2006/wordml" xmlns:wps="http://schemas.microsoft.com/office/word/2010/wordprocessingShape" mc:Ignorable="w14 w15 w16se w16cid w16 w16cex w16sdtdh wp14">
+<w:endnotes xmlns:wpc="http://schemas.microsoft.com/office/word/2010/wordprocessingCanvas" xmlns:cx="http://schemas.microsoft.com/office/drawing/2014/chartex" xmlns:cx1="http://schemas.microsoft.com/office/drawing/2015/9/8/chartex" xmlns:cx2="http://schemas.microsoft.com/office/drawing/2015/10/21/chartex" xmlns:cx3="http://schemas.microsoft.com/office/drawing/2016/5/9/chartex" xmlns:cx4="http://schemas.microsoft.com/office/drawing/2016/5/10/chartex" xmlns:cx5="http://schemas.microsoft.com/office/drawing/2016/5/11/chartex" xmlns:cx6="http://schemas.microsoft.com/office/drawing/2016/5/12/chartex" xmlns:cx7="http://schemas.microsoft.com/office/drawing/2016/5/13/chartex" xmlns:cx8="http://schemas.microsoft.com/office/drawing/2016/5/14/chartex" xmlns:mc="http://schemas.openxmlformats.org/markup-compatibility/2006" xmlns:aink="http://schemas.microsoft.com/office/drawing/2016/ink" xmlns:am3d="http://schemas.microsoft.com/office/drawing/2017/model3d" xmlns:o="urn:schemas-microsoft-com:office:office" xmlns:oel="http://schemas.microsoft.com/office/2019/extlst" xmlns:r="http://schemas.openxmlformats.org/officeDocument/2006/relationships" xmlns:m="http://schemas.openxmlformats.org/officeDocument/2006/math" xmlns:v="urn:schemas-microsoft-com:vml" xmlns:wp14="http://schemas.microsoft.com/office/word/2010/wordprocessingDrawing" xmlns:wp="http://schemas.openxmlformats.org/drawingml/2006/wordprocessingDrawing" xmlns:w10="urn:schemas-microsoft-com:office:word" xmlns:w="http://schemas.openxmlformats.org/wordprocessingml/2006/main" xmlns:w14="http://schemas.microsoft.com/office/word/2010/wordml" xmlns:w15="http://schemas.microsoft.com/office/word/2012/wordml" xmlns:w16cex="http://schemas.microsoft.com/office/word/2018/wordml/cex" xmlns:w16cid="http://schemas.microsoft.com/office/word/2016/wordml/cid" xmlns:w16="http://schemas.microsoft.com/office/word/2018/wordml" xmlns:w16du="http://schemas.microsoft.com/office/word/2023/wordml/word16du" xmlns:w16sdtdh="http://schemas.microsoft.com/office/word/2020/wordml/sdtdatahash" xmlns:w16sdtfl="http://schemas.microsoft.com/office/word/2024/wordml/sdtformatlock" xmlns:w16se="http://schemas.microsoft.com/office/word/2015/wordml/symex" xmlns:wpg="http://schemas.microsoft.com/office/word/2010/wordprocessingGroup" xmlns:wpi="http://schemas.microsoft.com/office/word/2010/wordprocessingInk" xmlns:wne="http://schemas.microsoft.com/office/word/2006/wordml" xmlns:wps="http://schemas.microsoft.com/office/word/2010/wordprocessingShape" mc:Ignorable="w14 w15 w16se w16cid w16 w16cex w16sdtdh w16sdtfl w16du wp14">
   <w:endnote w:type="separator" w:id="-1">
     <w:p>
       <w:pPr>
@@ -9334,7 +9675,7 @@
 </file>
 
 <file path=word/footnotes.xml><?xml version="1.0" encoding="utf-8"?>
-<w:footnotes xmlns:wpc="http://schemas.microsoft.com/office/word/2010/wordprocessingCanvas" xmlns:cx="http://schemas.microsoft.com/office/drawing/2014/chartex" xmlns:cx1="http://schemas.microsoft.com/office/drawing/2015/9/8/chartex" xmlns:cx2="http://schemas.microsoft.com/office/drawing/2015/10/21/chartex" xmlns:cx3="http://schemas.microsoft.com/office/drawing/2016/5/9/chartex" xmlns:cx4="http://schemas.microsoft.com/office/drawing/2016/5/10/chartex" xmlns:cx5="http://schemas.microsoft.com/office/drawing/2016/5/11/chartex" xmlns:cx6="http://schemas.microsoft.com/office/drawing/2016/5/12/chartex" xmlns:cx7="http://schemas.microsoft.com/office/drawing/2016/5/13/chartex" xmlns:cx8="http://schemas.microsoft.com/office/drawing/2016/5/14/chartex" xmlns:mc="http://schemas.openxmlformats.org/markup-compatibility/2006" xmlns:aink="http://schemas.microsoft.com/office/drawing/2016/ink" xmlns:am3d="http://schemas.microsoft.com/office/drawing/2017/model3d" xmlns:o="urn:schemas-microsoft-com:office:office" xmlns:oel="http://schemas.microsoft.com/office/2019/extlst" xmlns:r="http://schemas.openxmlformats.org/officeDocument/2006/relationships" xmlns:m="http://schemas.openxmlformats.org/officeDocument/2006/math" xmlns:v="urn:schemas-microsoft-com:vml" xmlns:wp14="http://schemas.microsoft.com/office/word/2010/wordprocessingDrawing" xmlns:wp="http://schemas.openxmlformats.org/drawingml/2006/wordprocessingDrawing" xmlns:w10="urn:schemas-microsoft-com:office:word" xmlns:w="http://schemas.openxmlformats.org/wordprocessingml/2006/main" xmlns:w14="http://schemas.microsoft.com/office/word/2010/wordml" xmlns:w15="http://schemas.microsoft.com/office/word/2012/wordml" xmlns:w16cex="http://schemas.microsoft.com/office/word/2018/wordml/cex" xmlns:w16cid="http://schemas.microsoft.com/office/word/2016/wordml/cid" xmlns:w16="http://schemas.microsoft.com/office/word/2018/wordml" xmlns:w16sdtdh="http://schemas.microsoft.com/office/word/2020/wordml/sdtdatahash" xmlns:w16se="http://schemas.microsoft.com/office/word/2015/wordml/symex" xmlns:wpg="http://schemas.microsoft.com/office/word/2010/wordprocessingGroup" xmlns:wpi="http://schemas.microsoft.com/office/word/2010/wordprocessingInk" xmlns:wne="http://schemas.microsoft.com/office/word/2006/wordml" xmlns:wps="http://schemas.microsoft.com/office/word/2010/wordprocessingShape" mc:Ignorable="w14 w15 w16se w16cid w16 w16cex w16sdtdh wp14">
+<w:footnotes xmlns:wpc="http://schemas.microsoft.com/office/word/2010/wordprocessingCanvas" xmlns:cx="http://schemas.microsoft.com/office/drawing/2014/chartex" xmlns:cx1="http://schemas.microsoft.com/office/drawing/2015/9/8/chartex" xmlns:cx2="http://schemas.microsoft.com/office/drawing/2015/10/21/chartex" xmlns:cx3="http://schemas.microsoft.com/office/drawing/2016/5/9/chartex" xmlns:cx4="http://schemas.microsoft.com/office/drawing/2016/5/10/chartex" xmlns:cx5="http://schemas.microsoft.com/office/drawing/2016/5/11/chartex" xmlns:cx6="http://schemas.microsoft.com/office/drawing/2016/5/12/chartex" xmlns:cx7="http://schemas.microsoft.com/office/drawing/2016/5/13/chartex" xmlns:cx8="http://schemas.microsoft.com/office/drawing/2016/5/14/chartex" xmlns:mc="http://schemas.openxmlformats.org/markup-compatibility/2006" xmlns:aink="http://schemas.microsoft.com/office/drawing/2016/ink" xmlns:am3d="http://schemas.microsoft.com/office/drawing/2017/model3d" xmlns:o="urn:schemas-microsoft-com:office:office" xmlns:oel="http://schemas.microsoft.com/office/2019/extlst" xmlns:r="http://schemas.openxmlformats.org/officeDocument/2006/relationships" xmlns:m="http://schemas.openxmlformats.org/officeDocument/2006/math" xmlns:v="urn:schemas-microsoft-com:vml" xmlns:wp14="http://schemas.microsoft.com/office/word/2010/wordprocessingDrawing" xmlns:wp="http://schemas.openxmlformats.org/drawingml/2006/wordprocessingDrawing" xmlns:w10="urn:schemas-microsoft-com:office:word" xmlns:w="http://schemas.openxmlformats.org/wordprocessingml/2006/main" xmlns:w14="http://schemas.microsoft.com/office/word/2010/wordml" xmlns:w15="http://schemas.microsoft.com/office/word/2012/wordml" xmlns:w16cex="http://schemas.microsoft.com/office/word/2018/wordml/cex" xmlns:w16cid="http://schemas.microsoft.com/office/word/2016/wordml/cid" xmlns:w16="http://schemas.microsoft.com/office/word/2018/wordml" xmlns:w16du="http://schemas.microsoft.com/office/word/2023/wordml/word16du" xmlns:w16sdtdh="http://schemas.microsoft.com/office/word/2020/wordml/sdtdatahash" xmlns:w16sdtfl="http://schemas.microsoft.com/office/word/2024/wordml/sdtformatlock" xmlns:w16se="http://schemas.microsoft.com/office/word/2015/wordml/symex" xmlns:wpg="http://schemas.microsoft.com/office/word/2010/wordprocessingGroup" xmlns:wpi="http://schemas.microsoft.com/office/word/2010/wordprocessingInk" xmlns:wne="http://schemas.microsoft.com/office/word/2006/wordml" xmlns:wps="http://schemas.microsoft.com/office/word/2010/wordprocessingShape" mc:Ignorable="w14 w15 w16se w16cid w16 w16cex w16sdtdh w16sdtfl w16du wp14">
   <w:footnote w:type="separator" w:id="-1">
     <w:p>
       <w:pPr>
@@ -9359,7 +9700,7 @@
 </file>
 
 <file path=word/header1.xml><?xml version="1.0" encoding="utf-8"?>
-<w:hdr xmlns:wpc="http://schemas.microsoft.com/office/word/2010/wordprocessingCanvas" xmlns:cx="http://schemas.microsoft.com/office/drawing/2014/chartex" xmlns:cx1="http://schemas.microsoft.com/office/drawing/2015/9/8/chartex" xmlns:cx2="http://schemas.microsoft.com/office/drawing/2015/10/21/chartex" xmlns:cx3="http://schemas.microsoft.com/office/drawing/2016/5/9/chartex" xmlns:cx4="http://schemas.microsoft.com/office/drawing/2016/5/10/chartex" xmlns:cx5="http://schemas.microsoft.com/office/drawing/2016/5/11/chartex" xmlns:cx6="http://schemas.microsoft.com/office/drawing/2016/5/12/chartex" xmlns:cx7="http://schemas.microsoft.com/office/drawing/2016/5/13/chartex" xmlns:cx8="http://schemas.microsoft.com/office/drawing/2016/5/14/chartex" xmlns:mc="http://schemas.openxmlformats.org/markup-compatibility/2006" xmlns:aink="http://schemas.microsoft.com/office/drawing/2016/ink" xmlns:am3d="http://schemas.microsoft.com/office/drawing/2017/model3d" xmlns:o="urn:schemas-microsoft-com:office:office" xmlns:oel="http://schemas.microsoft.com/office/2019/extlst" xmlns:r="http://schemas.openxmlformats.org/officeDocument/2006/relationships" xmlns:m="http://schemas.openxmlformats.org/officeDocument/2006/math" xmlns:v="urn:schemas-microsoft-com:vml" xmlns:wp14="http://schemas.microsoft.com/office/word/2010/wordprocessingDrawing" xmlns:wp="http://schemas.openxmlformats.org/drawingml/2006/wordprocessingDrawing" xmlns:w10="urn:schemas-microsoft-com:office:word" xmlns:w="http://schemas.openxmlformats.org/wordprocessingml/2006/main" xmlns:w14="http://schemas.microsoft.com/office/word/2010/wordml" xmlns:w15="http://schemas.microsoft.com/office/word/2012/wordml" xmlns:w16cex="http://schemas.microsoft.com/office/word/2018/wordml/cex" xmlns:w16cid="http://schemas.microsoft.com/office/word/2016/wordml/cid" xmlns:w16="http://schemas.microsoft.com/office/word/2018/wordml" xmlns:w16sdtdh="http://schemas.microsoft.com/office/word/2020/wordml/sdtdatahash" xmlns:w16se="http://schemas.microsoft.com/office/word/2015/wordml/symex" xmlns:wpg="http://schemas.microsoft.com/office/word/2010/wordprocessingGroup" xmlns:wpi="http://schemas.microsoft.com/office/word/2010/wordprocessingInk" xmlns:wne="http://schemas.microsoft.com/office/word/2006/wordml" xmlns:wps="http://schemas.microsoft.com/office/word/2010/wordprocessingShape" mc:Ignorable="w14 w15 w16se w16cid w16 w16cex w16sdtdh wp14">
+<w:hdr xmlns:wpc="http://schemas.microsoft.com/office/word/2010/wordprocessingCanvas" xmlns:cx="http://schemas.microsoft.com/office/drawing/2014/chartex" xmlns:cx1="http://schemas.microsoft.com/office/drawing/2015/9/8/chartex" xmlns:cx2="http://schemas.microsoft.com/office/drawing/2015/10/21/chartex" xmlns:cx3="http://schemas.microsoft.com/office/drawing/2016/5/9/chartex" xmlns:cx4="http://schemas.microsoft.com/office/drawing/2016/5/10/chartex" xmlns:cx5="http://schemas.microsoft.com/office/drawing/2016/5/11/chartex" xmlns:cx6="http://schemas.microsoft.com/office/drawing/2016/5/12/chartex" xmlns:cx7="http://schemas.microsoft.com/office/drawing/2016/5/13/chartex" xmlns:cx8="http://schemas.microsoft.com/office/drawing/2016/5/14/chartex" xmlns:mc="http://schemas.openxmlformats.org/markup-compatibility/2006" xmlns:aink="http://schemas.microsoft.com/office/drawing/2016/ink" xmlns:am3d="http://schemas.microsoft.com/office/drawing/2017/model3d" xmlns:o="urn:schemas-microsoft-com:office:office" xmlns:oel="http://schemas.microsoft.com/office/2019/extlst" xmlns:r="http://schemas.openxmlformats.org/officeDocument/2006/relationships" xmlns:m="http://schemas.openxmlformats.org/officeDocument/2006/math" xmlns:v="urn:schemas-microsoft-com:vml" xmlns:wp14="http://schemas.microsoft.com/office/word/2010/wordprocessingDrawing" xmlns:wp="http://schemas.openxmlformats.org/drawingml/2006/wordprocessingDrawing" xmlns:w10="urn:schemas-microsoft-com:office:word" xmlns:w="http://schemas.openxmlformats.org/wordprocessingml/2006/main" xmlns:w14="http://schemas.microsoft.com/office/word/2010/wordml" xmlns:w15="http://schemas.microsoft.com/office/word/2012/wordml" xmlns:w16cex="http://schemas.microsoft.com/office/word/2018/wordml/cex" xmlns:w16cid="http://schemas.microsoft.com/office/word/2016/wordml/cid" xmlns:w16="http://schemas.microsoft.com/office/word/2018/wordml" xmlns:w16du="http://schemas.microsoft.com/office/word/2023/wordml/word16du" xmlns:w16sdtdh="http://schemas.microsoft.com/office/word/2020/wordml/sdtdatahash" xmlns:w16sdtfl="http://schemas.microsoft.com/office/word/2024/wordml/sdtformatlock" xmlns:w16se="http://schemas.microsoft.com/office/word/2015/wordml/symex" xmlns:wpg="http://schemas.microsoft.com/office/word/2010/wordprocessingGroup" xmlns:wpi="http://schemas.microsoft.com/office/word/2010/wordprocessingInk" xmlns:wne="http://schemas.microsoft.com/office/word/2006/wordml" xmlns:wps="http://schemas.microsoft.com/office/word/2010/wordprocessingShape" mc:Ignorable="w14 w15 w16se w16cid w16 w16cex w16sdtdh w16sdtfl w16du wp14">
   <w:p>
     <w:pPr>
       <w:pStyle w:val="Cabealho"/>
@@ -9416,7 +9757,7 @@
 </file>
 
 <file path=word/numbering.xml><?xml version="1.0" encoding="utf-8"?>
-<w:numbering xmlns:wpc="http://schemas.microsoft.com/office/word/2010/wordprocessingCanvas" xmlns:cx="http://schemas.microsoft.com/office/drawing/2014/chartex" xmlns:cx1="http://schemas.microsoft.com/office/drawing/2015/9/8/chartex" xmlns:cx2="http://schemas.microsoft.com/office/drawing/2015/10/21/chartex" xmlns:cx3="http://schemas.microsoft.com/office/drawing/2016/5/9/chartex" xmlns:cx4="http://schemas.microsoft.com/office/drawing/2016/5/10/chartex" xmlns:cx5="http://schemas.microsoft.com/office/drawing/2016/5/11/chartex" xmlns:cx6="http://schemas.microsoft.com/office/drawing/2016/5/12/chartex" xmlns:cx7="http://schemas.microsoft.com/office/drawing/2016/5/13/chartex" xmlns:cx8="http://schemas.microsoft.com/office/drawing/2016/5/14/chartex" xmlns:mc="http://schemas.openxmlformats.org/markup-compatibility/2006" xmlns:aink="http://schemas.microsoft.com/office/drawing/2016/ink" xmlns:am3d="http://schemas.microsoft.com/office/drawing/2017/model3d" xmlns:o="urn:schemas-microsoft-com:office:office" xmlns:oel="http://schemas.microsoft.com/office/2019/extlst" xmlns:r="http://schemas.openxmlformats.org/officeDocument/2006/relationships" xmlns:m="http://schemas.openxmlformats.org/officeDocument/2006/math" xmlns:v="urn:schemas-microsoft-com:vml" xmlns:wp14="http://schemas.microsoft.com/office/word/2010/wordprocessingDrawing" xmlns:wp="http://schemas.openxmlformats.org/drawingml/2006/wordprocessingDrawing" xmlns:w10="urn:schemas-microsoft-com:office:word" xmlns:w="http://schemas.openxmlformats.org/wordprocessingml/2006/main" xmlns:w14="http://schemas.microsoft.com/office/word/2010/wordml" xmlns:w15="http://schemas.microsoft.com/office/word/2012/wordml" xmlns:w16cex="http://schemas.microsoft.com/office/word/2018/wordml/cex" xmlns:w16cid="http://schemas.microsoft.com/office/word/2016/wordml/cid" xmlns:w16="http://schemas.microsoft.com/office/word/2018/wordml" xmlns:w16sdtdh="http://schemas.microsoft.com/office/word/2020/wordml/sdtdatahash" xmlns:w16se="http://schemas.microsoft.com/office/word/2015/wordml/symex" xmlns:wpg="http://schemas.microsoft.com/office/word/2010/wordprocessingGroup" xmlns:wpi="http://schemas.microsoft.com/office/word/2010/wordprocessingInk" xmlns:wne="http://schemas.microsoft.com/office/word/2006/wordml" xmlns:wps="http://schemas.microsoft.com/office/word/2010/wordprocessingShape" mc:Ignorable="w14 w15 w16se w16cid w16 w16cex w16sdtdh wp14">
+<w:numbering xmlns:wpc="http://schemas.microsoft.com/office/word/2010/wordprocessingCanvas" xmlns:cx="http://schemas.microsoft.com/office/drawing/2014/chartex" xmlns:cx1="http://schemas.microsoft.com/office/drawing/2015/9/8/chartex" xmlns:cx2="http://schemas.microsoft.com/office/drawing/2015/10/21/chartex" xmlns:cx3="http://schemas.microsoft.com/office/drawing/2016/5/9/chartex" xmlns:cx4="http://schemas.microsoft.com/office/drawing/2016/5/10/chartex" xmlns:cx5="http://schemas.microsoft.com/office/drawing/2016/5/11/chartex" xmlns:cx6="http://schemas.microsoft.com/office/drawing/2016/5/12/chartex" xmlns:cx7="http://schemas.microsoft.com/office/drawing/2016/5/13/chartex" xmlns:cx8="http://schemas.microsoft.com/office/drawing/2016/5/14/chartex" xmlns:mc="http://schemas.openxmlformats.org/markup-compatibility/2006" xmlns:aink="http://schemas.microsoft.com/office/drawing/2016/ink" xmlns:am3d="http://schemas.microsoft.com/office/drawing/2017/model3d" xmlns:o="urn:schemas-microsoft-com:office:office" xmlns:oel="http://schemas.microsoft.com/office/2019/extlst" xmlns:r="http://schemas.openxmlformats.org/officeDocument/2006/relationships" xmlns:m="http://schemas.openxmlformats.org/officeDocument/2006/math" xmlns:v="urn:schemas-microsoft-com:vml" xmlns:wp14="http://schemas.microsoft.com/office/word/2010/wordprocessingDrawing" xmlns:wp="http://schemas.openxmlformats.org/drawingml/2006/wordprocessingDrawing" xmlns:w10="urn:schemas-microsoft-com:office:word" xmlns:w="http://schemas.openxmlformats.org/wordprocessingml/2006/main" xmlns:w14="http://schemas.microsoft.com/office/word/2010/wordml" xmlns:w15="http://schemas.microsoft.com/office/word/2012/wordml" xmlns:w16cex="http://schemas.microsoft.com/office/word/2018/wordml/cex" xmlns:w16cid="http://schemas.microsoft.com/office/word/2016/wordml/cid" xmlns:w16="http://schemas.microsoft.com/office/word/2018/wordml" xmlns:w16du="http://schemas.microsoft.com/office/word/2023/wordml/word16du" xmlns:w16sdtdh="http://schemas.microsoft.com/office/word/2020/wordml/sdtdatahash" xmlns:w16sdtfl="http://schemas.microsoft.com/office/word/2024/wordml/sdtformatlock" xmlns:w16se="http://schemas.microsoft.com/office/word/2015/wordml/symex" xmlns:wpg="http://schemas.microsoft.com/office/word/2010/wordprocessingGroup" xmlns:wpi="http://schemas.microsoft.com/office/word/2010/wordprocessingInk" xmlns:wne="http://schemas.microsoft.com/office/word/2006/wordml" xmlns:wps="http://schemas.microsoft.com/office/word/2010/wordprocessingShape" mc:Ignorable="w14 w15 w16se w16cid w16 w16cex w16sdtdh w16sdtfl w16du wp14">
   <w:abstractNum w:abstractNumId="0" w15:restartNumberingAfterBreak="0">
     <w:nsid w:val="04350B33"/>
     <w:multiLevelType w:val="multilevel"/>
@@ -10705,6 +11046,119 @@
     </w:lvl>
   </w:abstractNum>
   <w:abstractNum w:abstractNumId="9" w15:restartNumberingAfterBreak="0">
+    <w:nsid w:val="31BB1FCC"/>
+    <w:multiLevelType w:val="multilevel"/>
+    <w:tmpl w:val="3F66985E"/>
+    <w:lvl w:ilvl="0">
+      <w:start w:val="1"/>
+      <w:numFmt w:val="decimal"/>
+      <w:lvlText w:val="%1."/>
+      <w:lvlJc w:val="left"/>
+      <w:pPr>
+        <w:tabs>
+          <w:tab w:val="num" w:pos="360"/>
+        </w:tabs>
+        <w:ind w:left="360" w:hanging="360"/>
+      </w:pPr>
+    </w:lvl>
+    <w:lvl w:ilvl="1" w:tentative="1">
+      <w:start w:val="1"/>
+      <w:numFmt w:val="decimal"/>
+      <w:lvlText w:val="%2."/>
+      <w:lvlJc w:val="left"/>
+      <w:pPr>
+        <w:tabs>
+          <w:tab w:val="num" w:pos="1080"/>
+        </w:tabs>
+        <w:ind w:left="1080" w:hanging="360"/>
+      </w:pPr>
+    </w:lvl>
+    <w:lvl w:ilvl="2" w:tentative="1">
+      <w:start w:val="1"/>
+      <w:numFmt w:val="decimal"/>
+      <w:lvlText w:val="%3."/>
+      <w:lvlJc w:val="left"/>
+      <w:pPr>
+        <w:tabs>
+          <w:tab w:val="num" w:pos="1800"/>
+        </w:tabs>
+        <w:ind w:left="1800" w:hanging="360"/>
+      </w:pPr>
+    </w:lvl>
+    <w:lvl w:ilvl="3" w:tentative="1">
+      <w:start w:val="1"/>
+      <w:numFmt w:val="decimal"/>
+      <w:lvlText w:val="%4."/>
+      <w:lvlJc w:val="left"/>
+      <w:pPr>
+        <w:tabs>
+          <w:tab w:val="num" w:pos="2520"/>
+        </w:tabs>
+        <w:ind w:left="2520" w:hanging="360"/>
+      </w:pPr>
+    </w:lvl>
+    <w:lvl w:ilvl="4" w:tentative="1">
+      <w:start w:val="1"/>
+      <w:numFmt w:val="decimal"/>
+      <w:lvlText w:val="%5."/>
+      <w:lvlJc w:val="left"/>
+      <w:pPr>
+        <w:tabs>
+          <w:tab w:val="num" w:pos="3240"/>
+        </w:tabs>
+        <w:ind w:left="3240" w:hanging="360"/>
+      </w:pPr>
+    </w:lvl>
+    <w:lvl w:ilvl="5" w:tentative="1">
+      <w:start w:val="1"/>
+      <w:numFmt w:val="decimal"/>
+      <w:lvlText w:val="%6."/>
+      <w:lvlJc w:val="left"/>
+      <w:pPr>
+        <w:tabs>
+          <w:tab w:val="num" w:pos="3960"/>
+        </w:tabs>
+        <w:ind w:left="3960" w:hanging="360"/>
+      </w:pPr>
+    </w:lvl>
+    <w:lvl w:ilvl="6" w:tentative="1">
+      <w:start w:val="1"/>
+      <w:numFmt w:val="decimal"/>
+      <w:lvlText w:val="%7."/>
+      <w:lvlJc w:val="left"/>
+      <w:pPr>
+        <w:tabs>
+          <w:tab w:val="num" w:pos="4680"/>
+        </w:tabs>
+        <w:ind w:left="4680" w:hanging="360"/>
+      </w:pPr>
+    </w:lvl>
+    <w:lvl w:ilvl="7" w:tentative="1">
+      <w:start w:val="1"/>
+      <w:numFmt w:val="decimal"/>
+      <w:lvlText w:val="%8."/>
+      <w:lvlJc w:val="left"/>
+      <w:pPr>
+        <w:tabs>
+          <w:tab w:val="num" w:pos="5400"/>
+        </w:tabs>
+        <w:ind w:left="5400" w:hanging="360"/>
+      </w:pPr>
+    </w:lvl>
+    <w:lvl w:ilvl="8" w:tentative="1">
+      <w:start w:val="1"/>
+      <w:numFmt w:val="decimal"/>
+      <w:lvlText w:val="%9."/>
+      <w:lvlJc w:val="left"/>
+      <w:pPr>
+        <w:tabs>
+          <w:tab w:val="num" w:pos="6120"/>
+        </w:tabs>
+        <w:ind w:left="6120" w:hanging="360"/>
+      </w:pPr>
+    </w:lvl>
+  </w:abstractNum>
+  <w:abstractNum w:abstractNumId="10" w15:restartNumberingAfterBreak="0">
     <w:nsid w:val="3D9E062B"/>
     <w:multiLevelType w:val="multilevel"/>
     <w:tmpl w:val="AA18FA12"/>
@@ -10853,7 +11307,7 @@
       </w:rPr>
     </w:lvl>
   </w:abstractNum>
-  <w:abstractNum w:abstractNumId="10" w15:restartNumberingAfterBreak="0">
+  <w:abstractNum w:abstractNumId="11" w15:restartNumberingAfterBreak="0">
     <w:nsid w:val="3F3051C8"/>
     <w:multiLevelType w:val="multilevel"/>
     <w:tmpl w:val="34589346"/>
@@ -11002,7 +11456,120 @@
       </w:rPr>
     </w:lvl>
   </w:abstractNum>
-  <w:abstractNum w:abstractNumId="11" w15:restartNumberingAfterBreak="0">
+  <w:abstractNum w:abstractNumId="12" w15:restartNumberingAfterBreak="0">
+    <w:nsid w:val="42AF083B"/>
+    <w:multiLevelType w:val="hybridMultilevel"/>
+    <w:tmpl w:val="DCC2AE88"/>
+    <w:lvl w:ilvl="0" w:tplc="04160001">
+      <w:start w:val="1"/>
+      <w:numFmt w:val="bullet"/>
+      <w:lvlText w:val=""/>
+      <w:lvlJc w:val="left"/>
+      <w:pPr>
+        <w:ind w:left="1434" w:hanging="360"/>
+      </w:pPr>
+      <w:rPr>
+        <w:rFonts w:ascii="Symbol" w:hAnsi="Symbol" w:hint="default"/>
+      </w:rPr>
+    </w:lvl>
+    <w:lvl w:ilvl="1" w:tplc="04160003" w:tentative="1">
+      <w:start w:val="1"/>
+      <w:numFmt w:val="bullet"/>
+      <w:lvlText w:val="o"/>
+      <w:lvlJc w:val="left"/>
+      <w:pPr>
+        <w:ind w:left="2154" w:hanging="360"/>
+      </w:pPr>
+      <w:rPr>
+        <w:rFonts w:ascii="Courier New" w:hAnsi="Courier New" w:cs="Courier New" w:hint="default"/>
+      </w:rPr>
+    </w:lvl>
+    <w:lvl w:ilvl="2" w:tplc="04160005" w:tentative="1">
+      <w:start w:val="1"/>
+      <w:numFmt w:val="bullet"/>
+      <w:lvlText w:val=""/>
+      <w:lvlJc w:val="left"/>
+      <w:pPr>
+        <w:ind w:left="2874" w:hanging="360"/>
+      </w:pPr>
+      <w:rPr>
+        <w:rFonts w:ascii="Wingdings" w:hAnsi="Wingdings" w:hint="default"/>
+      </w:rPr>
+    </w:lvl>
+    <w:lvl w:ilvl="3" w:tplc="04160001" w:tentative="1">
+      <w:start w:val="1"/>
+      <w:numFmt w:val="bullet"/>
+      <w:lvlText w:val=""/>
+      <w:lvlJc w:val="left"/>
+      <w:pPr>
+        <w:ind w:left="3594" w:hanging="360"/>
+      </w:pPr>
+      <w:rPr>
+        <w:rFonts w:ascii="Symbol" w:hAnsi="Symbol" w:hint="default"/>
+      </w:rPr>
+    </w:lvl>
+    <w:lvl w:ilvl="4" w:tplc="04160003" w:tentative="1">
+      <w:start w:val="1"/>
+      <w:numFmt w:val="bullet"/>
+      <w:lvlText w:val="o"/>
+      <w:lvlJc w:val="left"/>
+      <w:pPr>
+        <w:ind w:left="4314" w:hanging="360"/>
+      </w:pPr>
+      <w:rPr>
+        <w:rFonts w:ascii="Courier New" w:hAnsi="Courier New" w:cs="Courier New" w:hint="default"/>
+      </w:rPr>
+    </w:lvl>
+    <w:lvl w:ilvl="5" w:tplc="04160005" w:tentative="1">
+      <w:start w:val="1"/>
+      <w:numFmt w:val="bullet"/>
+      <w:lvlText w:val=""/>
+      <w:lvlJc w:val="left"/>
+      <w:pPr>
+        <w:ind w:left="5034" w:hanging="360"/>
+      </w:pPr>
+      <w:rPr>
+        <w:rFonts w:ascii="Wingdings" w:hAnsi="Wingdings" w:hint="default"/>
+      </w:rPr>
+    </w:lvl>
+    <w:lvl w:ilvl="6" w:tplc="04160001" w:tentative="1">
+      <w:start w:val="1"/>
+      <w:numFmt w:val="bullet"/>
+      <w:lvlText w:val=""/>
+      <w:lvlJc w:val="left"/>
+      <w:pPr>
+        <w:ind w:left="5754" w:hanging="360"/>
+      </w:pPr>
+      <w:rPr>
+        <w:rFonts w:ascii="Symbol" w:hAnsi="Symbol" w:hint="default"/>
+      </w:rPr>
+    </w:lvl>
+    <w:lvl w:ilvl="7" w:tplc="04160003" w:tentative="1">
+      <w:start w:val="1"/>
+      <w:numFmt w:val="bullet"/>
+      <w:lvlText w:val="o"/>
+      <w:lvlJc w:val="left"/>
+      <w:pPr>
+        <w:ind w:left="6474" w:hanging="360"/>
+      </w:pPr>
+      <w:rPr>
+        <w:rFonts w:ascii="Courier New" w:hAnsi="Courier New" w:cs="Courier New" w:hint="default"/>
+      </w:rPr>
+    </w:lvl>
+    <w:lvl w:ilvl="8" w:tplc="04160005" w:tentative="1">
+      <w:start w:val="1"/>
+      <w:numFmt w:val="bullet"/>
+      <w:lvlText w:val=""/>
+      <w:lvlJc w:val="left"/>
+      <w:pPr>
+        <w:ind w:left="7194" w:hanging="360"/>
+      </w:pPr>
+      <w:rPr>
+        <w:rFonts w:ascii="Wingdings" w:hAnsi="Wingdings" w:hint="default"/>
+      </w:rPr>
+    </w:lvl>
+  </w:abstractNum>
+  <w:abstractNum w:abstractNumId="13" w15:restartNumberingAfterBreak="0">
     <w:nsid w:val="5BF80FCA"/>
     <w:multiLevelType w:val="multilevel"/>
     <w:tmpl w:val="EB884A90"/>
@@ -11151,7 +11718,7 @@
       </w:rPr>
     </w:lvl>
   </w:abstractNum>
-  <w:abstractNum w:abstractNumId="12" w15:restartNumberingAfterBreak="0">
+  <w:abstractNum w:abstractNumId="14" w15:restartNumberingAfterBreak="0">
     <w:nsid w:val="5FD52CB0"/>
     <w:multiLevelType w:val="multilevel"/>
     <w:tmpl w:val="4AEC8DDE"/>
@@ -11300,7 +11867,7 @@
       </w:rPr>
     </w:lvl>
   </w:abstractNum>
-  <w:abstractNum w:abstractNumId="13" w15:restartNumberingAfterBreak="0">
+  <w:abstractNum w:abstractNumId="15" w15:restartNumberingAfterBreak="0">
     <w:nsid w:val="687C1936"/>
     <w:multiLevelType w:val="multilevel"/>
     <w:tmpl w:val="9F6A576A"/>
@@ -11449,7 +12016,7 @@
       </w:rPr>
     </w:lvl>
   </w:abstractNum>
-  <w:abstractNum w:abstractNumId="14" w15:restartNumberingAfterBreak="0">
+  <w:abstractNum w:abstractNumId="16" w15:restartNumberingAfterBreak="0">
     <w:nsid w:val="69D43D4F"/>
     <w:multiLevelType w:val="multilevel"/>
     <w:tmpl w:val="A19EC43C"/>
@@ -11598,7 +12165,7 @@
       </w:rPr>
     </w:lvl>
   </w:abstractNum>
-  <w:abstractNum w:abstractNumId="15" w15:restartNumberingAfterBreak="0">
+  <w:abstractNum w:abstractNumId="17" w15:restartNumberingAfterBreak="0">
     <w:nsid w:val="71C01DF2"/>
     <w:multiLevelType w:val="multilevel"/>
     <w:tmpl w:val="05002F88"/>
@@ -11757,7 +12324,7 @@
     <w:abstractNumId w:val="3"/>
   </w:num>
   <w:num w:numId="4" w16cid:durableId="1479692670">
-    <w:abstractNumId w:val="14"/>
+    <w:abstractNumId w:val="16"/>
   </w:num>
   <w:num w:numId="5" w16cid:durableId="711854097">
     <w:abstractNumId w:val="4"/>
@@ -11766,16 +12333,16 @@
     <w:abstractNumId w:val="6"/>
   </w:num>
   <w:num w:numId="7" w16cid:durableId="755201251">
-    <w:abstractNumId w:val="10"/>
+    <w:abstractNumId w:val="11"/>
   </w:num>
   <w:num w:numId="8" w16cid:durableId="1763070424">
-    <w:abstractNumId w:val="15"/>
+    <w:abstractNumId w:val="17"/>
   </w:num>
   <w:num w:numId="9" w16cid:durableId="1822771946">
     <w:abstractNumId w:val="2"/>
   </w:num>
   <w:num w:numId="10" w16cid:durableId="109860867">
-    <w:abstractNumId w:val="9"/>
+    <w:abstractNumId w:val="10"/>
   </w:num>
   <w:num w:numId="11" w16cid:durableId="890726207">
     <w:abstractNumId w:val="8"/>
@@ -11784,22 +12351,28 @@
     <w:abstractNumId w:val="7"/>
   </w:num>
   <w:num w:numId="13" w16cid:durableId="1976638538">
-    <w:abstractNumId w:val="11"/>
+    <w:abstractNumId w:val="13"/>
   </w:num>
   <w:num w:numId="14" w16cid:durableId="1815175476">
-    <w:abstractNumId w:val="13"/>
+    <w:abstractNumId w:val="15"/>
   </w:num>
   <w:num w:numId="15" w16cid:durableId="1929926131">
-    <w:abstractNumId w:val="12"/>
+    <w:abstractNumId w:val="14"/>
   </w:num>
   <w:num w:numId="16" w16cid:durableId="1588072459">
     <w:abstractNumId w:val="0"/>
+  </w:num>
+  <w:num w:numId="17" w16cid:durableId="516887270">
+    <w:abstractNumId w:val="12"/>
+  </w:num>
+  <w:num w:numId="18" w16cid:durableId="1933276861">
+    <w:abstractNumId w:val="9"/>
   </w:num>
 </w:numbering>
 </file>
 
 <file path=word/styles.xml><?xml version="1.0" encoding="utf-8"?>
-<w:styles xmlns:mc="http://schemas.openxmlformats.org/markup-compatibility/2006" xmlns:r="http://schemas.openxmlformats.org/officeDocument/2006/relationships" xmlns:w="http://schemas.openxmlformats.org/wordprocessingml/2006/main" xmlns:w14="http://schemas.microsoft.com/office/word/2010/wordml" xmlns:w15="http://schemas.microsoft.com/office/word/2012/wordml" xmlns:w16cex="http://schemas.microsoft.com/office/word/2018/wordml/cex" xmlns:w16cid="http://schemas.microsoft.com/office/word/2016/wordml/cid" xmlns:w16="http://schemas.microsoft.com/office/word/2018/wordml" xmlns:w16sdtdh="http://schemas.microsoft.com/office/word/2020/wordml/sdtdatahash" xmlns:w16se="http://schemas.microsoft.com/office/word/2015/wordml/symex" mc:Ignorable="w14 w15 w16se w16cid w16 w16cex w16sdtdh">
+<w:styles xmlns:mc="http://schemas.openxmlformats.org/markup-compatibility/2006" xmlns:r="http://schemas.openxmlformats.org/officeDocument/2006/relationships" xmlns:w="http://schemas.openxmlformats.org/wordprocessingml/2006/main" xmlns:w14="http://schemas.microsoft.com/office/word/2010/wordml" xmlns:w15="http://schemas.microsoft.com/office/word/2012/wordml" xmlns:w16cex="http://schemas.microsoft.com/office/word/2018/wordml/cex" xmlns:w16cid="http://schemas.microsoft.com/office/word/2016/wordml/cid" xmlns:w16="http://schemas.microsoft.com/office/word/2018/wordml" xmlns:w16du="http://schemas.microsoft.com/office/word/2023/wordml/word16du" xmlns:w16sdtdh="http://schemas.microsoft.com/office/word/2020/wordml/sdtdatahash" xmlns:w16sdtfl="http://schemas.microsoft.com/office/word/2024/wordml/sdtformatlock" xmlns:w16se="http://schemas.microsoft.com/office/word/2015/wordml/symex" mc:Ignorable="w14 w15 w16se w16cid w16 w16cex w16sdtdh w16sdtfl w16du">
   <w:docDefaults>
     <w:rPrDefault>
       <w:rPr>
@@ -12838,6 +13411,29 @@
       <w:u w:val="single"/>
     </w:rPr>
   </w:style>
+  <w:style w:type="paragraph" w:styleId="NormalWeb">
+    <w:name w:val="Normal (Web)"/>
+    <w:basedOn w:val="Normal"/>
+    <w:uiPriority w:val="99"/>
+    <w:semiHidden/>
+    <w:unhideWhenUsed/>
+    <w:rsid w:val="004664F5"/>
+    <w:rPr>
+      <w:rFonts w:ascii="Times New Roman" w:hAnsi="Times New Roman" w:cs="Times New Roman"/>
+    </w:rPr>
+  </w:style>
+  <w:style w:type="character" w:styleId="MenoPendente">
+    <w:name w:val="Unresolved Mention"/>
+    <w:basedOn w:val="Fontepargpadro"/>
+    <w:uiPriority w:val="99"/>
+    <w:semiHidden/>
+    <w:unhideWhenUsed/>
+    <w:rsid w:val="00282AB8"/>
+    <w:rPr>
+      <w:color w:val="605E5C"/>
+      <w:shd w:val="clear" w:color="auto" w:fill="E1DFDD"/>
+    </w:rPr>
+  </w:style>
 </w:styles>
 </file>
 

--- a/docs/sistema de detecção de anomalias.docx
+++ b/docs/sistema de detecção de anomalias.docx
@@ -901,8 +901,9 @@
               <w:tab w:val="right" w:leader="dot" w:pos="8494"/>
             </w:tabs>
             <w:rPr>
-              <w:rFonts w:ascii="Arial" w:hAnsi="Arial" w:cs="Arial"/>
+              <w:rFonts w:eastAsiaTheme="minorEastAsia"/>
               <w:noProof/>
+              <w:lang w:eastAsia="pt-BR"/>
             </w:rPr>
           </w:pPr>
           <w:r>
@@ -923,7 +924,7 @@
             </w:rPr>
             <w:fldChar w:fldCharType="separate"/>
           </w:r>
-          <w:hyperlink w:anchor="_Toc222344261" w:history="1">
+          <w:hyperlink w:anchor="_Toc222866473" w:history="1">
             <w:r>
               <w:rPr>
                 <w:rStyle w:val="Hyperlink"/>
@@ -939,7 +940,6 @@
             </w:r>
             <w:r>
               <w:rPr>
-                <w:rFonts w:ascii="Arial" w:hAnsi="Arial" w:cs="Arial"/>
                 <w:noProof/>
                 <w:webHidden/>
               </w:rPr>
@@ -947,7 +947,6 @@
             </w:r>
             <w:r>
               <w:rPr>
-                <w:rFonts w:ascii="Arial" w:hAnsi="Arial" w:cs="Arial"/>
                 <w:noProof/>
                 <w:webHidden/>
               </w:rPr>
@@ -955,22 +954,19 @@
             </w:r>
             <w:r>
               <w:rPr>
-                <w:rFonts w:ascii="Arial" w:hAnsi="Arial" w:cs="Arial"/>
-                <w:noProof/>
-                <w:webHidden/>
-              </w:rPr>
-              <w:instrText xml:space="preserve"> PAGEREF _Toc222344261 \h </w:instrText>
-            </w:r>
-            <w:r>
-              <w:rPr>
-                <w:rFonts w:ascii="Arial" w:hAnsi="Arial" w:cs="Arial"/>
-                <w:noProof/>
-                <w:webHidden/>
-              </w:rPr>
-            </w:r>
-            <w:r>
-              <w:rPr>
-                <w:rFonts w:ascii="Arial" w:hAnsi="Arial" w:cs="Arial"/>
+                <w:noProof/>
+                <w:webHidden/>
+              </w:rPr>
+              <w:instrText xml:space="preserve"> PAGEREF _Toc222866473 \h </w:instrText>
+            </w:r>
+            <w:r>
+              <w:rPr>
+                <w:noProof/>
+                <w:webHidden/>
+              </w:rPr>
+            </w:r>
+            <w:r>
+              <w:rPr>
                 <w:noProof/>
                 <w:webHidden/>
               </w:rPr>
@@ -978,7 +974,6 @@
             </w:r>
             <w:r>
               <w:rPr>
-                <w:rFonts w:ascii="Arial" w:hAnsi="Arial" w:cs="Arial"/>
                 <w:noProof/>
                 <w:webHidden/>
               </w:rPr>
@@ -986,7 +981,6 @@
             </w:r>
             <w:r>
               <w:rPr>
-                <w:rFonts w:ascii="Arial" w:hAnsi="Arial" w:cs="Arial"/>
                 <w:noProof/>
                 <w:webHidden/>
               </w:rPr>
@@ -1001,11 +995,12 @@
               <w:tab w:val="right" w:leader="dot" w:pos="8494"/>
             </w:tabs>
             <w:rPr>
-              <w:rFonts w:ascii="Arial" w:hAnsi="Arial" w:cs="Arial"/>
+              <w:rFonts w:eastAsiaTheme="minorEastAsia"/>
               <w:noProof/>
+              <w:lang w:eastAsia="pt-BR"/>
             </w:rPr>
           </w:pPr>
-          <w:hyperlink w:anchor="_Toc222344262" w:history="1">
+          <w:hyperlink w:anchor="_Toc222866474" w:history="1">
             <w:r>
               <w:rPr>
                 <w:rStyle w:val="Hyperlink"/>
@@ -1021,7 +1016,6 @@
             </w:r>
             <w:r>
               <w:rPr>
-                <w:rFonts w:ascii="Arial" w:hAnsi="Arial" w:cs="Arial"/>
                 <w:noProof/>
                 <w:webHidden/>
               </w:rPr>
@@ -1029,7 +1023,6 @@
             </w:r>
             <w:r>
               <w:rPr>
-                <w:rFonts w:ascii="Arial" w:hAnsi="Arial" w:cs="Arial"/>
                 <w:noProof/>
                 <w:webHidden/>
               </w:rPr>
@@ -1037,22 +1030,19 @@
             </w:r>
             <w:r>
               <w:rPr>
-                <w:rFonts w:ascii="Arial" w:hAnsi="Arial" w:cs="Arial"/>
-                <w:noProof/>
-                <w:webHidden/>
-              </w:rPr>
-              <w:instrText xml:space="preserve"> PAGEREF _Toc222344262 \h </w:instrText>
-            </w:r>
-            <w:r>
-              <w:rPr>
-                <w:rFonts w:ascii="Arial" w:hAnsi="Arial" w:cs="Arial"/>
-                <w:noProof/>
-                <w:webHidden/>
-              </w:rPr>
-            </w:r>
-            <w:r>
-              <w:rPr>
-                <w:rFonts w:ascii="Arial" w:hAnsi="Arial" w:cs="Arial"/>
+                <w:noProof/>
+                <w:webHidden/>
+              </w:rPr>
+              <w:instrText xml:space="preserve"> PAGEREF _Toc222866474 \h </w:instrText>
+            </w:r>
+            <w:r>
+              <w:rPr>
+                <w:noProof/>
+                <w:webHidden/>
+              </w:rPr>
+            </w:r>
+            <w:r>
+              <w:rPr>
                 <w:noProof/>
                 <w:webHidden/>
               </w:rPr>
@@ -1060,15 +1050,13 @@
             </w:r>
             <w:r>
               <w:rPr>
-                <w:rFonts w:ascii="Arial" w:hAnsi="Arial" w:cs="Arial"/>
-                <w:noProof/>
-                <w:webHidden/>
-              </w:rPr>
-              <w:t>4</w:t>
-            </w:r>
-            <w:r>
-              <w:rPr>
-                <w:rFonts w:ascii="Arial" w:hAnsi="Arial" w:cs="Arial"/>
+                <w:noProof/>
+                <w:webHidden/>
+              </w:rPr>
+              <w:t>5</w:t>
+            </w:r>
+            <w:r>
+              <w:rPr>
                 <w:noProof/>
                 <w:webHidden/>
               </w:rPr>
@@ -1083,11 +1071,12 @@
               <w:tab w:val="right" w:leader="dot" w:pos="8494"/>
             </w:tabs>
             <w:rPr>
-              <w:rFonts w:ascii="Arial" w:hAnsi="Arial" w:cs="Arial"/>
+              <w:rFonts w:eastAsiaTheme="minorEastAsia"/>
               <w:noProof/>
+              <w:lang w:eastAsia="pt-BR"/>
             </w:rPr>
           </w:pPr>
-          <w:hyperlink w:anchor="_Toc222344263" w:history="1">
+          <w:hyperlink w:anchor="_Toc222866475" w:history="1">
             <w:r>
               <w:rPr>
                 <w:rStyle w:val="Hyperlink"/>
@@ -1114,7 +1103,6 @@
             </w:r>
             <w:r>
               <w:rPr>
-                <w:rFonts w:ascii="Arial" w:hAnsi="Arial" w:cs="Arial"/>
                 <w:noProof/>
                 <w:webHidden/>
               </w:rPr>
@@ -1122,7 +1110,6 @@
             </w:r>
             <w:r>
               <w:rPr>
-                <w:rFonts w:ascii="Arial" w:hAnsi="Arial" w:cs="Arial"/>
                 <w:noProof/>
                 <w:webHidden/>
               </w:rPr>
@@ -1130,22 +1117,19 @@
             </w:r>
             <w:r>
               <w:rPr>
-                <w:rFonts w:ascii="Arial" w:hAnsi="Arial" w:cs="Arial"/>
-                <w:noProof/>
-                <w:webHidden/>
-              </w:rPr>
-              <w:instrText xml:space="preserve"> PAGEREF _Toc222344263 \h </w:instrText>
-            </w:r>
-            <w:r>
-              <w:rPr>
-                <w:rFonts w:ascii="Arial" w:hAnsi="Arial" w:cs="Arial"/>
-                <w:noProof/>
-                <w:webHidden/>
-              </w:rPr>
-            </w:r>
-            <w:r>
-              <w:rPr>
-                <w:rFonts w:ascii="Arial" w:hAnsi="Arial" w:cs="Arial"/>
+                <w:noProof/>
+                <w:webHidden/>
+              </w:rPr>
+              <w:instrText xml:space="preserve"> PAGEREF _Toc222866475 \h </w:instrText>
+            </w:r>
+            <w:r>
+              <w:rPr>
+                <w:noProof/>
+                <w:webHidden/>
+              </w:rPr>
+            </w:r>
+            <w:r>
+              <w:rPr>
                 <w:noProof/>
                 <w:webHidden/>
               </w:rPr>
@@ -1153,15 +1137,13 @@
             </w:r>
             <w:r>
               <w:rPr>
-                <w:rFonts w:ascii="Arial" w:hAnsi="Arial" w:cs="Arial"/>
-                <w:noProof/>
-                <w:webHidden/>
-              </w:rPr>
-              <w:t>4</w:t>
-            </w:r>
-            <w:r>
-              <w:rPr>
-                <w:rFonts w:ascii="Arial" w:hAnsi="Arial" w:cs="Arial"/>
+                <w:noProof/>
+                <w:webHidden/>
+              </w:rPr>
+              <w:t>5</w:t>
+            </w:r>
+            <w:r>
+              <w:rPr>
                 <w:noProof/>
                 <w:webHidden/>
               </w:rPr>
@@ -1176,11 +1158,12 @@
               <w:tab w:val="right" w:leader="dot" w:pos="8494"/>
             </w:tabs>
             <w:rPr>
-              <w:rFonts w:ascii="Arial" w:hAnsi="Arial" w:cs="Arial"/>
+              <w:rFonts w:eastAsiaTheme="minorEastAsia"/>
               <w:noProof/>
+              <w:lang w:eastAsia="pt-BR"/>
             </w:rPr>
           </w:pPr>
-          <w:hyperlink w:anchor="_Toc222344264" w:history="1">
+          <w:hyperlink w:anchor="_Toc222866476" w:history="1">
             <w:r>
               <w:rPr>
                 <w:rStyle w:val="Hyperlink"/>
@@ -1207,7 +1190,6 @@
             </w:r>
             <w:r>
               <w:rPr>
-                <w:rFonts w:ascii="Arial" w:hAnsi="Arial" w:cs="Arial"/>
                 <w:noProof/>
                 <w:webHidden/>
               </w:rPr>
@@ -1215,7 +1197,6 @@
             </w:r>
             <w:r>
               <w:rPr>
-                <w:rFonts w:ascii="Arial" w:hAnsi="Arial" w:cs="Arial"/>
                 <w:noProof/>
                 <w:webHidden/>
               </w:rPr>
@@ -1223,22 +1204,19 @@
             </w:r>
             <w:r>
               <w:rPr>
-                <w:rFonts w:ascii="Arial" w:hAnsi="Arial" w:cs="Arial"/>
-                <w:noProof/>
-                <w:webHidden/>
-              </w:rPr>
-              <w:instrText xml:space="preserve"> PAGEREF _Toc222344264 \h </w:instrText>
-            </w:r>
-            <w:r>
-              <w:rPr>
-                <w:rFonts w:ascii="Arial" w:hAnsi="Arial" w:cs="Arial"/>
-                <w:noProof/>
-                <w:webHidden/>
-              </w:rPr>
-            </w:r>
-            <w:r>
-              <w:rPr>
-                <w:rFonts w:ascii="Arial" w:hAnsi="Arial" w:cs="Arial"/>
+                <w:noProof/>
+                <w:webHidden/>
+              </w:rPr>
+              <w:instrText xml:space="preserve"> PAGEREF _Toc222866476 \h </w:instrText>
+            </w:r>
+            <w:r>
+              <w:rPr>
+                <w:noProof/>
+                <w:webHidden/>
+              </w:rPr>
+            </w:r>
+            <w:r>
+              <w:rPr>
                 <w:noProof/>
                 <w:webHidden/>
               </w:rPr>
@@ -1246,7 +1224,6 @@
             </w:r>
             <w:r>
               <w:rPr>
-                <w:rFonts w:ascii="Arial" w:hAnsi="Arial" w:cs="Arial"/>
                 <w:noProof/>
                 <w:webHidden/>
               </w:rPr>
@@ -1254,7 +1231,6 @@
             </w:r>
             <w:r>
               <w:rPr>
-                <w:rFonts w:ascii="Arial" w:hAnsi="Arial" w:cs="Arial"/>
                 <w:noProof/>
                 <w:webHidden/>
               </w:rPr>
@@ -1269,11 +1245,12 @@
               <w:tab w:val="right" w:leader="dot" w:pos="8494"/>
             </w:tabs>
             <w:rPr>
-              <w:rFonts w:ascii="Arial" w:hAnsi="Arial" w:cs="Arial"/>
+              <w:rFonts w:eastAsiaTheme="minorEastAsia"/>
               <w:noProof/>
+              <w:lang w:eastAsia="pt-BR"/>
             </w:rPr>
           </w:pPr>
-          <w:hyperlink w:anchor="_Toc222344265" w:history="1">
+          <w:hyperlink w:anchor="_Toc222866477" w:history="1">
             <w:r>
               <w:rPr>
                 <w:rStyle w:val="Hyperlink"/>
@@ -1289,7 +1266,6 @@
             </w:r>
             <w:r>
               <w:rPr>
-                <w:rFonts w:ascii="Arial" w:hAnsi="Arial" w:cs="Arial"/>
                 <w:noProof/>
                 <w:webHidden/>
               </w:rPr>
@@ -1297,7 +1273,6 @@
             </w:r>
             <w:r>
               <w:rPr>
-                <w:rFonts w:ascii="Arial" w:hAnsi="Arial" w:cs="Arial"/>
                 <w:noProof/>
                 <w:webHidden/>
               </w:rPr>
@@ -1305,22 +1280,19 @@
             </w:r>
             <w:r>
               <w:rPr>
-                <w:rFonts w:ascii="Arial" w:hAnsi="Arial" w:cs="Arial"/>
-                <w:noProof/>
-                <w:webHidden/>
-              </w:rPr>
-              <w:instrText xml:space="preserve"> PAGEREF _Toc222344265 \h </w:instrText>
-            </w:r>
-            <w:r>
-              <w:rPr>
-                <w:rFonts w:ascii="Arial" w:hAnsi="Arial" w:cs="Arial"/>
-                <w:noProof/>
-                <w:webHidden/>
-              </w:rPr>
-            </w:r>
-            <w:r>
-              <w:rPr>
-                <w:rFonts w:ascii="Arial" w:hAnsi="Arial" w:cs="Arial"/>
+                <w:noProof/>
+                <w:webHidden/>
+              </w:rPr>
+              <w:instrText xml:space="preserve"> PAGEREF _Toc222866477 \h </w:instrText>
+            </w:r>
+            <w:r>
+              <w:rPr>
+                <w:noProof/>
+                <w:webHidden/>
+              </w:rPr>
+            </w:r>
+            <w:r>
+              <w:rPr>
                 <w:noProof/>
                 <w:webHidden/>
               </w:rPr>
@@ -1328,7 +1300,6 @@
             </w:r>
             <w:r>
               <w:rPr>
-                <w:rFonts w:ascii="Arial" w:hAnsi="Arial" w:cs="Arial"/>
                 <w:noProof/>
                 <w:webHidden/>
               </w:rPr>
@@ -1336,7 +1307,6 @@
             </w:r>
             <w:r>
               <w:rPr>
-                <w:rFonts w:ascii="Arial" w:hAnsi="Arial" w:cs="Arial"/>
                 <w:noProof/>
                 <w:webHidden/>
               </w:rPr>
@@ -1351,11 +1321,12 @@
               <w:tab w:val="right" w:leader="dot" w:pos="8494"/>
             </w:tabs>
             <w:rPr>
-              <w:rFonts w:ascii="Arial" w:hAnsi="Arial" w:cs="Arial"/>
+              <w:rFonts w:eastAsiaTheme="minorEastAsia"/>
               <w:noProof/>
+              <w:lang w:eastAsia="pt-BR"/>
             </w:rPr>
           </w:pPr>
-          <w:hyperlink w:anchor="_Toc222344266" w:history="1">
+          <w:hyperlink w:anchor="_Toc222866478" w:history="1">
             <w:r>
               <w:rPr>
                 <w:rStyle w:val="Hyperlink"/>
@@ -1382,7 +1353,6 @@
             </w:r>
             <w:r>
               <w:rPr>
-                <w:rFonts w:ascii="Arial" w:hAnsi="Arial" w:cs="Arial"/>
                 <w:noProof/>
                 <w:webHidden/>
               </w:rPr>
@@ -1390,7 +1360,6 @@
             </w:r>
             <w:r>
               <w:rPr>
-                <w:rFonts w:ascii="Arial" w:hAnsi="Arial" w:cs="Arial"/>
                 <w:noProof/>
                 <w:webHidden/>
               </w:rPr>
@@ -1398,22 +1367,19 @@
             </w:r>
             <w:r>
               <w:rPr>
-                <w:rFonts w:ascii="Arial" w:hAnsi="Arial" w:cs="Arial"/>
-                <w:noProof/>
-                <w:webHidden/>
-              </w:rPr>
-              <w:instrText xml:space="preserve"> PAGEREF _Toc222344266 \h </w:instrText>
-            </w:r>
-            <w:r>
-              <w:rPr>
-                <w:rFonts w:ascii="Arial" w:hAnsi="Arial" w:cs="Arial"/>
-                <w:noProof/>
-                <w:webHidden/>
-              </w:rPr>
-            </w:r>
-            <w:r>
-              <w:rPr>
-                <w:rFonts w:ascii="Arial" w:hAnsi="Arial" w:cs="Arial"/>
+                <w:noProof/>
+                <w:webHidden/>
+              </w:rPr>
+              <w:instrText xml:space="preserve"> PAGEREF _Toc222866478 \h </w:instrText>
+            </w:r>
+            <w:r>
+              <w:rPr>
+                <w:noProof/>
+                <w:webHidden/>
+              </w:rPr>
+            </w:r>
+            <w:r>
+              <w:rPr>
                 <w:noProof/>
                 <w:webHidden/>
               </w:rPr>
@@ -1421,7 +1387,6 @@
             </w:r>
             <w:r>
               <w:rPr>
-                <w:rFonts w:ascii="Arial" w:hAnsi="Arial" w:cs="Arial"/>
                 <w:noProof/>
                 <w:webHidden/>
               </w:rPr>
@@ -1429,7 +1394,6 @@
             </w:r>
             <w:r>
               <w:rPr>
-                <w:rFonts w:ascii="Arial" w:hAnsi="Arial" w:cs="Arial"/>
                 <w:noProof/>
                 <w:webHidden/>
               </w:rPr>
@@ -1444,11 +1408,12 @@
               <w:tab w:val="right" w:leader="dot" w:pos="8494"/>
             </w:tabs>
             <w:rPr>
-              <w:rFonts w:ascii="Arial" w:hAnsi="Arial" w:cs="Arial"/>
+              <w:rFonts w:eastAsiaTheme="minorEastAsia"/>
               <w:noProof/>
+              <w:lang w:eastAsia="pt-BR"/>
             </w:rPr>
           </w:pPr>
-          <w:hyperlink w:anchor="_Toc222344267" w:history="1">
+          <w:hyperlink w:anchor="_Toc222866479" w:history="1">
             <w:r>
               <w:rPr>
                 <w:rStyle w:val="Hyperlink"/>
@@ -1475,7 +1440,6 @@
             </w:r>
             <w:r>
               <w:rPr>
-                <w:rFonts w:ascii="Arial" w:hAnsi="Arial" w:cs="Arial"/>
                 <w:noProof/>
                 <w:webHidden/>
               </w:rPr>
@@ -1483,7 +1447,6 @@
             </w:r>
             <w:r>
               <w:rPr>
-                <w:rFonts w:ascii="Arial" w:hAnsi="Arial" w:cs="Arial"/>
                 <w:noProof/>
                 <w:webHidden/>
               </w:rPr>
@@ -1491,22 +1454,19 @@
             </w:r>
             <w:r>
               <w:rPr>
-                <w:rFonts w:ascii="Arial" w:hAnsi="Arial" w:cs="Arial"/>
-                <w:noProof/>
-                <w:webHidden/>
-              </w:rPr>
-              <w:instrText xml:space="preserve"> PAGEREF _Toc222344267 \h </w:instrText>
-            </w:r>
-            <w:r>
-              <w:rPr>
-                <w:rFonts w:ascii="Arial" w:hAnsi="Arial" w:cs="Arial"/>
-                <w:noProof/>
-                <w:webHidden/>
-              </w:rPr>
-            </w:r>
-            <w:r>
-              <w:rPr>
-                <w:rFonts w:ascii="Arial" w:hAnsi="Arial" w:cs="Arial"/>
+                <w:noProof/>
+                <w:webHidden/>
+              </w:rPr>
+              <w:instrText xml:space="preserve"> PAGEREF _Toc222866479 \h </w:instrText>
+            </w:r>
+            <w:r>
+              <w:rPr>
+                <w:noProof/>
+                <w:webHidden/>
+              </w:rPr>
+            </w:r>
+            <w:r>
+              <w:rPr>
                 <w:noProof/>
                 <w:webHidden/>
               </w:rPr>
@@ -1514,15 +1474,13 @@
             </w:r>
             <w:r>
               <w:rPr>
-                <w:rFonts w:ascii="Arial" w:hAnsi="Arial" w:cs="Arial"/>
-                <w:noProof/>
-                <w:webHidden/>
-              </w:rPr>
-              <w:t>5</w:t>
-            </w:r>
-            <w:r>
-              <w:rPr>
-                <w:rFonts w:ascii="Arial" w:hAnsi="Arial" w:cs="Arial"/>
+                <w:noProof/>
+                <w:webHidden/>
+              </w:rPr>
+              <w:t>6</w:t>
+            </w:r>
+            <w:r>
+              <w:rPr>
                 <w:noProof/>
                 <w:webHidden/>
               </w:rPr>
@@ -1537,11 +1495,12 @@
               <w:tab w:val="right" w:leader="dot" w:pos="8494"/>
             </w:tabs>
             <w:rPr>
-              <w:rFonts w:ascii="Arial" w:hAnsi="Arial" w:cs="Arial"/>
+              <w:rFonts w:eastAsiaTheme="minorEastAsia"/>
               <w:noProof/>
+              <w:lang w:eastAsia="pt-BR"/>
             </w:rPr>
           </w:pPr>
-          <w:hyperlink w:anchor="_Toc222344268" w:history="1">
+          <w:hyperlink w:anchor="_Toc222866480" w:history="1">
             <w:r>
               <w:rPr>
                 <w:rStyle w:val="Hyperlink"/>
@@ -1568,7 +1527,6 @@
             </w:r>
             <w:r>
               <w:rPr>
-                <w:rFonts w:ascii="Arial" w:hAnsi="Arial" w:cs="Arial"/>
                 <w:noProof/>
                 <w:webHidden/>
               </w:rPr>
@@ -1576,7 +1534,6 @@
             </w:r>
             <w:r>
               <w:rPr>
-                <w:rFonts w:ascii="Arial" w:hAnsi="Arial" w:cs="Arial"/>
                 <w:noProof/>
                 <w:webHidden/>
               </w:rPr>
@@ -1584,22 +1541,19 @@
             </w:r>
             <w:r>
               <w:rPr>
-                <w:rFonts w:ascii="Arial" w:hAnsi="Arial" w:cs="Arial"/>
-                <w:noProof/>
-                <w:webHidden/>
-              </w:rPr>
-              <w:instrText xml:space="preserve"> PAGEREF _Toc222344268 \h </w:instrText>
-            </w:r>
-            <w:r>
-              <w:rPr>
-                <w:rFonts w:ascii="Arial" w:hAnsi="Arial" w:cs="Arial"/>
-                <w:noProof/>
-                <w:webHidden/>
-              </w:rPr>
-            </w:r>
-            <w:r>
-              <w:rPr>
-                <w:rFonts w:ascii="Arial" w:hAnsi="Arial" w:cs="Arial"/>
+                <w:noProof/>
+                <w:webHidden/>
+              </w:rPr>
+              <w:instrText xml:space="preserve"> PAGEREF _Toc222866480 \h </w:instrText>
+            </w:r>
+            <w:r>
+              <w:rPr>
+                <w:noProof/>
+                <w:webHidden/>
+              </w:rPr>
+            </w:r>
+            <w:r>
+              <w:rPr>
                 <w:noProof/>
                 <w:webHidden/>
               </w:rPr>
@@ -1607,7 +1561,6 @@
             </w:r>
             <w:r>
               <w:rPr>
-                <w:rFonts w:ascii="Arial" w:hAnsi="Arial" w:cs="Arial"/>
                 <w:noProof/>
                 <w:webHidden/>
               </w:rPr>
@@ -1615,7 +1568,6 @@
             </w:r>
             <w:r>
               <w:rPr>
-                <w:rFonts w:ascii="Arial" w:hAnsi="Arial" w:cs="Arial"/>
                 <w:noProof/>
                 <w:webHidden/>
               </w:rPr>
@@ -1630,11 +1582,12 @@
               <w:tab w:val="right" w:leader="dot" w:pos="8494"/>
             </w:tabs>
             <w:rPr>
-              <w:rFonts w:ascii="Arial" w:hAnsi="Arial" w:cs="Arial"/>
+              <w:rFonts w:eastAsiaTheme="minorEastAsia"/>
               <w:noProof/>
+              <w:lang w:eastAsia="pt-BR"/>
             </w:rPr>
           </w:pPr>
-          <w:hyperlink w:anchor="_Toc222344269" w:history="1">
+          <w:hyperlink w:anchor="_Toc222866481" w:history="1">
             <w:r>
               <w:rPr>
                 <w:rStyle w:val="Hyperlink"/>
@@ -1661,7 +1614,6 @@
             </w:r>
             <w:r>
               <w:rPr>
-                <w:rFonts w:ascii="Arial" w:hAnsi="Arial" w:cs="Arial"/>
                 <w:noProof/>
                 <w:webHidden/>
               </w:rPr>
@@ -1669,7 +1621,6 @@
             </w:r>
             <w:r>
               <w:rPr>
-                <w:rFonts w:ascii="Arial" w:hAnsi="Arial" w:cs="Arial"/>
                 <w:noProof/>
                 <w:webHidden/>
               </w:rPr>
@@ -1677,22 +1628,19 @@
             </w:r>
             <w:r>
               <w:rPr>
-                <w:rFonts w:ascii="Arial" w:hAnsi="Arial" w:cs="Arial"/>
-                <w:noProof/>
-                <w:webHidden/>
-              </w:rPr>
-              <w:instrText xml:space="preserve"> PAGEREF _Toc222344269 \h </w:instrText>
-            </w:r>
-            <w:r>
-              <w:rPr>
-                <w:rFonts w:ascii="Arial" w:hAnsi="Arial" w:cs="Arial"/>
-                <w:noProof/>
-                <w:webHidden/>
-              </w:rPr>
-            </w:r>
-            <w:r>
-              <w:rPr>
-                <w:rFonts w:ascii="Arial" w:hAnsi="Arial" w:cs="Arial"/>
+                <w:noProof/>
+                <w:webHidden/>
+              </w:rPr>
+              <w:instrText xml:space="preserve"> PAGEREF _Toc222866481 \h </w:instrText>
+            </w:r>
+            <w:r>
+              <w:rPr>
+                <w:noProof/>
+                <w:webHidden/>
+              </w:rPr>
+            </w:r>
+            <w:r>
+              <w:rPr>
                 <w:noProof/>
                 <w:webHidden/>
               </w:rPr>
@@ -1700,7 +1648,6 @@
             </w:r>
             <w:r>
               <w:rPr>
-                <w:rFonts w:ascii="Arial" w:hAnsi="Arial" w:cs="Arial"/>
                 <w:noProof/>
                 <w:webHidden/>
               </w:rPr>
@@ -1708,7 +1655,6 @@
             </w:r>
             <w:r>
               <w:rPr>
-                <w:rFonts w:ascii="Arial" w:hAnsi="Arial" w:cs="Arial"/>
                 <w:noProof/>
                 <w:webHidden/>
               </w:rPr>
@@ -1723,11 +1669,12 @@
               <w:tab w:val="right" w:leader="dot" w:pos="8494"/>
             </w:tabs>
             <w:rPr>
-              <w:rFonts w:ascii="Arial" w:hAnsi="Arial" w:cs="Arial"/>
+              <w:rFonts w:eastAsiaTheme="minorEastAsia"/>
               <w:noProof/>
+              <w:lang w:eastAsia="pt-BR"/>
             </w:rPr>
           </w:pPr>
-          <w:hyperlink w:anchor="_Toc222344270" w:history="1">
+          <w:hyperlink w:anchor="_Toc222866482" w:history="1">
             <w:r>
               <w:rPr>
                 <w:rStyle w:val="Hyperlink"/>
@@ -1754,7 +1701,6 @@
             </w:r>
             <w:r>
               <w:rPr>
-                <w:rFonts w:ascii="Arial" w:hAnsi="Arial" w:cs="Arial"/>
                 <w:noProof/>
                 <w:webHidden/>
               </w:rPr>
@@ -1762,7 +1708,6 @@
             </w:r>
             <w:r>
               <w:rPr>
-                <w:rFonts w:ascii="Arial" w:hAnsi="Arial" w:cs="Arial"/>
                 <w:noProof/>
                 <w:webHidden/>
               </w:rPr>
@@ -1770,22 +1715,19 @@
             </w:r>
             <w:r>
               <w:rPr>
-                <w:rFonts w:ascii="Arial" w:hAnsi="Arial" w:cs="Arial"/>
-                <w:noProof/>
-                <w:webHidden/>
-              </w:rPr>
-              <w:instrText xml:space="preserve"> PAGEREF _Toc222344270 \h </w:instrText>
-            </w:r>
-            <w:r>
-              <w:rPr>
-                <w:rFonts w:ascii="Arial" w:hAnsi="Arial" w:cs="Arial"/>
-                <w:noProof/>
-                <w:webHidden/>
-              </w:rPr>
-            </w:r>
-            <w:r>
-              <w:rPr>
-                <w:rFonts w:ascii="Arial" w:hAnsi="Arial" w:cs="Arial"/>
+                <w:noProof/>
+                <w:webHidden/>
+              </w:rPr>
+              <w:instrText xml:space="preserve"> PAGEREF _Toc222866482 \h </w:instrText>
+            </w:r>
+            <w:r>
+              <w:rPr>
+                <w:noProof/>
+                <w:webHidden/>
+              </w:rPr>
+            </w:r>
+            <w:r>
+              <w:rPr>
                 <w:noProof/>
                 <w:webHidden/>
               </w:rPr>
@@ -1793,15 +1735,13 @@
             </w:r>
             <w:r>
               <w:rPr>
-                <w:rFonts w:ascii="Arial" w:hAnsi="Arial" w:cs="Arial"/>
-                <w:noProof/>
-                <w:webHidden/>
-              </w:rPr>
-              <w:t>6</w:t>
-            </w:r>
-            <w:r>
-              <w:rPr>
-                <w:rFonts w:ascii="Arial" w:hAnsi="Arial" w:cs="Arial"/>
+                <w:noProof/>
+                <w:webHidden/>
+              </w:rPr>
+              <w:t>7</w:t>
+            </w:r>
+            <w:r>
+              <w:rPr>
                 <w:noProof/>
                 <w:webHidden/>
               </w:rPr>
@@ -1816,11 +1756,12 @@
               <w:tab w:val="right" w:leader="dot" w:pos="8494"/>
             </w:tabs>
             <w:rPr>
-              <w:rFonts w:ascii="Arial" w:hAnsi="Arial" w:cs="Arial"/>
+              <w:rFonts w:eastAsiaTheme="minorEastAsia"/>
               <w:noProof/>
+              <w:lang w:eastAsia="pt-BR"/>
             </w:rPr>
           </w:pPr>
-          <w:hyperlink w:anchor="_Toc222344271" w:history="1">
+          <w:hyperlink w:anchor="_Toc222866483" w:history="1">
             <w:r>
               <w:rPr>
                 <w:rStyle w:val="Hyperlink"/>
@@ -1847,7 +1788,6 @@
             </w:r>
             <w:r>
               <w:rPr>
-                <w:rFonts w:ascii="Arial" w:hAnsi="Arial" w:cs="Arial"/>
                 <w:noProof/>
                 <w:webHidden/>
               </w:rPr>
@@ -1855,7 +1795,6 @@
             </w:r>
             <w:r>
               <w:rPr>
-                <w:rFonts w:ascii="Arial" w:hAnsi="Arial" w:cs="Arial"/>
                 <w:noProof/>
                 <w:webHidden/>
               </w:rPr>
@@ -1863,22 +1802,19 @@
             </w:r>
             <w:r>
               <w:rPr>
-                <w:rFonts w:ascii="Arial" w:hAnsi="Arial" w:cs="Arial"/>
-                <w:noProof/>
-                <w:webHidden/>
-              </w:rPr>
-              <w:instrText xml:space="preserve"> PAGEREF _Toc222344271 \h </w:instrText>
-            </w:r>
-            <w:r>
-              <w:rPr>
-                <w:rFonts w:ascii="Arial" w:hAnsi="Arial" w:cs="Arial"/>
-                <w:noProof/>
-                <w:webHidden/>
-              </w:rPr>
-            </w:r>
-            <w:r>
-              <w:rPr>
-                <w:rFonts w:ascii="Arial" w:hAnsi="Arial" w:cs="Arial"/>
+                <w:noProof/>
+                <w:webHidden/>
+              </w:rPr>
+              <w:instrText xml:space="preserve"> PAGEREF _Toc222866483 \h </w:instrText>
+            </w:r>
+            <w:r>
+              <w:rPr>
+                <w:noProof/>
+                <w:webHidden/>
+              </w:rPr>
+            </w:r>
+            <w:r>
+              <w:rPr>
                 <w:noProof/>
                 <w:webHidden/>
               </w:rPr>
@@ -1886,7 +1822,6 @@
             </w:r>
             <w:r>
               <w:rPr>
-                <w:rFonts w:ascii="Arial" w:hAnsi="Arial" w:cs="Arial"/>
                 <w:noProof/>
                 <w:webHidden/>
               </w:rPr>
@@ -1894,7 +1829,93 @@
             </w:r>
             <w:r>
               <w:rPr>
-                <w:rFonts w:ascii="Arial" w:hAnsi="Arial" w:cs="Arial"/>
+                <w:noProof/>
+                <w:webHidden/>
+              </w:rPr>
+              <w:fldChar w:fldCharType="end"/>
+            </w:r>
+          </w:hyperlink>
+        </w:p>
+        <w:p>
+          <w:pPr>
+            <w:pStyle w:val="Sumrio3"/>
+            <w:tabs>
+              <w:tab w:val="right" w:leader="dot" w:pos="8494"/>
+            </w:tabs>
+            <w:rPr>
+              <w:rFonts w:eastAsiaTheme="minorEastAsia"/>
+              <w:noProof/>
+              <w:lang w:eastAsia="pt-BR"/>
+            </w:rPr>
+          </w:pPr>
+          <w:hyperlink w:anchor="_Toc222866484" w:history="1">
+            <w:r>
+              <w:rPr>
+                <w:rStyle w:val="Hyperlink"/>
+                <w:rFonts w:ascii="Arial" w:eastAsia="Times New Roman" w:hAnsi="Arial" w:cs="Arial"/>
+                <w:b/>
+                <w:bCs/>
+                <w:noProof/>
+                <w:kern w:val="0"/>
+                <w:lang w:eastAsia="pt-BR"/>
+                <w14:ligatures w14:val="none"/>
+              </w:rPr>
+              <w:t xml:space="preserve">3.7 </w:t>
+            </w:r>
+            <w:r>
+              <w:rPr>
+                <w:rStyle w:val="Hyperlink"/>
+                <w:rFonts w:ascii="Arial" w:eastAsia="Times New Roman" w:hAnsi="Arial" w:cs="Arial"/>
+                <w:noProof/>
+                <w:kern w:val="0"/>
+                <w:lang w:eastAsia="pt-BR"/>
+                <w14:ligatures w14:val="none"/>
+              </w:rPr>
+              <w:t>Isolation Forest</w:t>
+            </w:r>
+            <w:r>
+              <w:rPr>
+                <w:noProof/>
+                <w:webHidden/>
+              </w:rPr>
+              <w:tab/>
+            </w:r>
+            <w:r>
+              <w:rPr>
+                <w:noProof/>
+                <w:webHidden/>
+              </w:rPr>
+              <w:fldChar w:fldCharType="begin"/>
+            </w:r>
+            <w:r>
+              <w:rPr>
+                <w:noProof/>
+                <w:webHidden/>
+              </w:rPr>
+              <w:instrText xml:space="preserve"> PAGEREF _Toc222866484 \h </w:instrText>
+            </w:r>
+            <w:r>
+              <w:rPr>
+                <w:noProof/>
+                <w:webHidden/>
+              </w:rPr>
+            </w:r>
+            <w:r>
+              <w:rPr>
+                <w:noProof/>
+                <w:webHidden/>
+              </w:rPr>
+              <w:fldChar w:fldCharType="separate"/>
+            </w:r>
+            <w:r>
+              <w:rPr>
+                <w:noProof/>
+                <w:webHidden/>
+              </w:rPr>
+              <w:t>7</w:t>
+            </w:r>
+            <w:r>
+              <w:rPr>
                 <w:noProof/>
                 <w:webHidden/>
               </w:rPr>
@@ -1909,11 +1930,12 @@
               <w:tab w:val="right" w:leader="dot" w:pos="8494"/>
             </w:tabs>
             <w:rPr>
-              <w:rFonts w:ascii="Arial" w:hAnsi="Arial" w:cs="Arial"/>
+              <w:rFonts w:eastAsiaTheme="minorEastAsia"/>
               <w:noProof/>
+              <w:lang w:eastAsia="pt-BR"/>
             </w:rPr>
           </w:pPr>
-          <w:hyperlink w:anchor="_Toc222344272" w:history="1">
+          <w:hyperlink w:anchor="_Toc222866485" w:history="1">
             <w:r>
               <w:rPr>
                 <w:rStyle w:val="Hyperlink"/>
@@ -1929,7 +1951,6 @@
             </w:r>
             <w:r>
               <w:rPr>
-                <w:rFonts w:ascii="Arial" w:hAnsi="Arial" w:cs="Arial"/>
                 <w:noProof/>
                 <w:webHidden/>
               </w:rPr>
@@ -1937,7 +1958,6 @@
             </w:r>
             <w:r>
               <w:rPr>
-                <w:rFonts w:ascii="Arial" w:hAnsi="Arial" w:cs="Arial"/>
                 <w:noProof/>
                 <w:webHidden/>
               </w:rPr>
@@ -1945,22 +1965,19 @@
             </w:r>
             <w:r>
               <w:rPr>
-                <w:rFonts w:ascii="Arial" w:hAnsi="Arial" w:cs="Arial"/>
-                <w:noProof/>
-                <w:webHidden/>
-              </w:rPr>
-              <w:instrText xml:space="preserve"> PAGEREF _Toc222344272 \h </w:instrText>
-            </w:r>
-            <w:r>
-              <w:rPr>
-                <w:rFonts w:ascii="Arial" w:hAnsi="Arial" w:cs="Arial"/>
-                <w:noProof/>
-                <w:webHidden/>
-              </w:rPr>
-            </w:r>
-            <w:r>
-              <w:rPr>
-                <w:rFonts w:ascii="Arial" w:hAnsi="Arial" w:cs="Arial"/>
+                <w:noProof/>
+                <w:webHidden/>
+              </w:rPr>
+              <w:instrText xml:space="preserve"> PAGEREF _Toc222866485 \h </w:instrText>
+            </w:r>
+            <w:r>
+              <w:rPr>
+                <w:noProof/>
+                <w:webHidden/>
+              </w:rPr>
+            </w:r>
+            <w:r>
+              <w:rPr>
                 <w:noProof/>
                 <w:webHidden/>
               </w:rPr>
@@ -1968,15 +1985,13 @@
             </w:r>
             <w:r>
               <w:rPr>
-                <w:rFonts w:ascii="Arial" w:hAnsi="Arial" w:cs="Arial"/>
-                <w:noProof/>
-                <w:webHidden/>
-              </w:rPr>
-              <w:t>7</w:t>
-            </w:r>
-            <w:r>
-              <w:rPr>
-                <w:rFonts w:ascii="Arial" w:hAnsi="Arial" w:cs="Arial"/>
+                <w:noProof/>
+                <w:webHidden/>
+              </w:rPr>
+              <w:t>8</w:t>
+            </w:r>
+            <w:r>
+              <w:rPr>
                 <w:noProof/>
                 <w:webHidden/>
               </w:rPr>
@@ -1991,11 +2006,12 @@
               <w:tab w:val="right" w:leader="dot" w:pos="8494"/>
             </w:tabs>
             <w:rPr>
-              <w:rFonts w:ascii="Arial" w:hAnsi="Arial" w:cs="Arial"/>
+              <w:rFonts w:eastAsiaTheme="minorEastAsia"/>
               <w:noProof/>
+              <w:lang w:eastAsia="pt-BR"/>
             </w:rPr>
           </w:pPr>
-          <w:hyperlink w:anchor="_Toc222344273" w:history="1">
+          <w:hyperlink w:anchor="_Toc222866486" w:history="1">
             <w:r>
               <w:rPr>
                 <w:rStyle w:val="Hyperlink"/>
@@ -2022,7 +2038,6 @@
             </w:r>
             <w:r>
               <w:rPr>
-                <w:rFonts w:ascii="Arial" w:hAnsi="Arial" w:cs="Arial"/>
                 <w:noProof/>
                 <w:webHidden/>
               </w:rPr>
@@ -2030,7 +2045,6 @@
             </w:r>
             <w:r>
               <w:rPr>
-                <w:rFonts w:ascii="Arial" w:hAnsi="Arial" w:cs="Arial"/>
                 <w:noProof/>
                 <w:webHidden/>
               </w:rPr>
@@ -2038,22 +2052,19 @@
             </w:r>
             <w:r>
               <w:rPr>
-                <w:rFonts w:ascii="Arial" w:hAnsi="Arial" w:cs="Arial"/>
-                <w:noProof/>
-                <w:webHidden/>
-              </w:rPr>
-              <w:instrText xml:space="preserve"> PAGEREF _Toc222344273 \h </w:instrText>
-            </w:r>
-            <w:r>
-              <w:rPr>
-                <w:rFonts w:ascii="Arial" w:hAnsi="Arial" w:cs="Arial"/>
-                <w:noProof/>
-                <w:webHidden/>
-              </w:rPr>
-            </w:r>
-            <w:r>
-              <w:rPr>
-                <w:rFonts w:ascii="Arial" w:hAnsi="Arial" w:cs="Arial"/>
+                <w:noProof/>
+                <w:webHidden/>
+              </w:rPr>
+              <w:instrText xml:space="preserve"> PAGEREF _Toc222866486 \h </w:instrText>
+            </w:r>
+            <w:r>
+              <w:rPr>
+                <w:noProof/>
+                <w:webHidden/>
+              </w:rPr>
+            </w:r>
+            <w:r>
+              <w:rPr>
                 <w:noProof/>
                 <w:webHidden/>
               </w:rPr>
@@ -2061,15 +2072,13 @@
             </w:r>
             <w:r>
               <w:rPr>
-                <w:rFonts w:ascii="Arial" w:hAnsi="Arial" w:cs="Arial"/>
-                <w:noProof/>
-                <w:webHidden/>
-              </w:rPr>
-              <w:t>7</w:t>
-            </w:r>
-            <w:r>
-              <w:rPr>
-                <w:rFonts w:ascii="Arial" w:hAnsi="Arial" w:cs="Arial"/>
+                <w:noProof/>
+                <w:webHidden/>
+              </w:rPr>
+              <w:t>8</w:t>
+            </w:r>
+            <w:r>
+              <w:rPr>
                 <w:noProof/>
                 <w:webHidden/>
               </w:rPr>
@@ -2084,13 +2093,12 @@
               <w:tab w:val="right" w:leader="dot" w:pos="8494"/>
             </w:tabs>
             <w:rPr>
-              <w:rFonts w:ascii="Arial" w:hAnsi="Arial" w:cs="Arial"/>
-              <w:b/>
-              <w:bCs/>
+              <w:rFonts w:eastAsiaTheme="minorEastAsia"/>
               <w:noProof/>
+              <w:lang w:eastAsia="pt-BR"/>
             </w:rPr>
           </w:pPr>
-          <w:hyperlink w:anchor="_Toc222344274" w:history="1">
+          <w:hyperlink w:anchor="_Toc222866487" w:history="1">
             <w:r>
               <w:rPr>
                 <w:rStyle w:val="Hyperlink"/>
@@ -2102,7 +2110,7 @@
                 <w:lang w:eastAsia="pt-BR"/>
                 <w14:ligatures w14:val="none"/>
               </w:rPr>
-              <w:t>4.2</w:t>
+              <w:t xml:space="preserve">4.2 </w:t>
             </w:r>
             <w:r>
               <w:rPr>
@@ -2113,13 +2121,10 @@
                 <w:lang w:eastAsia="pt-BR"/>
                 <w14:ligatures w14:val="none"/>
               </w:rPr>
-              <w:t xml:space="preserve"> Ferramentas e tecnologias utilizadas</w:t>
-            </w:r>
-            <w:r>
-              <w:rPr>
-                <w:rFonts w:ascii="Arial" w:hAnsi="Arial" w:cs="Arial"/>
-                <w:b/>
-                <w:bCs/>
+              <w:t>Ferramentas e tecnologias utilizadas</w:t>
+            </w:r>
+            <w:r>
+              <w:rPr>
                 <w:noProof/>
                 <w:webHidden/>
               </w:rPr>
@@ -2127,9 +2132,6 @@
             </w:r>
             <w:r>
               <w:rPr>
-                <w:rFonts w:ascii="Arial" w:hAnsi="Arial" w:cs="Arial"/>
-                <w:b/>
-                <w:bCs/>
                 <w:noProof/>
                 <w:webHidden/>
               </w:rPr>
@@ -2137,28 +2139,19 @@
             </w:r>
             <w:r>
               <w:rPr>
-                <w:rFonts w:ascii="Arial" w:hAnsi="Arial" w:cs="Arial"/>
-                <w:b/>
-                <w:bCs/>
-                <w:noProof/>
-                <w:webHidden/>
-              </w:rPr>
-              <w:instrText xml:space="preserve"> PAGEREF _Toc222344274 \h </w:instrText>
-            </w:r>
-            <w:r>
-              <w:rPr>
-                <w:rFonts w:ascii="Arial" w:hAnsi="Arial" w:cs="Arial"/>
-                <w:b/>
-                <w:bCs/>
-                <w:noProof/>
-                <w:webHidden/>
-              </w:rPr>
-            </w:r>
-            <w:r>
-              <w:rPr>
-                <w:rFonts w:ascii="Arial" w:hAnsi="Arial" w:cs="Arial"/>
-                <w:b/>
-                <w:bCs/>
+                <w:noProof/>
+                <w:webHidden/>
+              </w:rPr>
+              <w:instrText xml:space="preserve"> PAGEREF _Toc222866487 \h </w:instrText>
+            </w:r>
+            <w:r>
+              <w:rPr>
+                <w:noProof/>
+                <w:webHidden/>
+              </w:rPr>
+            </w:r>
+            <w:r>
+              <w:rPr>
                 <w:noProof/>
                 <w:webHidden/>
               </w:rPr>
@@ -2166,9 +2159,6 @@
             </w:r>
             <w:r>
               <w:rPr>
-                <w:rFonts w:ascii="Arial" w:hAnsi="Arial" w:cs="Arial"/>
-                <w:b/>
-                <w:bCs/>
                 <w:noProof/>
                 <w:webHidden/>
               </w:rPr>
@@ -2176,9 +2166,6 @@
             </w:r>
             <w:r>
               <w:rPr>
-                <w:rFonts w:ascii="Arial" w:hAnsi="Arial" w:cs="Arial"/>
-                <w:b/>
-                <w:bCs/>
                 <w:noProof/>
                 <w:webHidden/>
               </w:rPr>
@@ -2193,11 +2180,12 @@
               <w:tab w:val="right" w:leader="dot" w:pos="8494"/>
             </w:tabs>
             <w:rPr>
-              <w:rFonts w:ascii="Arial" w:hAnsi="Arial" w:cs="Arial"/>
+              <w:rFonts w:eastAsiaTheme="minorEastAsia"/>
               <w:noProof/>
+              <w:lang w:eastAsia="pt-BR"/>
             </w:rPr>
           </w:pPr>
-          <w:hyperlink w:anchor="_Toc222344275" w:history="1">
+          <w:hyperlink w:anchor="_Toc222866488" w:history="1">
             <w:r>
               <w:rPr>
                 <w:rStyle w:val="Hyperlink"/>
@@ -2224,7 +2212,6 @@
             </w:r>
             <w:r>
               <w:rPr>
-                <w:rFonts w:ascii="Arial" w:hAnsi="Arial" w:cs="Arial"/>
                 <w:noProof/>
                 <w:webHidden/>
               </w:rPr>
@@ -2232,7 +2219,6 @@
             </w:r>
             <w:r>
               <w:rPr>
-                <w:rFonts w:ascii="Arial" w:hAnsi="Arial" w:cs="Arial"/>
                 <w:noProof/>
                 <w:webHidden/>
               </w:rPr>
@@ -2240,22 +2226,19 @@
             </w:r>
             <w:r>
               <w:rPr>
-                <w:rFonts w:ascii="Arial" w:hAnsi="Arial" w:cs="Arial"/>
-                <w:noProof/>
-                <w:webHidden/>
-              </w:rPr>
-              <w:instrText xml:space="preserve"> PAGEREF _Toc222344275 \h </w:instrText>
-            </w:r>
-            <w:r>
-              <w:rPr>
-                <w:rFonts w:ascii="Arial" w:hAnsi="Arial" w:cs="Arial"/>
-                <w:noProof/>
-                <w:webHidden/>
-              </w:rPr>
-            </w:r>
-            <w:r>
-              <w:rPr>
-                <w:rFonts w:ascii="Arial" w:hAnsi="Arial" w:cs="Arial"/>
+                <w:noProof/>
+                <w:webHidden/>
+              </w:rPr>
+              <w:instrText xml:space="preserve"> PAGEREF _Toc222866488 \h </w:instrText>
+            </w:r>
+            <w:r>
+              <w:rPr>
+                <w:noProof/>
+                <w:webHidden/>
+              </w:rPr>
+            </w:r>
+            <w:r>
+              <w:rPr>
                 <w:noProof/>
                 <w:webHidden/>
               </w:rPr>
@@ -2263,15 +2246,13 @@
             </w:r>
             <w:r>
               <w:rPr>
-                <w:rFonts w:ascii="Arial" w:hAnsi="Arial" w:cs="Arial"/>
-                <w:noProof/>
-                <w:webHidden/>
-              </w:rPr>
-              <w:t>8</w:t>
-            </w:r>
-            <w:r>
-              <w:rPr>
-                <w:rFonts w:ascii="Arial" w:hAnsi="Arial" w:cs="Arial"/>
+                <w:noProof/>
+                <w:webHidden/>
+              </w:rPr>
+              <w:t>9</w:t>
+            </w:r>
+            <w:r>
+              <w:rPr>
                 <w:noProof/>
                 <w:webHidden/>
               </w:rPr>
@@ -2286,11 +2267,12 @@
               <w:tab w:val="right" w:leader="dot" w:pos="8494"/>
             </w:tabs>
             <w:rPr>
-              <w:rFonts w:ascii="Arial" w:hAnsi="Arial" w:cs="Arial"/>
+              <w:rFonts w:eastAsiaTheme="minorEastAsia"/>
               <w:noProof/>
+              <w:lang w:eastAsia="pt-BR"/>
             </w:rPr>
           </w:pPr>
-          <w:hyperlink w:anchor="_Toc222344276" w:history="1">
+          <w:hyperlink w:anchor="_Toc222866489" w:history="1">
             <w:r>
               <w:rPr>
                 <w:rStyle w:val="Hyperlink"/>
@@ -2306,7 +2288,6 @@
             </w:r>
             <w:r>
               <w:rPr>
-                <w:rFonts w:ascii="Arial" w:hAnsi="Arial" w:cs="Arial"/>
                 <w:noProof/>
                 <w:webHidden/>
               </w:rPr>
@@ -2314,7 +2295,6 @@
             </w:r>
             <w:r>
               <w:rPr>
-                <w:rFonts w:ascii="Arial" w:hAnsi="Arial" w:cs="Arial"/>
                 <w:noProof/>
                 <w:webHidden/>
               </w:rPr>
@@ -2322,22 +2302,19 @@
             </w:r>
             <w:r>
               <w:rPr>
-                <w:rFonts w:ascii="Arial" w:hAnsi="Arial" w:cs="Arial"/>
-                <w:noProof/>
-                <w:webHidden/>
-              </w:rPr>
-              <w:instrText xml:space="preserve"> PAGEREF _Toc222344276 \h </w:instrText>
-            </w:r>
-            <w:r>
-              <w:rPr>
-                <w:rFonts w:ascii="Arial" w:hAnsi="Arial" w:cs="Arial"/>
-                <w:noProof/>
-                <w:webHidden/>
-              </w:rPr>
-            </w:r>
-            <w:r>
-              <w:rPr>
-                <w:rFonts w:ascii="Arial" w:hAnsi="Arial" w:cs="Arial"/>
+                <w:noProof/>
+                <w:webHidden/>
+              </w:rPr>
+              <w:instrText xml:space="preserve"> PAGEREF _Toc222866489 \h </w:instrText>
+            </w:r>
+            <w:r>
+              <w:rPr>
+                <w:noProof/>
+                <w:webHidden/>
+              </w:rPr>
+            </w:r>
+            <w:r>
+              <w:rPr>
                 <w:noProof/>
                 <w:webHidden/>
               </w:rPr>
@@ -2345,7 +2322,6 @@
             </w:r>
             <w:r>
               <w:rPr>
-                <w:rFonts w:ascii="Arial" w:hAnsi="Arial" w:cs="Arial"/>
                 <w:noProof/>
                 <w:webHidden/>
               </w:rPr>
@@ -2353,7 +2329,6 @@
             </w:r>
             <w:r>
               <w:rPr>
-                <w:rFonts w:ascii="Arial" w:hAnsi="Arial" w:cs="Arial"/>
                 <w:noProof/>
                 <w:webHidden/>
               </w:rPr>
@@ -2368,11 +2343,12 @@
               <w:tab w:val="right" w:leader="dot" w:pos="8494"/>
             </w:tabs>
             <w:rPr>
-              <w:rFonts w:ascii="Arial" w:hAnsi="Arial" w:cs="Arial"/>
+              <w:rFonts w:eastAsiaTheme="minorEastAsia"/>
               <w:noProof/>
+              <w:lang w:eastAsia="pt-BR"/>
             </w:rPr>
           </w:pPr>
-          <w:hyperlink w:anchor="_Toc222344277" w:history="1">
+          <w:hyperlink w:anchor="_Toc222866490" w:history="1">
             <w:r>
               <w:rPr>
                 <w:rStyle w:val="Hyperlink"/>
@@ -2399,7 +2375,6 @@
             </w:r>
             <w:r>
               <w:rPr>
-                <w:rFonts w:ascii="Arial" w:hAnsi="Arial" w:cs="Arial"/>
                 <w:noProof/>
                 <w:webHidden/>
               </w:rPr>
@@ -2407,7 +2382,6 @@
             </w:r>
             <w:r>
               <w:rPr>
-                <w:rFonts w:ascii="Arial" w:hAnsi="Arial" w:cs="Arial"/>
                 <w:noProof/>
                 <w:webHidden/>
               </w:rPr>
@@ -2415,22 +2389,19 @@
             </w:r>
             <w:r>
               <w:rPr>
-                <w:rFonts w:ascii="Arial" w:hAnsi="Arial" w:cs="Arial"/>
-                <w:noProof/>
-                <w:webHidden/>
-              </w:rPr>
-              <w:instrText xml:space="preserve"> PAGEREF _Toc222344277 \h </w:instrText>
-            </w:r>
-            <w:r>
-              <w:rPr>
-                <w:rFonts w:ascii="Arial" w:hAnsi="Arial" w:cs="Arial"/>
-                <w:noProof/>
-                <w:webHidden/>
-              </w:rPr>
-            </w:r>
-            <w:r>
-              <w:rPr>
-                <w:rFonts w:ascii="Arial" w:hAnsi="Arial" w:cs="Arial"/>
+                <w:noProof/>
+                <w:webHidden/>
+              </w:rPr>
+              <w:instrText xml:space="preserve"> PAGEREF _Toc222866490 \h </w:instrText>
+            </w:r>
+            <w:r>
+              <w:rPr>
+                <w:noProof/>
+                <w:webHidden/>
+              </w:rPr>
+            </w:r>
+            <w:r>
+              <w:rPr>
                 <w:noProof/>
                 <w:webHidden/>
               </w:rPr>
@@ -2438,7 +2409,6 @@
             </w:r>
             <w:r>
               <w:rPr>
-                <w:rFonts w:ascii="Arial" w:hAnsi="Arial" w:cs="Arial"/>
                 <w:noProof/>
                 <w:webHidden/>
               </w:rPr>
@@ -2446,7 +2416,6 @@
             </w:r>
             <w:r>
               <w:rPr>
-                <w:rFonts w:ascii="Arial" w:hAnsi="Arial" w:cs="Arial"/>
                 <w:noProof/>
                 <w:webHidden/>
               </w:rPr>
@@ -2461,11 +2430,12 @@
               <w:tab w:val="right" w:leader="dot" w:pos="8494"/>
             </w:tabs>
             <w:rPr>
-              <w:rFonts w:ascii="Arial" w:hAnsi="Arial" w:cs="Arial"/>
+              <w:rFonts w:eastAsiaTheme="minorEastAsia"/>
               <w:noProof/>
+              <w:lang w:eastAsia="pt-BR"/>
             </w:rPr>
           </w:pPr>
-          <w:hyperlink w:anchor="_Toc222344278" w:history="1">
+          <w:hyperlink w:anchor="_Toc222866491" w:history="1">
             <w:r>
               <w:rPr>
                 <w:rStyle w:val="Hyperlink"/>
@@ -2477,7 +2447,7 @@
                 <w:lang w:eastAsia="pt-BR"/>
                 <w14:ligatures w14:val="none"/>
               </w:rPr>
-              <w:t>5.2</w:t>
+              <w:t xml:space="preserve">5.2 </w:t>
             </w:r>
             <w:r>
               <w:rPr>
@@ -2488,11 +2458,10 @@
                 <w:lang w:eastAsia="pt-BR"/>
                 <w14:ligatures w14:val="none"/>
               </w:rPr>
-              <w:t xml:space="preserve"> Camada de aquisição de dados (hardware)</w:t>
-            </w:r>
-            <w:r>
-              <w:rPr>
-                <w:rFonts w:ascii="Arial" w:hAnsi="Arial" w:cs="Arial"/>
+              <w:t>Camada de aquisição de dados (hardware)</w:t>
+            </w:r>
+            <w:r>
+              <w:rPr>
                 <w:noProof/>
                 <w:webHidden/>
               </w:rPr>
@@ -2500,7 +2469,6 @@
             </w:r>
             <w:r>
               <w:rPr>
-                <w:rFonts w:ascii="Arial" w:hAnsi="Arial" w:cs="Arial"/>
                 <w:noProof/>
                 <w:webHidden/>
               </w:rPr>
@@ -2508,22 +2476,19 @@
             </w:r>
             <w:r>
               <w:rPr>
-                <w:rFonts w:ascii="Arial" w:hAnsi="Arial" w:cs="Arial"/>
-                <w:noProof/>
-                <w:webHidden/>
-              </w:rPr>
-              <w:instrText xml:space="preserve"> PAGEREF _Toc222344278 \h </w:instrText>
-            </w:r>
-            <w:r>
-              <w:rPr>
-                <w:rFonts w:ascii="Arial" w:hAnsi="Arial" w:cs="Arial"/>
-                <w:noProof/>
-                <w:webHidden/>
-              </w:rPr>
-            </w:r>
-            <w:r>
-              <w:rPr>
-                <w:rFonts w:ascii="Arial" w:hAnsi="Arial" w:cs="Arial"/>
+                <w:noProof/>
+                <w:webHidden/>
+              </w:rPr>
+              <w:instrText xml:space="preserve"> PAGEREF _Toc222866491 \h </w:instrText>
+            </w:r>
+            <w:r>
+              <w:rPr>
+                <w:noProof/>
+                <w:webHidden/>
+              </w:rPr>
+            </w:r>
+            <w:r>
+              <w:rPr>
                 <w:noProof/>
                 <w:webHidden/>
               </w:rPr>
@@ -2531,15 +2496,13 @@
             </w:r>
             <w:r>
               <w:rPr>
-                <w:rFonts w:ascii="Arial" w:hAnsi="Arial" w:cs="Arial"/>
-                <w:noProof/>
-                <w:webHidden/>
-              </w:rPr>
-              <w:t>9</w:t>
-            </w:r>
-            <w:r>
-              <w:rPr>
-                <w:rFonts w:ascii="Arial" w:hAnsi="Arial" w:cs="Arial"/>
+                <w:noProof/>
+                <w:webHidden/>
+              </w:rPr>
+              <w:t>10</w:t>
+            </w:r>
+            <w:r>
+              <w:rPr>
                 <w:noProof/>
                 <w:webHidden/>
               </w:rPr>
@@ -2554,11 +2517,12 @@
               <w:tab w:val="right" w:leader="dot" w:pos="8494"/>
             </w:tabs>
             <w:rPr>
-              <w:rFonts w:ascii="Arial" w:hAnsi="Arial" w:cs="Arial"/>
+              <w:rFonts w:eastAsiaTheme="minorEastAsia"/>
               <w:noProof/>
+              <w:lang w:eastAsia="pt-BR"/>
             </w:rPr>
           </w:pPr>
-          <w:hyperlink w:anchor="_Toc222344279" w:history="1">
+          <w:hyperlink w:anchor="_Toc222866492" w:history="1">
             <w:r>
               <w:rPr>
                 <w:rStyle w:val="Hyperlink"/>
@@ -2585,7 +2549,6 @@
             </w:r>
             <w:r>
               <w:rPr>
-                <w:rFonts w:ascii="Arial" w:hAnsi="Arial" w:cs="Arial"/>
                 <w:noProof/>
                 <w:webHidden/>
               </w:rPr>
@@ -2593,7 +2556,6 @@
             </w:r>
             <w:r>
               <w:rPr>
-                <w:rFonts w:ascii="Arial" w:hAnsi="Arial" w:cs="Arial"/>
                 <w:noProof/>
                 <w:webHidden/>
               </w:rPr>
@@ -2601,22 +2563,19 @@
             </w:r>
             <w:r>
               <w:rPr>
-                <w:rFonts w:ascii="Arial" w:hAnsi="Arial" w:cs="Arial"/>
-                <w:noProof/>
-                <w:webHidden/>
-              </w:rPr>
-              <w:instrText xml:space="preserve"> PAGEREF _Toc222344279 \h </w:instrText>
-            </w:r>
-            <w:r>
-              <w:rPr>
-                <w:rFonts w:ascii="Arial" w:hAnsi="Arial" w:cs="Arial"/>
-                <w:noProof/>
-                <w:webHidden/>
-              </w:rPr>
-            </w:r>
-            <w:r>
-              <w:rPr>
-                <w:rFonts w:ascii="Arial" w:hAnsi="Arial" w:cs="Arial"/>
+                <w:noProof/>
+                <w:webHidden/>
+              </w:rPr>
+              <w:instrText xml:space="preserve"> PAGEREF _Toc222866492 \h </w:instrText>
+            </w:r>
+            <w:r>
+              <w:rPr>
+                <w:noProof/>
+                <w:webHidden/>
+              </w:rPr>
+            </w:r>
+            <w:r>
+              <w:rPr>
                 <w:noProof/>
                 <w:webHidden/>
               </w:rPr>
@@ -2624,15 +2583,13 @@
             </w:r>
             <w:r>
               <w:rPr>
-                <w:rFonts w:ascii="Arial" w:hAnsi="Arial" w:cs="Arial"/>
-                <w:noProof/>
-                <w:webHidden/>
-              </w:rPr>
-              <w:t>9</w:t>
-            </w:r>
-            <w:r>
-              <w:rPr>
-                <w:rFonts w:ascii="Arial" w:hAnsi="Arial" w:cs="Arial"/>
+                <w:noProof/>
+                <w:webHidden/>
+              </w:rPr>
+              <w:t>10</w:t>
+            </w:r>
+            <w:r>
+              <w:rPr>
                 <w:noProof/>
                 <w:webHidden/>
               </w:rPr>
@@ -2647,11 +2604,12 @@
               <w:tab w:val="right" w:leader="dot" w:pos="8494"/>
             </w:tabs>
             <w:rPr>
-              <w:rFonts w:ascii="Arial" w:hAnsi="Arial" w:cs="Arial"/>
+              <w:rFonts w:eastAsiaTheme="minorEastAsia"/>
               <w:noProof/>
+              <w:lang w:eastAsia="pt-BR"/>
             </w:rPr>
           </w:pPr>
-          <w:hyperlink w:anchor="_Toc222344280" w:history="1">
+          <w:hyperlink w:anchor="_Toc222866493" w:history="1">
             <w:r>
               <w:rPr>
                 <w:rStyle w:val="Hyperlink"/>
@@ -2674,11 +2632,10 @@
                 <w:lang w:eastAsia="pt-BR"/>
                 <w14:ligatures w14:val="none"/>
               </w:rPr>
-              <w:t>Camada de inteligência (modelo de Machine Learning)</w:t>
-            </w:r>
-            <w:r>
-              <w:rPr>
-                <w:rFonts w:ascii="Arial" w:hAnsi="Arial" w:cs="Arial"/>
+              <w:t>Camada de inteligência</w:t>
+            </w:r>
+            <w:r>
+              <w:rPr>
                 <w:noProof/>
                 <w:webHidden/>
               </w:rPr>
@@ -2686,7 +2643,6 @@
             </w:r>
             <w:r>
               <w:rPr>
-                <w:rFonts w:ascii="Arial" w:hAnsi="Arial" w:cs="Arial"/>
                 <w:noProof/>
                 <w:webHidden/>
               </w:rPr>
@@ -2694,22 +2650,19 @@
             </w:r>
             <w:r>
               <w:rPr>
-                <w:rFonts w:ascii="Arial" w:hAnsi="Arial" w:cs="Arial"/>
-                <w:noProof/>
-                <w:webHidden/>
-              </w:rPr>
-              <w:instrText xml:space="preserve"> PAGEREF _Toc222344280 \h </w:instrText>
-            </w:r>
-            <w:r>
-              <w:rPr>
-                <w:rFonts w:ascii="Arial" w:hAnsi="Arial" w:cs="Arial"/>
-                <w:noProof/>
-                <w:webHidden/>
-              </w:rPr>
-            </w:r>
-            <w:r>
-              <w:rPr>
-                <w:rFonts w:ascii="Arial" w:hAnsi="Arial" w:cs="Arial"/>
+                <w:noProof/>
+                <w:webHidden/>
+              </w:rPr>
+              <w:instrText xml:space="preserve"> PAGEREF _Toc222866493 \h </w:instrText>
+            </w:r>
+            <w:r>
+              <w:rPr>
+                <w:noProof/>
+                <w:webHidden/>
+              </w:rPr>
+            </w:r>
+            <w:r>
+              <w:rPr>
                 <w:noProof/>
                 <w:webHidden/>
               </w:rPr>
@@ -2717,15 +2670,13 @@
             </w:r>
             <w:r>
               <w:rPr>
-                <w:rFonts w:ascii="Arial" w:hAnsi="Arial" w:cs="Arial"/>
-                <w:noProof/>
-                <w:webHidden/>
-              </w:rPr>
-              <w:t>10</w:t>
-            </w:r>
-            <w:r>
-              <w:rPr>
-                <w:rFonts w:ascii="Arial" w:hAnsi="Arial" w:cs="Arial"/>
+                <w:noProof/>
+                <w:webHidden/>
+              </w:rPr>
+              <w:t>11</w:t>
+            </w:r>
+            <w:r>
+              <w:rPr>
                 <w:noProof/>
                 <w:webHidden/>
               </w:rPr>
@@ -2740,11 +2691,12 @@
               <w:tab w:val="right" w:leader="dot" w:pos="8494"/>
             </w:tabs>
             <w:rPr>
-              <w:rFonts w:ascii="Arial" w:hAnsi="Arial" w:cs="Arial"/>
+              <w:rFonts w:eastAsiaTheme="minorEastAsia"/>
               <w:noProof/>
+              <w:lang w:eastAsia="pt-BR"/>
             </w:rPr>
           </w:pPr>
-          <w:hyperlink w:anchor="_Toc222344281" w:history="1">
+          <w:hyperlink w:anchor="_Toc222866494" w:history="1">
             <w:r>
               <w:rPr>
                 <w:rStyle w:val="Hyperlink"/>
@@ -2771,7 +2723,6 @@
             </w:r>
             <w:r>
               <w:rPr>
-                <w:rFonts w:ascii="Arial" w:hAnsi="Arial" w:cs="Arial"/>
                 <w:noProof/>
                 <w:webHidden/>
               </w:rPr>
@@ -2779,7 +2730,6 @@
             </w:r>
             <w:r>
               <w:rPr>
-                <w:rFonts w:ascii="Arial" w:hAnsi="Arial" w:cs="Arial"/>
                 <w:noProof/>
                 <w:webHidden/>
               </w:rPr>
@@ -2787,22 +2737,19 @@
             </w:r>
             <w:r>
               <w:rPr>
-                <w:rFonts w:ascii="Arial" w:hAnsi="Arial" w:cs="Arial"/>
-                <w:noProof/>
-                <w:webHidden/>
-              </w:rPr>
-              <w:instrText xml:space="preserve"> PAGEREF _Toc222344281 \h </w:instrText>
-            </w:r>
-            <w:r>
-              <w:rPr>
-                <w:rFonts w:ascii="Arial" w:hAnsi="Arial" w:cs="Arial"/>
-                <w:noProof/>
-                <w:webHidden/>
-              </w:rPr>
-            </w:r>
-            <w:r>
-              <w:rPr>
-                <w:rFonts w:ascii="Arial" w:hAnsi="Arial" w:cs="Arial"/>
+                <w:noProof/>
+                <w:webHidden/>
+              </w:rPr>
+              <w:instrText xml:space="preserve"> PAGEREF _Toc222866494 \h </w:instrText>
+            </w:r>
+            <w:r>
+              <w:rPr>
+                <w:noProof/>
+                <w:webHidden/>
+              </w:rPr>
+            </w:r>
+            <w:r>
+              <w:rPr>
                 <w:noProof/>
                 <w:webHidden/>
               </w:rPr>
@@ -2810,15 +2757,13 @@
             </w:r>
             <w:r>
               <w:rPr>
-                <w:rFonts w:ascii="Arial" w:hAnsi="Arial" w:cs="Arial"/>
-                <w:noProof/>
-                <w:webHidden/>
-              </w:rPr>
-              <w:t>10</w:t>
-            </w:r>
-            <w:r>
-              <w:rPr>
-                <w:rFonts w:ascii="Arial" w:hAnsi="Arial" w:cs="Arial"/>
+                <w:noProof/>
+                <w:webHidden/>
+              </w:rPr>
+              <w:t>11</w:t>
+            </w:r>
+            <w:r>
+              <w:rPr>
                 <w:noProof/>
                 <w:webHidden/>
               </w:rPr>
@@ -2833,11 +2778,12 @@
               <w:tab w:val="right" w:leader="dot" w:pos="8494"/>
             </w:tabs>
             <w:rPr>
-              <w:rFonts w:ascii="Arial" w:hAnsi="Arial" w:cs="Arial"/>
+              <w:rFonts w:eastAsiaTheme="minorEastAsia"/>
               <w:noProof/>
+              <w:lang w:eastAsia="pt-BR"/>
             </w:rPr>
           </w:pPr>
-          <w:hyperlink w:anchor="_Toc222344282" w:history="1">
+          <w:hyperlink w:anchor="_Toc222866495" w:history="1">
             <w:r>
               <w:rPr>
                 <w:rStyle w:val="Hyperlink"/>
@@ -2853,7 +2799,6 @@
             </w:r>
             <w:r>
               <w:rPr>
-                <w:rFonts w:ascii="Arial" w:hAnsi="Arial" w:cs="Arial"/>
                 <w:noProof/>
                 <w:webHidden/>
               </w:rPr>
@@ -2861,7 +2806,6 @@
             </w:r>
             <w:r>
               <w:rPr>
-                <w:rFonts w:ascii="Arial" w:hAnsi="Arial" w:cs="Arial"/>
                 <w:noProof/>
                 <w:webHidden/>
               </w:rPr>
@@ -2869,22 +2813,19 @@
             </w:r>
             <w:r>
               <w:rPr>
-                <w:rFonts w:ascii="Arial" w:hAnsi="Arial" w:cs="Arial"/>
-                <w:noProof/>
-                <w:webHidden/>
-              </w:rPr>
-              <w:instrText xml:space="preserve"> PAGEREF _Toc222344282 \h </w:instrText>
-            </w:r>
-            <w:r>
-              <w:rPr>
-                <w:rFonts w:ascii="Arial" w:hAnsi="Arial" w:cs="Arial"/>
-                <w:noProof/>
-                <w:webHidden/>
-              </w:rPr>
-            </w:r>
-            <w:r>
-              <w:rPr>
-                <w:rFonts w:ascii="Arial" w:hAnsi="Arial" w:cs="Arial"/>
+                <w:noProof/>
+                <w:webHidden/>
+              </w:rPr>
+              <w:instrText xml:space="preserve"> PAGEREF _Toc222866495 \h </w:instrText>
+            </w:r>
+            <w:r>
+              <w:rPr>
+                <w:noProof/>
+                <w:webHidden/>
+              </w:rPr>
+            </w:r>
+            <w:r>
+              <w:rPr>
                 <w:noProof/>
                 <w:webHidden/>
               </w:rPr>
@@ -2892,15 +2833,13 @@
             </w:r>
             <w:r>
               <w:rPr>
-                <w:rFonts w:ascii="Arial" w:hAnsi="Arial" w:cs="Arial"/>
-                <w:noProof/>
-                <w:webHidden/>
-              </w:rPr>
-              <w:t>11</w:t>
-            </w:r>
-            <w:r>
-              <w:rPr>
-                <w:rFonts w:ascii="Arial" w:hAnsi="Arial" w:cs="Arial"/>
+                <w:noProof/>
+                <w:webHidden/>
+              </w:rPr>
+              <w:t>12</w:t>
+            </w:r>
+            <w:r>
+              <w:rPr>
                 <w:noProof/>
                 <w:webHidden/>
               </w:rPr>
@@ -2915,11 +2854,12 @@
               <w:tab w:val="right" w:leader="dot" w:pos="8494"/>
             </w:tabs>
             <w:rPr>
-              <w:rFonts w:ascii="Arial" w:hAnsi="Arial" w:cs="Arial"/>
+              <w:rFonts w:eastAsiaTheme="minorEastAsia"/>
               <w:noProof/>
+              <w:lang w:eastAsia="pt-BR"/>
             </w:rPr>
           </w:pPr>
-          <w:hyperlink w:anchor="_Toc222344283" w:history="1">
+          <w:hyperlink w:anchor="_Toc222866496" w:history="1">
             <w:r>
               <w:rPr>
                 <w:rStyle w:val="Hyperlink"/>
@@ -2935,7 +2875,6 @@
             </w:r>
             <w:r>
               <w:rPr>
-                <w:rFonts w:ascii="Arial" w:hAnsi="Arial" w:cs="Arial"/>
                 <w:noProof/>
                 <w:webHidden/>
               </w:rPr>
@@ -2943,7 +2882,6 @@
             </w:r>
             <w:r>
               <w:rPr>
-                <w:rFonts w:ascii="Arial" w:hAnsi="Arial" w:cs="Arial"/>
                 <w:noProof/>
                 <w:webHidden/>
               </w:rPr>
@@ -2951,22 +2889,19 @@
             </w:r>
             <w:r>
               <w:rPr>
-                <w:rFonts w:ascii="Arial" w:hAnsi="Arial" w:cs="Arial"/>
-                <w:noProof/>
-                <w:webHidden/>
-              </w:rPr>
-              <w:instrText xml:space="preserve"> PAGEREF _Toc222344283 \h </w:instrText>
-            </w:r>
-            <w:r>
-              <w:rPr>
-                <w:rFonts w:ascii="Arial" w:hAnsi="Arial" w:cs="Arial"/>
-                <w:noProof/>
-                <w:webHidden/>
-              </w:rPr>
-            </w:r>
-            <w:r>
-              <w:rPr>
-                <w:rFonts w:ascii="Arial" w:hAnsi="Arial" w:cs="Arial"/>
+                <w:noProof/>
+                <w:webHidden/>
+              </w:rPr>
+              <w:instrText xml:space="preserve"> PAGEREF _Toc222866496 \h </w:instrText>
+            </w:r>
+            <w:r>
+              <w:rPr>
+                <w:noProof/>
+                <w:webHidden/>
+              </w:rPr>
+            </w:r>
+            <w:r>
+              <w:rPr>
                 <w:noProof/>
                 <w:webHidden/>
               </w:rPr>
@@ -2974,15 +2909,13 @@
             </w:r>
             <w:r>
               <w:rPr>
-                <w:rFonts w:ascii="Arial" w:hAnsi="Arial" w:cs="Arial"/>
-                <w:noProof/>
-                <w:webHidden/>
-              </w:rPr>
-              <w:t>11</w:t>
-            </w:r>
-            <w:r>
-              <w:rPr>
-                <w:rFonts w:ascii="Arial" w:hAnsi="Arial" w:cs="Arial"/>
+                <w:noProof/>
+                <w:webHidden/>
+              </w:rPr>
+              <w:t>12</w:t>
+            </w:r>
+            <w:r>
+              <w:rPr>
                 <w:noProof/>
                 <w:webHidden/>
               </w:rPr>
@@ -2997,11 +2930,12 @@
               <w:tab w:val="right" w:leader="dot" w:pos="8494"/>
             </w:tabs>
             <w:rPr>
-              <w:rFonts w:ascii="Arial" w:hAnsi="Arial" w:cs="Arial"/>
+              <w:rFonts w:eastAsiaTheme="minorEastAsia"/>
               <w:noProof/>
+              <w:lang w:eastAsia="pt-BR"/>
             </w:rPr>
           </w:pPr>
-          <w:hyperlink w:anchor="_Toc222344284" w:history="1">
+          <w:hyperlink w:anchor="_Toc222866497" w:history="1">
             <w:r>
               <w:rPr>
                 <w:rStyle w:val="Hyperlink"/>
@@ -3017,7 +2951,6 @@
             </w:r>
             <w:r>
               <w:rPr>
-                <w:rFonts w:ascii="Arial" w:hAnsi="Arial" w:cs="Arial"/>
                 <w:noProof/>
                 <w:webHidden/>
               </w:rPr>
@@ -3025,7 +2958,6 @@
             </w:r>
             <w:r>
               <w:rPr>
-                <w:rFonts w:ascii="Arial" w:hAnsi="Arial" w:cs="Arial"/>
                 <w:noProof/>
                 <w:webHidden/>
               </w:rPr>
@@ -3033,22 +2965,19 @@
             </w:r>
             <w:r>
               <w:rPr>
-                <w:rFonts w:ascii="Arial" w:hAnsi="Arial" w:cs="Arial"/>
-                <w:noProof/>
-                <w:webHidden/>
-              </w:rPr>
-              <w:instrText xml:space="preserve"> PAGEREF _Toc222344284 \h </w:instrText>
-            </w:r>
-            <w:r>
-              <w:rPr>
-                <w:rFonts w:ascii="Arial" w:hAnsi="Arial" w:cs="Arial"/>
-                <w:noProof/>
-                <w:webHidden/>
-              </w:rPr>
-            </w:r>
-            <w:r>
-              <w:rPr>
-                <w:rFonts w:ascii="Arial" w:hAnsi="Arial" w:cs="Arial"/>
+                <w:noProof/>
+                <w:webHidden/>
+              </w:rPr>
+              <w:instrText xml:space="preserve"> PAGEREF _Toc222866497 \h </w:instrText>
+            </w:r>
+            <w:r>
+              <w:rPr>
+                <w:noProof/>
+                <w:webHidden/>
+              </w:rPr>
+            </w:r>
+            <w:r>
+              <w:rPr>
                 <w:noProof/>
                 <w:webHidden/>
               </w:rPr>
@@ -3056,15 +2985,13 @@
             </w:r>
             <w:r>
               <w:rPr>
-                <w:rFonts w:ascii="Arial" w:hAnsi="Arial" w:cs="Arial"/>
-                <w:noProof/>
-                <w:webHidden/>
-              </w:rPr>
-              <w:t>12</w:t>
-            </w:r>
-            <w:r>
-              <w:rPr>
-                <w:rFonts w:ascii="Arial" w:hAnsi="Arial" w:cs="Arial"/>
+                <w:noProof/>
+                <w:webHidden/>
+              </w:rPr>
+              <w:t>13</w:t>
+            </w:r>
+            <w:r>
+              <w:rPr>
                 <w:noProof/>
                 <w:webHidden/>
               </w:rPr>
@@ -3079,11 +3006,12 @@
               <w:tab w:val="right" w:leader="dot" w:pos="8494"/>
             </w:tabs>
             <w:rPr>
-              <w:rFonts w:ascii="Arial" w:hAnsi="Arial" w:cs="Arial"/>
+              <w:rFonts w:eastAsiaTheme="minorEastAsia"/>
               <w:noProof/>
+              <w:lang w:eastAsia="pt-BR"/>
             </w:rPr>
           </w:pPr>
-          <w:hyperlink w:anchor="_Toc222344285" w:history="1">
+          <w:hyperlink w:anchor="_Toc222866498" w:history="1">
             <w:r>
               <w:rPr>
                 <w:rStyle w:val="Hyperlink"/>
@@ -3099,7 +3027,6 @@
             </w:r>
             <w:r>
               <w:rPr>
-                <w:rFonts w:ascii="Arial" w:hAnsi="Arial" w:cs="Arial"/>
                 <w:noProof/>
                 <w:webHidden/>
               </w:rPr>
@@ -3107,7 +3034,6 @@
             </w:r>
             <w:r>
               <w:rPr>
-                <w:rFonts w:ascii="Arial" w:hAnsi="Arial" w:cs="Arial"/>
                 <w:noProof/>
                 <w:webHidden/>
               </w:rPr>
@@ -3115,22 +3041,19 @@
             </w:r>
             <w:r>
               <w:rPr>
-                <w:rFonts w:ascii="Arial" w:hAnsi="Arial" w:cs="Arial"/>
-                <w:noProof/>
-                <w:webHidden/>
-              </w:rPr>
-              <w:instrText xml:space="preserve"> PAGEREF _Toc222344285 \h </w:instrText>
-            </w:r>
-            <w:r>
-              <w:rPr>
-                <w:rFonts w:ascii="Arial" w:hAnsi="Arial" w:cs="Arial"/>
-                <w:noProof/>
-                <w:webHidden/>
-              </w:rPr>
-            </w:r>
-            <w:r>
-              <w:rPr>
-                <w:rFonts w:ascii="Arial" w:hAnsi="Arial" w:cs="Arial"/>
+                <w:noProof/>
+                <w:webHidden/>
+              </w:rPr>
+              <w:instrText xml:space="preserve"> PAGEREF _Toc222866498 \h </w:instrText>
+            </w:r>
+            <w:r>
+              <w:rPr>
+                <w:noProof/>
+                <w:webHidden/>
+              </w:rPr>
+            </w:r>
+            <w:r>
+              <w:rPr>
                 <w:noProof/>
                 <w:webHidden/>
               </w:rPr>
@@ -3138,15 +3061,13 @@
             </w:r>
             <w:r>
               <w:rPr>
-                <w:rFonts w:ascii="Arial" w:hAnsi="Arial" w:cs="Arial"/>
-                <w:noProof/>
-                <w:webHidden/>
-              </w:rPr>
-              <w:t>13</w:t>
-            </w:r>
-            <w:r>
-              <w:rPr>
-                <w:rFonts w:ascii="Arial" w:hAnsi="Arial" w:cs="Arial"/>
+                <w:noProof/>
+                <w:webHidden/>
+              </w:rPr>
+              <w:t>14</w:t>
+            </w:r>
+            <w:r>
+              <w:rPr>
                 <w:noProof/>
                 <w:webHidden/>
               </w:rPr>
@@ -3161,11 +3082,12 @@
               <w:tab w:val="right" w:leader="dot" w:pos="8494"/>
             </w:tabs>
             <w:rPr>
-              <w:rFonts w:ascii="Arial" w:hAnsi="Arial" w:cs="Arial"/>
+              <w:rFonts w:eastAsiaTheme="minorEastAsia"/>
               <w:noProof/>
+              <w:lang w:eastAsia="pt-BR"/>
             </w:rPr>
           </w:pPr>
-          <w:hyperlink w:anchor="_Toc222344286" w:history="1">
+          <w:hyperlink w:anchor="_Toc222866499" w:history="1">
             <w:r>
               <w:rPr>
                 <w:rStyle w:val="Hyperlink"/>
@@ -3181,7 +3103,6 @@
             </w:r>
             <w:r>
               <w:rPr>
-                <w:rFonts w:ascii="Arial" w:hAnsi="Arial" w:cs="Arial"/>
                 <w:noProof/>
                 <w:webHidden/>
               </w:rPr>
@@ -3189,7 +3110,6 @@
             </w:r>
             <w:r>
               <w:rPr>
-                <w:rFonts w:ascii="Arial" w:hAnsi="Arial" w:cs="Arial"/>
                 <w:noProof/>
                 <w:webHidden/>
               </w:rPr>
@@ -3197,22 +3117,19 @@
             </w:r>
             <w:r>
               <w:rPr>
-                <w:rFonts w:ascii="Arial" w:hAnsi="Arial" w:cs="Arial"/>
-                <w:noProof/>
-                <w:webHidden/>
-              </w:rPr>
-              <w:instrText xml:space="preserve"> PAGEREF _Toc222344286 \h </w:instrText>
-            </w:r>
-            <w:r>
-              <w:rPr>
-                <w:rFonts w:ascii="Arial" w:hAnsi="Arial" w:cs="Arial"/>
-                <w:noProof/>
-                <w:webHidden/>
-              </w:rPr>
-            </w:r>
-            <w:r>
-              <w:rPr>
-                <w:rFonts w:ascii="Arial" w:hAnsi="Arial" w:cs="Arial"/>
+                <w:noProof/>
+                <w:webHidden/>
+              </w:rPr>
+              <w:instrText xml:space="preserve"> PAGEREF _Toc222866499 \h </w:instrText>
+            </w:r>
+            <w:r>
+              <w:rPr>
+                <w:noProof/>
+                <w:webHidden/>
+              </w:rPr>
+            </w:r>
+            <w:r>
+              <w:rPr>
                 <w:noProof/>
                 <w:webHidden/>
               </w:rPr>
@@ -3220,15 +3137,13 @@
             </w:r>
             <w:r>
               <w:rPr>
-                <w:rFonts w:ascii="Arial" w:hAnsi="Arial" w:cs="Arial"/>
-                <w:noProof/>
-                <w:webHidden/>
-              </w:rPr>
-              <w:t>14</w:t>
-            </w:r>
-            <w:r>
-              <w:rPr>
-                <w:rFonts w:ascii="Arial" w:hAnsi="Arial" w:cs="Arial"/>
+                <w:noProof/>
+                <w:webHidden/>
+              </w:rPr>
+              <w:t>15</w:t>
+            </w:r>
+            <w:r>
+              <w:rPr>
                 <w:noProof/>
                 <w:webHidden/>
               </w:rPr>
@@ -3274,7 +3189,7 @@
         </w:rPr>
         <w:br w:type="page"/>
       </w:r>
-      <w:bookmarkStart w:id="0" w:name="_Toc222344261"/>
+      <w:bookmarkStart w:id="0" w:name="_Toc222866473"/>
       <w:r>
         <w:rPr>
           <w:rFonts w:ascii="Arial" w:eastAsia="Times New Roman" w:hAnsi="Arial" w:cs="Arial"/>
@@ -3518,7 +3433,7 @@
           <w14:ligatures w14:val="none"/>
         </w:rPr>
       </w:pPr>
-      <w:bookmarkStart w:id="1" w:name="_Toc222344262"/>
+      <w:bookmarkStart w:id="1" w:name="_Toc222866474"/>
       <w:r>
         <w:rPr>
           <w:rFonts w:ascii="Arial" w:eastAsia="Times New Roman" w:hAnsi="Arial" w:cs="Arial"/>
@@ -3546,7 +3461,7 @@
           <w14:ligatures w14:val="none"/>
         </w:rPr>
       </w:pPr>
-      <w:bookmarkStart w:id="2" w:name="_Toc222344263"/>
+      <w:bookmarkStart w:id="2" w:name="_Toc222866475"/>
       <w:r>
         <w:rPr>
           <w:rFonts w:ascii="Arial" w:eastAsia="Times New Roman" w:hAnsi="Arial" w:cs="Arial"/>
@@ -3603,7 +3518,7 @@
           <w14:ligatures w14:val="none"/>
         </w:rPr>
       </w:pPr>
-      <w:bookmarkStart w:id="3" w:name="_Toc222344264"/>
+      <w:bookmarkStart w:id="3" w:name="_Toc222866476"/>
       <w:r>
         <w:rPr>
           <w:rFonts w:ascii="Arial" w:eastAsia="Times New Roman" w:hAnsi="Arial" w:cs="Arial"/>
@@ -3858,7 +3773,7 @@
           <w14:ligatures w14:val="none"/>
         </w:rPr>
       </w:pPr>
-      <w:bookmarkStart w:id="4" w:name="_Toc222344265"/>
+      <w:bookmarkStart w:id="4" w:name="_Toc222866477"/>
       <w:r>
         <w:rPr>
           <w:rFonts w:ascii="Arial" w:eastAsia="Times New Roman" w:hAnsi="Arial" w:cs="Arial"/>
@@ -3906,7 +3821,7 @@
           <w14:ligatures w14:val="none"/>
         </w:rPr>
       </w:pPr>
-      <w:bookmarkStart w:id="5" w:name="_Toc222344266"/>
+      <w:bookmarkStart w:id="5" w:name="_Toc222866478"/>
       <w:r>
         <w:rPr>
           <w:rFonts w:ascii="Arial" w:eastAsia="Times New Roman" w:hAnsi="Arial" w:cs="Arial"/>
@@ -3994,7 +3909,7 @@
           <w14:ligatures w14:val="none"/>
         </w:rPr>
       </w:pPr>
-      <w:bookmarkStart w:id="6" w:name="_Toc222344267"/>
+      <w:bookmarkStart w:id="6" w:name="_Toc222866479"/>
       <w:r>
         <w:rPr>
           <w:rFonts w:ascii="Arial" w:eastAsia="Times New Roman" w:hAnsi="Arial" w:cs="Arial"/>
@@ -4072,7 +3987,7 @@
           <w14:ligatures w14:val="none"/>
         </w:rPr>
       </w:pPr>
-      <w:bookmarkStart w:id="7" w:name="_Toc222344268"/>
+      <w:bookmarkStart w:id="7" w:name="_Toc222866480"/>
       <w:r>
         <w:rPr>
           <w:rFonts w:ascii="Arial" w:eastAsia="Times New Roman" w:hAnsi="Arial" w:cs="Arial"/>
@@ -4255,7 +4170,7 @@
           <w14:ligatures w14:val="none"/>
         </w:rPr>
       </w:pPr>
-      <w:bookmarkStart w:id="8" w:name="_Toc222344269"/>
+      <w:bookmarkStart w:id="8" w:name="_Toc222866481"/>
       <w:r>
         <w:rPr>
           <w:rFonts w:ascii="Arial" w:eastAsia="Times New Roman" w:hAnsi="Arial" w:cs="Arial"/>
@@ -4474,7 +4389,7 @@
           <w14:ligatures w14:val="none"/>
         </w:rPr>
       </w:pPr>
-      <w:bookmarkStart w:id="9" w:name="_Toc222344270"/>
+      <w:bookmarkStart w:id="9" w:name="_Toc222866482"/>
       <w:r>
         <w:rPr>
           <w:rFonts w:ascii="Arial" w:eastAsia="Times New Roman" w:hAnsi="Arial" w:cs="Arial"/>
@@ -4572,7 +4487,7 @@
           <w14:ligatures w14:val="none"/>
         </w:rPr>
       </w:pPr>
-      <w:bookmarkStart w:id="10" w:name="_Toc222344271"/>
+      <w:bookmarkStart w:id="10" w:name="_Toc222866483"/>
       <w:r>
         <w:rPr>
           <w:rFonts w:ascii="Arial" w:eastAsia="Times New Roman" w:hAnsi="Arial" w:cs="Arial"/>
@@ -4725,14 +4640,7 @@
     <w:p>
       <w:pPr>
         <w:spacing w:before="100" w:beforeAutospacing="1" w:after="100" w:afterAutospacing="1" w:line="240" w:lineRule="auto"/>
-        <w:rPr>
-          <w:rFonts w:ascii="Arial" w:eastAsia="Times New Roman" w:hAnsi="Arial" w:cs="Arial"/>
-          <w:kern w:val="0"/>
-          <w:lang w:eastAsia="pt-BR"/>
-          <w14:ligatures w14:val="none"/>
-        </w:rPr>
-      </w:pPr>
-      <w:r>
+        <w:outlineLvl w:val="2"/>
         <w:rPr>
           <w:rFonts w:ascii="Arial" w:eastAsia="Times New Roman" w:hAnsi="Arial" w:cs="Arial"/>
           <w:b/>
@@ -4741,6 +4649,17 @@
           <w:lang w:eastAsia="pt-BR"/>
           <w14:ligatures w14:val="none"/>
         </w:rPr>
+      </w:pPr>
+      <w:bookmarkStart w:id="11" w:name="_Toc222866484"/>
+      <w:r>
+        <w:rPr>
+          <w:rFonts w:ascii="Arial" w:eastAsia="Times New Roman" w:hAnsi="Arial" w:cs="Arial"/>
+          <w:b/>
+          <w:bCs/>
+          <w:kern w:val="0"/>
+          <w:lang w:eastAsia="pt-BR"/>
+          <w14:ligatures w14:val="none"/>
+        </w:rPr>
         <w:t xml:space="preserve">3.7 </w:t>
       </w:r>
       <w:proofErr w:type="spellStart"/>
@@ -4763,6 +4682,7 @@
         </w:rPr>
         <w:t xml:space="preserve"> Forest</w:t>
       </w:r>
+      <w:bookmarkEnd w:id="11"/>
     </w:p>
     <w:p>
       <w:pPr>
@@ -4922,7 +4842,7 @@
           <w14:ligatures w14:val="none"/>
         </w:rPr>
       </w:pPr>
-      <w:bookmarkStart w:id="11" w:name="_Toc222344272"/>
+      <w:bookmarkStart w:id="12" w:name="_Toc222866485"/>
       <w:r>
         <w:rPr>
           <w:rFonts w:ascii="Arial" w:eastAsia="Times New Roman" w:hAnsi="Arial" w:cs="Arial"/>
@@ -4934,7 +4854,7 @@
         </w:rPr>
         <w:t>4 METODOLOGIA</w:t>
       </w:r>
-      <w:bookmarkEnd w:id="11"/>
+      <w:bookmarkEnd w:id="12"/>
     </w:p>
     <w:p>
       <w:pPr>
@@ -4970,7 +4890,7 @@
           <w14:ligatures w14:val="none"/>
         </w:rPr>
       </w:pPr>
-      <w:bookmarkStart w:id="12" w:name="_Toc222344273"/>
+      <w:bookmarkStart w:id="13" w:name="_Toc222866486"/>
       <w:r>
         <w:rPr>
           <w:rFonts w:ascii="Arial" w:eastAsia="Times New Roman" w:hAnsi="Arial" w:cs="Arial"/>
@@ -4991,7 +4911,7 @@
         </w:rPr>
         <w:t>Planejamento do sistema</w:t>
       </w:r>
-      <w:bookmarkEnd w:id="12"/>
+      <w:bookmarkEnd w:id="13"/>
     </w:p>
     <w:p>
       <w:pPr>
@@ -5164,7 +5084,7 @@
           <w14:ligatures w14:val="none"/>
         </w:rPr>
       </w:pPr>
-      <w:bookmarkStart w:id="13" w:name="_Toc222344274"/>
+      <w:bookmarkStart w:id="14" w:name="_Toc222866487"/>
       <w:r>
         <w:rPr>
           <w:rFonts w:ascii="Arial" w:eastAsia="Times New Roman" w:hAnsi="Arial" w:cs="Arial"/>
@@ -5185,7 +5105,7 @@
         </w:rPr>
         <w:t>Ferramentas e tecnologias utilizadas</w:t>
       </w:r>
-      <w:bookmarkEnd w:id="13"/>
+      <w:bookmarkEnd w:id="14"/>
     </w:p>
     <w:p>
       <w:pPr>
@@ -5759,7 +5679,7 @@
           <w14:ligatures w14:val="none"/>
         </w:rPr>
       </w:pPr>
-      <w:bookmarkStart w:id="14" w:name="_Toc222344275"/>
+      <w:bookmarkStart w:id="15" w:name="_Toc222866488"/>
       <w:r>
         <w:rPr>
           <w:rFonts w:ascii="Arial" w:eastAsia="Times New Roman" w:hAnsi="Arial" w:cs="Arial"/>
@@ -5780,7 +5700,7 @@
         </w:rPr>
         <w:t>Coleta, tratamento e padronização dos dados</w:t>
       </w:r>
-      <w:bookmarkEnd w:id="14"/>
+      <w:bookmarkEnd w:id="15"/>
     </w:p>
     <w:p>
       <w:pPr>
@@ -6099,7 +6019,7 @@
           <w14:ligatures w14:val="none"/>
         </w:rPr>
       </w:pPr>
-      <w:bookmarkStart w:id="15" w:name="_Toc222344276"/>
+      <w:bookmarkStart w:id="16" w:name="_Toc222866489"/>
       <w:r>
         <w:rPr>
           <w:rFonts w:ascii="Arial" w:eastAsia="Times New Roman" w:hAnsi="Arial" w:cs="Arial"/>
@@ -6111,7 +6031,7 @@
         </w:rPr>
         <w:t>5 DESENVOLVIMENTO DO SISTEMA</w:t>
       </w:r>
-      <w:bookmarkEnd w:id="15"/>
+      <w:bookmarkEnd w:id="16"/>
     </w:p>
     <w:p>
       <w:pPr>
@@ -6126,7 +6046,7 @@
           <w14:ligatures w14:val="none"/>
         </w:rPr>
       </w:pPr>
-      <w:bookmarkStart w:id="16" w:name="_Toc222344277"/>
+      <w:bookmarkStart w:id="17" w:name="_Toc222866490"/>
       <w:r>
         <w:rPr>
           <w:rFonts w:ascii="Arial" w:eastAsia="Times New Roman" w:hAnsi="Arial" w:cs="Arial"/>
@@ -6147,7 +6067,7 @@
         </w:rPr>
         <w:t>Arquitetura em camadas</w:t>
       </w:r>
-      <w:bookmarkEnd w:id="16"/>
+      <w:bookmarkEnd w:id="17"/>
     </w:p>
     <w:p>
       <w:pPr>
@@ -6309,7 +6229,7 @@
           <w14:ligatures w14:val="none"/>
         </w:rPr>
       </w:pPr>
-      <w:bookmarkStart w:id="17" w:name="_Toc222344278"/>
+      <w:bookmarkStart w:id="18" w:name="_Toc222866491"/>
       <w:r>
         <w:rPr>
           <w:rFonts w:ascii="Arial" w:eastAsia="Times New Roman" w:hAnsi="Arial" w:cs="Arial"/>
@@ -6330,7 +6250,7 @@
         </w:rPr>
         <w:t>Camada de aquisição de dados (hardware)</w:t>
       </w:r>
-      <w:bookmarkEnd w:id="17"/>
+      <w:bookmarkEnd w:id="18"/>
     </w:p>
     <w:p>
       <w:pPr>
@@ -6544,7 +6464,7 @@
           <w14:ligatures w14:val="none"/>
         </w:rPr>
       </w:pPr>
-      <w:bookmarkStart w:id="18" w:name="_Toc222344279"/>
+      <w:bookmarkStart w:id="19" w:name="_Toc222866492"/>
       <w:r>
         <w:rPr>
           <w:rFonts w:ascii="Arial" w:eastAsia="Times New Roman" w:hAnsi="Arial" w:cs="Arial"/>
@@ -6565,7 +6485,7 @@
         </w:rPr>
         <w:t>Camada de processamento (software em Python)</w:t>
       </w:r>
-      <w:bookmarkEnd w:id="18"/>
+      <w:bookmarkEnd w:id="19"/>
     </w:p>
     <w:p>
       <w:pPr>
@@ -7023,7 +6943,7 @@
           <w14:ligatures w14:val="none"/>
         </w:rPr>
       </w:pPr>
-      <w:bookmarkStart w:id="19" w:name="_Toc222344280"/>
+      <w:bookmarkStart w:id="20" w:name="_Toc222866493"/>
       <w:r>
         <w:rPr>
           <w:rFonts w:ascii="Arial" w:eastAsia="Times New Roman" w:hAnsi="Arial" w:cs="Arial"/>
@@ -7042,9 +6962,18 @@
           <w:lang w:eastAsia="pt-BR"/>
           <w14:ligatures w14:val="none"/>
         </w:rPr>
-        <w:t xml:space="preserve">Camada de inteligência </w:t>
-      </w:r>
-      <w:bookmarkEnd w:id="19"/>
+        <w:t>Camada de inteligência</w:t>
+      </w:r>
+      <w:bookmarkEnd w:id="20"/>
+      <w:r>
+        <w:rPr>
+          <w:rFonts w:ascii="Arial" w:eastAsia="Times New Roman" w:hAnsi="Arial" w:cs="Arial"/>
+          <w:kern w:val="0"/>
+          <w:lang w:eastAsia="pt-BR"/>
+          <w14:ligatures w14:val="none"/>
+        </w:rPr>
+        <w:t xml:space="preserve"> </w:t>
+      </w:r>
     </w:p>
     <w:p>
       <w:pPr>
@@ -7305,7 +7234,7 @@
           <w14:ligatures w14:val="none"/>
         </w:rPr>
       </w:pPr>
-      <w:bookmarkStart w:id="20" w:name="_Toc222344281"/>
+      <w:bookmarkStart w:id="21" w:name="_Toc222866494"/>
       <w:r>
         <w:rPr>
           <w:rFonts w:ascii="Arial" w:eastAsia="Times New Roman" w:hAnsi="Arial" w:cs="Arial"/>
@@ -7326,7 +7255,7 @@
         </w:rPr>
         <w:t>Sistema de alertas e controle de estado</w:t>
       </w:r>
-      <w:bookmarkEnd w:id="20"/>
+      <w:bookmarkEnd w:id="21"/>
     </w:p>
     <w:p>
       <w:pPr>
@@ -7546,7 +7475,6 @@
           <w14:ligatures w14:val="none"/>
         </w:rPr>
       </w:pPr>
-      <w:bookmarkStart w:id="21" w:name="_Toc222344282"/>
     </w:p>
     <w:p>
       <w:pPr>
@@ -7575,6 +7503,7 @@
           <w14:ligatures w14:val="none"/>
         </w:rPr>
       </w:pPr>
+      <w:bookmarkStart w:id="22" w:name="_Toc222866495"/>
       <w:r>
         <w:rPr>
           <w:rFonts w:ascii="Arial" w:eastAsia="Times New Roman" w:hAnsi="Arial" w:cs="Arial"/>
@@ -7587,7 +7516,7 @@
         <w:lastRenderedPageBreak/>
         <w:t>6 RESULTADOS E DISCUSSÃO</w:t>
       </w:r>
-      <w:bookmarkEnd w:id="21"/>
+      <w:bookmarkEnd w:id="22"/>
     </w:p>
     <w:p>
       <w:pPr>
@@ -7768,7 +7697,7 @@
           <w14:ligatures w14:val="none"/>
         </w:rPr>
       </w:pPr>
-      <w:bookmarkStart w:id="22" w:name="_Toc222344283"/>
+      <w:bookmarkStart w:id="23" w:name="_Toc222866496"/>
       <w:r>
         <w:rPr>
           <w:rFonts w:ascii="Arial" w:eastAsia="Times New Roman" w:hAnsi="Arial" w:cs="Arial"/>
@@ -7780,7 +7709,7 @@
         </w:rPr>
         <w:t>7 DESAFIOS ENFRENTADOS E LIMITAÇÕES</w:t>
       </w:r>
-      <w:bookmarkEnd w:id="22"/>
+      <w:bookmarkEnd w:id="23"/>
     </w:p>
     <w:p>
       <w:pPr>
@@ -8112,7 +8041,7 @@
           <w14:ligatures w14:val="none"/>
         </w:rPr>
       </w:pPr>
-      <w:bookmarkStart w:id="23" w:name="_Toc222344284"/>
+      <w:bookmarkStart w:id="24" w:name="_Toc222866497"/>
       <w:r>
         <w:rPr>
           <w:rFonts w:ascii="Arial" w:eastAsia="Times New Roman" w:hAnsi="Arial" w:cs="Arial"/>
@@ -8124,7 +8053,7 @@
         </w:rPr>
         <w:t>8 TRABALHOS FUTUROS</w:t>
       </w:r>
-      <w:bookmarkEnd w:id="23"/>
+      <w:bookmarkEnd w:id="24"/>
     </w:p>
     <w:p>
       <w:pPr>
@@ -8337,7 +8266,7 @@
           <w14:ligatures w14:val="none"/>
         </w:rPr>
       </w:pPr>
-      <w:bookmarkStart w:id="24" w:name="_Toc222344285"/>
+      <w:bookmarkStart w:id="25" w:name="_Toc222866498"/>
       <w:r>
         <w:rPr>
           <w:rFonts w:ascii="Arial" w:eastAsia="Times New Roman" w:hAnsi="Arial" w:cs="Arial"/>
@@ -8349,7 +8278,7 @@
         </w:rPr>
         <w:t>9 CONSIDERAÇÕES FINAIS</w:t>
       </w:r>
-      <w:bookmarkEnd w:id="24"/>
+      <w:bookmarkEnd w:id="25"/>
     </w:p>
     <w:p>
       <w:pPr>
@@ -8471,7 +8400,7 @@
           <w14:ligatures w14:val="none"/>
         </w:rPr>
       </w:pPr>
-      <w:bookmarkStart w:id="25" w:name="_Toc222344286"/>
+      <w:bookmarkStart w:id="26" w:name="_Toc222866499"/>
       <w:r>
         <w:rPr>
           <w:rFonts w:ascii="Arial" w:eastAsia="Times New Roman" w:hAnsi="Arial" w:cs="Arial"/>
@@ -8483,7 +8412,7 @@
         </w:rPr>
         <w:t>REFERÊNCIAS</w:t>
       </w:r>
-      <w:bookmarkEnd w:id="25"/>
+      <w:bookmarkEnd w:id="26"/>
     </w:p>
     <w:p>
       <w:pPr>

--- a/docs/sistema de detecção de anomalias.docx
+++ b/docs/sistema de detecção de anomalias.docx
@@ -1,6 +1,6 @@
 
 <file path=word/document.xml><?xml version="1.0" encoding="utf-8"?>
-<w:document xmlns:wpc="http://schemas.microsoft.com/office/word/2010/wordprocessingCanvas" xmlns:cx="http://schemas.microsoft.com/office/drawing/2014/chartex" xmlns:cx1="http://schemas.microsoft.com/office/drawing/2015/9/8/chartex" xmlns:cx2="http://schemas.microsoft.com/office/drawing/2015/10/21/chartex" xmlns:cx3="http://schemas.microsoft.com/office/drawing/2016/5/9/chartex" xmlns:cx4="http://schemas.microsoft.com/office/drawing/2016/5/10/chartex" xmlns:cx5="http://schemas.microsoft.com/office/drawing/2016/5/11/chartex" xmlns:cx6="http://schemas.microsoft.com/office/drawing/2016/5/12/chartex" xmlns:cx7="http://schemas.microsoft.com/office/drawing/2016/5/13/chartex" xmlns:cx8="http://schemas.microsoft.com/office/drawing/2016/5/14/chartex" xmlns:mc="http://schemas.openxmlformats.org/markup-compatibility/2006" xmlns:aink="http://schemas.microsoft.com/office/drawing/2016/ink" xmlns:am3d="http://schemas.microsoft.com/office/drawing/2017/model3d" xmlns:o="urn:schemas-microsoft-com:office:office" xmlns:oel="http://schemas.microsoft.com/office/2019/extlst" xmlns:r="http://schemas.openxmlformats.org/officeDocument/2006/relationships" xmlns:m="http://schemas.openxmlformats.org/officeDocument/2006/math" xmlns:v="urn:schemas-microsoft-com:vml" xmlns:wp14="http://schemas.microsoft.com/office/word/2010/wordprocessingDrawing" xmlns:wp="http://schemas.openxmlformats.org/drawingml/2006/wordprocessingDrawing" xmlns:w10="urn:schemas-microsoft-com:office:word" xmlns:w="http://schemas.openxmlformats.org/wordprocessingml/2006/main" xmlns:w14="http://schemas.microsoft.com/office/word/2010/wordml" xmlns:w15="http://schemas.microsoft.com/office/word/2012/wordml" xmlns:w16cex="http://schemas.microsoft.com/office/word/2018/wordml/cex" xmlns:w16cid="http://schemas.microsoft.com/office/word/2016/wordml/cid" xmlns:w16="http://schemas.microsoft.com/office/word/2018/wordml" xmlns:w16du="http://schemas.microsoft.com/office/word/2023/wordml/word16du" xmlns:w16sdtdh="http://schemas.microsoft.com/office/word/2020/wordml/sdtdatahash" xmlns:w16sdtfl="http://schemas.microsoft.com/office/word/2024/wordml/sdtformatlock" xmlns:w16se="http://schemas.microsoft.com/office/word/2015/wordml/symex" xmlns:wpg="http://schemas.microsoft.com/office/word/2010/wordprocessingGroup" xmlns:wpi="http://schemas.microsoft.com/office/word/2010/wordprocessingInk" xmlns:wne="http://schemas.microsoft.com/office/word/2006/wordml" xmlns:wps="http://schemas.microsoft.com/office/word/2010/wordprocessingShape" mc:Ignorable="w14 w15 w16se w16cid w16 w16cex w16sdtdh w16sdtfl w16du wp14">
+<w:document xmlns:wpc="http://schemas.microsoft.com/office/word/2010/wordprocessingCanvas" xmlns:cx="http://schemas.microsoft.com/office/drawing/2014/chartex" xmlns:mc="http://schemas.openxmlformats.org/markup-compatibility/2006" xmlns:o="urn:schemas-microsoft-com:office:office" xmlns:r="http://schemas.openxmlformats.org/officeDocument/2006/relationships" xmlns:m="http://schemas.openxmlformats.org/officeDocument/2006/math" xmlns:v="urn:schemas-microsoft-com:vml" xmlns:wp14="http://schemas.microsoft.com/office/word/2010/wordprocessingDrawing" xmlns:wp="http://schemas.openxmlformats.org/drawingml/2006/wordprocessingDrawing" xmlns:w10="urn:schemas-microsoft-com:office:word" xmlns:w="http://schemas.openxmlformats.org/wordprocessingml/2006/main" xmlns:w14="http://schemas.microsoft.com/office/word/2010/wordml" xmlns:w15="http://schemas.microsoft.com/office/word/2012/wordml" xmlns:w16se="http://schemas.microsoft.com/office/word/2015/wordml/symex" xmlns:wpg="http://schemas.microsoft.com/office/word/2010/wordprocessingGroup" xmlns:wpi="http://schemas.microsoft.com/office/word/2010/wordprocessingInk" xmlns:wne="http://schemas.microsoft.com/office/word/2006/wordml" xmlns:wps="http://schemas.microsoft.com/office/word/2010/wordprocessingShape" mc:Ignorable="w14 w15 w16se wp14">
   <w:body>
     <w:p>
       <w:pPr>
@@ -387,13 +387,6 @@
     </w:p>
     <w:p>
       <w:pPr>
-        <w:rPr>
-          <w:rFonts w:ascii="Arial" w:hAnsi="Arial" w:cs="Arial"/>
-        </w:rPr>
-      </w:pPr>
-    </w:p>
-    <w:p>
-      <w:pPr>
         <w:jc w:val="center"/>
         <w:rPr>
           <w:rFonts w:ascii="Arial" w:hAnsi="Arial" w:cs="Arial"/>
@@ -791,13 +784,8 @@
           <w:rFonts w:ascii="Arial" w:hAnsi="Arial" w:cs="Arial"/>
         </w:rPr>
       </w:pPr>
-    </w:p>
-    <w:p>
-      <w:pPr>
-        <w:rPr>
-          <w:rFonts w:ascii="Arial" w:hAnsi="Arial" w:cs="Arial"/>
-        </w:rPr>
-      </w:pPr>
+      <w:bookmarkStart w:id="0" w:name="_GoBack"/>
+      <w:bookmarkEnd w:id="0"/>
     </w:p>
     <w:p>
       <w:pPr>
@@ -3168,6 +3156,29 @@
         </w:p>
       </w:sdtContent>
     </w:sdt>
+    <w:p/>
+    <w:p>
+      <w:pPr>
+        <w:pStyle w:val="Ttulo2"/>
+        <w:rPr>
+          <w:rFonts w:ascii="Arial" w:hAnsi="Arial" w:cs="Arial"/>
+        </w:rPr>
+      </w:pPr>
+    </w:p>
+    <w:p>
+      <w:pPr>
+        <w:pStyle w:val="Ttulo2"/>
+        <w:jc w:val="center"/>
+        <w:sectPr>
+          <w:headerReference w:type="default" r:id="rId8"/>
+          <w:footerReference w:type="default" r:id="rId9"/>
+          <w:pgSz w:w="11906" w:h="16838"/>
+          <w:pgMar w:top="1417" w:right="1701" w:bottom="1417" w:left="1701" w:header="454" w:footer="708" w:gutter="0"/>
+          <w:cols w:space="708"/>
+          <w:docGrid w:linePitch="360"/>
+        </w:sectPr>
+      </w:pPr>
+    </w:p>
     <w:p>
       <w:pPr>
         <w:pStyle w:val="Ttulo2"/>
@@ -3183,13 +3194,7 @@
           <w14:ligatures w14:val="none"/>
         </w:rPr>
       </w:pPr>
-      <w:r>
-        <w:rPr>
-          <w:rFonts w:ascii="Arial" w:hAnsi="Arial" w:cs="Arial"/>
-        </w:rPr>
-        <w:br w:type="page"/>
-      </w:r>
-      <w:bookmarkStart w:id="0" w:name="_Toc222866473"/>
+      <w:bookmarkStart w:id="1" w:name="_Toc222866473"/>
       <w:r>
         <w:rPr>
           <w:rFonts w:ascii="Arial" w:eastAsia="Times New Roman" w:hAnsi="Arial" w:cs="Arial"/>
@@ -3205,7 +3210,7 @@
         <w:lastRenderedPageBreak/>
         <w:t>1 INTRODUÇÃO</w:t>
       </w:r>
-      <w:bookmarkEnd w:id="0"/>
+      <w:bookmarkEnd w:id="1"/>
     </w:p>
     <w:p>
       <w:pPr>
@@ -3433,7 +3438,7 @@
           <w14:ligatures w14:val="none"/>
         </w:rPr>
       </w:pPr>
-      <w:bookmarkStart w:id="1" w:name="_Toc222866474"/>
+      <w:bookmarkStart w:id="2" w:name="_Toc222866474"/>
       <w:r>
         <w:rPr>
           <w:rFonts w:ascii="Arial" w:eastAsia="Times New Roman" w:hAnsi="Arial" w:cs="Arial"/>
@@ -3446,7 +3451,7 @@
         <w:lastRenderedPageBreak/>
         <w:t>2 OBJETIVOS</w:t>
       </w:r>
-      <w:bookmarkEnd w:id="1"/>
+      <w:bookmarkEnd w:id="2"/>
     </w:p>
     <w:p>
       <w:pPr>
@@ -3461,7 +3466,7 @@
           <w14:ligatures w14:val="none"/>
         </w:rPr>
       </w:pPr>
-      <w:bookmarkStart w:id="2" w:name="_Toc222866475"/>
+      <w:bookmarkStart w:id="3" w:name="_Toc222866475"/>
       <w:r>
         <w:rPr>
           <w:rFonts w:ascii="Arial" w:eastAsia="Times New Roman" w:hAnsi="Arial" w:cs="Arial"/>
@@ -3482,7 +3487,7 @@
         </w:rPr>
         <w:t>Objetivo geral</w:t>
       </w:r>
-      <w:bookmarkEnd w:id="2"/>
+      <w:bookmarkEnd w:id="3"/>
     </w:p>
     <w:p>
       <w:pPr>
@@ -3518,7 +3523,7 @@
           <w14:ligatures w14:val="none"/>
         </w:rPr>
       </w:pPr>
-      <w:bookmarkStart w:id="3" w:name="_Toc222866476"/>
+      <w:bookmarkStart w:id="4" w:name="_Toc222866476"/>
       <w:r>
         <w:rPr>
           <w:rFonts w:ascii="Arial" w:eastAsia="Times New Roman" w:hAnsi="Arial" w:cs="Arial"/>
@@ -3539,7 +3544,7 @@
         </w:rPr>
         <w:t>Objetivos específicos</w:t>
       </w:r>
-      <w:bookmarkEnd w:id="3"/>
+      <w:bookmarkEnd w:id="4"/>
     </w:p>
     <w:p>
       <w:pPr>
@@ -3773,7 +3778,7 @@
           <w14:ligatures w14:val="none"/>
         </w:rPr>
       </w:pPr>
-      <w:bookmarkStart w:id="4" w:name="_Toc222866477"/>
+      <w:bookmarkStart w:id="5" w:name="_Toc222866477"/>
       <w:r>
         <w:rPr>
           <w:rFonts w:ascii="Arial" w:eastAsia="Times New Roman" w:hAnsi="Arial" w:cs="Arial"/>
@@ -3785,7 +3790,7 @@
         </w:rPr>
         <w:t>3 FUNDAMENTAÇÃO TEÓRICA</w:t>
       </w:r>
-      <w:bookmarkEnd w:id="4"/>
+      <w:bookmarkEnd w:id="5"/>
     </w:p>
     <w:p>
       <w:pPr>
@@ -3821,7 +3826,7 @@
           <w14:ligatures w14:val="none"/>
         </w:rPr>
       </w:pPr>
-      <w:bookmarkStart w:id="5" w:name="_Toc222866478"/>
+      <w:bookmarkStart w:id="6" w:name="_Toc222866478"/>
       <w:r>
         <w:rPr>
           <w:rFonts w:ascii="Arial" w:eastAsia="Times New Roman" w:hAnsi="Arial" w:cs="Arial"/>
@@ -3842,7 +3847,7 @@
         </w:rPr>
         <w:t>Internet das Coisas (IoT)</w:t>
       </w:r>
-      <w:bookmarkEnd w:id="5"/>
+      <w:bookmarkEnd w:id="6"/>
     </w:p>
     <w:p>
       <w:pPr>
@@ -3909,7 +3914,7 @@
           <w14:ligatures w14:val="none"/>
         </w:rPr>
       </w:pPr>
-      <w:bookmarkStart w:id="6" w:name="_Toc222866479"/>
+      <w:bookmarkStart w:id="7" w:name="_Toc222866479"/>
       <w:r>
         <w:rPr>
           <w:rFonts w:ascii="Arial" w:eastAsia="Times New Roman" w:hAnsi="Arial" w:cs="Arial"/>
@@ -3930,7 +3935,7 @@
         </w:rPr>
         <w:t>Sistemas embarcados</w:t>
       </w:r>
-      <w:bookmarkEnd w:id="6"/>
+      <w:bookmarkEnd w:id="7"/>
     </w:p>
     <w:p>
       <w:pPr>
@@ -3987,7 +3992,7 @@
           <w14:ligatures w14:val="none"/>
         </w:rPr>
       </w:pPr>
-      <w:bookmarkStart w:id="7" w:name="_Toc222866480"/>
+      <w:bookmarkStart w:id="8" w:name="_Toc222866480"/>
       <w:r>
         <w:rPr>
           <w:rFonts w:ascii="Arial" w:eastAsia="Times New Roman" w:hAnsi="Arial" w:cs="Arial"/>
@@ -4008,7 +4013,7 @@
         </w:rPr>
         <w:t>Sensores MQ2, MQ7 e DHT22</w:t>
       </w:r>
-      <w:bookmarkEnd w:id="7"/>
+      <w:bookmarkEnd w:id="8"/>
     </w:p>
     <w:p>
       <w:pPr>
@@ -4170,7 +4175,7 @@
           <w14:ligatures w14:val="none"/>
         </w:rPr>
       </w:pPr>
-      <w:bookmarkStart w:id="8" w:name="_Toc222866481"/>
+      <w:bookmarkStart w:id="9" w:name="_Toc222866481"/>
       <w:r>
         <w:rPr>
           <w:rFonts w:ascii="Arial" w:eastAsia="Times New Roman" w:hAnsi="Arial" w:cs="Arial"/>
@@ -4191,7 +4196,7 @@
         </w:rPr>
         <w:t>Plataforma Arduino</w:t>
       </w:r>
-      <w:bookmarkEnd w:id="8"/>
+      <w:bookmarkEnd w:id="9"/>
     </w:p>
     <w:p>
       <w:pPr>
@@ -4389,7 +4394,7 @@
           <w14:ligatures w14:val="none"/>
         </w:rPr>
       </w:pPr>
-      <w:bookmarkStart w:id="9" w:name="_Toc222866482"/>
+      <w:bookmarkStart w:id="10" w:name="_Toc222866482"/>
       <w:r>
         <w:rPr>
           <w:rFonts w:ascii="Arial" w:eastAsia="Times New Roman" w:hAnsi="Arial" w:cs="Arial"/>
@@ -4410,7 +4415,7 @@
         </w:rPr>
         <w:t>Comunicação serial</w:t>
       </w:r>
-      <w:bookmarkEnd w:id="9"/>
+      <w:bookmarkEnd w:id="10"/>
     </w:p>
     <w:p>
       <w:pPr>
@@ -4487,7 +4492,7 @@
           <w14:ligatures w14:val="none"/>
         </w:rPr>
       </w:pPr>
-      <w:bookmarkStart w:id="10" w:name="_Toc222866483"/>
+      <w:bookmarkStart w:id="11" w:name="_Toc222866483"/>
       <w:r>
         <w:rPr>
           <w:rFonts w:ascii="Arial" w:eastAsia="Times New Roman" w:hAnsi="Arial" w:cs="Arial"/>
@@ -4508,7 +4513,7 @@
         </w:rPr>
         <w:t>Detecção de anomalias e Machine Learning</w:t>
       </w:r>
-      <w:bookmarkEnd w:id="10"/>
+      <w:bookmarkEnd w:id="11"/>
     </w:p>
     <w:p>
       <w:pPr>
@@ -4650,7 +4655,7 @@
           <w14:ligatures w14:val="none"/>
         </w:rPr>
       </w:pPr>
-      <w:bookmarkStart w:id="11" w:name="_Toc222866484"/>
+      <w:bookmarkStart w:id="12" w:name="_Toc222866484"/>
       <w:r>
         <w:rPr>
           <w:rFonts w:ascii="Arial" w:eastAsia="Times New Roman" w:hAnsi="Arial" w:cs="Arial"/>
@@ -4682,7 +4687,7 @@
         </w:rPr>
         <w:t xml:space="preserve"> Forest</w:t>
       </w:r>
-      <w:bookmarkEnd w:id="11"/>
+      <w:bookmarkEnd w:id="12"/>
     </w:p>
     <w:p>
       <w:pPr>
@@ -4842,7 +4847,7 @@
           <w14:ligatures w14:val="none"/>
         </w:rPr>
       </w:pPr>
-      <w:bookmarkStart w:id="12" w:name="_Toc222866485"/>
+      <w:bookmarkStart w:id="13" w:name="_Toc222866485"/>
       <w:r>
         <w:rPr>
           <w:rFonts w:ascii="Arial" w:eastAsia="Times New Roman" w:hAnsi="Arial" w:cs="Arial"/>
@@ -4854,7 +4859,7 @@
         </w:rPr>
         <w:t>4 METODOLOGIA</w:t>
       </w:r>
-      <w:bookmarkEnd w:id="12"/>
+      <w:bookmarkEnd w:id="13"/>
     </w:p>
     <w:p>
       <w:pPr>
@@ -4890,7 +4895,7 @@
           <w14:ligatures w14:val="none"/>
         </w:rPr>
       </w:pPr>
-      <w:bookmarkStart w:id="13" w:name="_Toc222866486"/>
+      <w:bookmarkStart w:id="14" w:name="_Toc222866486"/>
       <w:r>
         <w:rPr>
           <w:rFonts w:ascii="Arial" w:eastAsia="Times New Roman" w:hAnsi="Arial" w:cs="Arial"/>
@@ -4911,7 +4916,7 @@
         </w:rPr>
         <w:t>Planejamento do sistema</w:t>
       </w:r>
-      <w:bookmarkEnd w:id="13"/>
+      <w:bookmarkEnd w:id="14"/>
     </w:p>
     <w:p>
       <w:pPr>
@@ -5084,7 +5089,7 @@
           <w14:ligatures w14:val="none"/>
         </w:rPr>
       </w:pPr>
-      <w:bookmarkStart w:id="14" w:name="_Toc222866487"/>
+      <w:bookmarkStart w:id="15" w:name="_Toc222866487"/>
       <w:r>
         <w:rPr>
           <w:rFonts w:ascii="Arial" w:eastAsia="Times New Roman" w:hAnsi="Arial" w:cs="Arial"/>
@@ -5105,7 +5110,7 @@
         </w:rPr>
         <w:t>Ferramentas e tecnologias utilizadas</w:t>
       </w:r>
-      <w:bookmarkEnd w:id="14"/>
+      <w:bookmarkEnd w:id="15"/>
     </w:p>
     <w:p>
       <w:pPr>
@@ -5679,7 +5684,7 @@
           <w14:ligatures w14:val="none"/>
         </w:rPr>
       </w:pPr>
-      <w:bookmarkStart w:id="15" w:name="_Toc222866488"/>
+      <w:bookmarkStart w:id="16" w:name="_Toc222866488"/>
       <w:r>
         <w:rPr>
           <w:rFonts w:ascii="Arial" w:eastAsia="Times New Roman" w:hAnsi="Arial" w:cs="Arial"/>
@@ -5700,7 +5705,7 @@
         </w:rPr>
         <w:t>Coleta, tratamento e padronização dos dados</w:t>
       </w:r>
-      <w:bookmarkEnd w:id="15"/>
+      <w:bookmarkEnd w:id="16"/>
     </w:p>
     <w:p>
       <w:pPr>
@@ -6019,7 +6024,7 @@
           <w14:ligatures w14:val="none"/>
         </w:rPr>
       </w:pPr>
-      <w:bookmarkStart w:id="16" w:name="_Toc222866489"/>
+      <w:bookmarkStart w:id="17" w:name="_Toc222866489"/>
       <w:r>
         <w:rPr>
           <w:rFonts w:ascii="Arial" w:eastAsia="Times New Roman" w:hAnsi="Arial" w:cs="Arial"/>
@@ -6031,7 +6036,7 @@
         </w:rPr>
         <w:t>5 DESENVOLVIMENTO DO SISTEMA</w:t>
       </w:r>
-      <w:bookmarkEnd w:id="16"/>
+      <w:bookmarkEnd w:id="17"/>
     </w:p>
     <w:p>
       <w:pPr>
@@ -6046,7 +6051,7 @@
           <w14:ligatures w14:val="none"/>
         </w:rPr>
       </w:pPr>
-      <w:bookmarkStart w:id="17" w:name="_Toc222866490"/>
+      <w:bookmarkStart w:id="18" w:name="_Toc222866490"/>
       <w:r>
         <w:rPr>
           <w:rFonts w:ascii="Arial" w:eastAsia="Times New Roman" w:hAnsi="Arial" w:cs="Arial"/>
@@ -6067,7 +6072,7 @@
         </w:rPr>
         <w:t>Arquitetura em camadas</w:t>
       </w:r>
-      <w:bookmarkEnd w:id="17"/>
+      <w:bookmarkEnd w:id="18"/>
     </w:p>
     <w:p>
       <w:pPr>
@@ -6229,7 +6234,7 @@
           <w14:ligatures w14:val="none"/>
         </w:rPr>
       </w:pPr>
-      <w:bookmarkStart w:id="18" w:name="_Toc222866491"/>
+      <w:bookmarkStart w:id="19" w:name="_Toc222866491"/>
       <w:r>
         <w:rPr>
           <w:rFonts w:ascii="Arial" w:eastAsia="Times New Roman" w:hAnsi="Arial" w:cs="Arial"/>
@@ -6250,7 +6255,7 @@
         </w:rPr>
         <w:t>Camada de aquisição de dados (hardware)</w:t>
       </w:r>
-      <w:bookmarkEnd w:id="18"/>
+      <w:bookmarkEnd w:id="19"/>
     </w:p>
     <w:p>
       <w:pPr>
@@ -6464,7 +6469,7 @@
           <w14:ligatures w14:val="none"/>
         </w:rPr>
       </w:pPr>
-      <w:bookmarkStart w:id="19" w:name="_Toc222866492"/>
+      <w:bookmarkStart w:id="20" w:name="_Toc222866492"/>
       <w:r>
         <w:rPr>
           <w:rFonts w:ascii="Arial" w:eastAsia="Times New Roman" w:hAnsi="Arial" w:cs="Arial"/>
@@ -6485,7 +6490,7 @@
         </w:rPr>
         <w:t>Camada de processamento (software em Python)</w:t>
       </w:r>
-      <w:bookmarkEnd w:id="19"/>
+      <w:bookmarkEnd w:id="20"/>
     </w:p>
     <w:p>
       <w:pPr>
@@ -6943,7 +6948,7 @@
           <w14:ligatures w14:val="none"/>
         </w:rPr>
       </w:pPr>
-      <w:bookmarkStart w:id="20" w:name="_Toc222866493"/>
+      <w:bookmarkStart w:id="21" w:name="_Toc222866493"/>
       <w:r>
         <w:rPr>
           <w:rFonts w:ascii="Arial" w:eastAsia="Times New Roman" w:hAnsi="Arial" w:cs="Arial"/>
@@ -6964,7 +6969,7 @@
         </w:rPr>
         <w:t>Camada de inteligência</w:t>
       </w:r>
-      <w:bookmarkEnd w:id="20"/>
+      <w:bookmarkEnd w:id="21"/>
       <w:r>
         <w:rPr>
           <w:rFonts w:ascii="Arial" w:eastAsia="Times New Roman" w:hAnsi="Arial" w:cs="Arial"/>
@@ -7234,7 +7239,7 @@
           <w14:ligatures w14:val="none"/>
         </w:rPr>
       </w:pPr>
-      <w:bookmarkStart w:id="21" w:name="_Toc222866494"/>
+      <w:bookmarkStart w:id="22" w:name="_Toc222866494"/>
       <w:r>
         <w:rPr>
           <w:rFonts w:ascii="Arial" w:eastAsia="Times New Roman" w:hAnsi="Arial" w:cs="Arial"/>
@@ -7255,7 +7260,7 @@
         </w:rPr>
         <w:t>Sistema de alertas e controle de estado</w:t>
       </w:r>
-      <w:bookmarkEnd w:id="21"/>
+      <w:bookmarkEnd w:id="22"/>
     </w:p>
     <w:p>
       <w:pPr>
@@ -7503,7 +7508,7 @@
           <w14:ligatures w14:val="none"/>
         </w:rPr>
       </w:pPr>
-      <w:bookmarkStart w:id="22" w:name="_Toc222866495"/>
+      <w:bookmarkStart w:id="23" w:name="_Toc222866495"/>
       <w:r>
         <w:rPr>
           <w:rFonts w:ascii="Arial" w:eastAsia="Times New Roman" w:hAnsi="Arial" w:cs="Arial"/>
@@ -7516,7 +7521,7 @@
         <w:lastRenderedPageBreak/>
         <w:t>6 RESULTADOS E DISCUSSÃO</w:t>
       </w:r>
-      <w:bookmarkEnd w:id="22"/>
+      <w:bookmarkEnd w:id="23"/>
     </w:p>
     <w:p>
       <w:pPr>
@@ -7697,7 +7702,7 @@
           <w14:ligatures w14:val="none"/>
         </w:rPr>
       </w:pPr>
-      <w:bookmarkStart w:id="23" w:name="_Toc222866496"/>
+      <w:bookmarkStart w:id="24" w:name="_Toc222866496"/>
       <w:r>
         <w:rPr>
           <w:rFonts w:ascii="Arial" w:eastAsia="Times New Roman" w:hAnsi="Arial" w:cs="Arial"/>
@@ -7709,7 +7714,7 @@
         </w:rPr>
         <w:t>7 DESAFIOS ENFRENTADOS E LIMITAÇÕES</w:t>
       </w:r>
-      <w:bookmarkEnd w:id="23"/>
+      <w:bookmarkEnd w:id="24"/>
     </w:p>
     <w:p>
       <w:pPr>
@@ -8041,7 +8046,7 @@
           <w14:ligatures w14:val="none"/>
         </w:rPr>
       </w:pPr>
-      <w:bookmarkStart w:id="24" w:name="_Toc222866497"/>
+      <w:bookmarkStart w:id="25" w:name="_Toc222866497"/>
       <w:r>
         <w:rPr>
           <w:rFonts w:ascii="Arial" w:eastAsia="Times New Roman" w:hAnsi="Arial" w:cs="Arial"/>
@@ -8053,7 +8058,7 @@
         </w:rPr>
         <w:t>8 TRABALHOS FUTUROS</w:t>
       </w:r>
-      <w:bookmarkEnd w:id="24"/>
+      <w:bookmarkEnd w:id="25"/>
     </w:p>
     <w:p>
       <w:pPr>
@@ -8266,7 +8271,7 @@
           <w14:ligatures w14:val="none"/>
         </w:rPr>
       </w:pPr>
-      <w:bookmarkStart w:id="25" w:name="_Toc222866498"/>
+      <w:bookmarkStart w:id="26" w:name="_Toc222866498"/>
       <w:r>
         <w:rPr>
           <w:rFonts w:ascii="Arial" w:eastAsia="Times New Roman" w:hAnsi="Arial" w:cs="Arial"/>
@@ -8278,7 +8283,7 @@
         </w:rPr>
         <w:t>9 CONSIDERAÇÕES FINAIS</w:t>
       </w:r>
-      <w:bookmarkEnd w:id="25"/>
+      <w:bookmarkEnd w:id="26"/>
     </w:p>
     <w:p>
       <w:pPr>
@@ -8400,7 +8405,7 @@
           <w14:ligatures w14:val="none"/>
         </w:rPr>
       </w:pPr>
-      <w:bookmarkStart w:id="26" w:name="_Toc222866499"/>
+      <w:bookmarkStart w:id="27" w:name="_Toc222866499"/>
       <w:r>
         <w:rPr>
           <w:rFonts w:ascii="Arial" w:eastAsia="Times New Roman" w:hAnsi="Arial" w:cs="Arial"/>
@@ -8412,7 +8417,7 @@
         </w:rPr>
         <w:t>REFERÊNCIAS</w:t>
       </w:r>
-      <w:bookmarkEnd w:id="26"/>
+      <w:bookmarkEnd w:id="27"/>
     </w:p>
     <w:p>
       <w:pPr>
@@ -8434,17 +8439,6 @@
         </w:rPr>
         <w:t xml:space="preserve">ARDUINO. </w:t>
       </w:r>
-      <w:r>
-        <w:rPr>
-          <w:rFonts w:ascii="Arial" w:eastAsia="Times New Roman" w:hAnsi="Arial" w:cs="Arial"/>
-          <w:b/>
-          <w:bCs/>
-          <w:kern w:val="0"/>
-          <w:lang w:eastAsia="pt-BR"/>
-          <w14:ligatures w14:val="none"/>
-        </w:rPr>
-        <w:t xml:space="preserve">Arduino </w:t>
-      </w:r>
       <w:proofErr w:type="spellStart"/>
       <w:r>
         <w:rPr>
@@ -8455,6 +8449,30 @@
           <w:lang w:eastAsia="pt-BR"/>
           <w14:ligatures w14:val="none"/>
         </w:rPr>
+        <w:t>Arduino</w:t>
+      </w:r>
+      <w:proofErr w:type="spellEnd"/>
+      <w:r>
+        <w:rPr>
+          <w:rFonts w:ascii="Arial" w:eastAsia="Times New Roman" w:hAnsi="Arial" w:cs="Arial"/>
+          <w:b/>
+          <w:bCs/>
+          <w:kern w:val="0"/>
+          <w:lang w:eastAsia="pt-BR"/>
+          <w14:ligatures w14:val="none"/>
+        </w:rPr>
+        <w:t xml:space="preserve"> </w:t>
+      </w:r>
+      <w:proofErr w:type="spellStart"/>
+      <w:r>
+        <w:rPr>
+          <w:rFonts w:ascii="Arial" w:eastAsia="Times New Roman" w:hAnsi="Arial" w:cs="Arial"/>
+          <w:b/>
+          <w:bCs/>
+          <w:kern w:val="0"/>
+          <w:lang w:eastAsia="pt-BR"/>
+          <w14:ligatures w14:val="none"/>
+        </w:rPr>
         <w:t>Documentation</w:t>
       </w:r>
       <w:proofErr w:type="spellEnd"/>
@@ -8467,46 +8485,19 @@
         </w:rPr>
         <w:t xml:space="preserve">. Disponível em: </w:t>
       </w:r>
-      <w:r>
-        <w:rPr>
-          <w:color w:val="000000" w:themeColor="text1"/>
-        </w:rPr>
-        <w:fldChar w:fldCharType="begin"/>
-      </w:r>
-      <w:r>
-        <w:rPr>
-          <w:color w:val="000000" w:themeColor="text1"/>
-        </w:rPr>
-        <w:instrText>HYPERLINK "https://docs.arduino.cc/" \t "_new"</w:instrText>
-      </w:r>
-      <w:r>
-        <w:rPr>
-          <w:color w:val="000000" w:themeColor="text1"/>
-        </w:rPr>
-      </w:r>
-      <w:r>
-        <w:rPr>
-          <w:color w:val="000000" w:themeColor="text1"/>
-        </w:rPr>
-        <w:fldChar w:fldCharType="separate"/>
-      </w:r>
-      <w:r>
-        <w:rPr>
-          <w:rFonts w:ascii="Arial" w:eastAsia="Times New Roman" w:hAnsi="Arial" w:cs="Arial"/>
-          <w:color w:val="000000" w:themeColor="text1"/>
-          <w:kern w:val="0"/>
-          <w:u w:val="single"/>
-          <w:lang w:eastAsia="pt-BR"/>
-          <w14:ligatures w14:val="none"/>
-        </w:rPr>
-        <w:t>https://docs.arduino.cc/</w:t>
-      </w:r>
-      <w:r>
-        <w:rPr>
-          <w:color w:val="000000" w:themeColor="text1"/>
-        </w:rPr>
-        <w:fldChar w:fldCharType="end"/>
-      </w:r>
+      <w:hyperlink r:id="rId10" w:tgtFrame="_new" w:history="1">
+        <w:r>
+          <w:rPr>
+            <w:rFonts w:ascii="Arial" w:eastAsia="Times New Roman" w:hAnsi="Arial" w:cs="Arial"/>
+            <w:color w:val="000000" w:themeColor="text1"/>
+            <w:kern w:val="0"/>
+            <w:u w:val="single"/>
+            <w:lang w:eastAsia="pt-BR"/>
+            <w14:ligatures w14:val="none"/>
+          </w:rPr>
+          <w:t>https://docs.arduino.cc/</w:t>
+        </w:r>
+      </w:hyperlink>
       <w:r>
         <w:rPr>
           <w:rFonts w:ascii="Arial" w:eastAsia="Times New Roman" w:hAnsi="Arial" w:cs="Arial"/>
@@ -8784,7 +8775,7 @@
           <w:lang w:eastAsia="pt-BR"/>
           <w14:ligatures w14:val="none"/>
         </w:rPr>
-        <w:t xml:space="preserve"> (IoT): A </w:t>
+        <w:t xml:space="preserve"> (</w:t>
       </w:r>
       <w:proofErr w:type="spellStart"/>
       <w:r>
@@ -8796,6 +8787,30 @@
           <w:lang w:eastAsia="pt-BR"/>
           <w14:ligatures w14:val="none"/>
         </w:rPr>
+        <w:t>IoT</w:t>
+      </w:r>
+      <w:proofErr w:type="spellEnd"/>
+      <w:r>
+        <w:rPr>
+          <w:rFonts w:ascii="Arial" w:eastAsia="Times New Roman" w:hAnsi="Arial" w:cs="Arial"/>
+          <w:b/>
+          <w:bCs/>
+          <w:kern w:val="0"/>
+          <w:lang w:eastAsia="pt-BR"/>
+          <w14:ligatures w14:val="none"/>
+        </w:rPr>
+        <w:t xml:space="preserve">): A </w:t>
+      </w:r>
+      <w:proofErr w:type="spellStart"/>
+      <w:r>
+        <w:rPr>
+          <w:rFonts w:ascii="Arial" w:eastAsia="Times New Roman" w:hAnsi="Arial" w:cs="Arial"/>
+          <w:b/>
+          <w:bCs/>
+          <w:kern w:val="0"/>
+          <w:lang w:eastAsia="pt-BR"/>
+          <w14:ligatures w14:val="none"/>
+        </w:rPr>
         <w:t>vision</w:t>
       </w:r>
       <w:proofErr w:type="spellEnd"/>
@@ -8904,7 +8919,7 @@
         </w:rPr>
         <w:t xml:space="preserve">. Future Generation Computer Systems. </w:t>
       </w:r>
-      <w:hyperlink r:id="rId8" w:history="1">
+      <w:hyperlink r:id="rId11" w:history="1">
         <w:r>
           <w:rPr>
             <w:rStyle w:val="Hyperlink"/>
@@ -9046,7 +9061,7 @@
         </w:rPr>
         <w:t xml:space="preserve">: </w:t>
       </w:r>
-      <w:hyperlink r:id="rId9" w:history="1">
+      <w:hyperlink r:id="rId12" w:history="1">
         <w:r>
           <w:rPr>
             <w:rStyle w:val="Hyperlink"/>
@@ -9122,259 +9137,7 @@
         </w:rPr>
         <w:t xml:space="preserve">. Disponível em: </w:t>
       </w:r>
-      <w:r>
-        <w:rPr>
-          <w:color w:val="000000" w:themeColor="text1"/>
-        </w:rPr>
-        <w:fldChar w:fldCharType="begin"/>
-      </w:r>
-      <w:r>
-        <w:rPr>
-          <w:color w:val="000000" w:themeColor="text1"/>
-        </w:rPr>
-        <w:instrText>HYPERLINK "https://docs.python.org/" \t "_new"</w:instrText>
-      </w:r>
-      <w:r>
-        <w:rPr>
-          <w:color w:val="000000" w:themeColor="text1"/>
-        </w:rPr>
-      </w:r>
-      <w:r>
-        <w:rPr>
-          <w:color w:val="000000" w:themeColor="text1"/>
-        </w:rPr>
-        <w:fldChar w:fldCharType="separate"/>
-      </w:r>
-      <w:r>
-        <w:rPr>
-          <w:rFonts w:ascii="Arial" w:eastAsia="Times New Roman" w:hAnsi="Arial" w:cs="Arial"/>
-          <w:color w:val="000000" w:themeColor="text1"/>
-          <w:kern w:val="0"/>
-          <w:u w:val="single"/>
-          <w:lang w:eastAsia="pt-BR"/>
-          <w14:ligatures w14:val="none"/>
-        </w:rPr>
-        <w:t>https://docs.python.org/</w:t>
-      </w:r>
-      <w:r>
-        <w:rPr>
-          <w:color w:val="000000" w:themeColor="text1"/>
-        </w:rPr>
-        <w:fldChar w:fldCharType="end"/>
-      </w:r>
-      <w:r>
-        <w:rPr>
-          <w:rFonts w:ascii="Arial" w:eastAsia="Times New Roman" w:hAnsi="Arial" w:cs="Arial"/>
-          <w:kern w:val="0"/>
-          <w:lang w:eastAsia="pt-BR"/>
-          <w14:ligatures w14:val="none"/>
-        </w:rPr>
-        <w:t xml:space="preserve">. Acesso em: </w:t>
-      </w:r>
-      <w:r>
-        <w:rPr>
-          <w:rFonts w:ascii="Arial" w:eastAsia="Times New Roman" w:hAnsi="Arial" w:cs="Arial"/>
-          <w:kern w:val="0"/>
-          <w:lang w:eastAsia="pt-BR"/>
-          <w14:ligatures w14:val="none"/>
-        </w:rPr>
-        <w:t>12</w:t>
-      </w:r>
-      <w:r>
-        <w:rPr>
-          <w:rFonts w:ascii="Arial" w:eastAsia="Times New Roman" w:hAnsi="Arial" w:cs="Arial"/>
-          <w:kern w:val="0"/>
-          <w:lang w:eastAsia="pt-BR"/>
-          <w14:ligatures w14:val="none"/>
-        </w:rPr>
-        <w:t xml:space="preserve"> fev. 2026.</w:t>
-      </w:r>
-    </w:p>
-    <w:p>
-      <w:pPr>
-        <w:spacing w:before="100" w:beforeAutospacing="1" w:after="100" w:afterAutospacing="1" w:line="240" w:lineRule="auto"/>
-        <w:jc w:val="both"/>
-        <w:rPr>
-          <w:rFonts w:ascii="Arial" w:eastAsia="Times New Roman" w:hAnsi="Arial" w:cs="Arial"/>
-          <w:kern w:val="0"/>
-          <w:lang w:eastAsia="pt-BR"/>
-          <w14:ligatures w14:val="none"/>
-        </w:rPr>
-      </w:pPr>
-      <w:r>
-        <w:rPr>
-          <w:rFonts w:ascii="Arial" w:eastAsia="Times New Roman" w:hAnsi="Arial" w:cs="Arial"/>
-          <w:kern w:val="0"/>
-          <w:lang w:eastAsia="pt-BR"/>
-          <w14:ligatures w14:val="none"/>
-        </w:rPr>
-        <w:t xml:space="preserve">Ribeiro, A. P., Rezende, B. N., </w:t>
-      </w:r>
-      <w:proofErr w:type="spellStart"/>
-      <w:r>
-        <w:rPr>
-          <w:rFonts w:ascii="Arial" w:eastAsia="Times New Roman" w:hAnsi="Arial" w:cs="Arial"/>
-          <w:kern w:val="0"/>
-          <w:lang w:eastAsia="pt-BR"/>
-          <w14:ligatures w14:val="none"/>
-        </w:rPr>
-        <w:t>Menegali</w:t>
-      </w:r>
-      <w:proofErr w:type="spellEnd"/>
-      <w:r>
-        <w:rPr>
-          <w:rFonts w:ascii="Arial" w:eastAsia="Times New Roman" w:hAnsi="Arial" w:cs="Arial"/>
-          <w:kern w:val="0"/>
-          <w:lang w:eastAsia="pt-BR"/>
-          <w14:ligatures w14:val="none"/>
-        </w:rPr>
-        <w:t>, I., &amp; Pereira, S. (2016</w:t>
-      </w:r>
-      <w:r>
-        <w:rPr>
-          <w:rFonts w:ascii="Arial" w:eastAsia="Times New Roman" w:hAnsi="Arial" w:cs="Arial"/>
-          <w:b/>
-          <w:bCs/>
-          <w:kern w:val="0"/>
-          <w:lang w:eastAsia="pt-BR"/>
-          <w14:ligatures w14:val="none"/>
-        </w:rPr>
-        <w:t>). Avaliação de temperatura e umidade utilizando o sensor DHT22 controlado por Arduino</w:t>
-      </w:r>
-      <w:r>
-        <w:rPr>
-          <w:rFonts w:ascii="Arial" w:eastAsia="Times New Roman" w:hAnsi="Arial" w:cs="Arial"/>
-          <w:kern w:val="0"/>
-          <w:lang w:eastAsia="pt-BR"/>
-          <w14:ligatures w14:val="none"/>
-        </w:rPr>
-        <w:t xml:space="preserve"> (CONTECC’2016).</w:t>
-      </w:r>
-      <w:r>
-        <w:rPr>
-          <w:rFonts w:ascii="Arial" w:eastAsia="Times New Roman" w:hAnsi="Arial" w:cs="Arial"/>
-          <w:kern w:val="0"/>
-          <w:lang w:eastAsia="pt-BR"/>
-          <w14:ligatures w14:val="none"/>
-        </w:rPr>
-        <w:t xml:space="preserve"> Acesso em: 28 dez. 2025.</w:t>
-      </w:r>
-    </w:p>
-    <w:p>
-      <w:pPr>
-        <w:spacing w:before="100" w:beforeAutospacing="1" w:after="100" w:afterAutospacing="1" w:line="240" w:lineRule="auto"/>
-        <w:jc w:val="both"/>
-        <w:rPr>
-          <w:rFonts w:ascii="Arial" w:eastAsia="Times New Roman" w:hAnsi="Arial" w:cs="Arial"/>
-          <w:kern w:val="0"/>
-          <w:lang w:eastAsia="pt-BR"/>
-          <w14:ligatures w14:val="none"/>
-        </w:rPr>
-      </w:pPr>
-      <w:r>
-        <w:rPr>
-          <w:rFonts w:ascii="Arial" w:eastAsia="Times New Roman" w:hAnsi="Arial" w:cs="Arial"/>
-          <w:kern w:val="0"/>
-          <w:lang w:eastAsia="pt-BR"/>
-          <w14:ligatures w14:val="none"/>
-        </w:rPr>
-        <w:t xml:space="preserve">SCIKIT-LEARN. </w:t>
-      </w:r>
-      <w:proofErr w:type="spellStart"/>
-      <w:r>
-        <w:rPr>
-          <w:rFonts w:ascii="Arial" w:eastAsia="Times New Roman" w:hAnsi="Arial" w:cs="Arial"/>
-          <w:b/>
-          <w:bCs/>
-          <w:kern w:val="0"/>
-          <w:lang w:eastAsia="pt-BR"/>
-          <w14:ligatures w14:val="none"/>
-        </w:rPr>
-        <w:t>User</w:t>
-      </w:r>
-      <w:proofErr w:type="spellEnd"/>
-      <w:r>
-        <w:rPr>
-          <w:rFonts w:ascii="Arial" w:eastAsia="Times New Roman" w:hAnsi="Arial" w:cs="Arial"/>
-          <w:b/>
-          <w:bCs/>
-          <w:kern w:val="0"/>
-          <w:lang w:eastAsia="pt-BR"/>
-          <w14:ligatures w14:val="none"/>
-        </w:rPr>
-        <w:t xml:space="preserve"> </w:t>
-      </w:r>
-      <w:proofErr w:type="spellStart"/>
-      <w:r>
-        <w:rPr>
-          <w:rFonts w:ascii="Arial" w:eastAsia="Times New Roman" w:hAnsi="Arial" w:cs="Arial"/>
-          <w:b/>
-          <w:bCs/>
-          <w:kern w:val="0"/>
-          <w:lang w:eastAsia="pt-BR"/>
-          <w14:ligatures w14:val="none"/>
-        </w:rPr>
-        <w:t>Guide</w:t>
-      </w:r>
-      <w:proofErr w:type="spellEnd"/>
-      <w:r>
-        <w:rPr>
-          <w:rFonts w:ascii="Arial" w:eastAsia="Times New Roman" w:hAnsi="Arial" w:cs="Arial"/>
-          <w:b/>
-          <w:bCs/>
-          <w:kern w:val="0"/>
-          <w:lang w:eastAsia="pt-BR"/>
-          <w14:ligatures w14:val="none"/>
-        </w:rPr>
-        <w:t xml:space="preserve"> </w:t>
-      </w:r>
-      <w:proofErr w:type="spellStart"/>
-      <w:r>
-        <w:rPr>
-          <w:rFonts w:ascii="Arial" w:eastAsia="Times New Roman" w:hAnsi="Arial" w:cs="Arial"/>
-          <w:b/>
-          <w:bCs/>
-          <w:kern w:val="0"/>
-          <w:lang w:eastAsia="pt-BR"/>
-          <w14:ligatures w14:val="none"/>
-        </w:rPr>
-        <w:t>and</w:t>
-      </w:r>
-      <w:proofErr w:type="spellEnd"/>
-      <w:r>
-        <w:rPr>
-          <w:rFonts w:ascii="Arial" w:eastAsia="Times New Roman" w:hAnsi="Arial" w:cs="Arial"/>
-          <w:b/>
-          <w:bCs/>
-          <w:kern w:val="0"/>
-          <w:lang w:eastAsia="pt-BR"/>
-          <w14:ligatures w14:val="none"/>
-        </w:rPr>
-        <w:t xml:space="preserve"> API </w:t>
-      </w:r>
-      <w:proofErr w:type="spellStart"/>
-      <w:r>
-        <w:rPr>
-          <w:rFonts w:ascii="Arial" w:eastAsia="Times New Roman" w:hAnsi="Arial" w:cs="Arial"/>
-          <w:b/>
-          <w:bCs/>
-          <w:kern w:val="0"/>
-          <w:lang w:eastAsia="pt-BR"/>
-          <w14:ligatures w14:val="none"/>
-        </w:rPr>
-        <w:t>Reference</w:t>
-      </w:r>
-      <w:proofErr w:type="spellEnd"/>
-      <w:r>
-        <w:rPr>
-          <w:rFonts w:ascii="Arial" w:eastAsia="Times New Roman" w:hAnsi="Arial" w:cs="Arial"/>
-          <w:kern w:val="0"/>
-          <w:lang w:eastAsia="pt-BR"/>
-          <w14:ligatures w14:val="none"/>
-        </w:rPr>
-        <w:t xml:space="preserve">. Disponível em: </w:t>
-      </w:r>
-      <w:hyperlink r:id="rId10" w:tgtFrame="_new" w:history="1">
+      <w:hyperlink r:id="rId13" w:tgtFrame="_new" w:history="1">
         <w:r>
           <w:rPr>
             <w:rFonts w:ascii="Arial" w:eastAsia="Times New Roman" w:hAnsi="Arial" w:cs="Arial"/>
@@ -9384,8 +9147,222 @@
             <w:lang w:eastAsia="pt-BR"/>
             <w14:ligatures w14:val="none"/>
           </w:rPr>
-          <w:t>https</w:t>
+          <w:t>https://docs.python.org/</w:t>
         </w:r>
+      </w:hyperlink>
+      <w:r>
+        <w:rPr>
+          <w:rFonts w:ascii="Arial" w:eastAsia="Times New Roman" w:hAnsi="Arial" w:cs="Arial"/>
+          <w:kern w:val="0"/>
+          <w:lang w:eastAsia="pt-BR"/>
+          <w14:ligatures w14:val="none"/>
+        </w:rPr>
+        <w:t xml:space="preserve">. Acesso em: </w:t>
+      </w:r>
+      <w:r>
+        <w:rPr>
+          <w:rFonts w:ascii="Arial" w:eastAsia="Times New Roman" w:hAnsi="Arial" w:cs="Arial"/>
+          <w:kern w:val="0"/>
+          <w:lang w:eastAsia="pt-BR"/>
+          <w14:ligatures w14:val="none"/>
+        </w:rPr>
+        <w:t>12</w:t>
+      </w:r>
+      <w:r>
+        <w:rPr>
+          <w:rFonts w:ascii="Arial" w:eastAsia="Times New Roman" w:hAnsi="Arial" w:cs="Arial"/>
+          <w:kern w:val="0"/>
+          <w:lang w:eastAsia="pt-BR"/>
+          <w14:ligatures w14:val="none"/>
+        </w:rPr>
+        <w:t xml:space="preserve"> fev. 2026.</w:t>
+      </w:r>
+    </w:p>
+    <w:p>
+      <w:pPr>
+        <w:spacing w:before="100" w:beforeAutospacing="1" w:after="100" w:afterAutospacing="1" w:line="240" w:lineRule="auto"/>
+        <w:jc w:val="both"/>
+        <w:rPr>
+          <w:rFonts w:ascii="Arial" w:eastAsia="Times New Roman" w:hAnsi="Arial" w:cs="Arial"/>
+          <w:kern w:val="0"/>
+          <w:lang w:eastAsia="pt-BR"/>
+          <w14:ligatures w14:val="none"/>
+        </w:rPr>
+      </w:pPr>
+      <w:r>
+        <w:rPr>
+          <w:rFonts w:ascii="Arial" w:eastAsia="Times New Roman" w:hAnsi="Arial" w:cs="Arial"/>
+          <w:kern w:val="0"/>
+          <w:lang w:eastAsia="pt-BR"/>
+          <w14:ligatures w14:val="none"/>
+        </w:rPr>
+        <w:t xml:space="preserve">Ribeiro, A. P., Rezende, B. N., </w:t>
+      </w:r>
+      <w:proofErr w:type="spellStart"/>
+      <w:r>
+        <w:rPr>
+          <w:rFonts w:ascii="Arial" w:eastAsia="Times New Roman" w:hAnsi="Arial" w:cs="Arial"/>
+          <w:kern w:val="0"/>
+          <w:lang w:eastAsia="pt-BR"/>
+          <w14:ligatures w14:val="none"/>
+        </w:rPr>
+        <w:t>Menegali</w:t>
+      </w:r>
+      <w:proofErr w:type="spellEnd"/>
+      <w:r>
+        <w:rPr>
+          <w:rFonts w:ascii="Arial" w:eastAsia="Times New Roman" w:hAnsi="Arial" w:cs="Arial"/>
+          <w:kern w:val="0"/>
+          <w:lang w:eastAsia="pt-BR"/>
+          <w14:ligatures w14:val="none"/>
+        </w:rPr>
+        <w:t>, I., &amp; Pereira, S. (2016</w:t>
+      </w:r>
+      <w:r>
+        <w:rPr>
+          <w:rFonts w:ascii="Arial" w:eastAsia="Times New Roman" w:hAnsi="Arial" w:cs="Arial"/>
+          <w:b/>
+          <w:bCs/>
+          <w:kern w:val="0"/>
+          <w:lang w:eastAsia="pt-BR"/>
+          <w14:ligatures w14:val="none"/>
+        </w:rPr>
+        <w:t>). Avaliação de temperatura e umidade utilizando o sensor DHT22 controlado por Arduino</w:t>
+      </w:r>
+      <w:r>
+        <w:rPr>
+          <w:rFonts w:ascii="Arial" w:eastAsia="Times New Roman" w:hAnsi="Arial" w:cs="Arial"/>
+          <w:kern w:val="0"/>
+          <w:lang w:eastAsia="pt-BR"/>
+          <w14:ligatures w14:val="none"/>
+        </w:rPr>
+        <w:t xml:space="preserve"> (CONTECC’2016).</w:t>
+      </w:r>
+      <w:r>
+        <w:rPr>
+          <w:rFonts w:ascii="Arial" w:eastAsia="Times New Roman" w:hAnsi="Arial" w:cs="Arial"/>
+          <w:kern w:val="0"/>
+          <w:lang w:eastAsia="pt-BR"/>
+          <w14:ligatures w14:val="none"/>
+        </w:rPr>
+        <w:t xml:space="preserve"> Acesso em: 28 dez. 2025.</w:t>
+      </w:r>
+    </w:p>
+    <w:p>
+      <w:pPr>
+        <w:spacing w:before="100" w:beforeAutospacing="1" w:after="100" w:afterAutospacing="1" w:line="240" w:lineRule="auto"/>
+        <w:jc w:val="both"/>
+        <w:rPr>
+          <w:rFonts w:ascii="Arial" w:eastAsia="Times New Roman" w:hAnsi="Arial" w:cs="Arial"/>
+          <w:kern w:val="0"/>
+          <w:lang w:eastAsia="pt-BR"/>
+          <w14:ligatures w14:val="none"/>
+        </w:rPr>
+      </w:pPr>
+      <w:r>
+        <w:rPr>
+          <w:rFonts w:ascii="Arial" w:eastAsia="Times New Roman" w:hAnsi="Arial" w:cs="Arial"/>
+          <w:kern w:val="0"/>
+          <w:lang w:eastAsia="pt-BR"/>
+          <w14:ligatures w14:val="none"/>
+        </w:rPr>
+        <w:t xml:space="preserve">SCIKIT-LEARN. </w:t>
+      </w:r>
+      <w:proofErr w:type="spellStart"/>
+      <w:r>
+        <w:rPr>
+          <w:rFonts w:ascii="Arial" w:eastAsia="Times New Roman" w:hAnsi="Arial" w:cs="Arial"/>
+          <w:b/>
+          <w:bCs/>
+          <w:kern w:val="0"/>
+          <w:lang w:eastAsia="pt-BR"/>
+          <w14:ligatures w14:val="none"/>
+        </w:rPr>
+        <w:t>User</w:t>
+      </w:r>
+      <w:proofErr w:type="spellEnd"/>
+      <w:r>
+        <w:rPr>
+          <w:rFonts w:ascii="Arial" w:eastAsia="Times New Roman" w:hAnsi="Arial" w:cs="Arial"/>
+          <w:b/>
+          <w:bCs/>
+          <w:kern w:val="0"/>
+          <w:lang w:eastAsia="pt-BR"/>
+          <w14:ligatures w14:val="none"/>
+        </w:rPr>
+        <w:t xml:space="preserve"> </w:t>
+      </w:r>
+      <w:proofErr w:type="spellStart"/>
+      <w:r>
+        <w:rPr>
+          <w:rFonts w:ascii="Arial" w:eastAsia="Times New Roman" w:hAnsi="Arial" w:cs="Arial"/>
+          <w:b/>
+          <w:bCs/>
+          <w:kern w:val="0"/>
+          <w:lang w:eastAsia="pt-BR"/>
+          <w14:ligatures w14:val="none"/>
+        </w:rPr>
+        <w:t>Guide</w:t>
+      </w:r>
+      <w:proofErr w:type="spellEnd"/>
+      <w:r>
+        <w:rPr>
+          <w:rFonts w:ascii="Arial" w:eastAsia="Times New Roman" w:hAnsi="Arial" w:cs="Arial"/>
+          <w:b/>
+          <w:bCs/>
+          <w:kern w:val="0"/>
+          <w:lang w:eastAsia="pt-BR"/>
+          <w14:ligatures w14:val="none"/>
+        </w:rPr>
+        <w:t xml:space="preserve"> </w:t>
+      </w:r>
+      <w:proofErr w:type="spellStart"/>
+      <w:r>
+        <w:rPr>
+          <w:rFonts w:ascii="Arial" w:eastAsia="Times New Roman" w:hAnsi="Arial" w:cs="Arial"/>
+          <w:b/>
+          <w:bCs/>
+          <w:kern w:val="0"/>
+          <w:lang w:eastAsia="pt-BR"/>
+          <w14:ligatures w14:val="none"/>
+        </w:rPr>
+        <w:t>and</w:t>
+      </w:r>
+      <w:proofErr w:type="spellEnd"/>
+      <w:r>
+        <w:rPr>
+          <w:rFonts w:ascii="Arial" w:eastAsia="Times New Roman" w:hAnsi="Arial" w:cs="Arial"/>
+          <w:b/>
+          <w:bCs/>
+          <w:kern w:val="0"/>
+          <w:lang w:eastAsia="pt-BR"/>
+          <w14:ligatures w14:val="none"/>
+        </w:rPr>
+        <w:t xml:space="preserve"> API </w:t>
+      </w:r>
+      <w:proofErr w:type="spellStart"/>
+      <w:r>
+        <w:rPr>
+          <w:rFonts w:ascii="Arial" w:eastAsia="Times New Roman" w:hAnsi="Arial" w:cs="Arial"/>
+          <w:b/>
+          <w:bCs/>
+          <w:kern w:val="0"/>
+          <w:lang w:eastAsia="pt-BR"/>
+          <w14:ligatures w14:val="none"/>
+        </w:rPr>
+        <w:t>Reference</w:t>
+      </w:r>
+      <w:proofErr w:type="spellEnd"/>
+      <w:r>
+        <w:rPr>
+          <w:rFonts w:ascii="Arial" w:eastAsia="Times New Roman" w:hAnsi="Arial" w:cs="Arial"/>
+          <w:kern w:val="0"/>
+          <w:lang w:eastAsia="pt-BR"/>
+          <w14:ligatures w14:val="none"/>
+        </w:rPr>
+        <w:t xml:space="preserve">. Disponível em: </w:t>
+      </w:r>
+      <w:hyperlink r:id="rId14" w:tgtFrame="_new" w:history="1">
         <w:r>
           <w:rPr>
             <w:rFonts w:ascii="Arial" w:eastAsia="Times New Roman" w:hAnsi="Arial" w:cs="Arial"/>
@@ -9395,7 +9372,7 @@
             <w:lang w:eastAsia="pt-BR"/>
             <w14:ligatures w14:val="none"/>
           </w:rPr>
-          <w:t>://scikit-learn.org/</w:t>
+          <w:t>https://scikit-learn.org/</w:t>
         </w:r>
       </w:hyperlink>
       <w:r>
@@ -9568,9 +9545,9 @@
       </w:pPr>
     </w:p>
     <w:sectPr>
-      <w:headerReference w:type="default" r:id="rId11"/>
+      <w:headerReference w:type="default" r:id="rId15"/>
       <w:pgSz w:w="11906" w:h="16838"/>
-      <w:pgMar w:top="1417" w:right="1701" w:bottom="1417" w:left="1701" w:header="454" w:footer="708" w:gutter="0"/>
+      <w:pgMar w:top="1418" w:right="1701" w:bottom="1418" w:left="1701" w:header="454" w:footer="709" w:gutter="0"/>
       <w:cols w:space="708"/>
       <w:docGrid w:linePitch="360"/>
     </w:sectPr>
@@ -9579,7 +9556,7 @@
 </file>
 
 <file path=word/endnotes.xml><?xml version="1.0" encoding="utf-8"?>
-<w:endnotes xmlns:wpc="http://schemas.microsoft.com/office/word/2010/wordprocessingCanvas" xmlns:cx="http://schemas.microsoft.com/office/drawing/2014/chartex" xmlns:cx1="http://schemas.microsoft.com/office/drawing/2015/9/8/chartex" xmlns:cx2="http://schemas.microsoft.com/office/drawing/2015/10/21/chartex" xmlns:cx3="http://schemas.microsoft.com/office/drawing/2016/5/9/chartex" xmlns:cx4="http://schemas.microsoft.com/office/drawing/2016/5/10/chartex" xmlns:cx5="http://schemas.microsoft.com/office/drawing/2016/5/11/chartex" xmlns:cx6="http://schemas.microsoft.com/office/drawing/2016/5/12/chartex" xmlns:cx7="http://schemas.microsoft.com/office/drawing/2016/5/13/chartex" xmlns:cx8="http://schemas.microsoft.com/office/drawing/2016/5/14/chartex" xmlns:mc="http://schemas.openxmlformats.org/markup-compatibility/2006" xmlns:aink="http://schemas.microsoft.com/office/drawing/2016/ink" xmlns:am3d="http://schemas.microsoft.com/office/drawing/2017/model3d" xmlns:o="urn:schemas-microsoft-com:office:office" xmlns:oel="http://schemas.microsoft.com/office/2019/extlst" xmlns:r="http://schemas.openxmlformats.org/officeDocument/2006/relationships" xmlns:m="http://schemas.openxmlformats.org/officeDocument/2006/math" xmlns:v="urn:schemas-microsoft-com:vml" xmlns:wp14="http://schemas.microsoft.com/office/word/2010/wordprocessingDrawing" xmlns:wp="http://schemas.openxmlformats.org/drawingml/2006/wordprocessingDrawing" xmlns:w10="urn:schemas-microsoft-com:office:word" xmlns:w="http://schemas.openxmlformats.org/wordprocessingml/2006/main" xmlns:w14="http://schemas.microsoft.com/office/word/2010/wordml" xmlns:w15="http://schemas.microsoft.com/office/word/2012/wordml" xmlns:w16cex="http://schemas.microsoft.com/office/word/2018/wordml/cex" xmlns:w16cid="http://schemas.microsoft.com/office/word/2016/wordml/cid" xmlns:w16="http://schemas.microsoft.com/office/word/2018/wordml" xmlns:w16du="http://schemas.microsoft.com/office/word/2023/wordml/word16du" xmlns:w16sdtdh="http://schemas.microsoft.com/office/word/2020/wordml/sdtdatahash" xmlns:w16sdtfl="http://schemas.microsoft.com/office/word/2024/wordml/sdtformatlock" xmlns:w16se="http://schemas.microsoft.com/office/word/2015/wordml/symex" xmlns:wpg="http://schemas.microsoft.com/office/word/2010/wordprocessingGroup" xmlns:wpi="http://schemas.microsoft.com/office/word/2010/wordprocessingInk" xmlns:wne="http://schemas.microsoft.com/office/word/2006/wordml" xmlns:wps="http://schemas.microsoft.com/office/word/2010/wordprocessingShape" mc:Ignorable="w14 w15 w16se w16cid w16 w16cex w16sdtdh w16sdtfl w16du wp14">
+<w:endnotes xmlns:wpc="http://schemas.microsoft.com/office/word/2010/wordprocessingCanvas" xmlns:cx="http://schemas.microsoft.com/office/drawing/2014/chartex" xmlns:mc="http://schemas.openxmlformats.org/markup-compatibility/2006" xmlns:o="urn:schemas-microsoft-com:office:office" xmlns:r="http://schemas.openxmlformats.org/officeDocument/2006/relationships" xmlns:m="http://schemas.openxmlformats.org/officeDocument/2006/math" xmlns:v="urn:schemas-microsoft-com:vml" xmlns:wp14="http://schemas.microsoft.com/office/word/2010/wordprocessingDrawing" xmlns:wp="http://schemas.openxmlformats.org/drawingml/2006/wordprocessingDrawing" xmlns:w10="urn:schemas-microsoft-com:office:word" xmlns:w="http://schemas.openxmlformats.org/wordprocessingml/2006/main" xmlns:w14="http://schemas.microsoft.com/office/word/2010/wordml" xmlns:w15="http://schemas.microsoft.com/office/word/2012/wordml" xmlns:w16se="http://schemas.microsoft.com/office/word/2015/wordml/symex" xmlns:wpg="http://schemas.microsoft.com/office/word/2010/wordprocessingGroup" xmlns:wpi="http://schemas.microsoft.com/office/word/2010/wordprocessingInk" xmlns:wne="http://schemas.microsoft.com/office/word/2006/wordml" xmlns:wps="http://schemas.microsoft.com/office/word/2010/wordprocessingShape" mc:Ignorable="w14 w15 w16se wp14">
   <w:endnote w:type="separator" w:id="-1">
     <w:p>
       <w:pPr>
@@ -9603,8 +9580,24 @@
 </w:endnotes>
 </file>
 
+<file path=word/footer1.xml><?xml version="1.0" encoding="utf-8"?>
+<w:ftr xmlns:wpc="http://schemas.microsoft.com/office/word/2010/wordprocessingCanvas" xmlns:cx="http://schemas.microsoft.com/office/drawing/2014/chartex" xmlns:mc="http://schemas.openxmlformats.org/markup-compatibility/2006" xmlns:o="urn:schemas-microsoft-com:office:office" xmlns:r="http://schemas.openxmlformats.org/officeDocument/2006/relationships" xmlns:m="http://schemas.openxmlformats.org/officeDocument/2006/math" xmlns:v="urn:schemas-microsoft-com:vml" xmlns:wp14="http://schemas.microsoft.com/office/word/2010/wordprocessingDrawing" xmlns:wp="http://schemas.openxmlformats.org/drawingml/2006/wordprocessingDrawing" xmlns:w10="urn:schemas-microsoft-com:office:word" xmlns:w="http://schemas.openxmlformats.org/wordprocessingml/2006/main" xmlns:w14="http://schemas.microsoft.com/office/word/2010/wordml" xmlns:w15="http://schemas.microsoft.com/office/word/2012/wordml" xmlns:w16se="http://schemas.microsoft.com/office/word/2015/wordml/symex" xmlns:wpg="http://schemas.microsoft.com/office/word/2010/wordprocessingGroup" xmlns:wpi="http://schemas.microsoft.com/office/word/2010/wordprocessingInk" xmlns:wne="http://schemas.microsoft.com/office/word/2006/wordml" xmlns:wps="http://schemas.microsoft.com/office/word/2010/wordprocessingShape" mc:Ignorable="w14 w15 w16se wp14">
+  <w:p>
+    <w:pPr>
+      <w:pStyle w:val="Rodap"/>
+      <w:jc w:val="right"/>
+    </w:pPr>
+  </w:p>
+  <w:p>
+    <w:pPr>
+      <w:pStyle w:val="Rodap"/>
+    </w:pPr>
+  </w:p>
+</w:ftr>
+</file>
+
 <file path=word/footnotes.xml><?xml version="1.0" encoding="utf-8"?>
-<w:footnotes xmlns:wpc="http://schemas.microsoft.com/office/word/2010/wordprocessingCanvas" xmlns:cx="http://schemas.microsoft.com/office/drawing/2014/chartex" xmlns:cx1="http://schemas.microsoft.com/office/drawing/2015/9/8/chartex" xmlns:cx2="http://schemas.microsoft.com/office/drawing/2015/10/21/chartex" xmlns:cx3="http://schemas.microsoft.com/office/drawing/2016/5/9/chartex" xmlns:cx4="http://schemas.microsoft.com/office/drawing/2016/5/10/chartex" xmlns:cx5="http://schemas.microsoft.com/office/drawing/2016/5/11/chartex" xmlns:cx6="http://schemas.microsoft.com/office/drawing/2016/5/12/chartex" xmlns:cx7="http://schemas.microsoft.com/office/drawing/2016/5/13/chartex" xmlns:cx8="http://schemas.microsoft.com/office/drawing/2016/5/14/chartex" xmlns:mc="http://schemas.openxmlformats.org/markup-compatibility/2006" xmlns:aink="http://schemas.microsoft.com/office/drawing/2016/ink" xmlns:am3d="http://schemas.microsoft.com/office/drawing/2017/model3d" xmlns:o="urn:schemas-microsoft-com:office:office" xmlns:oel="http://schemas.microsoft.com/office/2019/extlst" xmlns:r="http://schemas.openxmlformats.org/officeDocument/2006/relationships" xmlns:m="http://schemas.openxmlformats.org/officeDocument/2006/math" xmlns:v="urn:schemas-microsoft-com:vml" xmlns:wp14="http://schemas.microsoft.com/office/word/2010/wordprocessingDrawing" xmlns:wp="http://schemas.openxmlformats.org/drawingml/2006/wordprocessingDrawing" xmlns:w10="urn:schemas-microsoft-com:office:word" xmlns:w="http://schemas.openxmlformats.org/wordprocessingml/2006/main" xmlns:w14="http://schemas.microsoft.com/office/word/2010/wordml" xmlns:w15="http://schemas.microsoft.com/office/word/2012/wordml" xmlns:w16cex="http://schemas.microsoft.com/office/word/2018/wordml/cex" xmlns:w16cid="http://schemas.microsoft.com/office/word/2016/wordml/cid" xmlns:w16="http://schemas.microsoft.com/office/word/2018/wordml" xmlns:w16du="http://schemas.microsoft.com/office/word/2023/wordml/word16du" xmlns:w16sdtdh="http://schemas.microsoft.com/office/word/2020/wordml/sdtdatahash" xmlns:w16sdtfl="http://schemas.microsoft.com/office/word/2024/wordml/sdtformatlock" xmlns:w16se="http://schemas.microsoft.com/office/word/2015/wordml/symex" xmlns:wpg="http://schemas.microsoft.com/office/word/2010/wordprocessingGroup" xmlns:wpi="http://schemas.microsoft.com/office/word/2010/wordprocessingInk" xmlns:wne="http://schemas.microsoft.com/office/word/2006/wordml" xmlns:wps="http://schemas.microsoft.com/office/word/2010/wordprocessingShape" mc:Ignorable="w14 w15 w16se w16cid w16 w16cex w16sdtdh w16sdtfl w16du wp14">
+<w:footnotes xmlns:wpc="http://schemas.microsoft.com/office/word/2010/wordprocessingCanvas" xmlns:cx="http://schemas.microsoft.com/office/drawing/2014/chartex" xmlns:mc="http://schemas.openxmlformats.org/markup-compatibility/2006" xmlns:o="urn:schemas-microsoft-com:office:office" xmlns:r="http://schemas.openxmlformats.org/officeDocument/2006/relationships" xmlns:m="http://schemas.openxmlformats.org/officeDocument/2006/math" xmlns:v="urn:schemas-microsoft-com:vml" xmlns:wp14="http://schemas.microsoft.com/office/word/2010/wordprocessingDrawing" xmlns:wp="http://schemas.openxmlformats.org/drawingml/2006/wordprocessingDrawing" xmlns:w10="urn:schemas-microsoft-com:office:word" xmlns:w="http://schemas.openxmlformats.org/wordprocessingml/2006/main" xmlns:w14="http://schemas.microsoft.com/office/word/2010/wordml" xmlns:w15="http://schemas.microsoft.com/office/word/2012/wordml" xmlns:w16se="http://schemas.microsoft.com/office/word/2015/wordml/symex" xmlns:wpg="http://schemas.microsoft.com/office/word/2010/wordprocessingGroup" xmlns:wpi="http://schemas.microsoft.com/office/word/2010/wordprocessingInk" xmlns:wne="http://schemas.microsoft.com/office/word/2006/wordml" xmlns:wps="http://schemas.microsoft.com/office/word/2010/wordprocessingShape" mc:Ignorable="w14 w15 w16se wp14">
   <w:footnote w:type="separator" w:id="-1">
     <w:p>
       <w:pPr>
@@ -9629,7 +9622,7 @@
 </file>
 
 <file path=word/header1.xml><?xml version="1.0" encoding="utf-8"?>
-<w:hdr xmlns:wpc="http://schemas.microsoft.com/office/word/2010/wordprocessingCanvas" xmlns:cx="http://schemas.microsoft.com/office/drawing/2014/chartex" xmlns:cx1="http://schemas.microsoft.com/office/drawing/2015/9/8/chartex" xmlns:cx2="http://schemas.microsoft.com/office/drawing/2015/10/21/chartex" xmlns:cx3="http://schemas.microsoft.com/office/drawing/2016/5/9/chartex" xmlns:cx4="http://schemas.microsoft.com/office/drawing/2016/5/10/chartex" xmlns:cx5="http://schemas.microsoft.com/office/drawing/2016/5/11/chartex" xmlns:cx6="http://schemas.microsoft.com/office/drawing/2016/5/12/chartex" xmlns:cx7="http://schemas.microsoft.com/office/drawing/2016/5/13/chartex" xmlns:cx8="http://schemas.microsoft.com/office/drawing/2016/5/14/chartex" xmlns:mc="http://schemas.openxmlformats.org/markup-compatibility/2006" xmlns:aink="http://schemas.microsoft.com/office/drawing/2016/ink" xmlns:am3d="http://schemas.microsoft.com/office/drawing/2017/model3d" xmlns:o="urn:schemas-microsoft-com:office:office" xmlns:oel="http://schemas.microsoft.com/office/2019/extlst" xmlns:r="http://schemas.openxmlformats.org/officeDocument/2006/relationships" xmlns:m="http://schemas.openxmlformats.org/officeDocument/2006/math" xmlns:v="urn:schemas-microsoft-com:vml" xmlns:wp14="http://schemas.microsoft.com/office/word/2010/wordprocessingDrawing" xmlns:wp="http://schemas.openxmlformats.org/drawingml/2006/wordprocessingDrawing" xmlns:w10="urn:schemas-microsoft-com:office:word" xmlns:w="http://schemas.openxmlformats.org/wordprocessingml/2006/main" xmlns:w14="http://schemas.microsoft.com/office/word/2010/wordml" xmlns:w15="http://schemas.microsoft.com/office/word/2012/wordml" xmlns:w16cex="http://schemas.microsoft.com/office/word/2018/wordml/cex" xmlns:w16cid="http://schemas.microsoft.com/office/word/2016/wordml/cid" xmlns:w16="http://schemas.microsoft.com/office/word/2018/wordml" xmlns:w16du="http://schemas.microsoft.com/office/word/2023/wordml/word16du" xmlns:w16sdtdh="http://schemas.microsoft.com/office/word/2020/wordml/sdtdatahash" xmlns:w16sdtfl="http://schemas.microsoft.com/office/word/2024/wordml/sdtformatlock" xmlns:w16se="http://schemas.microsoft.com/office/word/2015/wordml/symex" xmlns:wpg="http://schemas.microsoft.com/office/word/2010/wordprocessingGroup" xmlns:wpi="http://schemas.microsoft.com/office/word/2010/wordprocessingInk" xmlns:wne="http://schemas.microsoft.com/office/word/2006/wordml" xmlns:wps="http://schemas.microsoft.com/office/word/2010/wordprocessingShape" mc:Ignorable="w14 w15 w16se w16cid w16 w16cex w16sdtdh w16sdtfl w16du wp14">
+<w:hdr xmlns:wpc="http://schemas.microsoft.com/office/word/2010/wordprocessingCanvas" xmlns:cx="http://schemas.microsoft.com/office/drawing/2014/chartex" xmlns:mc="http://schemas.openxmlformats.org/markup-compatibility/2006" xmlns:o="urn:schemas-microsoft-com:office:office" xmlns:r="http://schemas.openxmlformats.org/officeDocument/2006/relationships" xmlns:m="http://schemas.openxmlformats.org/officeDocument/2006/math" xmlns:v="urn:schemas-microsoft-com:vml" xmlns:wp14="http://schemas.microsoft.com/office/word/2010/wordprocessingDrawing" xmlns:wp="http://schemas.openxmlformats.org/drawingml/2006/wordprocessingDrawing" xmlns:w10="urn:schemas-microsoft-com:office:word" xmlns:w="http://schemas.openxmlformats.org/wordprocessingml/2006/main" xmlns:w14="http://schemas.microsoft.com/office/word/2010/wordml" xmlns:w15="http://schemas.microsoft.com/office/word/2012/wordml" xmlns:w16se="http://schemas.microsoft.com/office/word/2015/wordml/symex" xmlns:wpg="http://schemas.microsoft.com/office/word/2010/wordprocessingGroup" xmlns:wpi="http://schemas.microsoft.com/office/word/2010/wordprocessingInk" xmlns:wne="http://schemas.microsoft.com/office/word/2006/wordml" xmlns:wps="http://schemas.microsoft.com/office/word/2010/wordprocessingShape" mc:Ignorable="w14 w15 w16se wp14">
   <w:p>
     <w:pPr>
       <w:pStyle w:val="Cabealho"/>
@@ -9638,12 +9631,13 @@
     <w:r>
       <w:rPr>
         <w:noProof/>
+        <w:lang w:eastAsia="pt-BR"/>
       </w:rPr>
       <w:drawing>
-        <wp:inline distT="0" distB="0" distL="0" distR="0" wp14:anchorId="30043900" wp14:editId="651DC314">
-          <wp:extent cx="1543050" cy="448820"/>
-          <wp:effectExtent l="0" t="0" r="0" b="8890"/>
-          <wp:docPr id="5" name="Imagem 5" descr="Logotipo, nome da empresa&#10;&#10;Descrição gerada automaticamente"/>
+        <wp:inline distT="0" distB="0" distL="0" distR="0" wp14:anchorId="3141780B" wp14:editId="549EF3A6">
+          <wp:extent cx="2141220" cy="624840"/>
+          <wp:effectExtent l="0" t="0" r="0" b="3810"/>
+          <wp:docPr id="2" name="Imagem 2" descr="Unip Logo (PNG e SVG) Download Vetorial Transparente"/>
           <wp:cNvGraphicFramePr>
             <a:graphicFrameLocks xmlns:a="http://schemas.openxmlformats.org/drawingml/2006/main" noChangeAspect="1"/>
           </wp:cNvGraphicFramePr>
@@ -9651,10 +9645,12 @@
             <a:graphicData uri="http://schemas.openxmlformats.org/drawingml/2006/picture">
               <pic:pic xmlns:pic="http://schemas.openxmlformats.org/drawingml/2006/picture">
                 <pic:nvPicPr>
-                  <pic:cNvPr id="5" name="Imagem 5" descr="Logotipo, nome da empresa&#10;&#10;Descrição gerada automaticamente"/>
-                  <pic:cNvPicPr/>
+                  <pic:cNvPr id="0" name="Picture 1" descr="Unip Logo (PNG e SVG) Download Vetorial Transparente"/>
+                  <pic:cNvPicPr>
+                    <a:picLocks noChangeAspect="1" noChangeArrowheads="1"/>
+                  </pic:cNvPicPr>
                 </pic:nvPicPr>
-                <pic:blipFill>
+                <pic:blipFill rotWithShape="1">
                   <a:blip r:embed="rId1">
                     <a:extLst>
                       <a:ext uri="{28A0092B-C50C-407E-A947-70E740481C1C}">
@@ -9662,18 +9658,26 @@
                       </a:ext>
                     </a:extLst>
                   </a:blip>
-                  <a:stretch>
-                    <a:fillRect/>
-                  </a:stretch>
+                  <a:srcRect t="34164" b="36655"/>
+                  <a:stretch/>
                 </pic:blipFill>
-                <pic:spPr>
+                <pic:spPr bwMode="auto">
                   <a:xfrm>
                     <a:off x="0" y="0"/>
-                    <a:ext cx="1582426" cy="460273"/>
+                    <a:ext cx="2141220" cy="624840"/>
                   </a:xfrm>
                   <a:prstGeom prst="rect">
                     <a:avLst/>
                   </a:prstGeom>
+                  <a:noFill/>
+                  <a:ln>
+                    <a:noFill/>
+                  </a:ln>
+                  <a:extLst>
+                    <a:ext uri="{53640926-AAD7-44D8-BBD7-CCE9431645EC}">
+                      <a14:shadowObscured xmlns:a14="http://schemas.microsoft.com/office/drawing/2010/main"/>
+                    </a:ext>
+                  </a:extLst>
                 </pic:spPr>
               </pic:pic>
             </a:graphicData>
@@ -9682,11 +9686,63 @@
       </w:drawing>
     </w:r>
   </w:p>
+  <w:p>
+    <w:pPr>
+      <w:pStyle w:val="Cabealho"/>
+      <w:jc w:val="center"/>
+    </w:pPr>
+  </w:p>
+</w:hdr>
+</file>
+
+<file path=word/header2.xml><?xml version="1.0" encoding="utf-8"?>
+<w:hdr xmlns:wpc="http://schemas.microsoft.com/office/word/2010/wordprocessingCanvas" xmlns:cx="http://schemas.microsoft.com/office/drawing/2014/chartex" xmlns:mc="http://schemas.openxmlformats.org/markup-compatibility/2006" xmlns:o="urn:schemas-microsoft-com:office:office" xmlns:r="http://schemas.openxmlformats.org/officeDocument/2006/relationships" xmlns:m="http://schemas.openxmlformats.org/officeDocument/2006/math" xmlns:v="urn:schemas-microsoft-com:vml" xmlns:wp14="http://schemas.microsoft.com/office/word/2010/wordprocessingDrawing" xmlns:wp="http://schemas.openxmlformats.org/drawingml/2006/wordprocessingDrawing" xmlns:w10="urn:schemas-microsoft-com:office:word" xmlns:w="http://schemas.openxmlformats.org/wordprocessingml/2006/main" xmlns:w14="http://schemas.microsoft.com/office/word/2010/wordml" xmlns:w15="http://schemas.microsoft.com/office/word/2012/wordml" xmlns:w16se="http://schemas.microsoft.com/office/word/2015/wordml/symex" xmlns:wpg="http://schemas.microsoft.com/office/word/2010/wordprocessingGroup" xmlns:wpi="http://schemas.microsoft.com/office/word/2010/wordprocessingInk" xmlns:wne="http://schemas.microsoft.com/office/word/2006/wordml" xmlns:wps="http://schemas.microsoft.com/office/word/2010/wordprocessingShape" mc:Ignorable="w14 w15 w16se wp14">
+  <w:sdt>
+    <w:sdtPr>
+      <w:id w:val="-1391879767"/>
+      <w:docPartObj>
+        <w:docPartGallery w:val="Page Numbers (Top of Page)"/>
+        <w:docPartUnique/>
+      </w:docPartObj>
+    </w:sdtPr>
+    <w:sdtContent>
+      <w:p>
+        <w:pPr>
+          <w:pStyle w:val="Cabealho"/>
+          <w:jc w:val="right"/>
+        </w:pPr>
+        <w:r>
+          <w:fldChar w:fldCharType="begin"/>
+        </w:r>
+        <w:r>
+          <w:instrText>PAGE   \* MERGEFORMAT</w:instrText>
+        </w:r>
+        <w:r>
+          <w:fldChar w:fldCharType="separate"/>
+        </w:r>
+        <w:r>
+          <w:rPr>
+            <w:noProof/>
+          </w:rPr>
+          <w:t>15</w:t>
+        </w:r>
+        <w:r>
+          <w:fldChar w:fldCharType="end"/>
+        </w:r>
+      </w:p>
+    </w:sdtContent>
+  </w:sdt>
+  <w:p>
+    <w:pPr>
+      <w:pStyle w:val="Cabealho"/>
+      <w:jc w:val="center"/>
+    </w:pPr>
+  </w:p>
 </w:hdr>
 </file>
 
 <file path=word/numbering.xml><?xml version="1.0" encoding="utf-8"?>
-<w:numbering xmlns:wpc="http://schemas.microsoft.com/office/word/2010/wordprocessingCanvas" xmlns:cx="http://schemas.microsoft.com/office/drawing/2014/chartex" xmlns:cx1="http://schemas.microsoft.com/office/drawing/2015/9/8/chartex" xmlns:cx2="http://schemas.microsoft.com/office/drawing/2015/10/21/chartex" xmlns:cx3="http://schemas.microsoft.com/office/drawing/2016/5/9/chartex" xmlns:cx4="http://schemas.microsoft.com/office/drawing/2016/5/10/chartex" xmlns:cx5="http://schemas.microsoft.com/office/drawing/2016/5/11/chartex" xmlns:cx6="http://schemas.microsoft.com/office/drawing/2016/5/12/chartex" xmlns:cx7="http://schemas.microsoft.com/office/drawing/2016/5/13/chartex" xmlns:cx8="http://schemas.microsoft.com/office/drawing/2016/5/14/chartex" xmlns:mc="http://schemas.openxmlformats.org/markup-compatibility/2006" xmlns:aink="http://schemas.microsoft.com/office/drawing/2016/ink" xmlns:am3d="http://schemas.microsoft.com/office/drawing/2017/model3d" xmlns:o="urn:schemas-microsoft-com:office:office" xmlns:oel="http://schemas.microsoft.com/office/2019/extlst" xmlns:r="http://schemas.openxmlformats.org/officeDocument/2006/relationships" xmlns:m="http://schemas.openxmlformats.org/officeDocument/2006/math" xmlns:v="urn:schemas-microsoft-com:vml" xmlns:wp14="http://schemas.microsoft.com/office/word/2010/wordprocessingDrawing" xmlns:wp="http://schemas.openxmlformats.org/drawingml/2006/wordprocessingDrawing" xmlns:w10="urn:schemas-microsoft-com:office:word" xmlns:w="http://schemas.openxmlformats.org/wordprocessingml/2006/main" xmlns:w14="http://schemas.microsoft.com/office/word/2010/wordml" xmlns:w15="http://schemas.microsoft.com/office/word/2012/wordml" xmlns:w16cex="http://schemas.microsoft.com/office/word/2018/wordml/cex" xmlns:w16cid="http://schemas.microsoft.com/office/word/2016/wordml/cid" xmlns:w16="http://schemas.microsoft.com/office/word/2018/wordml" xmlns:w16du="http://schemas.microsoft.com/office/word/2023/wordml/word16du" xmlns:w16sdtdh="http://schemas.microsoft.com/office/word/2020/wordml/sdtdatahash" xmlns:w16sdtfl="http://schemas.microsoft.com/office/word/2024/wordml/sdtformatlock" xmlns:w16se="http://schemas.microsoft.com/office/word/2015/wordml/symex" xmlns:wpg="http://schemas.microsoft.com/office/word/2010/wordprocessingGroup" xmlns:wpi="http://schemas.microsoft.com/office/word/2010/wordprocessingInk" xmlns:wne="http://schemas.microsoft.com/office/word/2006/wordml" xmlns:wps="http://schemas.microsoft.com/office/word/2010/wordprocessingShape" mc:Ignorable="w14 w15 w16se w16cid w16 w16cex w16sdtdh w16sdtfl w16du wp14">
+<w:numbering xmlns:wpc="http://schemas.microsoft.com/office/word/2010/wordprocessingCanvas" xmlns:cx="http://schemas.microsoft.com/office/drawing/2014/chartex" xmlns:mc="http://schemas.openxmlformats.org/markup-compatibility/2006" xmlns:o="urn:schemas-microsoft-com:office:office" xmlns:r="http://schemas.openxmlformats.org/officeDocument/2006/relationships" xmlns:m="http://schemas.openxmlformats.org/officeDocument/2006/math" xmlns:v="urn:schemas-microsoft-com:vml" xmlns:wp14="http://schemas.microsoft.com/office/word/2010/wordprocessingDrawing" xmlns:wp="http://schemas.openxmlformats.org/drawingml/2006/wordprocessingDrawing" xmlns:w10="urn:schemas-microsoft-com:office:word" xmlns:w="http://schemas.openxmlformats.org/wordprocessingml/2006/main" xmlns:w14="http://schemas.microsoft.com/office/word/2010/wordml" xmlns:w15="http://schemas.microsoft.com/office/word/2012/wordml" xmlns:w16se="http://schemas.microsoft.com/office/word/2015/wordml/symex" xmlns:wpg="http://schemas.microsoft.com/office/word/2010/wordprocessingGroup" xmlns:wpi="http://schemas.microsoft.com/office/word/2010/wordprocessingInk" xmlns:wne="http://schemas.microsoft.com/office/word/2006/wordml" xmlns:wps="http://schemas.microsoft.com/office/word/2010/wordprocessingShape" mc:Ignorable="w14 w15 w16se wp14">
   <w:abstractNum w:abstractNumId="0" w15:restartNumberingAfterBreak="0">
     <w:nsid w:val="04350B33"/>
     <w:multiLevelType w:val="multilevel"/>
@@ -12243,65 +12299,65 @@
       </w:rPr>
     </w:lvl>
   </w:abstractNum>
-  <w:num w:numId="1" w16cid:durableId="1188830761">
+  <w:num w:numId="1">
     <w:abstractNumId w:val="5"/>
   </w:num>
-  <w:num w:numId="2" w16cid:durableId="1025525064">
+  <w:num w:numId="2">
     <w:abstractNumId w:val="1"/>
   </w:num>
-  <w:num w:numId="3" w16cid:durableId="921791948">
+  <w:num w:numId="3">
     <w:abstractNumId w:val="3"/>
   </w:num>
-  <w:num w:numId="4" w16cid:durableId="1479692670">
+  <w:num w:numId="4">
     <w:abstractNumId w:val="16"/>
   </w:num>
-  <w:num w:numId="5" w16cid:durableId="711854097">
+  <w:num w:numId="5">
     <w:abstractNumId w:val="4"/>
   </w:num>
-  <w:num w:numId="6" w16cid:durableId="1533422702">
+  <w:num w:numId="6">
     <w:abstractNumId w:val="6"/>
   </w:num>
-  <w:num w:numId="7" w16cid:durableId="755201251">
+  <w:num w:numId="7">
     <w:abstractNumId w:val="11"/>
   </w:num>
-  <w:num w:numId="8" w16cid:durableId="1763070424">
+  <w:num w:numId="8">
     <w:abstractNumId w:val="17"/>
   </w:num>
-  <w:num w:numId="9" w16cid:durableId="1822771946">
+  <w:num w:numId="9">
     <w:abstractNumId w:val="2"/>
   </w:num>
-  <w:num w:numId="10" w16cid:durableId="109860867">
+  <w:num w:numId="10">
     <w:abstractNumId w:val="10"/>
   </w:num>
-  <w:num w:numId="11" w16cid:durableId="890726207">
+  <w:num w:numId="11">
     <w:abstractNumId w:val="8"/>
   </w:num>
-  <w:num w:numId="12" w16cid:durableId="1735354410">
+  <w:num w:numId="12">
     <w:abstractNumId w:val="7"/>
   </w:num>
-  <w:num w:numId="13" w16cid:durableId="1976638538">
+  <w:num w:numId="13">
     <w:abstractNumId w:val="13"/>
   </w:num>
-  <w:num w:numId="14" w16cid:durableId="1815175476">
+  <w:num w:numId="14">
     <w:abstractNumId w:val="15"/>
   </w:num>
-  <w:num w:numId="15" w16cid:durableId="1929926131">
+  <w:num w:numId="15">
     <w:abstractNumId w:val="14"/>
   </w:num>
-  <w:num w:numId="16" w16cid:durableId="1588072459">
+  <w:num w:numId="16">
     <w:abstractNumId w:val="0"/>
   </w:num>
-  <w:num w:numId="17" w16cid:durableId="516887270">
+  <w:num w:numId="17">
     <w:abstractNumId w:val="12"/>
   </w:num>
-  <w:num w:numId="18" w16cid:durableId="1933276861">
+  <w:num w:numId="18">
     <w:abstractNumId w:val="9"/>
   </w:num>
 </w:numbering>
 </file>
 
 <file path=word/styles.xml><?xml version="1.0" encoding="utf-8"?>
-<w:styles xmlns:mc="http://schemas.openxmlformats.org/markup-compatibility/2006" xmlns:r="http://schemas.openxmlformats.org/officeDocument/2006/relationships" xmlns:w="http://schemas.openxmlformats.org/wordprocessingml/2006/main" xmlns:w14="http://schemas.microsoft.com/office/word/2010/wordml" xmlns:w15="http://schemas.microsoft.com/office/word/2012/wordml" xmlns:w16cex="http://schemas.microsoft.com/office/word/2018/wordml/cex" xmlns:w16cid="http://schemas.microsoft.com/office/word/2016/wordml/cid" xmlns:w16="http://schemas.microsoft.com/office/word/2018/wordml" xmlns:w16du="http://schemas.microsoft.com/office/word/2023/wordml/word16du" xmlns:w16sdtdh="http://schemas.microsoft.com/office/word/2020/wordml/sdtdatahash" xmlns:w16sdtfl="http://schemas.microsoft.com/office/word/2024/wordml/sdtformatlock" xmlns:w16se="http://schemas.microsoft.com/office/word/2015/wordml/symex" mc:Ignorable="w14 w15 w16se w16cid w16 w16cex w16sdtdh w16sdtfl w16du">
+<w:styles xmlns:mc="http://schemas.openxmlformats.org/markup-compatibility/2006" xmlns:r="http://schemas.openxmlformats.org/officeDocument/2006/relationships" xmlns:w="http://schemas.openxmlformats.org/wordprocessingml/2006/main" xmlns:w14="http://schemas.microsoft.com/office/word/2010/wordml" xmlns:w15="http://schemas.microsoft.com/office/word/2012/wordml" xmlns:w16se="http://schemas.microsoft.com/office/word/2015/wordml/symex" mc:Ignorable="w14 w15 w16se">
   <w:docDefaults>
     <w:rPrDefault>
       <w:rPr>
@@ -12319,7 +12375,7 @@
       </w:pPr>
     </w:pPrDefault>
   </w:docDefaults>
-  <w:latentStyles w:defLockedState="0" w:defUIPriority="99" w:defSemiHidden="0" w:defUnhideWhenUsed="0" w:defQFormat="0" w:count="376">
+  <w:latentStyles w:defLockedState="0" w:defUIPriority="99" w:defSemiHidden="0" w:defUnhideWhenUsed="0" w:defQFormat="0" w:count="371">
     <w:lsdException w:name="Normal" w:uiPriority="0" w:qFormat="1"/>
     <w:lsdException w:name="heading 1" w:uiPriority="9" w:qFormat="1"/>
     <w:lsdException w:name="heading 2" w:semiHidden="1" w:uiPriority="9" w:unhideWhenUsed="1" w:qFormat="1"/>
@@ -12691,11 +12747,6 @@
     <w:lsdException w:name="List Table 5 Dark Accent 6" w:uiPriority="50"/>
     <w:lsdException w:name="List Table 6 Colorful Accent 6" w:uiPriority="51"/>
     <w:lsdException w:name="List Table 7 Colorful Accent 6" w:uiPriority="52"/>
-    <w:lsdException w:name="Mention" w:semiHidden="1" w:unhideWhenUsed="1"/>
-    <w:lsdException w:name="Smart Hyperlink" w:semiHidden="1" w:unhideWhenUsed="1"/>
-    <w:lsdException w:name="Hashtag" w:semiHidden="1" w:unhideWhenUsed="1"/>
-    <w:lsdException w:name="Unresolved Mention" w:semiHidden="1" w:unhideWhenUsed="1"/>
-    <w:lsdException w:name="Smart Link" w:semiHidden="1" w:unhideWhenUsed="1"/>
   </w:latentStyles>
   <w:style w:type="paragraph" w:default="1" w:styleId="Normal">
     <w:name w:val="Normal"/>
@@ -12904,6 +12955,7 @@
   <w:style w:type="character" w:default="1" w:styleId="Fontepargpadro">
     <w:name w:val="Default Paragraph Font"/>
     <w:uiPriority w:val="1"/>
+    <w:semiHidden/>
     <w:unhideWhenUsed/>
   </w:style>
   <w:style w:type="table" w:default="1" w:styleId="Tabelanormal">
@@ -13351,7 +13403,7 @@
       <w:rFonts w:ascii="Times New Roman" w:hAnsi="Times New Roman" w:cs="Times New Roman"/>
     </w:rPr>
   </w:style>
-  <w:style w:type="character" w:styleId="MenoPendente">
+  <w:style w:type="character" w:customStyle="1" w:styleId="UnresolvedMention">
     <w:name w:val="Unresolved Mention"/>
     <w:basedOn w:val="Fontepargpadro"/>
     <w:uiPriority w:val="99"/>
@@ -13666,7 +13718,7 @@
 </file>
 
 <file path=customXml/itemProps1.xml><?xml version="1.0" encoding="utf-8"?>
-<ds:datastoreItem xmlns:ds="http://schemas.openxmlformats.org/officeDocument/2006/customXml" ds:itemID="{2EA3137C-6B33-48D3-8765-C39D8D3BAD5C}">
+<ds:datastoreItem xmlns:ds="http://schemas.openxmlformats.org/officeDocument/2006/customXml" ds:itemID="{AB73783E-1203-49EF-ADB1-6E8DE86430CC}">
   <ds:schemaRefs>
     <ds:schemaRef ds:uri="http://schemas.openxmlformats.org/officeDocument/2006/bibliography"/>
   </ds:schemaRefs>
